--- a/4-质量管理/流程制度规范类文件/HFSJ-ITSS-0401-内审管理制度.docx
+++ b/4-质量管理/流程制度规范类文件/HFSJ-ITSS-0401-内审管理制度.docx
@@ -1,11 +1,10 @@
 
 <file path=word/document.xml><?xml version="1.0" encoding="utf-8"?>
-<w:document xmlns:wpc="http://schemas.microsoft.com/office/word/2010/wordprocessingCanvas" xmlns:mc="http://schemas.openxmlformats.org/markup-compatibility/2006" xmlns:o="urn:schemas-microsoft-com:office:office" xmlns:r="http://schemas.openxmlformats.org/officeDocument/2006/relationships" xmlns:m="http://schemas.openxmlformats.org/officeDocument/2006/math" xmlns:v="urn:schemas-microsoft-com:vml" xmlns:wp14="http://schemas.microsoft.com/office/word/2010/wordprocessingDrawing" xmlns:wp="http://schemas.openxmlformats.org/drawingml/2006/wordprocessingDrawing" xmlns:w10="urn:schemas-microsoft-com:office:word" xmlns:w="http://schemas.openxmlformats.org/wordprocessingml/2006/main" xmlns:w14="http://schemas.microsoft.com/office/word/2010/wordml" xmlns:w15="http://schemas.microsoft.com/office/word/2012/wordml" xmlns:wne="http://schemas.microsoft.com/office/word/2006/wordml" xmlns:wpg="http://schemas.microsoft.com/office/word/2010/wordprocessingGroup" xmlns:wpi="http://schemas.microsoft.com/office/word/2010/wordprocessingInk" xmlns:wps="http://schemas.microsoft.com/office/word/2010/wordprocessingShape" mc:Ignorable="w14 w15 wp14">
-  <!-- Generated by Aspose.Words for .NET 13.3.0.1 -->
+<w:document xmlns:wpc="http://schemas.microsoft.com/office/word/2010/wordprocessingCanvas" xmlns:mc="http://schemas.openxmlformats.org/markup-compatibility/2006" xmlns:o="urn:schemas-microsoft-com:office:office" xmlns:r="http://schemas.openxmlformats.org/officeDocument/2006/relationships" xmlns:m="http://schemas.openxmlformats.org/officeDocument/2006/math" xmlns:v="urn:schemas-microsoft-com:vml" xmlns:wp14="http://schemas.microsoft.com/office/word/2010/wordprocessingDrawing" xmlns:wp="http://schemas.openxmlformats.org/drawingml/2006/wordprocessingDrawing" xmlns:w="http://schemas.openxmlformats.org/wordprocessingml/2006/main" xmlns:w14="http://schemas.microsoft.com/office/word/2010/wordml" xmlns:w10="urn:schemas-microsoft-com:office:word" xmlns:w15="http://schemas.microsoft.com/office/word/2012/wordml" xmlns:wpg="http://schemas.microsoft.com/office/word/2010/wordprocessingGroup" xmlns:wpi="http://schemas.microsoft.com/office/word/2010/wordprocessingInk" xmlns:wne="http://schemas.microsoft.com/office/word/2006/wordml" xmlns:wps="http://schemas.microsoft.com/office/word/2010/wordprocessingShape" xmlns:wpsCustomData="http://www.wps.cn/officeDocument/2013/wpsCustomData" mc:Ignorable="w14 w15 wp14">
   <w:body>
     <w:p>
       <w:pPr>
-        <w:pStyle w:val="a"/>
+        <w:pStyle w:val="26"/>
         <w:keepLines w:val="0"/>
         <w:pageBreakBefore w:val="0"/>
         <w:widowControl w:val="0"/>
@@ -37,7 +36,7 @@
     </w:p>
     <w:p>
       <w:pPr>
-        <w:pStyle w:val="a0"/>
+        <w:pStyle w:val="27"/>
         <w:keepLines w:val="0"/>
         <w:pageBreakBefore w:val="0"/>
         <w:widowControl w:val="0"/>
@@ -67,17 +66,18 @@
     </w:p>
     <w:tbl>
       <w:tblPr>
-        <w:tblStyle w:val="TableGrid"/>
+        <w:tblStyle w:val="23"/>
         <w:tblW w:w="8522" w:type="dxa"/>
         <w:jc w:val="center"/>
         <w:tblBorders>
-          <w:top w:val="nil"/>
-          <w:left w:val="nil"/>
-          <w:bottom w:val="nil"/>
-          <w:right w:val="nil"/>
-          <w:insideH w:val="nil"/>
-          <w:insideV w:val="nil"/>
+          <w:top w:val="none" w:color="auto" w:sz="0" w:space="0"/>
+          <w:left w:val="none" w:color="auto" w:sz="0" w:space="0"/>
+          <w:bottom w:val="none" w:color="auto" w:sz="0" w:space="0"/>
+          <w:right w:val="none" w:color="auto" w:sz="0" w:space="0"/>
+          <w:insideH w:val="none" w:color="auto" w:sz="0" w:space="0"/>
+          <w:insideV w:val="none" w:color="auto" w:sz="0" w:space="0"/>
         </w:tblBorders>
+        <w:tblLayout w:type="autofit"/>
         <w:tblCellMar>
           <w:top w:w="0" w:type="dxa"/>
           <w:left w:w="108" w:type="dxa"/>
@@ -93,15 +93,13 @@
       </w:tblGrid>
       <w:tr>
         <w:tblPrEx>
-          <w:tblW w:w="8522" w:type="dxa"/>
-          <w:jc w:val="center"/>
           <w:tblBorders>
-            <w:top w:val="nil"/>
-            <w:left w:val="nil"/>
-            <w:bottom w:val="nil"/>
-            <w:right w:val="nil"/>
-            <w:insideH w:val="nil"/>
-            <w:insideV w:val="nil"/>
+            <w:top w:val="none" w:color="auto" w:sz="0" w:space="0"/>
+            <w:left w:val="none" w:color="auto" w:sz="0" w:space="0"/>
+            <w:bottom w:val="none" w:color="auto" w:sz="0" w:space="0"/>
+            <w:right w:val="none" w:color="auto" w:sz="0" w:space="0"/>
+            <w:insideH w:val="none" w:color="auto" w:sz="0" w:space="0"/>
+            <w:insideV w:val="none" w:color="auto" w:sz="0" w:space="0"/>
           </w:tblBorders>
           <w:tblCellMar>
             <w:top w:w="0" w:type="dxa"/>
@@ -111,7 +109,7 @@
           </w:tblCellMar>
         </w:tblPrEx>
         <w:trPr>
-          <w:trHeight w:val="0"/>
+          <w:trHeight w:val="0" w:hRule="atLeast"/>
           <w:tblHeader/>
           <w:jc w:val="center"/>
         </w:trPr>
@@ -119,8 +117,8 @@
           <w:tcPr>
             <w:tcW w:w="1824" w:type="dxa"/>
             <w:tcBorders>
-              <w:top w:val="single" w:sz="4" w:space="0" w:color="auto"/>
-              <w:left w:val="single" w:sz="4" w:space="0" w:color="auto"/>
+              <w:top w:val="single" w:color="auto" w:sz="4" w:space="0"/>
+              <w:left w:val="single" w:color="auto" w:sz="4" w:space="0"/>
               <w:bottom w:val="nil"/>
               <w:right w:val="nil"/>
             </w:tcBorders>
@@ -165,8 +163,8 @@
           <w:tcPr>
             <w:tcW w:w="3090" w:type="dxa"/>
             <w:tcBorders>
-              <w:top w:val="single" w:sz="4" w:space="0" w:color="auto"/>
-              <w:left w:val="single" w:sz="4" w:space="0" w:color="auto"/>
+              <w:top w:val="single" w:color="auto" w:sz="4" w:space="0"/>
+              <w:left w:val="single" w:color="auto" w:sz="4" w:space="0"/>
               <w:bottom w:val="nil"/>
               <w:right w:val="nil"/>
             </w:tcBorders>
@@ -210,8 +208,8 @@
           <w:tcPr>
             <w:tcW w:w="1824" w:type="dxa"/>
             <w:tcBorders>
-              <w:top w:val="single" w:sz="4" w:space="0" w:color="auto"/>
-              <w:left w:val="single" w:sz="4" w:space="0" w:color="auto"/>
+              <w:top w:val="single" w:color="auto" w:sz="4" w:space="0"/>
+              <w:left w:val="single" w:color="auto" w:sz="4" w:space="0"/>
               <w:bottom w:val="nil"/>
               <w:right w:val="nil"/>
             </w:tcBorders>
@@ -256,10 +254,10 @@
           <w:tcPr>
             <w:tcW w:w="1784" w:type="dxa"/>
             <w:tcBorders>
-              <w:top w:val="single" w:sz="4" w:space="0" w:color="auto"/>
-              <w:left w:val="single" w:sz="4" w:space="0" w:color="auto"/>
+              <w:top w:val="single" w:color="auto" w:sz="4" w:space="0"/>
+              <w:left w:val="single" w:color="auto" w:sz="4" w:space="0"/>
               <w:bottom w:val="nil"/>
-              <w:right w:val="single" w:sz="4" w:space="0" w:color="auto"/>
+              <w:right w:val="single" w:color="auto" w:sz="4" w:space="0"/>
             </w:tcBorders>
             <w:tcMar>
               <w:top w:w="-1" w:type="dxa"/>
@@ -300,8 +298,14 @@
       </w:tr>
       <w:tr>
         <w:tblPrEx>
-          <w:tblW w:w="8522" w:type="dxa"/>
-          <w:jc w:val="center"/>
+          <w:tblBorders>
+            <w:top w:val="none" w:color="auto" w:sz="0" w:space="0"/>
+            <w:left w:val="none" w:color="auto" w:sz="0" w:space="0"/>
+            <w:bottom w:val="none" w:color="auto" w:sz="0" w:space="0"/>
+            <w:right w:val="none" w:color="auto" w:sz="0" w:space="0"/>
+            <w:insideH w:val="none" w:color="auto" w:sz="0" w:space="0"/>
+            <w:insideV w:val="none" w:color="auto" w:sz="0" w:space="0"/>
+          </w:tblBorders>
           <w:tblCellMar>
             <w:top w:w="0" w:type="dxa"/>
             <w:left w:w="108" w:type="dxa"/>
@@ -310,7 +314,7 @@
           </w:tblCellMar>
         </w:tblPrEx>
         <w:trPr>
-          <w:trHeight w:val="0"/>
+          <w:trHeight w:val="0" w:hRule="atLeast"/>
           <w:tblHeader/>
           <w:jc w:val="center"/>
         </w:trPr>
@@ -318,8 +322,8 @@
           <w:tcPr>
             <w:tcW w:w="1824" w:type="dxa"/>
             <w:tcBorders>
-              <w:top w:val="single" w:sz="4" w:space="0" w:color="auto"/>
-              <w:left w:val="single" w:sz="4" w:space="0" w:color="auto"/>
+              <w:top w:val="single" w:color="auto" w:sz="4" w:space="0"/>
+              <w:left w:val="single" w:color="auto" w:sz="4" w:space="0"/>
               <w:bottom w:val="nil"/>
               <w:right w:val="nil"/>
             </w:tcBorders>
@@ -364,8 +368,8 @@
           <w:tcPr>
             <w:tcW w:w="3090" w:type="dxa"/>
             <w:tcBorders>
-              <w:top w:val="single" w:sz="4" w:space="0" w:color="auto"/>
-              <w:left w:val="single" w:sz="4" w:space="0" w:color="auto"/>
+              <w:top w:val="single" w:color="auto" w:sz="4" w:space="0"/>
+              <w:left w:val="single" w:color="auto" w:sz="4" w:space="0"/>
               <w:bottom w:val="nil"/>
               <w:right w:val="nil"/>
             </w:tcBorders>
@@ -409,8 +413,8 @@
           <w:tcPr>
             <w:tcW w:w="1824" w:type="dxa"/>
             <w:tcBorders>
-              <w:top w:val="single" w:sz="4" w:space="0" w:color="auto"/>
-              <w:left w:val="single" w:sz="4" w:space="0" w:color="auto"/>
+              <w:top w:val="single" w:color="auto" w:sz="4" w:space="0"/>
+              <w:left w:val="single" w:color="auto" w:sz="4" w:space="0"/>
               <w:bottom w:val="nil"/>
               <w:right w:val="nil"/>
             </w:tcBorders>
@@ -455,10 +459,10 @@
           <w:tcPr>
             <w:tcW w:w="1784" w:type="dxa"/>
             <w:tcBorders>
-              <w:top w:val="single" w:sz="4" w:space="0" w:color="auto"/>
-              <w:left w:val="single" w:sz="4" w:space="0" w:color="auto"/>
+              <w:top w:val="single" w:color="auto" w:sz="4" w:space="0"/>
+              <w:left w:val="single" w:color="auto" w:sz="4" w:space="0"/>
               <w:bottom w:val="nil"/>
-              <w:right w:val="single" w:sz="4" w:space="0" w:color="auto"/>
+              <w:right w:val="single" w:color="auto" w:sz="4" w:space="0"/>
             </w:tcBorders>
             <w:tcMar>
               <w:top w:w="-1" w:type="dxa"/>
@@ -499,8 +503,14 @@
       </w:tr>
       <w:tr>
         <w:tblPrEx>
-          <w:tblW w:w="8522" w:type="dxa"/>
-          <w:jc w:val="center"/>
+          <w:tblBorders>
+            <w:top w:val="none" w:color="auto" w:sz="0" w:space="0"/>
+            <w:left w:val="none" w:color="auto" w:sz="0" w:space="0"/>
+            <w:bottom w:val="none" w:color="auto" w:sz="0" w:space="0"/>
+            <w:right w:val="none" w:color="auto" w:sz="0" w:space="0"/>
+            <w:insideH w:val="none" w:color="auto" w:sz="0" w:space="0"/>
+            <w:insideV w:val="none" w:color="auto" w:sz="0" w:space="0"/>
+          </w:tblBorders>
           <w:tblCellMar>
             <w:top w:w="0" w:type="dxa"/>
             <w:left w:w="108" w:type="dxa"/>
@@ -509,7 +519,7 @@
           </w:tblCellMar>
         </w:tblPrEx>
         <w:trPr>
-          <w:trHeight w:val="0"/>
+          <w:trHeight w:val="0" w:hRule="atLeast"/>
           <w:tblHeader/>
           <w:jc w:val="center"/>
         </w:trPr>
@@ -517,8 +527,8 @@
           <w:tcPr>
             <w:tcW w:w="1824" w:type="dxa"/>
             <w:tcBorders>
-              <w:top w:val="single" w:sz="4" w:space="0" w:color="auto"/>
-              <w:left w:val="single" w:sz="4" w:space="0" w:color="auto"/>
+              <w:top w:val="single" w:color="auto" w:sz="4" w:space="0"/>
+              <w:left w:val="single" w:color="auto" w:sz="4" w:space="0"/>
               <w:bottom w:val="nil"/>
               <w:right w:val="nil"/>
             </w:tcBorders>
@@ -563,8 +573,8 @@
           <w:tcPr>
             <w:tcW w:w="3090" w:type="dxa"/>
             <w:tcBorders>
-              <w:top w:val="single" w:sz="4" w:space="0" w:color="auto"/>
-              <w:left w:val="single" w:sz="4" w:space="0" w:color="auto"/>
+              <w:top w:val="single" w:color="auto" w:sz="4" w:space="0"/>
+              <w:left w:val="single" w:color="auto" w:sz="4" w:space="0"/>
               <w:bottom w:val="nil"/>
               <w:right w:val="nil"/>
             </w:tcBorders>
@@ -608,8 +618,8 @@
           <w:tcPr>
             <w:tcW w:w="1824" w:type="dxa"/>
             <w:tcBorders>
-              <w:top w:val="single" w:sz="4" w:space="0" w:color="auto"/>
-              <w:left w:val="single" w:sz="4" w:space="0" w:color="auto"/>
+              <w:top w:val="single" w:color="auto" w:sz="4" w:space="0"/>
+              <w:left w:val="single" w:color="auto" w:sz="4" w:space="0"/>
               <w:bottom w:val="nil"/>
               <w:right w:val="nil"/>
             </w:tcBorders>
@@ -654,10 +664,10 @@
           <w:tcPr>
             <w:tcW w:w="1784" w:type="dxa"/>
             <w:tcBorders>
-              <w:top w:val="single" w:sz="4" w:space="0" w:color="auto"/>
-              <w:left w:val="single" w:sz="4" w:space="0" w:color="auto"/>
+              <w:top w:val="single" w:color="auto" w:sz="4" w:space="0"/>
+              <w:left w:val="single" w:color="auto" w:sz="4" w:space="0"/>
               <w:bottom w:val="nil"/>
-              <w:right w:val="single" w:sz="4" w:space="0" w:color="auto"/>
+              <w:right w:val="single" w:color="auto" w:sz="4" w:space="0"/>
             </w:tcBorders>
             <w:tcMar>
               <w:top w:w="-1" w:type="dxa"/>
@@ -698,8 +708,14 @@
       </w:tr>
       <w:tr>
         <w:tblPrEx>
-          <w:tblW w:w="8522" w:type="dxa"/>
-          <w:jc w:val="center"/>
+          <w:tblBorders>
+            <w:top w:val="none" w:color="auto" w:sz="0" w:space="0"/>
+            <w:left w:val="none" w:color="auto" w:sz="0" w:space="0"/>
+            <w:bottom w:val="none" w:color="auto" w:sz="0" w:space="0"/>
+            <w:right w:val="none" w:color="auto" w:sz="0" w:space="0"/>
+            <w:insideH w:val="none" w:color="auto" w:sz="0" w:space="0"/>
+            <w:insideV w:val="none" w:color="auto" w:sz="0" w:space="0"/>
+          </w:tblBorders>
           <w:tblCellMar>
             <w:top w:w="0" w:type="dxa"/>
             <w:left w:w="108" w:type="dxa"/>
@@ -708,7 +724,7 @@
           </w:tblCellMar>
         </w:tblPrEx>
         <w:trPr>
-          <w:trHeight w:val="0"/>
+          <w:trHeight w:val="0" w:hRule="atLeast"/>
           <w:tblHeader/>
           <w:jc w:val="center"/>
         </w:trPr>
@@ -716,8 +732,8 @@
           <w:tcPr>
             <w:tcW w:w="1824" w:type="dxa"/>
             <w:tcBorders>
-              <w:top w:val="single" w:sz="4" w:space="0" w:color="auto"/>
-              <w:left w:val="single" w:sz="4" w:space="0" w:color="auto"/>
+              <w:top w:val="single" w:color="auto" w:sz="4" w:space="0"/>
+              <w:left w:val="single" w:color="auto" w:sz="4" w:space="0"/>
               <w:bottom w:val="nil"/>
               <w:right w:val="nil"/>
             </w:tcBorders>
@@ -762,8 +778,8 @@
           <w:tcPr>
             <w:tcW w:w="3090" w:type="dxa"/>
             <w:tcBorders>
-              <w:top w:val="single" w:sz="4" w:space="0" w:color="auto"/>
-              <w:left w:val="single" w:sz="4" w:space="0" w:color="auto"/>
+              <w:top w:val="single" w:color="auto" w:sz="4" w:space="0"/>
+              <w:left w:val="single" w:color="auto" w:sz="4" w:space="0"/>
               <w:bottom w:val="nil"/>
               <w:right w:val="nil"/>
             </w:tcBorders>
@@ -807,8 +823,8 @@
           <w:tcPr>
             <w:tcW w:w="1824" w:type="dxa"/>
             <w:tcBorders>
-              <w:top w:val="single" w:sz="4" w:space="0" w:color="auto"/>
-              <w:left w:val="single" w:sz="4" w:space="0" w:color="auto"/>
+              <w:top w:val="single" w:color="auto" w:sz="4" w:space="0"/>
+              <w:left w:val="single" w:color="auto" w:sz="4" w:space="0"/>
               <w:bottom w:val="nil"/>
               <w:right w:val="nil"/>
             </w:tcBorders>
@@ -853,10 +869,10 @@
           <w:tcPr>
             <w:tcW w:w="1784" w:type="dxa"/>
             <w:tcBorders>
-              <w:top w:val="single" w:sz="4" w:space="0" w:color="auto"/>
-              <w:left w:val="single" w:sz="4" w:space="0" w:color="auto"/>
+              <w:top w:val="single" w:color="auto" w:sz="4" w:space="0"/>
+              <w:left w:val="single" w:color="auto" w:sz="4" w:space="0"/>
               <w:bottom w:val="nil"/>
-              <w:right w:val="single" w:sz="4" w:space="0" w:color="auto"/>
+              <w:right w:val="single" w:color="auto" w:sz="4" w:space="0"/>
             </w:tcBorders>
             <w:tcMar>
               <w:top w:w="-1" w:type="dxa"/>
@@ -897,8 +913,14 @@
       </w:tr>
       <w:tr>
         <w:tblPrEx>
-          <w:tblW w:w="8522" w:type="dxa"/>
-          <w:jc w:val="center"/>
+          <w:tblBorders>
+            <w:top w:val="none" w:color="auto" w:sz="0" w:space="0"/>
+            <w:left w:val="none" w:color="auto" w:sz="0" w:space="0"/>
+            <w:bottom w:val="none" w:color="auto" w:sz="0" w:space="0"/>
+            <w:right w:val="none" w:color="auto" w:sz="0" w:space="0"/>
+            <w:insideH w:val="none" w:color="auto" w:sz="0" w:space="0"/>
+            <w:insideV w:val="none" w:color="auto" w:sz="0" w:space="0"/>
+          </w:tblBorders>
           <w:tblCellMar>
             <w:top w:w="0" w:type="dxa"/>
             <w:left w:w="108" w:type="dxa"/>
@@ -907,7 +929,7 @@
           </w:tblCellMar>
         </w:tblPrEx>
         <w:trPr>
-          <w:trHeight w:val="0"/>
+          <w:trHeight w:val="0" w:hRule="atLeast"/>
           <w:tblHeader/>
           <w:jc w:val="center"/>
         </w:trPr>
@@ -915,9 +937,9 @@
           <w:tcPr>
             <w:tcW w:w="1824" w:type="dxa"/>
             <w:tcBorders>
-              <w:top w:val="single" w:sz="4" w:space="0" w:color="auto"/>
-              <w:left w:val="single" w:sz="4" w:space="0" w:color="auto"/>
-              <w:bottom w:val="single" w:sz="4" w:space="0" w:color="auto"/>
+              <w:top w:val="single" w:color="auto" w:sz="4" w:space="0"/>
+              <w:left w:val="single" w:color="auto" w:sz="4" w:space="0"/>
+              <w:bottom w:val="single" w:color="auto" w:sz="4" w:space="0"/>
               <w:right w:val="nil"/>
             </w:tcBorders>
             <w:shd w:val="clear" w:color="auto" w:fill="AEAAAA" w:themeFill="background2" w:themeFillShade="BF"/>
@@ -961,9 +983,9 @@
           <w:tcPr>
             <w:tcW w:w="3090" w:type="dxa"/>
             <w:tcBorders>
-              <w:top w:val="single" w:sz="4" w:space="0" w:color="auto"/>
-              <w:left w:val="single" w:sz="4" w:space="0" w:color="auto"/>
-              <w:bottom w:val="single" w:sz="4" w:space="0" w:color="auto"/>
+              <w:top w:val="single" w:color="auto" w:sz="4" w:space="0"/>
+              <w:left w:val="single" w:color="auto" w:sz="4" w:space="0"/>
+              <w:bottom w:val="single" w:color="auto" w:sz="4" w:space="0"/>
               <w:right w:val="nil"/>
             </w:tcBorders>
             <w:tcMar>
@@ -1006,9 +1028,9 @@
           <w:tcPr>
             <w:tcW w:w="1824" w:type="dxa"/>
             <w:tcBorders>
-              <w:top w:val="single" w:sz="4" w:space="0" w:color="auto"/>
-              <w:left w:val="single" w:sz="4" w:space="0" w:color="auto"/>
-              <w:bottom w:val="single" w:sz="4" w:space="0" w:color="auto"/>
+              <w:top w:val="single" w:color="auto" w:sz="4" w:space="0"/>
+              <w:left w:val="single" w:color="auto" w:sz="4" w:space="0"/>
+              <w:bottom w:val="single" w:color="auto" w:sz="4" w:space="0"/>
               <w:right w:val="nil"/>
             </w:tcBorders>
             <w:shd w:val="clear" w:color="auto" w:fill="AEAAAA" w:themeFill="background2" w:themeFillShade="BF"/>
@@ -1052,10 +1074,10 @@
           <w:tcPr>
             <w:tcW w:w="1784" w:type="dxa"/>
             <w:tcBorders>
-              <w:top w:val="single" w:sz="4" w:space="0" w:color="auto"/>
-              <w:left w:val="single" w:sz="4" w:space="0" w:color="auto"/>
-              <w:bottom w:val="single" w:sz="4" w:space="0" w:color="auto"/>
-              <w:right w:val="single" w:sz="4" w:space="0" w:color="auto"/>
+              <w:top w:val="single" w:color="auto" w:sz="4" w:space="0"/>
+              <w:left w:val="single" w:color="auto" w:sz="4" w:space="0"/>
+              <w:bottom w:val="single" w:color="auto" w:sz="4" w:space="0"/>
+              <w:right w:val="single" w:color="auto" w:sz="4" w:space="0"/>
             </w:tcBorders>
             <w:tcMar>
               <w:top w:w="-1" w:type="dxa"/>
@@ -1125,7 +1147,7 @@
     </w:p>
     <w:p>
       <w:pPr>
-        <w:pStyle w:val="a1"/>
+        <w:pStyle w:val="31"/>
         <w:keepLines w:val="0"/>
         <w:pageBreakBefore w:val="0"/>
         <w:widowControl w:val="0"/>
@@ -1159,17 +1181,18 @@
     </w:p>
     <w:tbl>
       <w:tblPr>
-        <w:tblStyle w:val="TableGrid"/>
+        <w:tblStyle w:val="23"/>
         <w:tblW w:w="8519" w:type="dxa"/>
         <w:jc w:val="center"/>
         <w:tblBorders>
-          <w:top w:val="nil"/>
-          <w:left w:val="nil"/>
-          <w:bottom w:val="nil"/>
-          <w:right w:val="nil"/>
-          <w:insideH w:val="nil"/>
-          <w:insideV w:val="nil"/>
+          <w:top w:val="none" w:color="auto" w:sz="0" w:space="0"/>
+          <w:left w:val="none" w:color="auto" w:sz="0" w:space="0"/>
+          <w:bottom w:val="none" w:color="auto" w:sz="0" w:space="0"/>
+          <w:right w:val="none" w:color="auto" w:sz="0" w:space="0"/>
+          <w:insideH w:val="none" w:color="auto" w:sz="0" w:space="0"/>
+          <w:insideV w:val="none" w:color="auto" w:sz="0" w:space="0"/>
         </w:tblBorders>
+        <w:tblLayout w:type="autofit"/>
         <w:tblCellMar>
           <w:top w:w="0" w:type="dxa"/>
           <w:left w:w="108" w:type="dxa"/>
@@ -1186,15 +1209,13 @@
       </w:tblGrid>
       <w:tr>
         <w:tblPrEx>
-          <w:tblW w:w="8519" w:type="dxa"/>
-          <w:jc w:val="center"/>
           <w:tblBorders>
-            <w:top w:val="nil"/>
-            <w:left w:val="nil"/>
-            <w:bottom w:val="nil"/>
-            <w:right w:val="nil"/>
-            <w:insideH w:val="nil"/>
-            <w:insideV w:val="nil"/>
+            <w:top w:val="none" w:color="auto" w:sz="0" w:space="0"/>
+            <w:left w:val="none" w:color="auto" w:sz="0" w:space="0"/>
+            <w:bottom w:val="none" w:color="auto" w:sz="0" w:space="0"/>
+            <w:right w:val="none" w:color="auto" w:sz="0" w:space="0"/>
+            <w:insideH w:val="none" w:color="auto" w:sz="0" w:space="0"/>
+            <w:insideV w:val="none" w:color="auto" w:sz="0" w:space="0"/>
           </w:tblBorders>
           <w:tblCellMar>
             <w:top w:w="0" w:type="dxa"/>
@@ -1204,7 +1225,7 @@
           </w:tblCellMar>
         </w:tblPrEx>
         <w:trPr>
-          <w:trHeight w:val="0"/>
+          <w:trHeight w:val="0" w:hRule="atLeast"/>
           <w:tblHeader/>
           <w:jc w:val="center"/>
         </w:trPr>
@@ -1212,8 +1233,8 @@
           <w:tcPr>
             <w:tcW w:w="0" w:type="auto"/>
             <w:tcBorders>
-              <w:top w:val="single" w:sz="12" w:space="0" w:color="auto"/>
-              <w:left w:val="single" w:sz="12" w:space="0" w:color="auto"/>
+              <w:top w:val="single" w:color="auto" w:sz="12" w:space="0"/>
+              <w:left w:val="single" w:color="auto" w:sz="12" w:space="0"/>
               <w:bottom w:val="nil"/>
               <w:right w:val="nil"/>
             </w:tcBorders>
@@ -1240,12 +1261,12 @@
               <w:adjustRightInd w:val="0"/>
               <w:snapToGrid w:val="0"/>
               <w:spacing w:line="240" w:lineRule="auto"/>
-              <w:ind w:left="0" w:right="0" w:firstLine="0" w:leftChars="0" w:rightChars="0" w:firstLineChars="0"/>
+              <w:ind w:left="0" w:leftChars="0" w:right="0" w:rightChars="0" w:firstLine="0" w:firstLineChars="0"/>
               <w:jc w:val="center"/>
               <w:textAlignment w:val="baseline"/>
               <w:rPr>
-                <w:rStyle w:val="Strong"/>
-                <w:rFonts w:ascii="微软雅黑" w:eastAsia="微软雅黑" w:hAnsi="微软雅黑" w:cs="微软雅黑" w:hint="default"/>
+                <w:rStyle w:val="25"/>
+                <w:rFonts w:hint="default" w:ascii="微软雅黑" w:hAnsi="微软雅黑" w:eastAsia="微软雅黑" w:cs="微软雅黑"/>
                 <w:b/>
                 <w:bCs/>
                 <w:i w:val="0"/>
@@ -1263,8 +1284,8 @@
             </w:pPr>
             <w:r>
               <w:rPr>
-                <w:rStyle w:val="Strong"/>
-                <w:rFonts w:ascii="微软雅黑" w:eastAsia="微软雅黑" w:hAnsi="微软雅黑" w:cs="微软雅黑" w:hint="eastAsia"/>
+                <w:rStyle w:val="25"/>
+                <w:rFonts w:hint="eastAsia" w:ascii="微软雅黑" w:hAnsi="微软雅黑" w:eastAsia="微软雅黑" w:cs="微软雅黑"/>
                 <w:b/>
                 <w:bCs/>
                 <w:i w:val="0"/>
@@ -1287,8 +1308,8 @@
           <w:tcPr>
             <w:tcW w:w="0" w:type="auto"/>
             <w:tcBorders>
-              <w:top w:val="single" w:sz="12" w:space="0" w:color="auto"/>
-              <w:left w:val="single" w:sz="4" w:space="0" w:color="auto"/>
+              <w:top w:val="single" w:color="auto" w:sz="12" w:space="0"/>
+              <w:left w:val="single" w:color="auto" w:sz="4" w:space="0"/>
               <w:bottom w:val="nil"/>
               <w:right w:val="nil"/>
             </w:tcBorders>
@@ -1315,12 +1336,12 @@
               <w:adjustRightInd w:val="0"/>
               <w:snapToGrid w:val="0"/>
               <w:spacing w:line="240" w:lineRule="auto"/>
-              <w:ind w:left="0" w:right="0" w:firstLine="0" w:leftChars="0" w:rightChars="0" w:firstLineChars="0"/>
+              <w:ind w:left="0" w:leftChars="0" w:right="0" w:rightChars="0" w:firstLine="0" w:firstLineChars="0"/>
               <w:jc w:val="center"/>
               <w:textAlignment w:val="baseline"/>
               <w:rPr>
-                <w:rStyle w:val="Strong"/>
-                <w:rFonts w:ascii="微软雅黑" w:eastAsia="微软雅黑" w:hAnsi="微软雅黑" w:cs="微软雅黑" w:hint="default"/>
+                <w:rStyle w:val="25"/>
+                <w:rFonts w:hint="default" w:ascii="微软雅黑" w:hAnsi="微软雅黑" w:eastAsia="微软雅黑" w:cs="微软雅黑"/>
                 <w:b/>
                 <w:bCs/>
                 <w:i w:val="0"/>
@@ -1338,8 +1359,8 @@
             </w:pPr>
             <w:r>
               <w:rPr>
-                <w:rStyle w:val="Strong"/>
-                <w:rFonts w:ascii="微软雅黑" w:eastAsia="微软雅黑" w:hAnsi="微软雅黑" w:cs="微软雅黑" w:hint="eastAsia"/>
+                <w:rStyle w:val="25"/>
+                <w:rFonts w:hint="eastAsia" w:ascii="微软雅黑" w:hAnsi="微软雅黑" w:eastAsia="微软雅黑" w:cs="微软雅黑"/>
                 <w:b/>
                 <w:bCs/>
                 <w:i w:val="0"/>
@@ -1362,8 +1383,8 @@
           <w:tcPr>
             <w:tcW w:w="0" w:type="auto"/>
             <w:tcBorders>
-              <w:top w:val="single" w:sz="12" w:space="0" w:color="auto"/>
-              <w:left w:val="single" w:sz="4" w:space="0" w:color="auto"/>
+              <w:top w:val="single" w:color="auto" w:sz="12" w:space="0"/>
+              <w:left w:val="single" w:color="auto" w:sz="4" w:space="0"/>
               <w:bottom w:val="nil"/>
               <w:right w:val="nil"/>
             </w:tcBorders>
@@ -1390,12 +1411,12 @@
               <w:adjustRightInd w:val="0"/>
               <w:snapToGrid w:val="0"/>
               <w:spacing w:line="240" w:lineRule="auto"/>
-              <w:ind w:left="0" w:right="0" w:firstLine="0" w:leftChars="0" w:rightChars="0" w:firstLineChars="0"/>
+              <w:ind w:left="0" w:leftChars="0" w:right="0" w:rightChars="0" w:firstLine="0" w:firstLineChars="0"/>
               <w:jc w:val="center"/>
               <w:textAlignment w:val="baseline"/>
               <w:rPr>
-                <w:rStyle w:val="Strong"/>
-                <w:rFonts w:ascii="微软雅黑" w:eastAsia="微软雅黑" w:hAnsi="微软雅黑" w:cs="微软雅黑" w:hint="default"/>
+                <w:rStyle w:val="25"/>
+                <w:rFonts w:hint="default" w:ascii="微软雅黑" w:hAnsi="微软雅黑" w:eastAsia="微软雅黑" w:cs="微软雅黑"/>
                 <w:b/>
                 <w:bCs/>
                 <w:i w:val="0"/>
@@ -1413,8 +1434,8 @@
             </w:pPr>
             <w:r>
               <w:rPr>
-                <w:rStyle w:val="Strong"/>
-                <w:rFonts w:ascii="微软雅黑" w:eastAsia="微软雅黑" w:hAnsi="微软雅黑" w:cs="微软雅黑" w:hint="eastAsia"/>
+                <w:rStyle w:val="25"/>
+                <w:rFonts w:hint="eastAsia" w:ascii="微软雅黑" w:hAnsi="微软雅黑" w:eastAsia="微软雅黑" w:cs="微软雅黑"/>
                 <w:b/>
                 <w:bCs/>
                 <w:i w:val="0"/>
@@ -1437,8 +1458,8 @@
           <w:tcPr>
             <w:tcW w:w="0" w:type="auto"/>
             <w:tcBorders>
-              <w:top w:val="single" w:sz="12" w:space="0" w:color="auto"/>
-              <w:left w:val="single" w:sz="4" w:space="0" w:color="auto"/>
+              <w:top w:val="single" w:color="auto" w:sz="12" w:space="0"/>
+              <w:left w:val="single" w:color="auto" w:sz="4" w:space="0"/>
               <w:bottom w:val="nil"/>
               <w:right w:val="nil"/>
             </w:tcBorders>
@@ -1465,12 +1486,12 @@
               <w:adjustRightInd w:val="0"/>
               <w:snapToGrid w:val="0"/>
               <w:spacing w:line="240" w:lineRule="auto"/>
-              <w:ind w:left="0" w:right="0" w:firstLine="0" w:leftChars="0" w:rightChars="0" w:firstLineChars="0"/>
+              <w:ind w:left="0" w:leftChars="0" w:right="0" w:rightChars="0" w:firstLine="0" w:firstLineChars="0"/>
               <w:jc w:val="center"/>
               <w:textAlignment w:val="baseline"/>
               <w:rPr>
-                <w:rStyle w:val="Strong"/>
-                <w:rFonts w:ascii="微软雅黑" w:eastAsia="微软雅黑" w:hAnsi="微软雅黑" w:cs="微软雅黑" w:hint="default"/>
+                <w:rStyle w:val="25"/>
+                <w:rFonts w:hint="default" w:ascii="微软雅黑" w:hAnsi="微软雅黑" w:eastAsia="微软雅黑" w:cs="微软雅黑"/>
                 <w:b/>
                 <w:bCs/>
                 <w:i w:val="0"/>
@@ -1488,8 +1509,8 @@
             </w:pPr>
             <w:r>
               <w:rPr>
-                <w:rStyle w:val="Strong"/>
-                <w:rFonts w:ascii="微软雅黑" w:eastAsia="微软雅黑" w:hAnsi="微软雅黑" w:cs="微软雅黑" w:hint="eastAsia"/>
+                <w:rStyle w:val="25"/>
+                <w:rFonts w:hint="eastAsia" w:ascii="微软雅黑" w:hAnsi="微软雅黑" w:eastAsia="微软雅黑" w:cs="微软雅黑"/>
                 <w:b/>
                 <w:bCs/>
                 <w:i w:val="0"/>
@@ -1512,10 +1533,10 @@
           <w:tcPr>
             <w:tcW w:w="1205" w:type="dxa"/>
             <w:tcBorders>
-              <w:top w:val="single" w:sz="12" w:space="0" w:color="auto"/>
-              <w:left w:val="single" w:sz="4" w:space="0" w:color="auto"/>
+              <w:top w:val="single" w:color="auto" w:sz="12" w:space="0"/>
+              <w:left w:val="single" w:color="auto" w:sz="4" w:space="0"/>
               <w:bottom w:val="nil"/>
-              <w:right w:val="single" w:sz="12" w:space="0" w:color="auto"/>
+              <w:right w:val="single" w:color="auto" w:sz="12" w:space="0"/>
             </w:tcBorders>
             <w:tcMar>
               <w:top w:w="-1" w:type="dxa"/>
@@ -1540,12 +1561,12 @@
               <w:adjustRightInd w:val="0"/>
               <w:snapToGrid w:val="0"/>
               <w:spacing w:line="240" w:lineRule="auto"/>
-              <w:ind w:left="0" w:right="0" w:firstLine="0" w:leftChars="0" w:rightChars="0" w:firstLineChars="0"/>
+              <w:ind w:left="0" w:leftChars="0" w:right="0" w:rightChars="0" w:firstLine="0" w:firstLineChars="0"/>
               <w:jc w:val="center"/>
               <w:textAlignment w:val="baseline"/>
               <w:rPr>
-                <w:rStyle w:val="Strong"/>
-                <w:rFonts w:ascii="微软雅黑" w:eastAsia="微软雅黑" w:hAnsi="微软雅黑" w:cs="微软雅黑" w:hint="default"/>
+                <w:rStyle w:val="25"/>
+                <w:rFonts w:hint="default" w:ascii="微软雅黑" w:hAnsi="微软雅黑" w:eastAsia="微软雅黑" w:cs="微软雅黑"/>
                 <w:b/>
                 <w:bCs/>
                 <w:i w:val="0"/>
@@ -1563,8 +1584,8 @@
             </w:pPr>
             <w:r>
               <w:rPr>
-                <w:rStyle w:val="Strong"/>
-                <w:rFonts w:ascii="微软雅黑" w:eastAsia="微软雅黑" w:hAnsi="微软雅黑" w:cs="微软雅黑" w:hint="eastAsia"/>
+                <w:rStyle w:val="25"/>
+                <w:rFonts w:hint="eastAsia" w:ascii="微软雅黑" w:hAnsi="微软雅黑" w:eastAsia="微软雅黑" w:cs="微软雅黑"/>
                 <w:b/>
                 <w:bCs/>
                 <w:i w:val="0"/>
@@ -1586,8 +1607,14 @@
       </w:tr>
       <w:tr>
         <w:tblPrEx>
-          <w:tblW w:w="8519" w:type="dxa"/>
-          <w:jc w:val="center"/>
+          <w:tblBorders>
+            <w:top w:val="none" w:color="auto" w:sz="0" w:space="0"/>
+            <w:left w:val="none" w:color="auto" w:sz="0" w:space="0"/>
+            <w:bottom w:val="none" w:color="auto" w:sz="0" w:space="0"/>
+            <w:right w:val="none" w:color="auto" w:sz="0" w:space="0"/>
+            <w:insideH w:val="none" w:color="auto" w:sz="0" w:space="0"/>
+            <w:insideV w:val="none" w:color="auto" w:sz="0" w:space="0"/>
+          </w:tblBorders>
           <w:tblCellMar>
             <w:top w:w="0" w:type="dxa"/>
             <w:left w:w="108" w:type="dxa"/>
@@ -1596,15 +1623,15 @@
           </w:tblCellMar>
         </w:tblPrEx>
         <w:trPr>
-          <w:trHeight w:val="0"/>
+          <w:trHeight w:val="0" w:hRule="atLeast"/>
           <w:jc w:val="center"/>
         </w:trPr>
         <w:tc>
           <w:tcPr>
             <w:tcW w:w="0" w:type="auto"/>
             <w:tcBorders>
-              <w:top w:val="single" w:sz="4" w:space="0" w:color="auto"/>
-              <w:left w:val="single" w:sz="12" w:space="0" w:color="auto"/>
+              <w:top w:val="single" w:color="auto" w:sz="4" w:space="0"/>
+              <w:left w:val="single" w:color="auto" w:sz="12" w:space="0"/>
               <w:bottom w:val="nil"/>
               <w:right w:val="nil"/>
             </w:tcBorders>
@@ -1631,12 +1658,12 @@
               <w:adjustRightInd w:val="0"/>
               <w:snapToGrid w:val="0"/>
               <w:spacing w:line="240" w:lineRule="auto"/>
-              <w:ind w:left="0" w:right="0" w:firstLine="0" w:leftChars="0" w:rightChars="0" w:firstLineChars="0"/>
+              <w:ind w:left="0" w:leftChars="0" w:right="0" w:rightChars="0" w:firstLine="0" w:firstLineChars="0"/>
               <w:jc w:val="center"/>
               <w:textAlignment w:val="baseline"/>
               <w:rPr>
-                <w:rStyle w:val="Strong"/>
-                <w:rFonts w:ascii="微软雅黑" w:eastAsia="微软雅黑" w:hAnsi="微软雅黑" w:cs="微软雅黑" w:hint="default"/>
+                <w:rStyle w:val="25"/>
+                <w:rFonts w:hint="default" w:ascii="微软雅黑" w:hAnsi="微软雅黑" w:eastAsia="微软雅黑" w:cs="微软雅黑"/>
                 <w:b w:val="0"/>
                 <w:bCs/>
                 <w:i w:val="0"/>
@@ -1654,8 +1681,8 @@
             </w:pPr>
             <w:r>
               <w:rPr>
-                <w:rStyle w:val="Strong"/>
-                <w:rFonts w:ascii="微软雅黑" w:eastAsia="微软雅黑" w:hAnsi="微软雅黑" w:cs="微软雅黑" w:hint="eastAsia"/>
+                <w:rStyle w:val="25"/>
+                <w:rFonts w:hint="eastAsia" w:ascii="微软雅黑" w:hAnsi="微软雅黑" w:eastAsia="微软雅黑" w:cs="微软雅黑"/>
                 <w:b w:val="0"/>
                 <w:bCs/>
                 <w:i w:val="0"/>
@@ -1673,8 +1700,8 @@
             </w:r>
             <w:r>
               <w:rPr>
-                <w:rStyle w:val="Strong"/>
-                <w:rFonts w:ascii="微软雅黑" w:eastAsia="微软雅黑" w:hAnsi="微软雅黑" w:cs="微软雅黑" w:hint="eastAsia"/>
+                <w:rStyle w:val="25"/>
+                <w:rFonts w:hint="eastAsia" w:ascii="微软雅黑" w:hAnsi="微软雅黑" w:eastAsia="微软雅黑" w:cs="微软雅黑"/>
                 <w:b w:val="0"/>
                 <w:bCs/>
                 <w:i w:val="0"/>
@@ -1697,8 +1724,8 @@
           <w:tcPr>
             <w:tcW w:w="0" w:type="auto"/>
             <w:tcBorders>
-              <w:top w:val="single" w:sz="4" w:space="0" w:color="auto"/>
-              <w:left w:val="single" w:sz="4" w:space="0" w:color="auto"/>
+              <w:top w:val="single" w:color="auto" w:sz="4" w:space="0"/>
+              <w:left w:val="single" w:color="auto" w:sz="4" w:space="0"/>
               <w:bottom w:val="nil"/>
               <w:right w:val="nil"/>
             </w:tcBorders>
@@ -1725,12 +1752,12 @@
               <w:adjustRightInd w:val="0"/>
               <w:snapToGrid w:val="0"/>
               <w:spacing w:line="240" w:lineRule="auto"/>
-              <w:ind w:left="0" w:right="0" w:firstLine="0" w:leftChars="0" w:rightChars="0" w:firstLineChars="0"/>
+              <w:ind w:left="0" w:leftChars="0" w:right="0" w:rightChars="0" w:firstLine="0" w:firstLineChars="0"/>
               <w:jc w:val="center"/>
               <w:textAlignment w:val="baseline"/>
               <w:rPr>
-                <w:rStyle w:val="Strong"/>
-                <w:rFonts w:ascii="微软雅黑" w:eastAsia="微软雅黑" w:hAnsi="微软雅黑" w:cs="微软雅黑" w:hint="default"/>
+                <w:rStyle w:val="25"/>
+                <w:rFonts w:hint="default" w:ascii="微软雅黑" w:hAnsi="微软雅黑" w:eastAsia="微软雅黑" w:cs="微软雅黑"/>
                 <w:b w:val="0"/>
                 <w:bCs/>
                 <w:i w:val="0"/>
@@ -1748,8 +1775,8 @@
             </w:pPr>
             <w:r>
               <w:rPr>
-                <w:rStyle w:val="Strong"/>
-                <w:rFonts w:ascii="微软雅黑" w:eastAsia="微软雅黑" w:hAnsi="微软雅黑" w:cs="微软雅黑" w:hint="eastAsia"/>
+                <w:rStyle w:val="25"/>
+                <w:rFonts w:hint="eastAsia" w:ascii="微软雅黑" w:hAnsi="微软雅黑" w:eastAsia="微软雅黑" w:cs="微软雅黑"/>
                 <w:b w:val="0"/>
                 <w:bCs/>
                 <w:i w:val="0"/>
@@ -1772,8 +1799,8 @@
           <w:tcPr>
             <w:tcW w:w="0" w:type="auto"/>
             <w:tcBorders>
-              <w:top w:val="single" w:sz="4" w:space="0" w:color="auto"/>
-              <w:left w:val="single" w:sz="4" w:space="0" w:color="auto"/>
+              <w:top w:val="single" w:color="auto" w:sz="4" w:space="0"/>
+              <w:left w:val="single" w:color="auto" w:sz="4" w:space="0"/>
               <w:bottom w:val="nil"/>
               <w:right w:val="nil"/>
             </w:tcBorders>
@@ -1800,12 +1827,12 @@
               <w:adjustRightInd w:val="0"/>
               <w:snapToGrid w:val="0"/>
               <w:spacing w:line="240" w:lineRule="auto"/>
-              <w:ind w:left="0" w:right="0" w:firstLine="0" w:leftChars="0" w:rightChars="0" w:firstLineChars="0"/>
+              <w:ind w:left="0" w:leftChars="0" w:right="0" w:rightChars="0" w:firstLine="0" w:firstLineChars="0"/>
               <w:jc w:val="center"/>
               <w:textAlignment w:val="baseline"/>
               <w:rPr>
-                <w:rStyle w:val="Strong"/>
-                <w:rFonts w:ascii="微软雅黑" w:eastAsia="微软雅黑" w:hAnsi="微软雅黑" w:cs="微软雅黑" w:hint="default"/>
+                <w:rStyle w:val="25"/>
+                <w:rFonts w:hint="default" w:ascii="微软雅黑" w:hAnsi="微软雅黑" w:eastAsia="微软雅黑" w:cs="微软雅黑"/>
                 <w:b w:val="0"/>
                 <w:bCs/>
                 <w:i w:val="0"/>
@@ -1823,8 +1850,8 @@
             </w:pPr>
             <w:r>
               <w:rPr>
-                <w:rStyle w:val="Strong"/>
-                <w:rFonts w:ascii="微软雅黑" w:eastAsia="微软雅黑" w:hAnsi="微软雅黑" w:cs="微软雅黑" w:hint="eastAsia"/>
+                <w:rStyle w:val="25"/>
+                <w:rFonts w:hint="eastAsia" w:ascii="微软雅黑" w:hAnsi="微软雅黑" w:eastAsia="微软雅黑" w:cs="微软雅黑"/>
                 <w:b w:val="0"/>
                 <w:bCs/>
                 <w:i w:val="0"/>
@@ -1847,8 +1874,8 @@
           <w:tcPr>
             <w:tcW w:w="0" w:type="auto"/>
             <w:tcBorders>
-              <w:top w:val="single" w:sz="4" w:space="0" w:color="auto"/>
-              <w:left w:val="single" w:sz="4" w:space="0" w:color="auto"/>
+              <w:top w:val="single" w:color="auto" w:sz="4" w:space="0"/>
+              <w:left w:val="single" w:color="auto" w:sz="4" w:space="0"/>
               <w:bottom w:val="nil"/>
               <w:right w:val="nil"/>
             </w:tcBorders>
@@ -1875,12 +1902,12 @@
               <w:adjustRightInd w:val="0"/>
               <w:snapToGrid w:val="0"/>
               <w:spacing w:line="240" w:lineRule="auto"/>
-              <w:ind w:left="0" w:right="0" w:firstLine="0" w:leftChars="0" w:rightChars="0" w:firstLineChars="0"/>
+              <w:ind w:left="0" w:leftChars="0" w:right="0" w:rightChars="0" w:firstLine="0" w:firstLineChars="0"/>
               <w:jc w:val="center"/>
               <w:textAlignment w:val="baseline"/>
               <w:rPr>
-                <w:rStyle w:val="Strong"/>
-                <w:rFonts w:ascii="微软雅黑" w:eastAsia="微软雅黑" w:hAnsi="微软雅黑" w:cs="微软雅黑" w:hint="default"/>
+                <w:rStyle w:val="25"/>
+                <w:rFonts w:hint="default" w:ascii="微软雅黑" w:hAnsi="微软雅黑" w:eastAsia="微软雅黑" w:cs="微软雅黑"/>
                 <w:b w:val="0"/>
                 <w:bCs/>
                 <w:i w:val="0"/>
@@ -1898,8 +1925,8 @@
             </w:pPr>
             <w:r>
               <w:rPr>
-                <w:rStyle w:val="Strong"/>
-                <w:rFonts w:ascii="微软雅黑" w:eastAsia="微软雅黑" w:hAnsi="微软雅黑" w:cs="微软雅黑" w:hint="eastAsia"/>
+                <w:rStyle w:val="25"/>
+                <w:rFonts w:hint="eastAsia" w:ascii="微软雅黑" w:hAnsi="微软雅黑" w:eastAsia="微软雅黑" w:cs="微软雅黑"/>
                 <w:b w:val="0"/>
                 <w:bCs/>
                 <w:i w:val="0"/>
@@ -1922,10 +1949,10 @@
           <w:tcPr>
             <w:tcW w:w="1205" w:type="dxa"/>
             <w:tcBorders>
-              <w:top w:val="single" w:sz="4" w:space="0" w:color="auto"/>
-              <w:left w:val="single" w:sz="4" w:space="0" w:color="auto"/>
+              <w:top w:val="single" w:color="auto" w:sz="4" w:space="0"/>
+              <w:left w:val="single" w:color="auto" w:sz="4" w:space="0"/>
               <w:bottom w:val="nil"/>
-              <w:right w:val="single" w:sz="12" w:space="0" w:color="auto"/>
+              <w:right w:val="single" w:color="auto" w:sz="12" w:space="0"/>
             </w:tcBorders>
             <w:tcMar>
               <w:top w:w="-1" w:type="dxa"/>
@@ -1950,12 +1977,12 @@
               <w:adjustRightInd w:val="0"/>
               <w:snapToGrid w:val="0"/>
               <w:spacing w:line="240" w:lineRule="auto"/>
-              <w:ind w:left="0" w:right="0" w:firstLine="0" w:leftChars="0" w:rightChars="0" w:firstLineChars="0"/>
+              <w:ind w:left="0" w:leftChars="0" w:right="0" w:rightChars="0" w:firstLine="0" w:firstLineChars="0"/>
               <w:jc w:val="center"/>
               <w:textAlignment w:val="baseline"/>
               <w:rPr>
-                <w:rStyle w:val="Strong"/>
-                <w:rFonts w:ascii="微软雅黑" w:eastAsia="微软雅黑" w:hAnsi="微软雅黑" w:cs="微软雅黑" w:hint="default"/>
+                <w:rStyle w:val="25"/>
+                <w:rFonts w:hint="default" w:ascii="微软雅黑" w:hAnsi="微软雅黑" w:eastAsia="微软雅黑" w:cs="微软雅黑"/>
                 <w:b w:val="0"/>
                 <w:bCs/>
                 <w:i w:val="0"/>
@@ -1976,8 +2003,14 @@
       </w:tr>
       <w:tr>
         <w:tblPrEx>
-          <w:tblW w:w="8519" w:type="dxa"/>
-          <w:jc w:val="center"/>
+          <w:tblBorders>
+            <w:top w:val="none" w:color="auto" w:sz="0" w:space="0"/>
+            <w:left w:val="none" w:color="auto" w:sz="0" w:space="0"/>
+            <w:bottom w:val="none" w:color="auto" w:sz="0" w:space="0"/>
+            <w:right w:val="none" w:color="auto" w:sz="0" w:space="0"/>
+            <w:insideH w:val="none" w:color="auto" w:sz="0" w:space="0"/>
+            <w:insideV w:val="none" w:color="auto" w:sz="0" w:space="0"/>
+          </w:tblBorders>
           <w:tblCellMar>
             <w:top w:w="0" w:type="dxa"/>
             <w:left w:w="108" w:type="dxa"/>
@@ -1986,15 +2019,15 @@
           </w:tblCellMar>
         </w:tblPrEx>
         <w:trPr>
-          <w:trHeight w:val="0"/>
+          <w:trHeight w:val="0" w:hRule="atLeast"/>
           <w:jc w:val="center"/>
         </w:trPr>
         <w:tc>
           <w:tcPr>
             <w:tcW w:w="0" w:type="auto"/>
             <w:tcBorders>
-              <w:top w:val="single" w:sz="4" w:space="0" w:color="auto"/>
-              <w:left w:val="single" w:sz="12" w:space="0" w:color="auto"/>
+              <w:top w:val="single" w:color="auto" w:sz="4" w:space="0"/>
+              <w:left w:val="single" w:color="auto" w:sz="12" w:space="0"/>
               <w:bottom w:val="nil"/>
               <w:right w:val="nil"/>
             </w:tcBorders>
@@ -2021,12 +2054,12 @@
               <w:adjustRightInd w:val="0"/>
               <w:snapToGrid w:val="0"/>
               <w:spacing w:line="240" w:lineRule="auto"/>
-              <w:ind w:left="0" w:right="0" w:firstLine="0" w:leftChars="0" w:rightChars="0" w:firstLineChars="0"/>
+              <w:ind w:left="0" w:leftChars="0" w:right="0" w:rightChars="0" w:firstLine="0" w:firstLineChars="0"/>
               <w:jc w:val="center"/>
               <w:textAlignment w:val="baseline"/>
               <w:rPr>
-                <w:rStyle w:val="Strong"/>
-                <w:rFonts w:ascii="微软雅黑" w:eastAsia="微软雅黑" w:hAnsi="微软雅黑" w:cs="微软雅黑" w:hint="default"/>
+                <w:rStyle w:val="25"/>
+                <w:rFonts w:hint="default" w:ascii="微软雅黑" w:hAnsi="微软雅黑" w:eastAsia="微软雅黑" w:cs="微软雅黑"/>
                 <w:b w:val="0"/>
                 <w:bCs/>
                 <w:i w:val="0"/>
@@ -2048,8 +2081,8 @@
           <w:tcPr>
             <w:tcW w:w="0" w:type="auto"/>
             <w:tcBorders>
-              <w:top w:val="single" w:sz="4" w:space="0" w:color="auto"/>
-              <w:left w:val="single" w:sz="4" w:space="0" w:color="auto"/>
+              <w:top w:val="single" w:color="auto" w:sz="4" w:space="0"/>
+              <w:left w:val="single" w:color="auto" w:sz="4" w:space="0"/>
               <w:bottom w:val="nil"/>
               <w:right w:val="nil"/>
             </w:tcBorders>
@@ -2076,12 +2109,12 @@
               <w:adjustRightInd w:val="0"/>
               <w:snapToGrid w:val="0"/>
               <w:spacing w:line="240" w:lineRule="auto"/>
-              <w:ind w:left="0" w:right="0" w:firstLine="0" w:leftChars="0" w:rightChars="0" w:firstLineChars="0"/>
+              <w:ind w:left="0" w:leftChars="0" w:right="0" w:rightChars="0" w:firstLine="0" w:firstLineChars="0"/>
               <w:jc w:val="center"/>
               <w:textAlignment w:val="baseline"/>
               <w:rPr>
-                <w:rStyle w:val="Strong"/>
-                <w:rFonts w:ascii="微软雅黑" w:eastAsia="微软雅黑" w:hAnsi="微软雅黑" w:cs="微软雅黑" w:hint="default"/>
+                <w:rStyle w:val="25"/>
+                <w:rFonts w:hint="default" w:ascii="微软雅黑" w:hAnsi="微软雅黑" w:eastAsia="微软雅黑" w:cs="微软雅黑"/>
                 <w:b w:val="0"/>
                 <w:bCs/>
                 <w:i w:val="0"/>
@@ -2103,8 +2136,8 @@
           <w:tcPr>
             <w:tcW w:w="0" w:type="auto"/>
             <w:tcBorders>
-              <w:top w:val="single" w:sz="4" w:space="0" w:color="auto"/>
-              <w:left w:val="single" w:sz="4" w:space="0" w:color="auto"/>
+              <w:top w:val="single" w:color="auto" w:sz="4" w:space="0"/>
+              <w:left w:val="single" w:color="auto" w:sz="4" w:space="0"/>
               <w:bottom w:val="nil"/>
               <w:right w:val="nil"/>
             </w:tcBorders>
@@ -2131,12 +2164,12 @@
               <w:adjustRightInd w:val="0"/>
               <w:snapToGrid w:val="0"/>
               <w:spacing w:line="240" w:lineRule="auto"/>
-              <w:ind w:left="0" w:right="0" w:firstLine="0" w:leftChars="0" w:rightChars="0" w:firstLineChars="0"/>
+              <w:ind w:left="0" w:leftChars="0" w:right="0" w:rightChars="0" w:firstLine="0" w:firstLineChars="0"/>
               <w:jc w:val="center"/>
               <w:textAlignment w:val="baseline"/>
               <w:rPr>
-                <w:rStyle w:val="Strong"/>
-                <w:rFonts w:ascii="微软雅黑" w:eastAsia="微软雅黑" w:hAnsi="微软雅黑" w:cs="微软雅黑" w:hint="default"/>
+                <w:rStyle w:val="25"/>
+                <w:rFonts w:hint="default" w:ascii="微软雅黑" w:hAnsi="微软雅黑" w:eastAsia="微软雅黑" w:cs="微软雅黑"/>
                 <w:b w:val="0"/>
                 <w:bCs/>
                 <w:i w:val="0"/>
@@ -2158,8 +2191,8 @@
           <w:tcPr>
             <w:tcW w:w="0" w:type="auto"/>
             <w:tcBorders>
-              <w:top w:val="single" w:sz="4" w:space="0" w:color="auto"/>
-              <w:left w:val="single" w:sz="4" w:space="0" w:color="auto"/>
+              <w:top w:val="single" w:color="auto" w:sz="4" w:space="0"/>
+              <w:left w:val="single" w:color="auto" w:sz="4" w:space="0"/>
               <w:bottom w:val="nil"/>
               <w:right w:val="nil"/>
             </w:tcBorders>
@@ -2186,12 +2219,12 @@
               <w:adjustRightInd w:val="0"/>
               <w:snapToGrid w:val="0"/>
               <w:spacing w:line="240" w:lineRule="auto"/>
-              <w:ind w:left="0" w:right="0" w:firstLine="0" w:leftChars="0" w:rightChars="0" w:firstLineChars="0"/>
+              <w:ind w:left="0" w:leftChars="0" w:right="0" w:rightChars="0" w:firstLine="0" w:firstLineChars="0"/>
               <w:jc w:val="center"/>
               <w:textAlignment w:val="baseline"/>
               <w:rPr>
-                <w:rStyle w:val="Strong"/>
-                <w:rFonts w:ascii="微软雅黑" w:eastAsia="微软雅黑" w:hAnsi="微软雅黑" w:cs="微软雅黑" w:hint="default"/>
+                <w:rStyle w:val="25"/>
+                <w:rFonts w:hint="default" w:ascii="微软雅黑" w:hAnsi="微软雅黑" w:eastAsia="微软雅黑" w:cs="微软雅黑"/>
                 <w:b w:val="0"/>
                 <w:bCs/>
                 <w:i w:val="0"/>
@@ -2213,10 +2246,10 @@
           <w:tcPr>
             <w:tcW w:w="1205" w:type="dxa"/>
             <w:tcBorders>
-              <w:top w:val="single" w:sz="4" w:space="0" w:color="auto"/>
-              <w:left w:val="single" w:sz="4" w:space="0" w:color="auto"/>
+              <w:top w:val="single" w:color="auto" w:sz="4" w:space="0"/>
+              <w:left w:val="single" w:color="auto" w:sz="4" w:space="0"/>
               <w:bottom w:val="nil"/>
-              <w:right w:val="single" w:sz="12" w:space="0" w:color="auto"/>
+              <w:right w:val="single" w:color="auto" w:sz="12" w:space="0"/>
             </w:tcBorders>
             <w:tcMar>
               <w:top w:w="-1" w:type="dxa"/>
@@ -2241,12 +2274,12 @@
               <w:adjustRightInd w:val="0"/>
               <w:snapToGrid w:val="0"/>
               <w:spacing w:line="240" w:lineRule="auto"/>
-              <w:ind w:left="0" w:right="0" w:firstLine="0" w:leftChars="0" w:rightChars="0" w:firstLineChars="0"/>
+              <w:ind w:left="0" w:leftChars="0" w:right="0" w:rightChars="0" w:firstLine="0" w:firstLineChars="0"/>
               <w:jc w:val="center"/>
               <w:textAlignment w:val="baseline"/>
               <w:rPr>
-                <w:rStyle w:val="Strong"/>
-                <w:rFonts w:ascii="微软雅黑" w:eastAsia="微软雅黑" w:hAnsi="微软雅黑" w:cs="微软雅黑" w:hint="default"/>
+                <w:rStyle w:val="25"/>
+                <w:rFonts w:hint="default" w:ascii="微软雅黑" w:hAnsi="微软雅黑" w:eastAsia="微软雅黑" w:cs="微软雅黑"/>
                 <w:b w:val="0"/>
                 <w:bCs/>
                 <w:i w:val="0"/>
@@ -2267,8 +2300,14 @@
       </w:tr>
       <w:tr>
         <w:tblPrEx>
-          <w:tblW w:w="8519" w:type="dxa"/>
-          <w:jc w:val="center"/>
+          <w:tblBorders>
+            <w:top w:val="none" w:color="auto" w:sz="0" w:space="0"/>
+            <w:left w:val="none" w:color="auto" w:sz="0" w:space="0"/>
+            <w:bottom w:val="none" w:color="auto" w:sz="0" w:space="0"/>
+            <w:right w:val="none" w:color="auto" w:sz="0" w:space="0"/>
+            <w:insideH w:val="none" w:color="auto" w:sz="0" w:space="0"/>
+            <w:insideV w:val="none" w:color="auto" w:sz="0" w:space="0"/>
+          </w:tblBorders>
           <w:tblCellMar>
             <w:top w:w="0" w:type="dxa"/>
             <w:left w:w="108" w:type="dxa"/>
@@ -2277,15 +2316,15 @@
           </w:tblCellMar>
         </w:tblPrEx>
         <w:trPr>
-          <w:trHeight w:val="0"/>
+          <w:trHeight w:val="0" w:hRule="atLeast"/>
           <w:jc w:val="center"/>
         </w:trPr>
         <w:tc>
           <w:tcPr>
             <w:tcW w:w="0" w:type="auto"/>
             <w:tcBorders>
-              <w:top w:val="single" w:sz="4" w:space="0" w:color="auto"/>
-              <w:left w:val="single" w:sz="12" w:space="0" w:color="auto"/>
+              <w:top w:val="single" w:color="auto" w:sz="4" w:space="0"/>
+              <w:left w:val="single" w:color="auto" w:sz="12" w:space="0"/>
               <w:bottom w:val="nil"/>
               <w:right w:val="nil"/>
             </w:tcBorders>
@@ -2312,12 +2351,12 @@
               <w:adjustRightInd w:val="0"/>
               <w:snapToGrid w:val="0"/>
               <w:spacing w:line="240" w:lineRule="auto"/>
-              <w:ind w:left="0" w:right="0" w:firstLine="0" w:leftChars="0" w:rightChars="0" w:firstLineChars="0"/>
+              <w:ind w:left="0" w:leftChars="0" w:right="0" w:rightChars="0" w:firstLine="0" w:firstLineChars="0"/>
               <w:jc w:val="center"/>
               <w:textAlignment w:val="baseline"/>
               <w:rPr>
-                <w:rStyle w:val="Strong"/>
-                <w:rFonts w:ascii="微软雅黑" w:eastAsia="微软雅黑" w:hAnsi="微软雅黑" w:cs="微软雅黑" w:hint="default"/>
+                <w:rStyle w:val="25"/>
+                <w:rFonts w:hint="default" w:ascii="微软雅黑" w:hAnsi="微软雅黑" w:eastAsia="微软雅黑" w:cs="微软雅黑"/>
                 <w:b w:val="0"/>
                 <w:bCs/>
                 <w:i w:val="0"/>
@@ -2339,8 +2378,8 @@
           <w:tcPr>
             <w:tcW w:w="0" w:type="auto"/>
             <w:tcBorders>
-              <w:top w:val="single" w:sz="4" w:space="0" w:color="auto"/>
-              <w:left w:val="single" w:sz="4" w:space="0" w:color="auto"/>
+              <w:top w:val="single" w:color="auto" w:sz="4" w:space="0"/>
+              <w:left w:val="single" w:color="auto" w:sz="4" w:space="0"/>
               <w:bottom w:val="nil"/>
               <w:right w:val="nil"/>
             </w:tcBorders>
@@ -2367,12 +2406,12 @@
               <w:adjustRightInd w:val="0"/>
               <w:snapToGrid w:val="0"/>
               <w:spacing w:line="240" w:lineRule="auto"/>
-              <w:ind w:left="0" w:right="0" w:firstLine="0" w:leftChars="0" w:rightChars="0" w:firstLineChars="0"/>
+              <w:ind w:left="0" w:leftChars="0" w:right="0" w:rightChars="0" w:firstLine="0" w:firstLineChars="0"/>
               <w:jc w:val="center"/>
               <w:textAlignment w:val="baseline"/>
               <w:rPr>
-                <w:rStyle w:val="Strong"/>
-                <w:rFonts w:ascii="微软雅黑" w:eastAsia="微软雅黑" w:hAnsi="微软雅黑" w:cs="微软雅黑" w:hint="default"/>
+                <w:rStyle w:val="25"/>
+                <w:rFonts w:hint="default" w:ascii="微软雅黑" w:hAnsi="微软雅黑" w:eastAsia="微软雅黑" w:cs="微软雅黑"/>
                 <w:b w:val="0"/>
                 <w:bCs/>
                 <w:i w:val="0"/>
@@ -2394,8 +2433,8 @@
           <w:tcPr>
             <w:tcW w:w="0" w:type="auto"/>
             <w:tcBorders>
-              <w:top w:val="single" w:sz="4" w:space="0" w:color="auto"/>
-              <w:left w:val="single" w:sz="4" w:space="0" w:color="auto"/>
+              <w:top w:val="single" w:color="auto" w:sz="4" w:space="0"/>
+              <w:left w:val="single" w:color="auto" w:sz="4" w:space="0"/>
               <w:bottom w:val="nil"/>
               <w:right w:val="nil"/>
             </w:tcBorders>
@@ -2422,12 +2461,12 @@
               <w:adjustRightInd w:val="0"/>
               <w:snapToGrid w:val="0"/>
               <w:spacing w:line="240" w:lineRule="auto"/>
-              <w:ind w:left="0" w:right="0" w:firstLine="0" w:leftChars="0" w:rightChars="0" w:firstLineChars="0"/>
+              <w:ind w:left="0" w:leftChars="0" w:right="0" w:rightChars="0" w:firstLine="0" w:firstLineChars="0"/>
               <w:jc w:val="center"/>
               <w:textAlignment w:val="baseline"/>
               <w:rPr>
-                <w:rStyle w:val="Strong"/>
-                <w:rFonts w:ascii="微软雅黑" w:eastAsia="微软雅黑" w:hAnsi="微软雅黑" w:cs="微软雅黑" w:hint="default"/>
+                <w:rStyle w:val="25"/>
+                <w:rFonts w:hint="default" w:ascii="微软雅黑" w:hAnsi="微软雅黑" w:eastAsia="微软雅黑" w:cs="微软雅黑"/>
                 <w:b w:val="0"/>
                 <w:bCs/>
                 <w:i w:val="0"/>
@@ -2449,8 +2488,8 @@
           <w:tcPr>
             <w:tcW w:w="0" w:type="auto"/>
             <w:tcBorders>
-              <w:top w:val="single" w:sz="4" w:space="0" w:color="auto"/>
-              <w:left w:val="single" w:sz="4" w:space="0" w:color="auto"/>
+              <w:top w:val="single" w:color="auto" w:sz="4" w:space="0"/>
+              <w:left w:val="single" w:color="auto" w:sz="4" w:space="0"/>
               <w:bottom w:val="nil"/>
               <w:right w:val="nil"/>
             </w:tcBorders>
@@ -2477,12 +2516,12 @@
               <w:adjustRightInd w:val="0"/>
               <w:snapToGrid w:val="0"/>
               <w:spacing w:line="240" w:lineRule="auto"/>
-              <w:ind w:left="0" w:right="0" w:firstLine="0" w:leftChars="0" w:rightChars="0" w:firstLineChars="0"/>
+              <w:ind w:left="0" w:leftChars="0" w:right="0" w:rightChars="0" w:firstLine="0" w:firstLineChars="0"/>
               <w:jc w:val="center"/>
               <w:textAlignment w:val="baseline"/>
               <w:rPr>
-                <w:rStyle w:val="Strong"/>
-                <w:rFonts w:ascii="微软雅黑" w:eastAsia="微软雅黑" w:hAnsi="微软雅黑" w:cs="微软雅黑" w:hint="default"/>
+                <w:rStyle w:val="25"/>
+                <w:rFonts w:hint="default" w:ascii="微软雅黑" w:hAnsi="微软雅黑" w:eastAsia="微软雅黑" w:cs="微软雅黑"/>
                 <w:b w:val="0"/>
                 <w:bCs/>
                 <w:i w:val="0"/>
@@ -2504,10 +2543,10 @@
           <w:tcPr>
             <w:tcW w:w="1205" w:type="dxa"/>
             <w:tcBorders>
-              <w:top w:val="single" w:sz="4" w:space="0" w:color="auto"/>
-              <w:left w:val="single" w:sz="4" w:space="0" w:color="auto"/>
+              <w:top w:val="single" w:color="auto" w:sz="4" w:space="0"/>
+              <w:left w:val="single" w:color="auto" w:sz="4" w:space="0"/>
               <w:bottom w:val="nil"/>
-              <w:right w:val="single" w:sz="12" w:space="0" w:color="auto"/>
+              <w:right w:val="single" w:color="auto" w:sz="12" w:space="0"/>
             </w:tcBorders>
             <w:tcMar>
               <w:top w:w="-1" w:type="dxa"/>
@@ -2532,12 +2571,12 @@
               <w:adjustRightInd w:val="0"/>
               <w:snapToGrid w:val="0"/>
               <w:spacing w:line="240" w:lineRule="auto"/>
-              <w:ind w:left="0" w:right="0" w:firstLine="0" w:leftChars="0" w:rightChars="0" w:firstLineChars="0"/>
+              <w:ind w:left="0" w:leftChars="0" w:right="0" w:rightChars="0" w:firstLine="0" w:firstLineChars="0"/>
               <w:jc w:val="center"/>
               <w:textAlignment w:val="baseline"/>
               <w:rPr>
-                <w:rStyle w:val="Strong"/>
-                <w:rFonts w:ascii="微软雅黑" w:eastAsia="微软雅黑" w:hAnsi="微软雅黑" w:cs="微软雅黑" w:hint="default"/>
+                <w:rStyle w:val="25"/>
+                <w:rFonts w:hint="default" w:ascii="微软雅黑" w:hAnsi="微软雅黑" w:eastAsia="微软雅黑" w:cs="微软雅黑"/>
                 <w:b w:val="0"/>
                 <w:bCs/>
                 <w:i w:val="0"/>
@@ -2558,8 +2597,14 @@
       </w:tr>
       <w:tr>
         <w:tblPrEx>
-          <w:tblW w:w="8519" w:type="dxa"/>
-          <w:jc w:val="center"/>
+          <w:tblBorders>
+            <w:top w:val="none" w:color="auto" w:sz="0" w:space="0"/>
+            <w:left w:val="none" w:color="auto" w:sz="0" w:space="0"/>
+            <w:bottom w:val="none" w:color="auto" w:sz="0" w:space="0"/>
+            <w:right w:val="none" w:color="auto" w:sz="0" w:space="0"/>
+            <w:insideH w:val="none" w:color="auto" w:sz="0" w:space="0"/>
+            <w:insideV w:val="none" w:color="auto" w:sz="0" w:space="0"/>
+          </w:tblBorders>
           <w:tblCellMar>
             <w:top w:w="0" w:type="dxa"/>
             <w:left w:w="108" w:type="dxa"/>
@@ -2568,16 +2613,16 @@
           </w:tblCellMar>
         </w:tblPrEx>
         <w:trPr>
-          <w:trHeight w:val="0"/>
+          <w:trHeight w:val="0" w:hRule="atLeast"/>
           <w:jc w:val="center"/>
         </w:trPr>
         <w:tc>
           <w:tcPr>
             <w:tcW w:w="1621" w:type="dxa"/>
             <w:tcBorders>
-              <w:top w:val="single" w:sz="4" w:space="0" w:color="auto"/>
-              <w:left w:val="single" w:sz="12" w:space="0" w:color="auto"/>
-              <w:bottom w:val="single" w:sz="12" w:space="0" w:color="auto"/>
+              <w:top w:val="single" w:color="auto" w:sz="4" w:space="0"/>
+              <w:left w:val="single" w:color="auto" w:sz="12" w:space="0"/>
+              <w:bottom w:val="single" w:color="auto" w:sz="12" w:space="0"/>
               <w:right w:val="nil"/>
             </w:tcBorders>
             <w:tcMar>
@@ -2603,12 +2648,12 @@
               <w:adjustRightInd w:val="0"/>
               <w:snapToGrid w:val="0"/>
               <w:spacing w:line="240" w:lineRule="auto"/>
-              <w:ind w:left="0" w:right="0" w:firstLine="0" w:leftChars="0" w:rightChars="0" w:firstLineChars="0"/>
+              <w:ind w:left="0" w:leftChars="0" w:right="0" w:rightChars="0" w:firstLine="0" w:firstLineChars="0"/>
               <w:jc w:val="center"/>
               <w:textAlignment w:val="baseline"/>
               <w:rPr>
-                <w:rStyle w:val="Strong"/>
-                <w:rFonts w:ascii="微软雅黑" w:eastAsia="微软雅黑" w:hAnsi="微软雅黑" w:cs="微软雅黑" w:hint="default"/>
+                <w:rStyle w:val="25"/>
+                <w:rFonts w:hint="default" w:ascii="微软雅黑" w:hAnsi="微软雅黑" w:eastAsia="微软雅黑" w:cs="微软雅黑"/>
                 <w:b w:val="0"/>
                 <w:bCs/>
                 <w:i w:val="0"/>
@@ -2630,9 +2675,9 @@
           <w:tcPr>
             <w:tcW w:w="2036" w:type="dxa"/>
             <w:tcBorders>
-              <w:top w:val="single" w:sz="4" w:space="0" w:color="auto"/>
-              <w:left w:val="single" w:sz="4" w:space="0" w:color="auto"/>
-              <w:bottom w:val="single" w:sz="12" w:space="0" w:color="auto"/>
+              <w:top w:val="single" w:color="auto" w:sz="4" w:space="0"/>
+              <w:left w:val="single" w:color="auto" w:sz="4" w:space="0"/>
+              <w:bottom w:val="single" w:color="auto" w:sz="12" w:space="0"/>
               <w:right w:val="nil"/>
             </w:tcBorders>
             <w:tcMar>
@@ -2658,12 +2703,12 @@
               <w:adjustRightInd w:val="0"/>
               <w:snapToGrid w:val="0"/>
               <w:spacing w:line="240" w:lineRule="auto"/>
-              <w:ind w:left="0" w:right="0" w:firstLine="0" w:leftChars="0" w:rightChars="0" w:firstLineChars="0"/>
+              <w:ind w:left="0" w:leftChars="0" w:right="0" w:rightChars="0" w:firstLine="0" w:firstLineChars="0"/>
               <w:jc w:val="center"/>
               <w:textAlignment w:val="baseline"/>
               <w:rPr>
-                <w:rStyle w:val="Strong"/>
-                <w:rFonts w:ascii="微软雅黑" w:eastAsia="微软雅黑" w:hAnsi="微软雅黑" w:cs="微软雅黑" w:hint="default"/>
+                <w:rStyle w:val="25"/>
+                <w:rFonts w:hint="default" w:ascii="微软雅黑" w:hAnsi="微软雅黑" w:eastAsia="微软雅黑" w:cs="微软雅黑"/>
                 <w:b w:val="0"/>
                 <w:bCs/>
                 <w:i w:val="0"/>
@@ -2685,9 +2730,9 @@
           <w:tcPr>
             <w:tcW w:w="1621" w:type="dxa"/>
             <w:tcBorders>
-              <w:top w:val="single" w:sz="4" w:space="0" w:color="auto"/>
-              <w:left w:val="single" w:sz="4" w:space="0" w:color="auto"/>
-              <w:bottom w:val="single" w:sz="12" w:space="0" w:color="auto"/>
+              <w:top w:val="single" w:color="auto" w:sz="4" w:space="0"/>
+              <w:left w:val="single" w:color="auto" w:sz="4" w:space="0"/>
+              <w:bottom w:val="single" w:color="auto" w:sz="12" w:space="0"/>
               <w:right w:val="nil"/>
             </w:tcBorders>
             <w:tcMar>
@@ -2713,12 +2758,12 @@
               <w:adjustRightInd w:val="0"/>
               <w:snapToGrid w:val="0"/>
               <w:spacing w:line="240" w:lineRule="auto"/>
-              <w:ind w:left="0" w:right="0" w:firstLine="0" w:leftChars="0" w:rightChars="0" w:firstLineChars="0"/>
+              <w:ind w:left="0" w:leftChars="0" w:right="0" w:rightChars="0" w:firstLine="0" w:firstLineChars="0"/>
               <w:jc w:val="center"/>
               <w:textAlignment w:val="baseline"/>
               <w:rPr>
-                <w:rStyle w:val="Strong"/>
-                <w:rFonts w:ascii="微软雅黑" w:eastAsia="微软雅黑" w:hAnsi="微软雅黑" w:cs="微软雅黑" w:hint="default"/>
+                <w:rStyle w:val="25"/>
+                <w:rFonts w:hint="default" w:ascii="微软雅黑" w:hAnsi="微软雅黑" w:eastAsia="微软雅黑" w:cs="微软雅黑"/>
                 <w:b w:val="0"/>
                 <w:bCs/>
                 <w:i w:val="0"/>
@@ -2740,9 +2785,9 @@
           <w:tcPr>
             <w:tcW w:w="2036" w:type="dxa"/>
             <w:tcBorders>
-              <w:top w:val="single" w:sz="4" w:space="0" w:color="auto"/>
-              <w:left w:val="single" w:sz="4" w:space="0" w:color="auto"/>
-              <w:bottom w:val="single" w:sz="12" w:space="0" w:color="auto"/>
+              <w:top w:val="single" w:color="auto" w:sz="4" w:space="0"/>
+              <w:left w:val="single" w:color="auto" w:sz="4" w:space="0"/>
+              <w:bottom w:val="single" w:color="auto" w:sz="12" w:space="0"/>
               <w:right w:val="nil"/>
             </w:tcBorders>
             <w:tcMar>
@@ -2768,12 +2813,12 @@
               <w:adjustRightInd w:val="0"/>
               <w:snapToGrid w:val="0"/>
               <w:spacing w:line="240" w:lineRule="auto"/>
-              <w:ind w:left="0" w:right="0" w:firstLine="0" w:leftChars="0" w:rightChars="0" w:firstLineChars="0"/>
+              <w:ind w:left="0" w:leftChars="0" w:right="0" w:rightChars="0" w:firstLine="0" w:firstLineChars="0"/>
               <w:jc w:val="center"/>
               <w:textAlignment w:val="baseline"/>
               <w:rPr>
-                <w:rStyle w:val="Strong"/>
-                <w:rFonts w:ascii="微软雅黑" w:eastAsia="微软雅黑" w:hAnsi="微软雅黑" w:cs="微软雅黑" w:hint="default"/>
+                <w:rStyle w:val="25"/>
+                <w:rFonts w:hint="default" w:ascii="微软雅黑" w:hAnsi="微软雅黑" w:eastAsia="微软雅黑" w:cs="微软雅黑"/>
                 <w:b w:val="0"/>
                 <w:bCs/>
                 <w:i w:val="0"/>
@@ -2795,10 +2840,10 @@
           <w:tcPr>
             <w:tcW w:w="1205" w:type="dxa"/>
             <w:tcBorders>
-              <w:top w:val="single" w:sz="4" w:space="0" w:color="auto"/>
-              <w:left w:val="single" w:sz="4" w:space="0" w:color="auto"/>
-              <w:bottom w:val="single" w:sz="12" w:space="0" w:color="auto"/>
-              <w:right w:val="single" w:sz="12" w:space="0" w:color="auto"/>
+              <w:top w:val="single" w:color="auto" w:sz="4" w:space="0"/>
+              <w:left w:val="single" w:color="auto" w:sz="4" w:space="0"/>
+              <w:bottom w:val="single" w:color="auto" w:sz="12" w:space="0"/>
+              <w:right w:val="single" w:color="auto" w:sz="12" w:space="0"/>
             </w:tcBorders>
             <w:tcMar>
               <w:top w:w="-1" w:type="dxa"/>
@@ -2823,12 +2868,12 @@
               <w:adjustRightInd w:val="0"/>
               <w:snapToGrid w:val="0"/>
               <w:spacing w:line="240" w:lineRule="auto"/>
-              <w:ind w:left="0" w:right="0" w:firstLine="0" w:leftChars="0" w:rightChars="0" w:firstLineChars="0"/>
+              <w:ind w:left="0" w:leftChars="0" w:right="0" w:rightChars="0" w:firstLine="0" w:firstLineChars="0"/>
               <w:jc w:val="center"/>
               <w:textAlignment w:val="baseline"/>
               <w:rPr>
-                <w:rStyle w:val="Strong"/>
-                <w:rFonts w:ascii="微软雅黑" w:eastAsia="微软雅黑" w:hAnsi="微软雅黑" w:cs="微软雅黑" w:hint="default"/>
+                <w:rStyle w:val="25"/>
+                <w:rFonts w:hint="default" w:ascii="微软雅黑" w:hAnsi="微软雅黑" w:eastAsia="微软雅黑" w:cs="微软雅黑"/>
                 <w:b w:val="0"/>
                 <w:bCs/>
                 <w:i w:val="0"/>
@@ -2866,8 +2911,8 @@
       </w:pPr>
       <w:r>
         <w:rPr>
-          <w:rStyle w:val="Strong"/>
-          <w:rFonts w:ascii="微软雅黑" w:eastAsia="微软雅黑" w:hAnsi="微软雅黑" w:cs="微软雅黑" w:hint="default"/>
+          <w:rStyle w:val="25"/>
+          <w:rFonts w:hint="default" w:ascii="微软雅黑" w:hAnsi="微软雅黑" w:eastAsia="微软雅黑" w:cs="微软雅黑"/>
           <w:b w:val="0"/>
           <w:bCs/>
           <w:i w:val="0"/>
@@ -2887,7 +2932,7 @@
     <w:sdt>
       <w:sdtPr>
         <w:rPr>
-          <w:rFonts w:ascii="宋体" w:eastAsia="宋体" w:hAnsi="宋体" w:cs="Arial"/>
+          <w:rFonts w:ascii="宋体" w:hAnsi="宋体" w:eastAsia="宋体" w:cs="Arial"/>
           <w:snapToGrid w:val="0"/>
           <w:color w:val="000000"/>
           <w:kern w:val="0"/>
@@ -2903,7 +2948,7 @@
       </w:sdtPr>
       <w:sdtEndPr>
         <w:rPr>
-          <w:rFonts w:ascii="宋体" w:eastAsia="宋体" w:hAnsi="宋体" w:cs="Arial"/>
+          <w:rFonts w:ascii="宋体" w:hAnsi="宋体" w:eastAsia="宋体" w:cs="Arial"/>
           <w:snapToGrid w:val="0"/>
           <w:color w:val="000000"/>
           <w:kern w:val="0"/>
@@ -2916,12 +2961,12 @@
         <w:p>
           <w:pPr>
             <w:spacing w:before="0" w:beforeLines="0" w:after="0" w:afterLines="0" w:line="240" w:lineRule="auto"/>
-            <w:ind w:left="0" w:right="0" w:firstLine="0" w:leftChars="0" w:rightChars="0" w:firstLineChars="0"/>
+            <w:ind w:left="0" w:leftChars="0" w:right="0" w:rightChars="0" w:firstLine="0" w:firstLineChars="0"/>
             <w:jc w:val="center"/>
           </w:pPr>
           <w:r>
             <w:rPr>
-              <w:rFonts w:ascii="宋体" w:eastAsia="宋体" w:hAnsi="宋体"/>
+              <w:rFonts w:ascii="宋体" w:hAnsi="宋体" w:eastAsia="宋体"/>
               <w:sz w:val="21"/>
             </w:rPr>
             <w:t>目录</w:t>
@@ -2929,7 +2974,7 @@
         </w:p>
         <w:p>
           <w:pPr>
-            <w:pStyle w:val="TOC1"/>
+            <w:pStyle w:val="16"/>
             <w:tabs>
               <w:tab w:val="right" w:leader="dot" w:pos="8306"/>
             </w:tabs>
@@ -2983,7 +3028,7 @@
         </w:p>
         <w:p>
           <w:pPr>
-            <w:pStyle w:val="TOC1"/>
+            <w:pStyle w:val="16"/>
             <w:tabs>
               <w:tab w:val="right" w:leader="dot" w:pos="8306"/>
             </w:tabs>
@@ -3028,7 +3073,7 @@
         </w:p>
         <w:p>
           <w:pPr>
-            <w:pStyle w:val="TOC1"/>
+            <w:pStyle w:val="16"/>
             <w:tabs>
               <w:tab w:val="right" w:leader="dot" w:pos="8306"/>
             </w:tabs>
@@ -3073,7 +3118,7 @@
         </w:p>
         <w:p>
           <w:pPr>
-            <w:pStyle w:val="TOC2"/>
+            <w:pStyle w:val="18"/>
             <w:tabs>
               <w:tab w:val="right" w:leader="dot" w:pos="8306"/>
             </w:tabs>
@@ -3118,7 +3163,7 @@
         </w:p>
         <w:p>
           <w:pPr>
-            <w:pStyle w:val="TOC2"/>
+            <w:pStyle w:val="18"/>
             <w:tabs>
               <w:tab w:val="right" w:leader="dot" w:pos="8306"/>
             </w:tabs>
@@ -3137,7 +3182,7 @@
               <w:rFonts w:hint="default"/>
               <w:lang w:val="en-US" w:eastAsia="zh-CN"/>
             </w:rPr>
-            <w:t>3.2. 产品产品质量部</w:t>
+            <w:t>3.2. 产品质量部</w:t>
           </w:r>
           <w:r>
             <w:tab/>
@@ -3163,7 +3208,7 @@
         </w:p>
         <w:p>
           <w:pPr>
-            <w:pStyle w:val="TOC2"/>
+            <w:pStyle w:val="18"/>
             <w:tabs>
               <w:tab w:val="right" w:leader="dot" w:pos="8306"/>
             </w:tabs>
@@ -3208,7 +3253,7 @@
         </w:p>
         <w:p>
           <w:pPr>
-            <w:pStyle w:val="TOC2"/>
+            <w:pStyle w:val="18"/>
             <w:tabs>
               <w:tab w:val="right" w:leader="dot" w:pos="8306"/>
             </w:tabs>
@@ -3253,7 +3298,7 @@
         </w:p>
         <w:p>
           <w:pPr>
-            <w:pStyle w:val="TOC2"/>
+            <w:pStyle w:val="18"/>
             <w:tabs>
               <w:tab w:val="right" w:leader="dot" w:pos="8306"/>
             </w:tabs>
@@ -3298,7 +3343,7 @@
         </w:p>
         <w:p>
           <w:pPr>
-            <w:pStyle w:val="TOC2"/>
+            <w:pStyle w:val="18"/>
             <w:tabs>
               <w:tab w:val="right" w:leader="dot" w:pos="8306"/>
             </w:tabs>
@@ -3343,7 +3388,7 @@
         </w:p>
         <w:p>
           <w:pPr>
-            <w:pStyle w:val="TOC2"/>
+            <w:pStyle w:val="18"/>
             <w:tabs>
               <w:tab w:val="right" w:leader="dot" w:pos="8306"/>
             </w:tabs>
@@ -3388,7 +3433,7 @@
         </w:p>
         <w:p>
           <w:pPr>
-            <w:pStyle w:val="TOC1"/>
+            <w:pStyle w:val="16"/>
             <w:tabs>
               <w:tab w:val="right" w:leader="dot" w:pos="8306"/>
             </w:tabs>
@@ -3433,7 +3478,7 @@
         </w:p>
         <w:p>
           <w:pPr>
-            <w:pStyle w:val="TOC2"/>
+            <w:pStyle w:val="18"/>
             <w:tabs>
               <w:tab w:val="right" w:leader="dot" w:pos="8306"/>
             </w:tabs>
@@ -3478,7 +3523,7 @@
         </w:p>
         <w:p>
           <w:pPr>
-            <w:pStyle w:val="TOC2"/>
+            <w:pStyle w:val="18"/>
             <w:tabs>
               <w:tab w:val="right" w:leader="dot" w:pos="8306"/>
             </w:tabs>
@@ -3523,7 +3568,7 @@
         </w:p>
         <w:p>
           <w:pPr>
-            <w:pStyle w:val="TOC2"/>
+            <w:pStyle w:val="18"/>
             <w:tabs>
               <w:tab w:val="right" w:leader="dot" w:pos="8306"/>
             </w:tabs>
@@ -3568,7 +3613,7 @@
         </w:p>
         <w:p>
           <w:pPr>
-            <w:pStyle w:val="TOC2"/>
+            <w:pStyle w:val="18"/>
             <w:tabs>
               <w:tab w:val="right" w:leader="dot" w:pos="8306"/>
             </w:tabs>
@@ -3613,7 +3658,7 @@
         </w:p>
         <w:p>
           <w:pPr>
-            <w:pStyle w:val="TOC3"/>
+            <w:pStyle w:val="13"/>
             <w:tabs>
               <w:tab w:val="right" w:leader="dot" w:pos="8306"/>
             </w:tabs>
@@ -3658,7 +3703,7 @@
         </w:p>
         <w:p>
           <w:pPr>
-            <w:pStyle w:val="TOC3"/>
+            <w:pStyle w:val="13"/>
             <w:tabs>
               <w:tab w:val="right" w:leader="dot" w:pos="8306"/>
             </w:tabs>
@@ -3703,7 +3748,7 @@
         </w:p>
         <w:p>
           <w:pPr>
-            <w:pStyle w:val="TOC3"/>
+            <w:pStyle w:val="13"/>
             <w:tabs>
               <w:tab w:val="right" w:leader="dot" w:pos="8306"/>
             </w:tabs>
@@ -3748,7 +3793,7 @@
         </w:p>
         <w:p>
           <w:pPr>
-            <w:pStyle w:val="TOC3"/>
+            <w:pStyle w:val="13"/>
             <w:tabs>
               <w:tab w:val="right" w:leader="dot" w:pos="8306"/>
             </w:tabs>
@@ -3793,7 +3838,7 @@
         </w:p>
         <w:p>
           <w:pPr>
-            <w:pStyle w:val="TOC3"/>
+            <w:pStyle w:val="13"/>
             <w:tabs>
               <w:tab w:val="right" w:leader="dot" w:pos="8306"/>
             </w:tabs>
@@ -3838,7 +3883,7 @@
         </w:p>
         <w:p>
           <w:pPr>
-            <w:pStyle w:val="TOC3"/>
+            <w:pStyle w:val="13"/>
             <w:tabs>
               <w:tab w:val="right" w:leader="dot" w:pos="8306"/>
             </w:tabs>
@@ -3883,7 +3928,7 @@
         </w:p>
         <w:p>
           <w:pPr>
-            <w:pStyle w:val="TOC1"/>
+            <w:pStyle w:val="16"/>
             <w:tabs>
               <w:tab w:val="right" w:leader="dot" w:pos="8306"/>
             </w:tabs>
@@ -3935,7 +3980,7 @@
         </w:p>
         <w:p>
           <w:pPr>
-            <w:pStyle w:val="TOC1"/>
+            <w:pStyle w:val="16"/>
             <w:tabs>
               <w:tab w:val="right" w:leader="dot" w:pos="8306"/>
             </w:tabs>
@@ -3996,7 +4041,7 @@
       <w:pPr>
         <w:jc w:val="center"/>
         <w:rPr>
-          <w:rFonts w:eastAsia="宋体" w:hint="eastAsia"/>
+          <w:rFonts w:hint="eastAsia" w:eastAsia="宋体"/>
           <w:lang w:val="en-US" w:eastAsia="zh-CN"/>
         </w:rPr>
       </w:pPr>
@@ -4010,16 +4055,18 @@
     </w:p>
     <w:p>
       <w:pPr>
-        <w:pStyle w:val="TableofFigures"/>
+        <w:pStyle w:val="17"/>
         <w:tabs>
           <w:tab w:val="right" w:leader="dot" w:pos="8306"/>
         </w:tabs>
       </w:pPr>
+      <w:bookmarkStart w:id="50" w:name="_GoBack"/>
+      <w:bookmarkEnd w:id="50"/>
       <w:r>
         <w:fldChar w:fldCharType="begin"/>
       </w:r>
       <w:r>
-        <w:instrText>TOC \h \c "表"</w:instrText>
+        <w:instrText xml:space="preserve">TOC \h \c "表"</w:instrText>
       </w:r>
       <w:r>
         <w:fldChar w:fldCharType="separate"/>
@@ -4028,7 +4075,7 @@
         <w:fldChar w:fldCharType="begin"/>
       </w:r>
       <w:r>
-        <w:instrText xml:space="preserve"> HYPERLINK \l _Toc3793 </w:instrText>
+        <w:instrText xml:space="preserve"> HYPERLINK \l _Toc14950 </w:instrText>
       </w:r>
       <w:r>
         <w:fldChar w:fldCharType="separate"/>
@@ -4071,7 +4118,7 @@
         <w:fldChar w:fldCharType="begin"/>
       </w:r>
       <w:r>
-        <w:instrText xml:space="preserve"> PAGEREF _Toc3793 \h </w:instrText>
+        <w:instrText xml:space="preserve"> PAGEREF _Toc14950 \h </w:instrText>
       </w:r>
       <w:r>
         <w:fldChar w:fldCharType="separate"/>
@@ -4088,7 +4135,7 @@
     </w:p>
     <w:p>
       <w:pPr>
-        <w:pStyle w:val="TableofFigures"/>
+        <w:pStyle w:val="17"/>
         <w:tabs>
           <w:tab w:val="right" w:leader="dot" w:pos="8306"/>
         </w:tabs>
@@ -4097,7 +4144,7 @@
         <w:fldChar w:fldCharType="begin"/>
       </w:r>
       <w:r>
-        <w:instrText xml:space="preserve"> HYPERLINK \l _Toc11493 </w:instrText>
+        <w:instrText xml:space="preserve"> HYPERLINK \l _Toc5913 </w:instrText>
       </w:r>
       <w:r>
         <w:fldChar w:fldCharType="separate"/>
@@ -4131,7 +4178,7 @@
           <w:rFonts w:hint="eastAsia"/>
           <w:lang w:val="en-US" w:eastAsia="zh-CN"/>
         </w:rPr>
-        <w:t xml:space="preserve"> 输出文件记录表</w:t>
+        <w:t xml:space="preserve"> 输出文件和记录表</w:t>
       </w:r>
       <w:r>
         <w:tab/>
@@ -4140,7 +4187,7 @@
         <w:fldChar w:fldCharType="begin"/>
       </w:r>
       <w:r>
-        <w:instrText xml:space="preserve"> PAGEREF _Toc11493 \h </w:instrText>
+        <w:instrText xml:space="preserve"> PAGEREF _Toc5913 \h </w:instrText>
       </w:r>
       <w:r>
         <w:fldChar w:fldCharType="separate"/>
@@ -4190,15 +4237,15 @@
     </w:p>
     <w:p>
       <w:pPr>
-        <w:pStyle w:val="1"/>
-        <w:bidi w:val="0"/>
-        <w:rPr>
-          <w:rFonts w:hint="default"/>
-          <w:lang w:val="en-US" w:eastAsia="zh-CN"/>
-        </w:rPr>
-      </w:pPr>
-      <w:bookmarkStart w:id="1" w:name="_Toc27135"/>
-      <w:bookmarkStart w:id="2" w:name="_Toc4239"/>
+        <w:pStyle w:val="30"/>
+        <w:bidi w:val="0"/>
+        <w:rPr>
+          <w:rFonts w:hint="default"/>
+          <w:lang w:val="en-US" w:eastAsia="zh-CN"/>
+        </w:rPr>
+      </w:pPr>
+      <w:bookmarkStart w:id="1" w:name="_Toc4239"/>
+      <w:bookmarkStart w:id="2" w:name="_Toc27135"/>
       <w:r>
         <w:rPr>
           <w:rFonts w:hint="default"/>
@@ -4211,7 +4258,7 @@
     </w:p>
     <w:p>
       <w:pPr>
-        <w:pStyle w:val="a1"/>
+        <w:pStyle w:val="31"/>
         <w:bidi w:val="0"/>
         <w:rPr>
           <w:rFonts w:hint="default"/>
@@ -4228,7 +4275,7 @@
     </w:p>
     <w:p>
       <w:pPr>
-        <w:pStyle w:val="1"/>
+        <w:pStyle w:val="30"/>
         <w:bidi w:val="0"/>
         <w:rPr>
           <w:rFonts w:hint="default"/>
@@ -4249,24 +4296,24 @@
     </w:p>
     <w:p>
       <w:pPr>
-        <w:pStyle w:val="a1"/>
-        <w:bidi w:val="0"/>
-        <w:rPr>
-          <w:rFonts w:hint="default"/>
-          <w:lang w:val="en-US" w:eastAsia="zh-CN"/>
-        </w:rPr>
-      </w:pPr>
-      <w:r>
-        <w:rPr>
-          <w:rFonts w:hint="default"/>
-          <w:lang w:val="en-US" w:eastAsia="zh-CN"/>
-        </w:rPr>
-        <w:t>本制度适用于公司信息技术服务标准体系内审活动的组织与管理，覆盖运维服务相关的所有部门：运维部、研发部、产品产品质量部、综合部、采购部、应急管理部。</w:t>
-      </w:r>
-    </w:p>
-    <w:p>
-      <w:pPr>
-        <w:pStyle w:val="1"/>
+        <w:pStyle w:val="31"/>
+        <w:bidi w:val="0"/>
+        <w:rPr>
+          <w:rFonts w:hint="default"/>
+          <w:lang w:val="en-US" w:eastAsia="zh-CN"/>
+        </w:rPr>
+      </w:pPr>
+      <w:r>
+        <w:rPr>
+          <w:rFonts w:hint="default"/>
+          <w:lang w:val="en-US" w:eastAsia="zh-CN"/>
+        </w:rPr>
+        <w:t>本制度适用于公司信息技术服务标准体系内审活动的组织与管理，覆盖运维服务相关的所有部门：运维部、研发部、产品质量部、综合部、采购部、应急管理部。</w:t>
+      </w:r>
+    </w:p>
+    <w:p>
+      <w:pPr>
+        <w:pStyle w:val="30"/>
         <w:bidi w:val="0"/>
         <w:rPr>
           <w:rFonts w:hint="default"/>
@@ -4287,15 +4334,15 @@
     </w:p>
     <w:p>
       <w:pPr>
-        <w:pStyle w:val="2"/>
-        <w:bidi w:val="0"/>
-        <w:rPr>
-          <w:rFonts w:hint="default"/>
-          <w:lang w:val="en-US" w:eastAsia="zh-CN"/>
-        </w:rPr>
-      </w:pPr>
-      <w:bookmarkStart w:id="7" w:name="_Toc22313"/>
-      <w:bookmarkStart w:id="8" w:name="_Toc18321"/>
+        <w:pStyle w:val="32"/>
+        <w:bidi w:val="0"/>
+        <w:rPr>
+          <w:rFonts w:hint="default"/>
+          <w:lang w:val="en-US" w:eastAsia="zh-CN"/>
+        </w:rPr>
+      </w:pPr>
+      <w:bookmarkStart w:id="7" w:name="_Toc18321"/>
+      <w:bookmarkStart w:id="8" w:name="_Toc22313"/>
       <w:r>
         <w:rPr>
           <w:rFonts w:hint="default"/>
@@ -4308,7 +4355,7 @@
     </w:p>
     <w:p>
       <w:pPr>
-        <w:pStyle w:val="a1"/>
+        <w:pStyle w:val="31"/>
         <w:keepLines w:val="0"/>
         <w:pageBreakBefore w:val="0"/>
         <w:widowControl w:val="0"/>
@@ -4325,7 +4372,7 @@
         <w:bidi w:val="0"/>
         <w:adjustRightInd w:val="0"/>
         <w:snapToGrid w:val="0"/>
-        <w:ind w:left="425" w:hanging="425" w:leftChars="0" w:firstLineChars="0"/>
+        <w:ind w:left="425" w:leftChars="0" w:hanging="425" w:firstLineChars="0"/>
         <w:textAlignment w:val="baseline"/>
         <w:rPr>
           <w:rFonts w:hint="default"/>
@@ -4342,7 +4389,7 @@
     </w:p>
     <w:p>
       <w:pPr>
-        <w:pStyle w:val="a1"/>
+        <w:pStyle w:val="31"/>
         <w:keepLines w:val="0"/>
         <w:pageBreakBefore w:val="0"/>
         <w:widowControl w:val="0"/>
@@ -4359,7 +4406,7 @@
         <w:bidi w:val="0"/>
         <w:adjustRightInd w:val="0"/>
         <w:snapToGrid w:val="0"/>
-        <w:ind w:left="425" w:hanging="425" w:leftChars="0" w:firstLineChars="0"/>
+        <w:ind w:left="425" w:leftChars="0" w:hanging="425" w:firstLineChars="0"/>
         <w:textAlignment w:val="baseline"/>
         <w:rPr>
           <w:rFonts w:hint="default"/>
@@ -4376,7 +4423,7 @@
     </w:p>
     <w:p>
       <w:pPr>
-        <w:pStyle w:val="a1"/>
+        <w:pStyle w:val="31"/>
         <w:keepLines w:val="0"/>
         <w:pageBreakBefore w:val="0"/>
         <w:widowControl w:val="0"/>
@@ -4393,7 +4440,7 @@
         <w:bidi w:val="0"/>
         <w:adjustRightInd w:val="0"/>
         <w:snapToGrid w:val="0"/>
-        <w:ind w:left="425" w:hanging="425" w:leftChars="0" w:firstLineChars="0"/>
+        <w:ind w:left="425" w:leftChars="0" w:hanging="425" w:firstLineChars="0"/>
         <w:textAlignment w:val="baseline"/>
         <w:rPr>
           <w:rFonts w:hint="default"/>
@@ -4410,7 +4457,7 @@
     </w:p>
     <w:p>
       <w:pPr>
-        <w:pStyle w:val="a1"/>
+        <w:pStyle w:val="31"/>
         <w:keepLines w:val="0"/>
         <w:pageBreakBefore w:val="0"/>
         <w:widowControl w:val="0"/>
@@ -4427,7 +4474,7 @@
         <w:bidi w:val="0"/>
         <w:adjustRightInd w:val="0"/>
         <w:snapToGrid w:val="0"/>
-        <w:ind w:left="425" w:hanging="425" w:leftChars="0" w:firstLineChars="0"/>
+        <w:ind w:left="425" w:leftChars="0" w:hanging="425" w:firstLineChars="0"/>
         <w:textAlignment w:val="baseline"/>
         <w:rPr>
           <w:rFonts w:hint="default"/>
@@ -4444,7 +4491,7 @@
     </w:p>
     <w:p>
       <w:pPr>
-        <w:pStyle w:val="2"/>
+        <w:pStyle w:val="32"/>
         <w:bidi w:val="0"/>
         <w:rPr>
           <w:rFonts w:hint="default"/>
@@ -4458,14 +4505,14 @@
           <w:rFonts w:hint="default"/>
           <w:lang w:val="en-US" w:eastAsia="zh-CN"/>
         </w:rPr>
-        <w:t>产品产品质量部</w:t>
+        <w:t>产品质量部</w:t>
       </w:r>
       <w:bookmarkEnd w:id="9"/>
       <w:bookmarkEnd w:id="10"/>
     </w:p>
     <w:p>
       <w:pPr>
-        <w:pStyle w:val="a1"/>
+        <w:pStyle w:val="31"/>
         <w:keepLines w:val="0"/>
         <w:pageBreakBefore w:val="0"/>
         <w:widowControl w:val="0"/>
@@ -4482,7 +4529,7 @@
         <w:bidi w:val="0"/>
         <w:adjustRightInd w:val="0"/>
         <w:snapToGrid w:val="0"/>
-        <w:ind w:left="425" w:hanging="425" w:leftChars="0" w:firstLineChars="0"/>
+        <w:ind w:left="425" w:leftChars="0" w:hanging="425" w:firstLineChars="0"/>
         <w:textAlignment w:val="baseline"/>
         <w:rPr>
           <w:rFonts w:hint="default"/>
@@ -4499,7 +4546,7 @@
     </w:p>
     <w:p>
       <w:pPr>
-        <w:pStyle w:val="a1"/>
+        <w:pStyle w:val="31"/>
         <w:keepLines w:val="0"/>
         <w:pageBreakBefore w:val="0"/>
         <w:widowControl w:val="0"/>
@@ -4516,7 +4563,7 @@
         <w:bidi w:val="0"/>
         <w:adjustRightInd w:val="0"/>
         <w:snapToGrid w:val="0"/>
-        <w:ind w:left="425" w:hanging="425" w:leftChars="0" w:firstLineChars="0"/>
+        <w:ind w:left="425" w:leftChars="0" w:hanging="425" w:firstLineChars="0"/>
         <w:textAlignment w:val="baseline"/>
         <w:rPr>
           <w:rFonts w:hint="default"/>
@@ -4533,7 +4580,7 @@
     </w:p>
     <w:p>
       <w:pPr>
-        <w:pStyle w:val="a1"/>
+        <w:pStyle w:val="31"/>
         <w:keepLines w:val="0"/>
         <w:pageBreakBefore w:val="0"/>
         <w:widowControl w:val="0"/>
@@ -4550,7 +4597,7 @@
         <w:bidi w:val="0"/>
         <w:adjustRightInd w:val="0"/>
         <w:snapToGrid w:val="0"/>
-        <w:ind w:left="425" w:hanging="425" w:leftChars="0" w:firstLineChars="0"/>
+        <w:ind w:left="425" w:leftChars="0" w:hanging="425" w:firstLineChars="0"/>
         <w:textAlignment w:val="baseline"/>
         <w:rPr>
           <w:rFonts w:hint="default"/>
@@ -4567,7 +4614,7 @@
     </w:p>
     <w:p>
       <w:pPr>
-        <w:pStyle w:val="a1"/>
+        <w:pStyle w:val="31"/>
         <w:keepLines w:val="0"/>
         <w:pageBreakBefore w:val="0"/>
         <w:widowControl w:val="0"/>
@@ -4584,7 +4631,7 @@
         <w:bidi w:val="0"/>
         <w:adjustRightInd w:val="0"/>
         <w:snapToGrid w:val="0"/>
-        <w:ind w:left="425" w:hanging="425" w:leftChars="0" w:firstLineChars="0"/>
+        <w:ind w:left="425" w:leftChars="0" w:hanging="425" w:firstLineChars="0"/>
         <w:textAlignment w:val="baseline"/>
         <w:rPr>
           <w:rFonts w:hint="default"/>
@@ -4601,7 +4648,7 @@
     </w:p>
     <w:p>
       <w:pPr>
-        <w:pStyle w:val="a1"/>
+        <w:pStyle w:val="31"/>
         <w:keepLines w:val="0"/>
         <w:pageBreakBefore w:val="0"/>
         <w:widowControl w:val="0"/>
@@ -4618,7 +4665,7 @@
         <w:bidi w:val="0"/>
         <w:adjustRightInd w:val="0"/>
         <w:snapToGrid w:val="0"/>
-        <w:ind w:left="425" w:hanging="425" w:leftChars="0" w:firstLineChars="0"/>
+        <w:ind w:left="425" w:leftChars="0" w:hanging="425" w:firstLineChars="0"/>
         <w:textAlignment w:val="baseline"/>
         <w:rPr>
           <w:rFonts w:hint="default"/>
@@ -4635,7 +4682,7 @@
     </w:p>
     <w:p>
       <w:pPr>
-        <w:pStyle w:val="a1"/>
+        <w:pStyle w:val="31"/>
         <w:keepLines w:val="0"/>
         <w:pageBreakBefore w:val="0"/>
         <w:widowControl w:val="0"/>
@@ -4652,7 +4699,7 @@
         <w:bidi w:val="0"/>
         <w:adjustRightInd w:val="0"/>
         <w:snapToGrid w:val="0"/>
-        <w:ind w:left="425" w:hanging="425" w:leftChars="0" w:firstLineChars="0"/>
+        <w:ind w:left="425" w:leftChars="0" w:hanging="425" w:firstLineChars="0"/>
         <w:textAlignment w:val="baseline"/>
         <w:rPr>
           <w:rFonts w:hint="default"/>
@@ -4669,15 +4716,15 @@
     </w:p>
     <w:p>
       <w:pPr>
-        <w:pStyle w:val="2"/>
-        <w:bidi w:val="0"/>
-        <w:rPr>
-          <w:rFonts w:hint="default"/>
-          <w:lang w:val="en-US" w:eastAsia="zh-CN"/>
-        </w:rPr>
-      </w:pPr>
-      <w:bookmarkStart w:id="11" w:name="_Toc12744"/>
-      <w:bookmarkStart w:id="12" w:name="_Toc25282"/>
+        <w:pStyle w:val="32"/>
+        <w:bidi w:val="0"/>
+        <w:rPr>
+          <w:rFonts w:hint="default"/>
+          <w:lang w:val="en-US" w:eastAsia="zh-CN"/>
+        </w:rPr>
+      </w:pPr>
+      <w:bookmarkStart w:id="11" w:name="_Toc25282"/>
+      <w:bookmarkStart w:id="12" w:name="_Toc12744"/>
       <w:r>
         <w:rPr>
           <w:rFonts w:hint="default"/>
@@ -4690,7 +4737,7 @@
     </w:p>
     <w:p>
       <w:pPr>
-        <w:pStyle w:val="a1"/>
+        <w:pStyle w:val="31"/>
         <w:keepLines w:val="0"/>
         <w:pageBreakBefore w:val="0"/>
         <w:widowControl w:val="0"/>
@@ -4707,7 +4754,7 @@
         <w:bidi w:val="0"/>
         <w:adjustRightInd w:val="0"/>
         <w:snapToGrid w:val="0"/>
-        <w:ind w:left="425" w:hanging="425" w:leftChars="0" w:firstLineChars="0"/>
+        <w:ind w:left="425" w:leftChars="0" w:hanging="425" w:firstLineChars="0"/>
         <w:textAlignment w:val="baseline"/>
         <w:rPr>
           <w:rFonts w:hint="default"/>
@@ -4719,12 +4766,12 @@
           <w:rFonts w:hint="default"/>
           <w:lang w:val="en-US" w:eastAsia="zh-CN"/>
         </w:rPr>
-        <w:t>配合产品产品质量部制定内部审核计划。</w:t>
-      </w:r>
-    </w:p>
-    <w:p>
-      <w:pPr>
-        <w:pStyle w:val="a1"/>
+        <w:t>配合产品质量部制定内部审核计划。</w:t>
+      </w:r>
+    </w:p>
+    <w:p>
+      <w:pPr>
+        <w:pStyle w:val="31"/>
         <w:keepLines w:val="0"/>
         <w:pageBreakBefore w:val="0"/>
         <w:widowControl w:val="0"/>
@@ -4741,7 +4788,7 @@
         <w:bidi w:val="0"/>
         <w:adjustRightInd w:val="0"/>
         <w:snapToGrid w:val="0"/>
-        <w:ind w:left="425" w:hanging="425" w:leftChars="0" w:firstLineChars="0"/>
+        <w:ind w:left="425" w:leftChars="0" w:hanging="425" w:firstLineChars="0"/>
         <w:textAlignment w:val="baseline"/>
         <w:rPr>
           <w:rFonts w:hint="default"/>
@@ -4758,7 +4805,7 @@
     </w:p>
     <w:p>
       <w:pPr>
-        <w:pStyle w:val="a1"/>
+        <w:pStyle w:val="31"/>
         <w:keepLines w:val="0"/>
         <w:pageBreakBefore w:val="0"/>
         <w:widowControl w:val="0"/>
@@ -4775,7 +4822,7 @@
         <w:bidi w:val="0"/>
         <w:adjustRightInd w:val="0"/>
         <w:snapToGrid w:val="0"/>
-        <w:ind w:left="425" w:hanging="425" w:leftChars="0" w:firstLineChars="0"/>
+        <w:ind w:left="425" w:leftChars="0" w:hanging="425" w:firstLineChars="0"/>
         <w:textAlignment w:val="baseline"/>
         <w:rPr>
           <w:rFonts w:hint="default"/>
@@ -4792,7 +4839,7 @@
     </w:p>
     <w:p>
       <w:pPr>
-        <w:pStyle w:val="a1"/>
+        <w:pStyle w:val="31"/>
         <w:keepLines w:val="0"/>
         <w:pageBreakBefore w:val="0"/>
         <w:widowControl w:val="0"/>
@@ -4809,7 +4856,7 @@
         <w:bidi w:val="0"/>
         <w:adjustRightInd w:val="0"/>
         <w:snapToGrid w:val="0"/>
-        <w:ind w:left="425" w:hanging="425" w:leftChars="0" w:firstLineChars="0"/>
+        <w:ind w:left="425" w:leftChars="0" w:hanging="425" w:firstLineChars="0"/>
         <w:textAlignment w:val="baseline"/>
         <w:rPr>
           <w:rFonts w:hint="default"/>
@@ -4826,7 +4873,7 @@
     </w:p>
     <w:p>
       <w:pPr>
-        <w:pStyle w:val="2"/>
+        <w:pStyle w:val="32"/>
         <w:bidi w:val="0"/>
         <w:rPr>
           <w:rFonts w:hint="default"/>
@@ -4847,7 +4894,7 @@
     </w:p>
     <w:p>
       <w:pPr>
-        <w:pStyle w:val="a1"/>
+        <w:pStyle w:val="31"/>
         <w:keepLines w:val="0"/>
         <w:pageBreakBefore w:val="0"/>
         <w:widowControl w:val="0"/>
@@ -4864,7 +4911,7 @@
         <w:bidi w:val="0"/>
         <w:adjustRightInd w:val="0"/>
         <w:snapToGrid w:val="0"/>
-        <w:ind w:left="425" w:hanging="425" w:leftChars="0" w:firstLineChars="0"/>
+        <w:ind w:left="425" w:leftChars="0" w:hanging="425" w:firstLineChars="0"/>
         <w:textAlignment w:val="baseline"/>
         <w:rPr>
           <w:rFonts w:hint="default"/>
@@ -4876,12 +4923,12 @@
           <w:rFonts w:hint="default"/>
           <w:lang w:val="en-US" w:eastAsia="zh-CN"/>
         </w:rPr>
-        <w:t>配合产品产品质量部制定内部审核计划。</w:t>
-      </w:r>
-    </w:p>
-    <w:p>
-      <w:pPr>
-        <w:pStyle w:val="a1"/>
+        <w:t>配合产品质量部制定内部审核计划。</w:t>
+      </w:r>
+    </w:p>
+    <w:p>
+      <w:pPr>
+        <w:pStyle w:val="31"/>
         <w:keepLines w:val="0"/>
         <w:pageBreakBefore w:val="0"/>
         <w:widowControl w:val="0"/>
@@ -4898,7 +4945,7 @@
         <w:bidi w:val="0"/>
         <w:adjustRightInd w:val="0"/>
         <w:snapToGrid w:val="0"/>
-        <w:ind w:left="425" w:hanging="425" w:leftChars="0" w:firstLineChars="0"/>
+        <w:ind w:left="425" w:leftChars="0" w:hanging="425" w:firstLineChars="0"/>
         <w:textAlignment w:val="baseline"/>
         <w:rPr>
           <w:rFonts w:hint="default"/>
@@ -4915,7 +4962,7 @@
     </w:p>
     <w:p>
       <w:pPr>
-        <w:pStyle w:val="a1"/>
+        <w:pStyle w:val="31"/>
         <w:keepLines w:val="0"/>
         <w:pageBreakBefore w:val="0"/>
         <w:widowControl w:val="0"/>
@@ -4932,7 +4979,7 @@
         <w:bidi w:val="0"/>
         <w:adjustRightInd w:val="0"/>
         <w:snapToGrid w:val="0"/>
-        <w:ind w:left="425" w:hanging="425" w:leftChars="0" w:firstLineChars="0"/>
+        <w:ind w:left="425" w:leftChars="0" w:hanging="425" w:firstLineChars="0"/>
         <w:textAlignment w:val="baseline"/>
         <w:rPr>
           <w:rFonts w:hint="default"/>
@@ -4949,7 +4996,7 @@
     </w:p>
     <w:p>
       <w:pPr>
-        <w:pStyle w:val="a1"/>
+        <w:pStyle w:val="31"/>
         <w:keepLines w:val="0"/>
         <w:pageBreakBefore w:val="0"/>
         <w:widowControl w:val="0"/>
@@ -4966,7 +5013,7 @@
         <w:bidi w:val="0"/>
         <w:adjustRightInd w:val="0"/>
         <w:snapToGrid w:val="0"/>
-        <w:ind w:left="425" w:hanging="425" w:leftChars="0" w:firstLineChars="0"/>
+        <w:ind w:left="425" w:leftChars="0" w:hanging="425" w:firstLineChars="0"/>
         <w:textAlignment w:val="baseline"/>
         <w:rPr>
           <w:rFonts w:hint="default"/>
@@ -4983,15 +5030,15 @@
     </w:p>
     <w:p>
       <w:pPr>
-        <w:pStyle w:val="2"/>
-        <w:bidi w:val="0"/>
-        <w:rPr>
-          <w:rFonts w:hint="default"/>
-          <w:lang w:val="en-US" w:eastAsia="zh-CN"/>
-        </w:rPr>
-      </w:pPr>
-      <w:bookmarkStart w:id="15" w:name="_Toc19644"/>
-      <w:bookmarkStart w:id="16" w:name="_Toc30477"/>
+        <w:pStyle w:val="32"/>
+        <w:bidi w:val="0"/>
+        <w:rPr>
+          <w:rFonts w:hint="default"/>
+          <w:lang w:val="en-US" w:eastAsia="zh-CN"/>
+        </w:rPr>
+      </w:pPr>
+      <w:bookmarkStart w:id="15" w:name="_Toc30477"/>
+      <w:bookmarkStart w:id="16" w:name="_Toc19644"/>
       <w:r>
         <w:rPr>
           <w:rFonts w:hint="default"/>
@@ -5004,7 +5051,7 @@
     </w:p>
     <w:p>
       <w:pPr>
-        <w:pStyle w:val="a1"/>
+        <w:pStyle w:val="31"/>
         <w:keepLines w:val="0"/>
         <w:pageBreakBefore w:val="0"/>
         <w:widowControl w:val="0"/>
@@ -5021,7 +5068,7 @@
         <w:bidi w:val="0"/>
         <w:adjustRightInd w:val="0"/>
         <w:snapToGrid w:val="0"/>
-        <w:ind w:left="425" w:hanging="425" w:leftChars="0" w:firstLineChars="0"/>
+        <w:ind w:left="425" w:leftChars="0" w:hanging="425" w:firstLineChars="0"/>
         <w:textAlignment w:val="baseline"/>
         <w:rPr>
           <w:rFonts w:hint="default"/>
@@ -5033,12 +5080,12 @@
           <w:rFonts w:hint="default"/>
           <w:lang w:val="en-US" w:eastAsia="zh-CN"/>
         </w:rPr>
-        <w:t>配合产品产品质量部制定内部审核计划。</w:t>
-      </w:r>
-    </w:p>
-    <w:p>
-      <w:pPr>
-        <w:pStyle w:val="a1"/>
+        <w:t>配合产品质量部制定内部审核计划。</w:t>
+      </w:r>
+    </w:p>
+    <w:p>
+      <w:pPr>
+        <w:pStyle w:val="31"/>
         <w:keepLines w:val="0"/>
         <w:pageBreakBefore w:val="0"/>
         <w:widowControl w:val="0"/>
@@ -5055,7 +5102,7 @@
         <w:bidi w:val="0"/>
         <w:adjustRightInd w:val="0"/>
         <w:snapToGrid w:val="0"/>
-        <w:ind w:left="425" w:hanging="425" w:leftChars="0" w:firstLineChars="0"/>
+        <w:ind w:left="425" w:leftChars="0" w:hanging="425" w:firstLineChars="0"/>
         <w:textAlignment w:val="baseline"/>
         <w:rPr>
           <w:rFonts w:hint="default"/>
@@ -5072,7 +5119,7 @@
     </w:p>
     <w:p>
       <w:pPr>
-        <w:pStyle w:val="a1"/>
+        <w:pStyle w:val="31"/>
         <w:keepLines w:val="0"/>
         <w:pageBreakBefore w:val="0"/>
         <w:widowControl w:val="0"/>
@@ -5089,7 +5136,7 @@
         <w:bidi w:val="0"/>
         <w:adjustRightInd w:val="0"/>
         <w:snapToGrid w:val="0"/>
-        <w:ind w:left="425" w:hanging="425" w:leftChars="0" w:firstLineChars="0"/>
+        <w:ind w:left="425" w:leftChars="0" w:hanging="425" w:firstLineChars="0"/>
         <w:textAlignment w:val="baseline"/>
         <w:rPr>
           <w:rFonts w:hint="default"/>
@@ -5106,7 +5153,7 @@
     </w:p>
     <w:p>
       <w:pPr>
-        <w:pStyle w:val="a1"/>
+        <w:pStyle w:val="31"/>
         <w:keepLines w:val="0"/>
         <w:pageBreakBefore w:val="0"/>
         <w:widowControl w:val="0"/>
@@ -5123,7 +5170,7 @@
         <w:bidi w:val="0"/>
         <w:adjustRightInd w:val="0"/>
         <w:snapToGrid w:val="0"/>
-        <w:ind w:left="425" w:hanging="425" w:leftChars="0" w:firstLineChars="0"/>
+        <w:ind w:left="425" w:leftChars="0" w:hanging="425" w:firstLineChars="0"/>
         <w:textAlignment w:val="baseline"/>
         <w:rPr>
           <w:rFonts w:hint="default"/>
@@ -5140,15 +5187,15 @@
     </w:p>
     <w:p>
       <w:pPr>
-        <w:pStyle w:val="2"/>
-        <w:bidi w:val="0"/>
-        <w:rPr>
-          <w:rFonts w:hint="default"/>
-          <w:lang w:val="en-US" w:eastAsia="zh-CN"/>
-        </w:rPr>
-      </w:pPr>
-      <w:bookmarkStart w:id="17" w:name="_Toc18970"/>
-      <w:bookmarkStart w:id="18" w:name="_Toc31334"/>
+        <w:pStyle w:val="32"/>
+        <w:bidi w:val="0"/>
+        <w:rPr>
+          <w:rFonts w:hint="default"/>
+          <w:lang w:val="en-US" w:eastAsia="zh-CN"/>
+        </w:rPr>
+      </w:pPr>
+      <w:bookmarkStart w:id="17" w:name="_Toc31334"/>
+      <w:bookmarkStart w:id="18" w:name="_Toc18970"/>
       <w:r>
         <w:rPr>
           <w:rFonts w:hint="default"/>
@@ -5161,7 +5208,7 @@
     </w:p>
     <w:p>
       <w:pPr>
-        <w:pStyle w:val="a1"/>
+        <w:pStyle w:val="31"/>
         <w:keepLines w:val="0"/>
         <w:pageBreakBefore w:val="0"/>
         <w:widowControl w:val="0"/>
@@ -5178,7 +5225,7 @@
         <w:bidi w:val="0"/>
         <w:adjustRightInd w:val="0"/>
         <w:snapToGrid w:val="0"/>
-        <w:ind w:left="425" w:hanging="425" w:leftChars="0" w:firstLineChars="0"/>
+        <w:ind w:left="425" w:leftChars="0" w:hanging="425" w:firstLineChars="0"/>
         <w:textAlignment w:val="baseline"/>
         <w:rPr>
           <w:rFonts w:hint="default"/>
@@ -5190,12 +5237,12 @@
           <w:rFonts w:hint="default"/>
           <w:lang w:val="en-US" w:eastAsia="zh-CN"/>
         </w:rPr>
-        <w:t>配合产品产品质量部制定内部审核计划。</w:t>
-      </w:r>
-    </w:p>
-    <w:p>
-      <w:pPr>
-        <w:pStyle w:val="a1"/>
+        <w:t>配合产品质量部制定内部审核计划。</w:t>
+      </w:r>
+    </w:p>
+    <w:p>
+      <w:pPr>
+        <w:pStyle w:val="31"/>
         <w:keepLines w:val="0"/>
         <w:pageBreakBefore w:val="0"/>
         <w:widowControl w:val="0"/>
@@ -5212,7 +5259,7 @@
         <w:bidi w:val="0"/>
         <w:adjustRightInd w:val="0"/>
         <w:snapToGrid w:val="0"/>
-        <w:ind w:left="425" w:hanging="425" w:leftChars="0" w:firstLineChars="0"/>
+        <w:ind w:left="425" w:leftChars="0" w:hanging="425" w:firstLineChars="0"/>
         <w:textAlignment w:val="baseline"/>
         <w:rPr>
           <w:rFonts w:hint="default"/>
@@ -5229,7 +5276,7 @@
     </w:p>
     <w:p>
       <w:pPr>
-        <w:pStyle w:val="a1"/>
+        <w:pStyle w:val="31"/>
         <w:keepLines w:val="0"/>
         <w:pageBreakBefore w:val="0"/>
         <w:widowControl w:val="0"/>
@@ -5246,7 +5293,7 @@
         <w:bidi w:val="0"/>
         <w:adjustRightInd w:val="0"/>
         <w:snapToGrid w:val="0"/>
-        <w:ind w:left="425" w:hanging="425" w:leftChars="0" w:firstLineChars="0"/>
+        <w:ind w:left="425" w:leftChars="0" w:hanging="425" w:firstLineChars="0"/>
         <w:textAlignment w:val="baseline"/>
         <w:rPr>
           <w:rFonts w:hint="default"/>
@@ -5263,7 +5310,7 @@
     </w:p>
     <w:p>
       <w:pPr>
-        <w:pStyle w:val="a1"/>
+        <w:pStyle w:val="31"/>
         <w:keepLines w:val="0"/>
         <w:pageBreakBefore w:val="0"/>
         <w:widowControl w:val="0"/>
@@ -5280,7 +5327,7 @@
         <w:bidi w:val="0"/>
         <w:adjustRightInd w:val="0"/>
         <w:snapToGrid w:val="0"/>
-        <w:ind w:left="425" w:hanging="425" w:leftChars="0" w:firstLineChars="0"/>
+        <w:ind w:left="425" w:leftChars="0" w:hanging="425" w:firstLineChars="0"/>
         <w:textAlignment w:val="baseline"/>
         <w:rPr>
           <w:rFonts w:hint="default"/>
@@ -5297,15 +5344,15 @@
     </w:p>
     <w:p>
       <w:pPr>
-        <w:pStyle w:val="2"/>
-        <w:bidi w:val="0"/>
-        <w:rPr>
-          <w:rFonts w:hint="default"/>
-          <w:lang w:val="en-US" w:eastAsia="zh-CN"/>
-        </w:rPr>
-      </w:pPr>
-      <w:bookmarkStart w:id="19" w:name="_Toc19965"/>
-      <w:bookmarkStart w:id="20" w:name="_Toc29811"/>
+        <w:pStyle w:val="32"/>
+        <w:bidi w:val="0"/>
+        <w:rPr>
+          <w:rFonts w:hint="default"/>
+          <w:lang w:val="en-US" w:eastAsia="zh-CN"/>
+        </w:rPr>
+      </w:pPr>
+      <w:bookmarkStart w:id="19" w:name="_Toc29811"/>
+      <w:bookmarkStart w:id="20" w:name="_Toc19965"/>
       <w:r>
         <w:rPr>
           <w:rFonts w:hint="default"/>
@@ -5318,7 +5365,7 @@
     </w:p>
     <w:p>
       <w:pPr>
-        <w:pStyle w:val="a1"/>
+        <w:pStyle w:val="31"/>
         <w:keepLines w:val="0"/>
         <w:pageBreakBefore w:val="0"/>
         <w:widowControl w:val="0"/>
@@ -5335,7 +5382,7 @@
         <w:bidi w:val="0"/>
         <w:adjustRightInd w:val="0"/>
         <w:snapToGrid w:val="0"/>
-        <w:ind w:left="425" w:hanging="425" w:leftChars="0" w:firstLineChars="0"/>
+        <w:ind w:left="425" w:leftChars="0" w:hanging="425" w:firstLineChars="0"/>
         <w:textAlignment w:val="baseline"/>
         <w:rPr>
           <w:rFonts w:hint="default"/>
@@ -5347,12 +5394,12 @@
           <w:rFonts w:hint="default"/>
           <w:lang w:val="en-US" w:eastAsia="zh-CN"/>
         </w:rPr>
-        <w:t>配合产品产品质量部制定内部审核计划。</w:t>
-      </w:r>
-    </w:p>
-    <w:p>
-      <w:pPr>
-        <w:pStyle w:val="a1"/>
+        <w:t>配合产品质量部制定内部审核计划。</w:t>
+      </w:r>
+    </w:p>
+    <w:p>
+      <w:pPr>
+        <w:pStyle w:val="31"/>
         <w:keepLines w:val="0"/>
         <w:pageBreakBefore w:val="0"/>
         <w:widowControl w:val="0"/>
@@ -5369,7 +5416,7 @@
         <w:bidi w:val="0"/>
         <w:adjustRightInd w:val="0"/>
         <w:snapToGrid w:val="0"/>
-        <w:ind w:left="425" w:hanging="425" w:leftChars="0" w:firstLineChars="0"/>
+        <w:ind w:left="425" w:leftChars="0" w:hanging="425" w:firstLineChars="0"/>
         <w:textAlignment w:val="baseline"/>
         <w:rPr>
           <w:rFonts w:hint="default"/>
@@ -5386,7 +5433,7 @@
     </w:p>
     <w:p>
       <w:pPr>
-        <w:pStyle w:val="a1"/>
+        <w:pStyle w:val="31"/>
         <w:keepLines w:val="0"/>
         <w:pageBreakBefore w:val="0"/>
         <w:widowControl w:val="0"/>
@@ -5403,7 +5450,7 @@
         <w:bidi w:val="0"/>
         <w:adjustRightInd w:val="0"/>
         <w:snapToGrid w:val="0"/>
-        <w:ind w:left="425" w:hanging="425" w:leftChars="0" w:firstLineChars="0"/>
+        <w:ind w:left="425" w:leftChars="0" w:hanging="425" w:firstLineChars="0"/>
         <w:textAlignment w:val="baseline"/>
         <w:rPr>
           <w:rFonts w:hint="default"/>
@@ -5420,7 +5467,7 @@
     </w:p>
     <w:p>
       <w:pPr>
-        <w:pStyle w:val="a1"/>
+        <w:pStyle w:val="31"/>
         <w:keepLines w:val="0"/>
         <w:pageBreakBefore w:val="0"/>
         <w:widowControl w:val="0"/>
@@ -5437,7 +5484,7 @@
         <w:bidi w:val="0"/>
         <w:adjustRightInd w:val="0"/>
         <w:snapToGrid w:val="0"/>
-        <w:ind w:left="425" w:hanging="425" w:leftChars="0" w:firstLineChars="0"/>
+        <w:ind w:left="425" w:leftChars="0" w:hanging="425" w:firstLineChars="0"/>
         <w:textAlignment w:val="baseline"/>
         <w:rPr>
           <w:rFonts w:hint="default"/>
@@ -5454,15 +5501,15 @@
     </w:p>
     <w:p>
       <w:pPr>
-        <w:pStyle w:val="1"/>
-        <w:bidi w:val="0"/>
-        <w:rPr>
-          <w:rFonts w:hint="default"/>
-          <w:lang w:val="en-US" w:eastAsia="zh-CN"/>
-        </w:rPr>
-      </w:pPr>
-      <w:bookmarkStart w:id="21" w:name="_Toc26049"/>
-      <w:bookmarkStart w:id="22" w:name="_Toc28997"/>
+        <w:pStyle w:val="30"/>
+        <w:bidi w:val="0"/>
+        <w:rPr>
+          <w:rFonts w:hint="default"/>
+          <w:lang w:val="en-US" w:eastAsia="zh-CN"/>
+        </w:rPr>
+      </w:pPr>
+      <w:bookmarkStart w:id="21" w:name="_Toc28997"/>
+      <w:bookmarkStart w:id="22" w:name="_Toc26049"/>
       <w:r>
         <w:rPr>
           <w:rFonts w:hint="default"/>
@@ -5475,7 +5522,7 @@
     </w:p>
     <w:p>
       <w:pPr>
-        <w:pStyle w:val="2"/>
+        <w:pStyle w:val="32"/>
         <w:bidi w:val="0"/>
         <w:rPr>
           <w:rFonts w:hint="default"/>
@@ -5496,19 +5543,19 @@
     </w:p>
     <w:p>
       <w:pPr>
-        <w:pStyle w:val="a1"/>
-        <w:bidi w:val="0"/>
-        <w:rPr>
-          <w:rFonts w:hint="default"/>
-          <w:lang w:val="en-US" w:eastAsia="zh-CN"/>
-        </w:rPr>
-      </w:pPr>
-      <w:r>
-        <w:rPr>
-          <w:rFonts w:hint="default"/>
-          <w:lang w:val="en-US" w:eastAsia="zh-CN"/>
-        </w:rPr>
-        <w:t>产品产品质量部每年</w:t>
+        <w:pStyle w:val="31"/>
+        <w:bidi w:val="0"/>
+        <w:rPr>
+          <w:rFonts w:hint="default"/>
+          <w:lang w:val="en-US" w:eastAsia="zh-CN"/>
+        </w:rPr>
+      </w:pPr>
+      <w:r>
+        <w:rPr>
+          <w:rFonts w:hint="default"/>
+          <w:lang w:val="en-US" w:eastAsia="zh-CN"/>
+        </w:rPr>
+        <w:t>产品质量部每年</w:t>
       </w:r>
       <w:r>
         <w:rPr>
@@ -5527,24 +5574,24 @@
     </w:p>
     <w:p>
       <w:pPr>
-        <w:pStyle w:val="a1"/>
-        <w:bidi w:val="0"/>
-        <w:rPr>
-          <w:rFonts w:hint="default"/>
-          <w:lang w:val="en-US" w:eastAsia="zh-CN"/>
-        </w:rPr>
-      </w:pPr>
-      <w:r>
-        <w:rPr>
-          <w:rFonts w:hint="default"/>
-          <w:lang w:val="en-US" w:eastAsia="zh-CN"/>
-        </w:rPr>
-        <w:t>产品产品质量部负责编制《内部审核计划》，审核范围应覆盖ITSS标准各项要求，包括：</w:t>
-      </w:r>
-    </w:p>
-    <w:p>
-      <w:pPr>
-        <w:pStyle w:val="a1"/>
+        <w:pStyle w:val="31"/>
+        <w:bidi w:val="0"/>
+        <w:rPr>
+          <w:rFonts w:hint="default"/>
+          <w:lang w:val="en-US" w:eastAsia="zh-CN"/>
+        </w:rPr>
+      </w:pPr>
+      <w:r>
+        <w:rPr>
+          <w:rFonts w:hint="default"/>
+          <w:lang w:val="en-US" w:eastAsia="zh-CN"/>
+        </w:rPr>
+        <w:t>产品质量部负责编制《内部审核计划》，审核范围应覆盖ITSS标准各项要求，包括：</w:t>
+      </w:r>
+    </w:p>
+    <w:p>
+      <w:pPr>
+        <w:pStyle w:val="31"/>
         <w:keepLines w:val="0"/>
         <w:pageBreakBefore w:val="0"/>
         <w:widowControl w:val="0"/>
@@ -5561,7 +5608,7 @@
         <w:bidi w:val="0"/>
         <w:adjustRightInd w:val="0"/>
         <w:snapToGrid w:val="0"/>
-        <w:ind w:left="425" w:hanging="425" w:leftChars="0" w:firstLineChars="0"/>
+        <w:ind w:left="425" w:leftChars="0" w:hanging="425" w:firstLineChars="0"/>
         <w:textAlignment w:val="baseline"/>
         <w:rPr>
           <w:rFonts w:hint="default"/>
@@ -5606,7 +5653,7 @@
     </w:p>
     <w:p>
       <w:pPr>
-        <w:pStyle w:val="a1"/>
+        <w:pStyle w:val="31"/>
         <w:keepLines w:val="0"/>
         <w:pageBreakBefore w:val="0"/>
         <w:widowControl w:val="0"/>
@@ -5623,7 +5670,7 @@
         <w:bidi w:val="0"/>
         <w:adjustRightInd w:val="0"/>
         <w:snapToGrid w:val="0"/>
-        <w:ind w:left="425" w:hanging="425" w:leftChars="0" w:firstLineChars="0"/>
+        <w:ind w:left="425" w:leftChars="0" w:hanging="425" w:firstLineChars="0"/>
         <w:textAlignment w:val="baseline"/>
         <w:rPr>
           <w:rFonts w:hint="default"/>
@@ -5682,7 +5729,7 @@
     </w:p>
     <w:p>
       <w:pPr>
-        <w:pStyle w:val="a1"/>
+        <w:pStyle w:val="31"/>
         <w:keepLines w:val="0"/>
         <w:pageBreakBefore w:val="0"/>
         <w:widowControl w:val="0"/>
@@ -5699,7 +5746,7 @@
         <w:bidi w:val="0"/>
         <w:adjustRightInd w:val="0"/>
         <w:snapToGrid w:val="0"/>
-        <w:ind w:left="425" w:hanging="425" w:leftChars="0" w:firstLineChars="0"/>
+        <w:ind w:left="425" w:leftChars="0" w:hanging="425" w:firstLineChars="0"/>
         <w:textAlignment w:val="baseline"/>
         <w:rPr>
           <w:rFonts w:hint="default"/>
@@ -5716,7 +5763,7 @@
     </w:p>
     <w:p>
       <w:pPr>
-        <w:pStyle w:val="a1"/>
+        <w:pStyle w:val="31"/>
         <w:keepLines w:val="0"/>
         <w:pageBreakBefore w:val="0"/>
         <w:widowControl w:val="0"/>
@@ -5733,7 +5780,7 @@
         <w:bidi w:val="0"/>
         <w:adjustRightInd w:val="0"/>
         <w:snapToGrid w:val="0"/>
-        <w:ind w:left="425" w:hanging="425" w:leftChars="0" w:firstLineChars="0"/>
+        <w:ind w:left="425" w:leftChars="0" w:hanging="425" w:firstLineChars="0"/>
         <w:textAlignment w:val="baseline"/>
         <w:rPr>
           <w:rFonts w:hint="default"/>
@@ -5750,7 +5797,7 @@
     </w:p>
     <w:p>
       <w:pPr>
-        <w:pStyle w:val="a1"/>
+        <w:pStyle w:val="31"/>
         <w:keepLines w:val="0"/>
         <w:pageBreakBefore w:val="0"/>
         <w:widowControl w:val="0"/>
@@ -5767,7 +5814,7 @@
         <w:bidi w:val="0"/>
         <w:adjustRightInd w:val="0"/>
         <w:snapToGrid w:val="0"/>
-        <w:ind w:left="425" w:hanging="425" w:leftChars="0" w:firstLineChars="0"/>
+        <w:ind w:left="425" w:leftChars="0" w:hanging="425" w:firstLineChars="0"/>
         <w:textAlignment w:val="baseline"/>
         <w:rPr>
           <w:rFonts w:hint="default"/>
@@ -5784,7 +5831,7 @@
     </w:p>
     <w:p>
       <w:pPr>
-        <w:pStyle w:val="a1"/>
+        <w:pStyle w:val="31"/>
         <w:keepLines w:val="0"/>
         <w:pageBreakBefore w:val="0"/>
         <w:widowControl w:val="0"/>
@@ -5801,7 +5848,7 @@
         <w:bidi w:val="0"/>
         <w:adjustRightInd w:val="0"/>
         <w:snapToGrid w:val="0"/>
-        <w:ind w:left="425" w:hanging="425" w:leftChars="0" w:firstLineChars="0"/>
+        <w:ind w:left="425" w:leftChars="0" w:hanging="425" w:firstLineChars="0"/>
         <w:textAlignment w:val="baseline"/>
         <w:rPr>
           <w:rFonts w:hint="default"/>
@@ -5818,7 +5865,7 @@
     </w:p>
     <w:p>
       <w:pPr>
-        <w:pStyle w:val="a1"/>
+        <w:pStyle w:val="31"/>
         <w:bidi w:val="0"/>
         <w:rPr>
           <w:rFonts w:hint="default"/>
@@ -5835,24 +5882,24 @@
     </w:p>
     <w:p>
       <w:pPr>
-        <w:pStyle w:val="a1"/>
-        <w:bidi w:val="0"/>
-        <w:rPr>
-          <w:rFonts w:hint="default"/>
-          <w:lang w:val="en-US" w:eastAsia="zh-CN"/>
-        </w:rPr>
-      </w:pPr>
-      <w:r>
-        <w:rPr>
-          <w:rFonts w:hint="default"/>
-          <w:lang w:val="en-US" w:eastAsia="zh-CN"/>
-        </w:rPr>
-        <w:t>在下列情况下，产品产品质量部可以提出申请，经总经理批准后，可追加进行内审活动：</w:t>
-      </w:r>
-    </w:p>
-    <w:p>
-      <w:pPr>
-        <w:pStyle w:val="a1"/>
+        <w:pStyle w:val="31"/>
+        <w:bidi w:val="0"/>
+        <w:rPr>
+          <w:rFonts w:hint="default"/>
+          <w:lang w:val="en-US" w:eastAsia="zh-CN"/>
+        </w:rPr>
+      </w:pPr>
+      <w:r>
+        <w:rPr>
+          <w:rFonts w:hint="default"/>
+          <w:lang w:val="en-US" w:eastAsia="zh-CN"/>
+        </w:rPr>
+        <w:t>在下列情况下，产品质量部可以提出申请，经总经理批准后，可追加进行内审活动：</w:t>
+      </w:r>
+    </w:p>
+    <w:p>
+      <w:pPr>
+        <w:pStyle w:val="31"/>
         <w:keepLines w:val="0"/>
         <w:pageBreakBefore w:val="0"/>
         <w:widowControl w:val="0"/>
@@ -5869,7 +5916,7 @@
         <w:bidi w:val="0"/>
         <w:adjustRightInd w:val="0"/>
         <w:snapToGrid w:val="0"/>
-        <w:ind w:left="425" w:hanging="425" w:leftChars="0" w:firstLineChars="0"/>
+        <w:ind w:left="425" w:leftChars="0" w:hanging="425" w:firstLineChars="0"/>
         <w:textAlignment w:val="baseline"/>
         <w:rPr>
           <w:rFonts w:hint="default"/>
@@ -5886,7 +5933,7 @@
     </w:p>
     <w:p>
       <w:pPr>
-        <w:pStyle w:val="a1"/>
+        <w:pStyle w:val="31"/>
         <w:keepLines w:val="0"/>
         <w:pageBreakBefore w:val="0"/>
         <w:widowControl w:val="0"/>
@@ -5903,7 +5950,7 @@
         <w:bidi w:val="0"/>
         <w:adjustRightInd w:val="0"/>
         <w:snapToGrid w:val="0"/>
-        <w:ind w:left="425" w:hanging="425" w:leftChars="0" w:firstLineChars="0"/>
+        <w:ind w:left="425" w:leftChars="0" w:hanging="425" w:firstLineChars="0"/>
         <w:textAlignment w:val="baseline"/>
         <w:rPr>
           <w:rFonts w:hint="default"/>
@@ -5920,7 +5967,7 @@
     </w:p>
     <w:p>
       <w:pPr>
-        <w:pStyle w:val="a1"/>
+        <w:pStyle w:val="31"/>
         <w:keepLines w:val="0"/>
         <w:pageBreakBefore w:val="0"/>
         <w:widowControl w:val="0"/>
@@ -5937,7 +5984,7 @@
         <w:bidi w:val="0"/>
         <w:adjustRightInd w:val="0"/>
         <w:snapToGrid w:val="0"/>
-        <w:ind w:left="425" w:hanging="425" w:leftChars="0" w:firstLineChars="0"/>
+        <w:ind w:left="425" w:leftChars="0" w:hanging="425" w:firstLineChars="0"/>
         <w:textAlignment w:val="baseline"/>
         <w:rPr>
           <w:rFonts w:hint="default"/>
@@ -5954,7 +6001,7 @@
     </w:p>
     <w:p>
       <w:pPr>
-        <w:pStyle w:val="a1"/>
+        <w:pStyle w:val="31"/>
         <w:keepLines w:val="0"/>
         <w:pageBreakBefore w:val="0"/>
         <w:widowControl w:val="0"/>
@@ -5971,7 +6018,7 @@
         <w:bidi w:val="0"/>
         <w:adjustRightInd w:val="0"/>
         <w:snapToGrid w:val="0"/>
-        <w:ind w:left="425" w:hanging="425" w:leftChars="0" w:firstLineChars="0"/>
+        <w:ind w:left="425" w:leftChars="0" w:hanging="425" w:firstLineChars="0"/>
         <w:textAlignment w:val="baseline"/>
         <w:rPr>
           <w:rFonts w:hint="default"/>
@@ -5988,7 +6035,7 @@
     </w:p>
     <w:p>
       <w:pPr>
-        <w:pStyle w:val="2"/>
+        <w:pStyle w:val="32"/>
         <w:bidi w:val="0"/>
         <w:rPr>
           <w:rFonts w:hint="default"/>
@@ -6009,24 +6056,24 @@
     </w:p>
     <w:p>
       <w:pPr>
-        <w:pStyle w:val="a1"/>
-        <w:bidi w:val="0"/>
-        <w:rPr>
-          <w:rFonts w:hint="default"/>
-          <w:lang w:val="en-US" w:eastAsia="zh-CN"/>
-        </w:rPr>
-      </w:pPr>
-      <w:r>
-        <w:rPr>
-          <w:rFonts w:hint="default"/>
-          <w:lang w:val="en-US" w:eastAsia="zh-CN"/>
-        </w:rPr>
-        <w:t>产品产品质量部根据被审核部门特点及其工作性质，从公司内部审核员队伍中推选具有资格的合适人选担任内审小组组长，由内审小组组长负责本次审核的具体组织工作。</w:t>
-      </w:r>
-    </w:p>
-    <w:p>
-      <w:pPr>
-        <w:pStyle w:val="a1"/>
+        <w:pStyle w:val="31"/>
+        <w:bidi w:val="0"/>
+        <w:rPr>
+          <w:rFonts w:hint="default"/>
+          <w:lang w:val="en-US" w:eastAsia="zh-CN"/>
+        </w:rPr>
+      </w:pPr>
+      <w:r>
+        <w:rPr>
+          <w:rFonts w:hint="default"/>
+          <w:lang w:val="en-US" w:eastAsia="zh-CN"/>
+        </w:rPr>
+        <w:t>产品质量部根据被审核部门特点及其工作性质，从公司内部审核员队伍中推选具有资格的合适人选担任内审小组组长，由内审小组组长负责本次审核的具体组织工作。</w:t>
+      </w:r>
+    </w:p>
+    <w:p>
+      <w:pPr>
+        <w:pStyle w:val="31"/>
         <w:bidi w:val="0"/>
         <w:rPr>
           <w:rFonts w:hint="default"/>
@@ -6043,7 +6090,7 @@
     </w:p>
     <w:p>
       <w:pPr>
-        <w:pStyle w:val="a1"/>
+        <w:pStyle w:val="31"/>
         <w:bidi w:val="0"/>
         <w:rPr>
           <w:rFonts w:hint="default"/>
@@ -6060,7 +6107,7 @@
     </w:p>
     <w:p>
       <w:pPr>
-        <w:pStyle w:val="a1"/>
+        <w:pStyle w:val="31"/>
         <w:keepLines w:val="0"/>
         <w:pageBreakBefore w:val="0"/>
         <w:widowControl w:val="0"/>
@@ -6077,7 +6124,7 @@
         <w:bidi w:val="0"/>
         <w:adjustRightInd w:val="0"/>
         <w:snapToGrid w:val="0"/>
-        <w:ind w:left="425" w:hanging="425" w:leftChars="0" w:firstLineChars="0"/>
+        <w:ind w:left="425" w:leftChars="0" w:hanging="425" w:firstLineChars="0"/>
         <w:textAlignment w:val="baseline"/>
         <w:rPr>
           <w:rFonts w:hint="default"/>
@@ -6094,7 +6141,7 @@
     </w:p>
     <w:p>
       <w:pPr>
-        <w:pStyle w:val="a1"/>
+        <w:pStyle w:val="31"/>
         <w:keepLines w:val="0"/>
         <w:pageBreakBefore w:val="0"/>
         <w:widowControl w:val="0"/>
@@ -6111,7 +6158,7 @@
         <w:bidi w:val="0"/>
         <w:adjustRightInd w:val="0"/>
         <w:snapToGrid w:val="0"/>
-        <w:ind w:left="425" w:hanging="425" w:leftChars="0" w:firstLineChars="0"/>
+        <w:ind w:left="425" w:leftChars="0" w:hanging="425" w:firstLineChars="0"/>
         <w:textAlignment w:val="baseline"/>
         <w:rPr>
           <w:rFonts w:hint="default"/>
@@ -6128,7 +6175,7 @@
     </w:p>
     <w:p>
       <w:pPr>
-        <w:pStyle w:val="a1"/>
+        <w:pStyle w:val="31"/>
         <w:keepLines w:val="0"/>
         <w:pageBreakBefore w:val="0"/>
         <w:widowControl w:val="0"/>
@@ -6145,7 +6192,7 @@
         <w:bidi w:val="0"/>
         <w:adjustRightInd w:val="0"/>
         <w:snapToGrid w:val="0"/>
-        <w:ind w:left="425" w:hanging="425" w:leftChars="0" w:firstLineChars="0"/>
+        <w:ind w:left="425" w:leftChars="0" w:hanging="425" w:firstLineChars="0"/>
         <w:textAlignment w:val="baseline"/>
         <w:rPr>
           <w:rFonts w:hint="default"/>
@@ -6162,7 +6209,7 @@
     </w:p>
     <w:p>
       <w:pPr>
-        <w:pStyle w:val="a1"/>
+        <w:pStyle w:val="31"/>
         <w:keepLines w:val="0"/>
         <w:pageBreakBefore w:val="0"/>
         <w:widowControl w:val="0"/>
@@ -6179,7 +6226,7 @@
         <w:bidi w:val="0"/>
         <w:adjustRightInd w:val="0"/>
         <w:snapToGrid w:val="0"/>
-        <w:ind w:left="425" w:hanging="425" w:leftChars="0" w:firstLineChars="0"/>
+        <w:ind w:left="425" w:leftChars="0" w:hanging="425" w:firstLineChars="0"/>
         <w:textAlignment w:val="baseline"/>
         <w:rPr>
           <w:rFonts w:hint="default"/>
@@ -6196,7 +6243,7 @@
     </w:p>
     <w:p>
       <w:pPr>
-        <w:pStyle w:val="2"/>
+        <w:pStyle w:val="32"/>
         <w:bidi w:val="0"/>
         <w:rPr>
           <w:rFonts w:hint="default"/>
@@ -6217,7 +6264,7 @@
     </w:p>
     <w:p>
       <w:pPr>
-        <w:pStyle w:val="a1"/>
+        <w:pStyle w:val="31"/>
         <w:bidi w:val="0"/>
         <w:rPr>
           <w:rFonts w:hint="default"/>
@@ -6234,7 +6281,7 @@
     </w:p>
     <w:p>
       <w:pPr>
-        <w:pStyle w:val="a1"/>
+        <w:pStyle w:val="31"/>
         <w:bidi w:val="0"/>
         <w:rPr>
           <w:rFonts w:hint="default"/>
@@ -6251,7 +6298,7 @@
     </w:p>
     <w:p>
       <w:pPr>
-        <w:pStyle w:val="a1"/>
+        <w:pStyle w:val="31"/>
         <w:bidi w:val="0"/>
         <w:rPr>
           <w:rFonts w:hint="default"/>
@@ -6268,7 +6315,7 @@
     </w:p>
     <w:p>
       <w:pPr>
-        <w:pStyle w:val="a1"/>
+        <w:pStyle w:val="31"/>
         <w:keepLines w:val="0"/>
         <w:pageBreakBefore w:val="0"/>
         <w:widowControl w:val="0"/>
@@ -6285,7 +6332,7 @@
         <w:bidi w:val="0"/>
         <w:adjustRightInd w:val="0"/>
         <w:snapToGrid w:val="0"/>
-        <w:ind w:left="425" w:hanging="425" w:leftChars="0" w:firstLineChars="0"/>
+        <w:ind w:left="425" w:leftChars="0" w:hanging="425" w:firstLineChars="0"/>
         <w:textAlignment w:val="baseline"/>
         <w:rPr>
           <w:rFonts w:hint="default"/>
@@ -6302,7 +6349,7 @@
     </w:p>
     <w:p>
       <w:pPr>
-        <w:pStyle w:val="a1"/>
+        <w:pStyle w:val="31"/>
         <w:keepLines w:val="0"/>
         <w:pageBreakBefore w:val="0"/>
         <w:widowControl w:val="0"/>
@@ -6319,7 +6366,7 @@
         <w:bidi w:val="0"/>
         <w:adjustRightInd w:val="0"/>
         <w:snapToGrid w:val="0"/>
-        <w:ind w:left="425" w:hanging="425" w:leftChars="0" w:firstLineChars="0"/>
+        <w:ind w:left="425" w:leftChars="0" w:hanging="425" w:firstLineChars="0"/>
         <w:textAlignment w:val="baseline"/>
         <w:rPr>
           <w:rFonts w:hint="default"/>
@@ -6336,7 +6383,7 @@
     </w:p>
     <w:p>
       <w:pPr>
-        <w:pStyle w:val="a1"/>
+        <w:pStyle w:val="31"/>
         <w:keepLines w:val="0"/>
         <w:pageBreakBefore w:val="0"/>
         <w:widowControl w:val="0"/>
@@ -6353,7 +6400,7 @@
         <w:bidi w:val="0"/>
         <w:adjustRightInd w:val="0"/>
         <w:snapToGrid w:val="0"/>
-        <w:ind w:left="425" w:hanging="425" w:leftChars="0" w:firstLineChars="0"/>
+        <w:ind w:left="425" w:leftChars="0" w:hanging="425" w:firstLineChars="0"/>
         <w:textAlignment w:val="baseline"/>
         <w:rPr>
           <w:rFonts w:hint="default"/>
@@ -6370,7 +6417,7 @@
     </w:p>
     <w:p>
       <w:pPr>
-        <w:pStyle w:val="a1"/>
+        <w:pStyle w:val="31"/>
         <w:keepLines w:val="0"/>
         <w:pageBreakBefore w:val="0"/>
         <w:widowControl w:val="0"/>
@@ -6387,7 +6434,7 @@
         <w:bidi w:val="0"/>
         <w:adjustRightInd w:val="0"/>
         <w:snapToGrid w:val="0"/>
-        <w:ind w:left="425" w:hanging="425" w:leftChars="0" w:firstLineChars="0"/>
+        <w:ind w:left="425" w:leftChars="0" w:hanging="425" w:firstLineChars="0"/>
         <w:textAlignment w:val="baseline"/>
         <w:rPr>
           <w:rFonts w:hint="default"/>
@@ -6404,7 +6451,7 @@
     </w:p>
     <w:p>
       <w:pPr>
-        <w:pStyle w:val="a1"/>
+        <w:pStyle w:val="31"/>
         <w:keepLines w:val="0"/>
         <w:pageBreakBefore w:val="0"/>
         <w:widowControl w:val="0"/>
@@ -6421,7 +6468,7 @@
         <w:bidi w:val="0"/>
         <w:adjustRightInd w:val="0"/>
         <w:snapToGrid w:val="0"/>
-        <w:ind w:left="425" w:hanging="425" w:leftChars="0" w:firstLineChars="0"/>
+        <w:ind w:left="425" w:leftChars="0" w:hanging="425" w:firstLineChars="0"/>
         <w:textAlignment w:val="baseline"/>
         <w:rPr>
           <w:rFonts w:hint="default"/>
@@ -6438,7 +6485,7 @@
     </w:p>
     <w:p>
       <w:pPr>
-        <w:pStyle w:val="a1"/>
+        <w:pStyle w:val="31"/>
         <w:bidi w:val="0"/>
         <w:rPr>
           <w:rFonts w:hint="default"/>
@@ -6455,7 +6502,7 @@
     </w:p>
     <w:p>
       <w:pPr>
-        <w:pStyle w:val="2"/>
+        <w:pStyle w:val="32"/>
         <w:bidi w:val="0"/>
         <w:rPr>
           <w:rFonts w:hint="default"/>
@@ -6476,7 +6523,7 @@
     </w:p>
     <w:p>
       <w:pPr>
-        <w:pStyle w:val="3"/>
+        <w:pStyle w:val="33"/>
         <w:bidi w:val="0"/>
         <w:rPr>
           <w:rFonts w:hint="default"/>
@@ -6497,7 +6544,7 @@
     </w:p>
     <w:p>
       <w:pPr>
-        <w:pStyle w:val="a1"/>
+        <w:pStyle w:val="31"/>
         <w:bidi w:val="0"/>
         <w:rPr>
           <w:rFonts w:hint="default"/>
@@ -6514,7 +6561,7 @@
     </w:p>
     <w:p>
       <w:pPr>
-        <w:pStyle w:val="a1"/>
+        <w:pStyle w:val="31"/>
         <w:keepLines w:val="0"/>
         <w:pageBreakBefore w:val="0"/>
         <w:widowControl w:val="0"/>
@@ -6531,7 +6578,7 @@
         <w:bidi w:val="0"/>
         <w:adjustRightInd w:val="0"/>
         <w:snapToGrid w:val="0"/>
-        <w:ind w:left="425" w:hanging="425" w:leftChars="0" w:firstLineChars="0"/>
+        <w:ind w:left="425" w:leftChars="0" w:hanging="425" w:firstLineChars="0"/>
         <w:textAlignment w:val="baseline"/>
         <w:rPr>
           <w:rFonts w:hint="default"/>
@@ -6548,7 +6595,7 @@
     </w:p>
     <w:p>
       <w:pPr>
-        <w:pStyle w:val="a1"/>
+        <w:pStyle w:val="31"/>
         <w:keepLines w:val="0"/>
         <w:pageBreakBefore w:val="0"/>
         <w:widowControl w:val="0"/>
@@ -6565,7 +6612,7 @@
         <w:bidi w:val="0"/>
         <w:adjustRightInd w:val="0"/>
         <w:snapToGrid w:val="0"/>
-        <w:ind w:left="425" w:hanging="425" w:leftChars="0" w:firstLineChars="0"/>
+        <w:ind w:left="425" w:leftChars="0" w:hanging="425" w:firstLineChars="0"/>
         <w:textAlignment w:val="baseline"/>
         <w:rPr>
           <w:rFonts w:hint="default"/>
@@ -6582,7 +6629,7 @@
     </w:p>
     <w:p>
       <w:pPr>
-        <w:pStyle w:val="a1"/>
+        <w:pStyle w:val="31"/>
         <w:keepLines w:val="0"/>
         <w:pageBreakBefore w:val="0"/>
         <w:widowControl w:val="0"/>
@@ -6599,7 +6646,7 @@
         <w:bidi w:val="0"/>
         <w:adjustRightInd w:val="0"/>
         <w:snapToGrid w:val="0"/>
-        <w:ind w:left="425" w:hanging="425" w:leftChars="0" w:firstLineChars="0"/>
+        <w:ind w:left="425" w:leftChars="0" w:hanging="425" w:firstLineChars="0"/>
         <w:textAlignment w:val="baseline"/>
         <w:rPr>
           <w:rFonts w:hint="default"/>
@@ -6611,12 +6658,12 @@
           <w:rFonts w:hint="default"/>
           <w:lang w:val="en-US" w:eastAsia="zh-CN"/>
         </w:rPr>
-        <w:t>产品产品质量部经理</w:t>
-      </w:r>
-    </w:p>
-    <w:p>
-      <w:pPr>
-        <w:pStyle w:val="a1"/>
+        <w:t>产品质量部经理</w:t>
+      </w:r>
+    </w:p>
+    <w:p>
+      <w:pPr>
+        <w:pStyle w:val="31"/>
         <w:keepLines w:val="0"/>
         <w:pageBreakBefore w:val="0"/>
         <w:widowControl w:val="0"/>
@@ -6633,7 +6680,7 @@
         <w:bidi w:val="0"/>
         <w:adjustRightInd w:val="0"/>
         <w:snapToGrid w:val="0"/>
-        <w:ind w:left="425" w:hanging="425" w:leftChars="0" w:firstLineChars="0"/>
+        <w:ind w:left="425" w:leftChars="0" w:hanging="425" w:firstLineChars="0"/>
         <w:textAlignment w:val="baseline"/>
         <w:rPr>
           <w:rFonts w:hint="default"/>
@@ -6650,7 +6697,7 @@
     </w:p>
     <w:p>
       <w:pPr>
-        <w:pStyle w:val="a1"/>
+        <w:pStyle w:val="31"/>
         <w:bidi w:val="0"/>
         <w:rPr>
           <w:rFonts w:hint="default"/>
@@ -6667,7 +6714,7 @@
     </w:p>
     <w:p>
       <w:pPr>
-        <w:pStyle w:val="a1"/>
+        <w:pStyle w:val="31"/>
         <w:keepLines w:val="0"/>
         <w:pageBreakBefore w:val="0"/>
         <w:widowControl w:val="0"/>
@@ -6684,7 +6731,7 @@
         <w:bidi w:val="0"/>
         <w:adjustRightInd w:val="0"/>
         <w:snapToGrid w:val="0"/>
-        <w:ind w:left="425" w:hanging="425" w:leftChars="0" w:firstLineChars="0"/>
+        <w:ind w:left="425" w:leftChars="0" w:hanging="425" w:firstLineChars="0"/>
         <w:textAlignment w:val="baseline"/>
         <w:rPr>
           <w:rFonts w:hint="default"/>
@@ -6701,7 +6748,7 @@
     </w:p>
     <w:p>
       <w:pPr>
-        <w:pStyle w:val="a1"/>
+        <w:pStyle w:val="31"/>
         <w:keepLines w:val="0"/>
         <w:pageBreakBefore w:val="0"/>
         <w:widowControl w:val="0"/>
@@ -6718,7 +6765,7 @@
         <w:bidi w:val="0"/>
         <w:adjustRightInd w:val="0"/>
         <w:snapToGrid w:val="0"/>
-        <w:ind w:left="425" w:hanging="425" w:leftChars="0" w:firstLineChars="0"/>
+        <w:ind w:left="425" w:leftChars="0" w:hanging="425" w:firstLineChars="0"/>
         <w:textAlignment w:val="baseline"/>
         <w:rPr>
           <w:rFonts w:hint="default"/>
@@ -6735,7 +6782,7 @@
     </w:p>
     <w:p>
       <w:pPr>
-        <w:pStyle w:val="a1"/>
+        <w:pStyle w:val="31"/>
         <w:keepLines w:val="0"/>
         <w:pageBreakBefore w:val="0"/>
         <w:widowControl w:val="0"/>
@@ -6752,7 +6799,7 @@
         <w:bidi w:val="0"/>
         <w:adjustRightInd w:val="0"/>
         <w:snapToGrid w:val="0"/>
-        <w:ind w:left="425" w:hanging="425" w:leftChars="0" w:firstLineChars="0"/>
+        <w:ind w:left="425" w:leftChars="0" w:hanging="425" w:firstLineChars="0"/>
         <w:textAlignment w:val="baseline"/>
         <w:rPr>
           <w:rFonts w:hint="default"/>
@@ -6769,15 +6816,15 @@
     </w:p>
     <w:p>
       <w:pPr>
-        <w:pStyle w:val="3"/>
-        <w:bidi w:val="0"/>
-        <w:rPr>
-          <w:rFonts w:hint="default"/>
-          <w:lang w:val="en-US" w:eastAsia="zh-CN"/>
-        </w:rPr>
-      </w:pPr>
-      <w:bookmarkStart w:id="33" w:name="_Toc6421"/>
-      <w:bookmarkStart w:id="34" w:name="_Toc6899"/>
+        <w:pStyle w:val="33"/>
+        <w:bidi w:val="0"/>
+        <w:rPr>
+          <w:rFonts w:hint="default"/>
+          <w:lang w:val="en-US" w:eastAsia="zh-CN"/>
+        </w:rPr>
+      </w:pPr>
+      <w:bookmarkStart w:id="33" w:name="_Toc6899"/>
+      <w:bookmarkStart w:id="34" w:name="_Toc6421"/>
       <w:r>
         <w:rPr>
           <w:rFonts w:hint="default"/>
@@ -6790,7 +6837,7 @@
     </w:p>
     <w:p>
       <w:pPr>
-        <w:pStyle w:val="a1"/>
+        <w:pStyle w:val="31"/>
         <w:bidi w:val="0"/>
         <w:rPr>
           <w:rFonts w:hint="default"/>
@@ -6807,7 +6854,7 @@
     </w:p>
     <w:p>
       <w:pPr>
-        <w:pStyle w:val="a1"/>
+        <w:pStyle w:val="31"/>
         <w:keepLines w:val="0"/>
         <w:pageBreakBefore w:val="0"/>
         <w:widowControl w:val="0"/>
@@ -6824,7 +6871,7 @@
         <w:bidi w:val="0"/>
         <w:adjustRightInd w:val="0"/>
         <w:snapToGrid w:val="0"/>
-        <w:ind w:left="425" w:hanging="425" w:leftChars="0" w:firstLineChars="0"/>
+        <w:ind w:left="425" w:leftChars="0" w:hanging="425" w:firstLineChars="0"/>
         <w:textAlignment w:val="baseline"/>
         <w:rPr>
           <w:rFonts w:hint="default"/>
@@ -6841,7 +6888,7 @@
     </w:p>
     <w:p>
       <w:pPr>
-        <w:pStyle w:val="a1"/>
+        <w:pStyle w:val="31"/>
         <w:keepLines w:val="0"/>
         <w:pageBreakBefore w:val="0"/>
         <w:widowControl w:val="0"/>
@@ -6858,7 +6905,7 @@
         <w:bidi w:val="0"/>
         <w:adjustRightInd w:val="0"/>
         <w:snapToGrid w:val="0"/>
-        <w:ind w:left="425" w:hanging="425" w:leftChars="0" w:firstLineChars="0"/>
+        <w:ind w:left="425" w:leftChars="0" w:hanging="425" w:firstLineChars="0"/>
         <w:textAlignment w:val="baseline"/>
         <w:rPr>
           <w:rFonts w:hint="default"/>
@@ -6875,7 +6922,7 @@
     </w:p>
     <w:p>
       <w:pPr>
-        <w:pStyle w:val="a1"/>
+        <w:pStyle w:val="31"/>
         <w:keepLines w:val="0"/>
         <w:pageBreakBefore w:val="0"/>
         <w:widowControl w:val="0"/>
@@ -6892,7 +6939,7 @@
         <w:bidi w:val="0"/>
         <w:adjustRightInd w:val="0"/>
         <w:snapToGrid w:val="0"/>
-        <w:ind w:left="425" w:hanging="425" w:leftChars="0" w:firstLineChars="0"/>
+        <w:ind w:left="425" w:leftChars="0" w:hanging="425" w:firstLineChars="0"/>
         <w:textAlignment w:val="baseline"/>
         <w:rPr>
           <w:rFonts w:hint="default"/>
@@ -6909,7 +6956,7 @@
     </w:p>
     <w:p>
       <w:pPr>
-        <w:pStyle w:val="a1"/>
+        <w:pStyle w:val="31"/>
         <w:keepLines w:val="0"/>
         <w:pageBreakBefore w:val="0"/>
         <w:widowControl w:val="0"/>
@@ -6926,7 +6973,7 @@
         <w:bidi w:val="0"/>
         <w:adjustRightInd w:val="0"/>
         <w:snapToGrid w:val="0"/>
-        <w:ind w:left="425" w:hanging="425" w:leftChars="0" w:firstLineChars="0"/>
+        <w:ind w:left="425" w:leftChars="0" w:hanging="425" w:firstLineChars="0"/>
         <w:textAlignment w:val="baseline"/>
         <w:rPr>
           <w:rFonts w:hint="default"/>
@@ -6943,7 +6990,7 @@
     </w:p>
     <w:p>
       <w:pPr>
-        <w:pStyle w:val="a1"/>
+        <w:pStyle w:val="31"/>
         <w:bidi w:val="0"/>
         <w:rPr>
           <w:rFonts w:hint="default"/>
@@ -6960,7 +7007,7 @@
     </w:p>
     <w:p>
       <w:pPr>
-        <w:pStyle w:val="3"/>
+        <w:pStyle w:val="33"/>
         <w:bidi w:val="0"/>
         <w:rPr>
           <w:rFonts w:hint="default"/>
@@ -6981,7 +7028,7 @@
     </w:p>
     <w:p>
       <w:pPr>
-        <w:pStyle w:val="a1"/>
+        <w:pStyle w:val="31"/>
         <w:bidi w:val="0"/>
         <w:rPr>
           <w:rFonts w:hint="default"/>
@@ -6998,7 +7045,7 @@
     </w:p>
     <w:p>
       <w:pPr>
-        <w:pStyle w:val="a1"/>
+        <w:pStyle w:val="31"/>
         <w:bidi w:val="0"/>
         <w:rPr>
           <w:rFonts w:hint="default"/>
@@ -7015,7 +7062,7 @@
     </w:p>
     <w:p>
       <w:pPr>
-        <w:pStyle w:val="a1"/>
+        <w:pStyle w:val="31"/>
         <w:keepLines w:val="0"/>
         <w:pageBreakBefore w:val="0"/>
         <w:widowControl w:val="0"/>
@@ -7032,7 +7079,7 @@
         <w:bidi w:val="0"/>
         <w:adjustRightInd w:val="0"/>
         <w:snapToGrid w:val="0"/>
-        <w:ind w:left="425" w:hanging="425" w:leftChars="0" w:firstLineChars="0"/>
+        <w:ind w:left="425" w:leftChars="0" w:hanging="425" w:firstLineChars="0"/>
         <w:textAlignment w:val="baseline"/>
         <w:rPr>
           <w:rFonts w:hint="default"/>
@@ -7049,7 +7096,7 @@
     </w:p>
     <w:p>
       <w:pPr>
-        <w:pStyle w:val="a1"/>
+        <w:pStyle w:val="31"/>
         <w:keepLines w:val="0"/>
         <w:pageBreakBefore w:val="0"/>
         <w:widowControl w:val="0"/>
@@ -7066,7 +7113,7 @@
         <w:bidi w:val="0"/>
         <w:adjustRightInd w:val="0"/>
         <w:snapToGrid w:val="0"/>
-        <w:ind w:left="425" w:hanging="425" w:leftChars="0" w:firstLineChars="0"/>
+        <w:ind w:left="425" w:leftChars="0" w:hanging="425" w:firstLineChars="0"/>
         <w:textAlignment w:val="baseline"/>
         <w:rPr>
           <w:rFonts w:hint="default"/>
@@ -7083,7 +7130,7 @@
     </w:p>
     <w:p>
       <w:pPr>
-        <w:pStyle w:val="a1"/>
+        <w:pStyle w:val="31"/>
         <w:keepLines w:val="0"/>
         <w:pageBreakBefore w:val="0"/>
         <w:widowControl w:val="0"/>
@@ -7100,7 +7147,7 @@
         <w:bidi w:val="0"/>
         <w:adjustRightInd w:val="0"/>
         <w:snapToGrid w:val="0"/>
-        <w:ind w:left="425" w:hanging="425" w:leftChars="0" w:firstLineChars="0"/>
+        <w:ind w:left="425" w:leftChars="0" w:hanging="425" w:firstLineChars="0"/>
         <w:textAlignment w:val="baseline"/>
         <w:rPr>
           <w:rFonts w:hint="default"/>
@@ -7117,7 +7164,7 @@
     </w:p>
     <w:p>
       <w:pPr>
-        <w:pStyle w:val="a1"/>
+        <w:pStyle w:val="31"/>
         <w:bidi w:val="0"/>
         <w:rPr>
           <w:rFonts w:hint="default"/>
@@ -7134,7 +7181,7 @@
     </w:p>
     <w:p>
       <w:pPr>
-        <w:pStyle w:val="a1"/>
+        <w:pStyle w:val="31"/>
         <w:bidi w:val="0"/>
         <w:rPr>
           <w:rFonts w:hint="default"/>
@@ -7158,7 +7205,7 @@
     </w:p>
     <w:p>
       <w:pPr>
-        <w:pStyle w:val="3"/>
+        <w:pStyle w:val="33"/>
         <w:bidi w:val="0"/>
         <w:rPr>
           <w:rFonts w:hint="default"/>
@@ -7179,7 +7226,7 @@
     </w:p>
     <w:p>
       <w:pPr>
-        <w:pStyle w:val="a1"/>
+        <w:pStyle w:val="31"/>
         <w:bidi w:val="0"/>
         <w:rPr>
           <w:rFonts w:hint="default"/>
@@ -7196,7 +7243,7 @@
     </w:p>
     <w:p>
       <w:pPr>
-        <w:pStyle w:val="a1"/>
+        <w:pStyle w:val="31"/>
         <w:keepLines w:val="0"/>
         <w:pageBreakBefore w:val="0"/>
         <w:widowControl w:val="0"/>
@@ -7213,7 +7260,7 @@
         <w:bidi w:val="0"/>
         <w:adjustRightInd w:val="0"/>
         <w:snapToGrid w:val="0"/>
-        <w:ind w:left="425" w:hanging="425" w:leftChars="0" w:firstLineChars="0"/>
+        <w:ind w:left="425" w:leftChars="0" w:hanging="425" w:firstLineChars="0"/>
         <w:textAlignment w:val="baseline"/>
         <w:rPr>
           <w:rFonts w:hint="default"/>
@@ -7230,7 +7277,7 @@
     </w:p>
     <w:p>
       <w:pPr>
-        <w:pStyle w:val="a1"/>
+        <w:pStyle w:val="31"/>
         <w:keepLines w:val="0"/>
         <w:pageBreakBefore w:val="0"/>
         <w:widowControl w:val="0"/>
@@ -7247,7 +7294,7 @@
         <w:bidi w:val="0"/>
         <w:adjustRightInd w:val="0"/>
         <w:snapToGrid w:val="0"/>
-        <w:ind w:left="425" w:hanging="425" w:leftChars="0" w:firstLineChars="0"/>
+        <w:ind w:left="425" w:leftChars="0" w:hanging="425" w:firstLineChars="0"/>
         <w:textAlignment w:val="baseline"/>
         <w:rPr>
           <w:rFonts w:hint="default"/>
@@ -7264,7 +7311,7 @@
     </w:p>
     <w:p>
       <w:pPr>
-        <w:pStyle w:val="a1"/>
+        <w:pStyle w:val="31"/>
         <w:keepLines w:val="0"/>
         <w:pageBreakBefore w:val="0"/>
         <w:widowControl w:val="0"/>
@@ -7281,7 +7328,7 @@
         <w:bidi w:val="0"/>
         <w:adjustRightInd w:val="0"/>
         <w:snapToGrid w:val="0"/>
-        <w:ind w:left="425" w:hanging="425" w:leftChars="0" w:firstLineChars="0"/>
+        <w:ind w:left="425" w:leftChars="0" w:hanging="425" w:firstLineChars="0"/>
         <w:textAlignment w:val="baseline"/>
         <w:rPr>
           <w:rFonts w:hint="default"/>
@@ -7293,12 +7340,12 @@
           <w:rFonts w:hint="default"/>
           <w:lang w:val="en-US" w:eastAsia="zh-CN"/>
         </w:rPr>
-        <w:t>产品产品质量部经理</w:t>
-      </w:r>
-    </w:p>
-    <w:p>
-      <w:pPr>
-        <w:pStyle w:val="a1"/>
+        <w:t>产品质量部经理</w:t>
+      </w:r>
+    </w:p>
+    <w:p>
+      <w:pPr>
+        <w:pStyle w:val="31"/>
         <w:keepLines w:val="0"/>
         <w:pageBreakBefore w:val="0"/>
         <w:widowControl w:val="0"/>
@@ -7315,7 +7362,7 @@
         <w:bidi w:val="0"/>
         <w:adjustRightInd w:val="0"/>
         <w:snapToGrid w:val="0"/>
-        <w:ind w:left="425" w:hanging="425" w:leftChars="0" w:firstLineChars="0"/>
+        <w:ind w:left="425" w:leftChars="0" w:hanging="425" w:firstLineChars="0"/>
         <w:textAlignment w:val="baseline"/>
         <w:rPr>
           <w:rFonts w:hint="default"/>
@@ -7332,7 +7379,7 @@
     </w:p>
     <w:p>
       <w:pPr>
-        <w:pStyle w:val="a1"/>
+        <w:pStyle w:val="31"/>
         <w:keepLines w:val="0"/>
         <w:pageBreakBefore w:val="0"/>
         <w:widowControl w:val="0"/>
@@ -7366,7 +7413,7 @@
     </w:p>
     <w:p>
       <w:pPr>
-        <w:pStyle w:val="a1"/>
+        <w:pStyle w:val="31"/>
         <w:keepLines w:val="0"/>
         <w:pageBreakBefore w:val="0"/>
         <w:widowControl w:val="0"/>
@@ -7383,7 +7430,7 @@
         <w:bidi w:val="0"/>
         <w:adjustRightInd w:val="0"/>
         <w:snapToGrid w:val="0"/>
-        <w:ind w:left="425" w:hanging="425" w:leftChars="0" w:firstLineChars="0"/>
+        <w:ind w:left="425" w:leftChars="0" w:hanging="425" w:firstLineChars="0"/>
         <w:textAlignment w:val="baseline"/>
         <w:rPr>
           <w:rFonts w:hint="default"/>
@@ -7400,7 +7447,7 @@
     </w:p>
     <w:p>
       <w:pPr>
-        <w:pStyle w:val="a1"/>
+        <w:pStyle w:val="31"/>
         <w:keepLines w:val="0"/>
         <w:pageBreakBefore w:val="0"/>
         <w:widowControl w:val="0"/>
@@ -7417,7 +7464,7 @@
         <w:bidi w:val="0"/>
         <w:adjustRightInd w:val="0"/>
         <w:snapToGrid w:val="0"/>
-        <w:ind w:left="425" w:hanging="425" w:leftChars="0" w:firstLineChars="0"/>
+        <w:ind w:left="425" w:leftChars="0" w:hanging="425" w:firstLineChars="0"/>
         <w:textAlignment w:val="baseline"/>
         <w:rPr>
           <w:rFonts w:hint="default"/>
@@ -7434,7 +7481,7 @@
     </w:p>
     <w:p>
       <w:pPr>
-        <w:pStyle w:val="a1"/>
+        <w:pStyle w:val="31"/>
         <w:keepLines w:val="0"/>
         <w:pageBreakBefore w:val="0"/>
         <w:widowControl w:val="0"/>
@@ -7451,7 +7498,7 @@
         <w:bidi w:val="0"/>
         <w:adjustRightInd w:val="0"/>
         <w:snapToGrid w:val="0"/>
-        <w:ind w:left="425" w:hanging="425" w:leftChars="0" w:firstLineChars="0"/>
+        <w:ind w:left="425" w:leftChars="0" w:hanging="425" w:firstLineChars="0"/>
         <w:textAlignment w:val="baseline"/>
         <w:rPr>
           <w:rFonts w:hint="default"/>
@@ -7468,7 +7515,7 @@
     </w:p>
     <w:p>
       <w:pPr>
-        <w:pStyle w:val="a1"/>
+        <w:pStyle w:val="31"/>
         <w:keepLines w:val="0"/>
         <w:pageBreakBefore w:val="0"/>
         <w:widowControl w:val="0"/>
@@ -7485,7 +7532,7 @@
         <w:bidi w:val="0"/>
         <w:adjustRightInd w:val="0"/>
         <w:snapToGrid w:val="0"/>
-        <w:ind w:left="425" w:hanging="425" w:leftChars="0" w:firstLineChars="0"/>
+        <w:ind w:left="425" w:leftChars="0" w:hanging="425" w:firstLineChars="0"/>
         <w:textAlignment w:val="baseline"/>
         <w:rPr>
           <w:rFonts w:hint="default"/>
@@ -7502,7 +7549,7 @@
     </w:p>
     <w:p>
       <w:pPr>
-        <w:pStyle w:val="a1"/>
+        <w:pStyle w:val="31"/>
         <w:keepLines w:val="0"/>
         <w:pageBreakBefore w:val="0"/>
         <w:widowControl w:val="0"/>
@@ -7519,7 +7566,7 @@
         <w:bidi w:val="0"/>
         <w:adjustRightInd w:val="0"/>
         <w:snapToGrid w:val="0"/>
-        <w:ind w:left="425" w:hanging="425" w:leftChars="0" w:firstLineChars="0"/>
+        <w:ind w:left="425" w:leftChars="0" w:hanging="425" w:firstLineChars="0"/>
         <w:textAlignment w:val="baseline"/>
         <w:rPr>
           <w:rFonts w:hint="default"/>
@@ -7536,7 +7583,7 @@
     </w:p>
     <w:p>
       <w:pPr>
-        <w:pStyle w:val="a1"/>
+        <w:pStyle w:val="31"/>
         <w:keepLines w:val="0"/>
         <w:pageBreakBefore w:val="0"/>
         <w:widowControl w:val="0"/>
@@ -7553,7 +7600,7 @@
         <w:bidi w:val="0"/>
         <w:adjustRightInd w:val="0"/>
         <w:snapToGrid w:val="0"/>
-        <w:ind w:left="425" w:hanging="425" w:leftChars="0" w:firstLineChars="0"/>
+        <w:ind w:left="425" w:leftChars="0" w:hanging="425" w:firstLineChars="0"/>
         <w:textAlignment w:val="baseline"/>
         <w:rPr>
           <w:rFonts w:hint="default"/>
@@ -7570,7 +7617,7 @@
     </w:p>
     <w:p>
       <w:pPr>
-        <w:pStyle w:val="3"/>
+        <w:pStyle w:val="33"/>
         <w:bidi w:val="0"/>
         <w:rPr>
           <w:rFonts w:hint="default"/>
@@ -7591,7 +7638,7 @@
     </w:p>
     <w:p>
       <w:pPr>
-        <w:pStyle w:val="a1"/>
+        <w:pStyle w:val="31"/>
         <w:bidi w:val="0"/>
         <w:rPr>
           <w:rFonts w:hint="default"/>
@@ -7608,7 +7655,7 @@
     </w:p>
     <w:p>
       <w:pPr>
-        <w:pStyle w:val="a1"/>
+        <w:pStyle w:val="31"/>
         <w:keepLines w:val="0"/>
         <w:pageBreakBefore w:val="0"/>
         <w:widowControl w:val="0"/>
@@ -7625,7 +7672,7 @@
         <w:bidi w:val="0"/>
         <w:adjustRightInd w:val="0"/>
         <w:snapToGrid w:val="0"/>
-        <w:ind w:left="425" w:hanging="425" w:leftChars="0" w:firstLineChars="0"/>
+        <w:ind w:left="425" w:leftChars="0" w:hanging="425" w:firstLineChars="0"/>
         <w:textAlignment w:val="baseline"/>
         <w:rPr>
           <w:rFonts w:hint="default"/>
@@ -7642,7 +7689,7 @@
     </w:p>
     <w:p>
       <w:pPr>
-        <w:pStyle w:val="a1"/>
+        <w:pStyle w:val="31"/>
         <w:keepLines w:val="0"/>
         <w:pageBreakBefore w:val="0"/>
         <w:widowControl w:val="0"/>
@@ -7659,7 +7706,7 @@
         <w:bidi w:val="0"/>
         <w:adjustRightInd w:val="0"/>
         <w:snapToGrid w:val="0"/>
-        <w:ind w:left="425" w:hanging="425" w:leftChars="0" w:firstLineChars="0"/>
+        <w:ind w:left="425" w:leftChars="0" w:hanging="425" w:firstLineChars="0"/>
         <w:textAlignment w:val="baseline"/>
         <w:rPr>
           <w:rFonts w:hint="default"/>
@@ -7676,7 +7723,7 @@
     </w:p>
     <w:p>
       <w:pPr>
-        <w:pStyle w:val="a1"/>
+        <w:pStyle w:val="31"/>
         <w:keepLines w:val="0"/>
         <w:pageBreakBefore w:val="0"/>
         <w:widowControl w:val="0"/>
@@ -7693,7 +7740,7 @@
         <w:bidi w:val="0"/>
         <w:adjustRightInd w:val="0"/>
         <w:snapToGrid w:val="0"/>
-        <w:ind w:left="425" w:hanging="425" w:leftChars="0" w:firstLineChars="0"/>
+        <w:ind w:left="425" w:leftChars="0" w:hanging="425" w:firstLineChars="0"/>
         <w:textAlignment w:val="baseline"/>
         <w:rPr>
           <w:rFonts w:hint="default"/>
@@ -7710,7 +7757,7 @@
     </w:p>
     <w:p>
       <w:pPr>
-        <w:pStyle w:val="a1"/>
+        <w:pStyle w:val="31"/>
         <w:keepLines w:val="0"/>
         <w:pageBreakBefore w:val="0"/>
         <w:widowControl w:val="0"/>
@@ -7727,7 +7774,7 @@
         <w:bidi w:val="0"/>
         <w:adjustRightInd w:val="0"/>
         <w:snapToGrid w:val="0"/>
-        <w:ind w:left="425" w:hanging="425" w:leftChars="0" w:firstLineChars="0"/>
+        <w:ind w:left="425" w:leftChars="0" w:hanging="425" w:firstLineChars="0"/>
         <w:textAlignment w:val="baseline"/>
         <w:rPr>
           <w:rFonts w:hint="default"/>
@@ -7744,7 +7791,7 @@
     </w:p>
     <w:p>
       <w:pPr>
-        <w:pStyle w:val="a1"/>
+        <w:pStyle w:val="31"/>
         <w:keepLines w:val="0"/>
         <w:pageBreakBefore w:val="0"/>
         <w:widowControl w:val="0"/>
@@ -7761,7 +7808,7 @@
         <w:bidi w:val="0"/>
         <w:adjustRightInd w:val="0"/>
         <w:snapToGrid w:val="0"/>
-        <w:ind w:left="425" w:hanging="425" w:leftChars="0" w:firstLineChars="0"/>
+        <w:ind w:left="425" w:leftChars="0" w:hanging="425" w:firstLineChars="0"/>
         <w:textAlignment w:val="baseline"/>
         <w:rPr>
           <w:rFonts w:hint="default"/>
@@ -7778,7 +7825,7 @@
     </w:p>
     <w:p>
       <w:pPr>
-        <w:pStyle w:val="a1"/>
+        <w:pStyle w:val="31"/>
         <w:keepLines w:val="0"/>
         <w:pageBreakBefore w:val="0"/>
         <w:widowControl w:val="0"/>
@@ -7812,7 +7859,7 @@
     </w:p>
     <w:p>
       <w:pPr>
-        <w:pStyle w:val="a1"/>
+        <w:pStyle w:val="31"/>
         <w:keepLines w:val="0"/>
         <w:pageBreakBefore w:val="0"/>
         <w:widowControl w:val="0"/>
@@ -7846,7 +7893,7 @@
     </w:p>
     <w:p>
       <w:pPr>
-        <w:pStyle w:val="a1"/>
+        <w:pStyle w:val="31"/>
         <w:keepLines w:val="0"/>
         <w:pageBreakBefore w:val="0"/>
         <w:widowControl w:val="0"/>
@@ -7863,7 +7910,7 @@
         <w:bidi w:val="0"/>
         <w:adjustRightInd w:val="0"/>
         <w:snapToGrid w:val="0"/>
-        <w:ind w:left="425" w:hanging="425" w:leftChars="0" w:firstLineChars="0"/>
+        <w:ind w:left="425" w:leftChars="0" w:hanging="425" w:firstLineChars="0"/>
         <w:textAlignment w:val="baseline"/>
         <w:rPr>
           <w:rFonts w:hint="default"/>
@@ -7880,7 +7927,7 @@
     </w:p>
     <w:p>
       <w:pPr>
-        <w:pStyle w:val="a1"/>
+        <w:pStyle w:val="31"/>
         <w:keepLines w:val="0"/>
         <w:pageBreakBefore w:val="0"/>
         <w:widowControl w:val="0"/>
@@ -7897,7 +7944,7 @@
         <w:bidi w:val="0"/>
         <w:adjustRightInd w:val="0"/>
         <w:snapToGrid w:val="0"/>
-        <w:ind w:left="425" w:hanging="425" w:leftChars="0" w:firstLineChars="0"/>
+        <w:ind w:left="425" w:leftChars="0" w:hanging="425" w:firstLineChars="0"/>
         <w:textAlignment w:val="baseline"/>
         <w:rPr>
           <w:rFonts w:hint="default"/>
@@ -7914,7 +7961,7 @@
     </w:p>
     <w:p>
       <w:pPr>
-        <w:pStyle w:val="a1"/>
+        <w:pStyle w:val="31"/>
         <w:keepLines w:val="0"/>
         <w:pageBreakBefore w:val="0"/>
         <w:widowControl w:val="0"/>
@@ -7931,7 +7978,7 @@
         <w:bidi w:val="0"/>
         <w:adjustRightInd w:val="0"/>
         <w:snapToGrid w:val="0"/>
-        <w:ind w:left="425" w:hanging="425" w:leftChars="0" w:firstLineChars="0"/>
+        <w:ind w:left="425" w:leftChars="0" w:hanging="425" w:firstLineChars="0"/>
         <w:textAlignment w:val="baseline"/>
         <w:rPr>
           <w:rFonts w:hint="default"/>
@@ -7948,7 +7995,7 @@
     </w:p>
     <w:p>
       <w:pPr>
-        <w:pStyle w:val="a1"/>
+        <w:pStyle w:val="31"/>
         <w:keepLines w:val="0"/>
         <w:pageBreakBefore w:val="0"/>
         <w:widowControl w:val="0"/>
@@ -7965,7 +8012,7 @@
         <w:bidi w:val="0"/>
         <w:adjustRightInd w:val="0"/>
         <w:snapToGrid w:val="0"/>
-        <w:ind w:left="425" w:hanging="425" w:leftChars="0" w:firstLineChars="0"/>
+        <w:ind w:left="425" w:leftChars="0" w:hanging="425" w:firstLineChars="0"/>
         <w:textAlignment w:val="baseline"/>
         <w:rPr>
           <w:rFonts w:hint="default"/>
@@ -7982,7 +8029,7 @@
     </w:p>
     <w:p>
       <w:pPr>
-        <w:pStyle w:val="a1"/>
+        <w:pStyle w:val="31"/>
         <w:keepLines w:val="0"/>
         <w:pageBreakBefore w:val="0"/>
         <w:widowControl w:val="0"/>
@@ -7999,7 +8046,7 @@
         <w:bidi w:val="0"/>
         <w:adjustRightInd w:val="0"/>
         <w:snapToGrid w:val="0"/>
-        <w:ind w:left="425" w:hanging="425" w:leftChars="0" w:firstLineChars="0"/>
+        <w:ind w:left="425" w:leftChars="0" w:hanging="425" w:firstLineChars="0"/>
         <w:textAlignment w:val="baseline"/>
         <w:rPr>
           <w:rFonts w:hint="default"/>
@@ -8016,7 +8063,7 @@
     </w:p>
     <w:p>
       <w:pPr>
-        <w:pStyle w:val="a1"/>
+        <w:pStyle w:val="31"/>
         <w:keepLines w:val="0"/>
         <w:pageBreakBefore w:val="0"/>
         <w:widowControl w:val="0"/>
@@ -8033,7 +8080,7 @@
         <w:bidi w:val="0"/>
         <w:adjustRightInd w:val="0"/>
         <w:snapToGrid w:val="0"/>
-        <w:ind w:left="425" w:hanging="425" w:leftChars="0" w:firstLineChars="0"/>
+        <w:ind w:left="425" w:leftChars="0" w:hanging="425" w:firstLineChars="0"/>
         <w:textAlignment w:val="baseline"/>
         <w:rPr>
           <w:rFonts w:hint="default"/>
@@ -8050,7 +8097,7 @@
     </w:p>
     <w:p>
       <w:pPr>
-        <w:pStyle w:val="a1"/>
+        <w:pStyle w:val="31"/>
         <w:keepLines w:val="0"/>
         <w:pageBreakBefore w:val="0"/>
         <w:widowControl w:val="0"/>
@@ -8084,15 +8131,15 @@
     </w:p>
     <w:p>
       <w:pPr>
-        <w:pStyle w:val="3"/>
-        <w:bidi w:val="0"/>
-        <w:rPr>
-          <w:rFonts w:hint="default"/>
-          <w:lang w:val="en-US" w:eastAsia="zh-CN"/>
-        </w:rPr>
-      </w:pPr>
-      <w:bookmarkStart w:id="41" w:name="_Toc31306"/>
-      <w:bookmarkStart w:id="42" w:name="_Toc27680"/>
+        <w:pStyle w:val="33"/>
+        <w:bidi w:val="0"/>
+        <w:rPr>
+          <w:rFonts w:hint="default"/>
+          <w:lang w:val="en-US" w:eastAsia="zh-CN"/>
+        </w:rPr>
+      </w:pPr>
+      <w:bookmarkStart w:id="41" w:name="_Toc27680"/>
+      <w:bookmarkStart w:id="42" w:name="_Toc31306"/>
       <w:r>
         <w:rPr>
           <w:rFonts w:hint="default"/>
@@ -8105,7 +8152,7 @@
     </w:p>
     <w:p>
       <w:pPr>
-        <w:pStyle w:val="a1"/>
+        <w:pStyle w:val="31"/>
         <w:bidi w:val="0"/>
         <w:rPr>
           <w:rFonts w:hint="default"/>
@@ -8122,58 +8169,58 @@
     </w:p>
     <w:p>
       <w:pPr>
-        <w:pStyle w:val="a1"/>
-        <w:bidi w:val="0"/>
-        <w:rPr>
-          <w:rFonts w:hint="default"/>
-          <w:lang w:val="en-US" w:eastAsia="zh-CN"/>
-        </w:rPr>
-      </w:pPr>
-      <w:r>
-        <w:rPr>
-          <w:rFonts w:hint="default"/>
-          <w:lang w:val="en-US" w:eastAsia="zh-CN"/>
-        </w:rPr>
-        <w:t>部门负责人批准整改计划后，受审部门将整改计划报备产品产品质量部。</w:t>
-      </w:r>
-    </w:p>
-    <w:p>
-      <w:pPr>
-        <w:pStyle w:val="a1"/>
-        <w:bidi w:val="0"/>
-        <w:rPr>
-          <w:rFonts w:hint="default"/>
-          <w:lang w:val="en-US" w:eastAsia="zh-CN"/>
-        </w:rPr>
-      </w:pPr>
-      <w:r>
-        <w:rPr>
-          <w:rFonts w:hint="default"/>
-          <w:lang w:val="en-US" w:eastAsia="zh-CN"/>
-        </w:rPr>
-        <w:t>受审核部门开始实施整改计划，产品产品质量部跟踪纠正措施的执行情况。</w:t>
-      </w:r>
-    </w:p>
-    <w:p>
-      <w:pPr>
-        <w:pStyle w:val="a1"/>
-        <w:bidi w:val="0"/>
-        <w:rPr>
-          <w:rFonts w:hint="default"/>
-          <w:lang w:val="en-US" w:eastAsia="zh-CN"/>
-        </w:rPr>
-      </w:pPr>
-      <w:r>
-        <w:rPr>
-          <w:rFonts w:hint="default"/>
-          <w:lang w:val="en-US" w:eastAsia="zh-CN"/>
-        </w:rPr>
-        <w:t>纠正措施预定日期已到或接到纠正措施已完成的通知时，产品产品质量部应委派内审员到受审核部门，参与验证该纠正措施完成效果的验证评审。验证内容包括：</w:t>
-      </w:r>
-    </w:p>
-    <w:p>
-      <w:pPr>
-        <w:pStyle w:val="a1"/>
+        <w:pStyle w:val="31"/>
+        <w:bidi w:val="0"/>
+        <w:rPr>
+          <w:rFonts w:hint="default"/>
+          <w:lang w:val="en-US" w:eastAsia="zh-CN"/>
+        </w:rPr>
+      </w:pPr>
+      <w:r>
+        <w:rPr>
+          <w:rFonts w:hint="default"/>
+          <w:lang w:val="en-US" w:eastAsia="zh-CN"/>
+        </w:rPr>
+        <w:t>部门负责人批准整改计划后，受审部门将整改计划报备产品质量部。</w:t>
+      </w:r>
+    </w:p>
+    <w:p>
+      <w:pPr>
+        <w:pStyle w:val="31"/>
+        <w:bidi w:val="0"/>
+        <w:rPr>
+          <w:rFonts w:hint="default"/>
+          <w:lang w:val="en-US" w:eastAsia="zh-CN"/>
+        </w:rPr>
+      </w:pPr>
+      <w:r>
+        <w:rPr>
+          <w:rFonts w:hint="default"/>
+          <w:lang w:val="en-US" w:eastAsia="zh-CN"/>
+        </w:rPr>
+        <w:t>受审核部门开始实施整改计划，产品质量部跟踪纠正措施的执行情况。</w:t>
+      </w:r>
+    </w:p>
+    <w:p>
+      <w:pPr>
+        <w:pStyle w:val="31"/>
+        <w:bidi w:val="0"/>
+        <w:rPr>
+          <w:rFonts w:hint="default"/>
+          <w:lang w:val="en-US" w:eastAsia="zh-CN"/>
+        </w:rPr>
+      </w:pPr>
+      <w:r>
+        <w:rPr>
+          <w:rFonts w:hint="default"/>
+          <w:lang w:val="en-US" w:eastAsia="zh-CN"/>
+        </w:rPr>
+        <w:t>纠正措施预定日期已到或接到纠正措施已完成的通知时，产品质量部应委派内审员到受审核部门，参与验证该纠正措施完成效果的验证评审。验证内容包括：</w:t>
+      </w:r>
+    </w:p>
+    <w:p>
+      <w:pPr>
+        <w:pStyle w:val="31"/>
         <w:keepLines w:val="0"/>
         <w:pageBreakBefore w:val="0"/>
         <w:widowControl w:val="0"/>
@@ -8190,7 +8237,7 @@
         <w:bidi w:val="0"/>
         <w:adjustRightInd w:val="0"/>
         <w:snapToGrid w:val="0"/>
-        <w:ind w:left="425" w:hanging="425" w:leftChars="0" w:firstLineChars="0"/>
+        <w:ind w:left="425" w:leftChars="0" w:hanging="425" w:firstLineChars="0"/>
         <w:textAlignment w:val="baseline"/>
         <w:rPr>
           <w:rFonts w:hint="default"/>
@@ -8207,7 +8254,7 @@
     </w:p>
     <w:p>
       <w:pPr>
-        <w:pStyle w:val="a1"/>
+        <w:pStyle w:val="31"/>
         <w:keepLines w:val="0"/>
         <w:pageBreakBefore w:val="0"/>
         <w:widowControl w:val="0"/>
@@ -8224,7 +8271,7 @@
         <w:bidi w:val="0"/>
         <w:adjustRightInd w:val="0"/>
         <w:snapToGrid w:val="0"/>
-        <w:ind w:left="425" w:hanging="425" w:leftChars="0" w:firstLineChars="0"/>
+        <w:ind w:left="425" w:leftChars="0" w:hanging="425" w:firstLineChars="0"/>
         <w:textAlignment w:val="baseline"/>
         <w:rPr>
           <w:rFonts w:hint="default"/>
@@ -8241,7 +8288,7 @@
     </w:p>
     <w:p>
       <w:pPr>
-        <w:pStyle w:val="a1"/>
+        <w:pStyle w:val="31"/>
         <w:keepLines w:val="0"/>
         <w:pageBreakBefore w:val="0"/>
         <w:widowControl w:val="0"/>
@@ -8258,7 +8305,7 @@
         <w:bidi w:val="0"/>
         <w:adjustRightInd w:val="0"/>
         <w:snapToGrid w:val="0"/>
-        <w:ind w:left="425" w:hanging="425" w:leftChars="0" w:firstLineChars="0"/>
+        <w:ind w:left="425" w:leftChars="0" w:hanging="425" w:firstLineChars="0"/>
         <w:textAlignment w:val="baseline"/>
         <w:rPr>
           <w:rFonts w:hint="default"/>
@@ -8275,7 +8322,7 @@
     </w:p>
     <w:p>
       <w:pPr>
-        <w:pStyle w:val="a1"/>
+        <w:pStyle w:val="31"/>
         <w:keepLines w:val="0"/>
         <w:pageBreakBefore w:val="0"/>
         <w:widowControl w:val="0"/>
@@ -8309,7 +8356,7 @@
     </w:p>
     <w:p>
       <w:pPr>
-        <w:pStyle w:val="1"/>
+        <w:pStyle w:val="30"/>
         <w:keepNext w:val="0"/>
         <w:keepLines w:val="0"/>
         <w:pageBreakBefore w:val="0"/>
@@ -8329,9 +8376,9 @@
           <w:lang w:val="en-US" w:eastAsia="zh-CN"/>
         </w:rPr>
       </w:pPr>
-      <w:bookmarkStart w:id="43" w:name="_Toc25664"/>
-      <w:bookmarkStart w:id="44" w:name="_Toc996"/>
-      <w:bookmarkStart w:id="45" w:name="_Toc657"/>
+      <w:bookmarkStart w:id="43" w:name="_Toc996"/>
+      <w:bookmarkStart w:id="44" w:name="_Toc657"/>
+      <w:bookmarkStart w:id="45" w:name="_Toc25664"/>
       <w:r>
         <w:rPr>
           <w:rFonts w:hint="eastAsia"/>
@@ -8345,7 +8392,7 @@
     </w:p>
     <w:p>
       <w:pPr>
-        <w:pStyle w:val="a1"/>
+        <w:pStyle w:val="31"/>
         <w:rPr>
           <w:rFonts w:hint="default"/>
           <w:lang w:val="en-US" w:eastAsia="zh-CN"/>
@@ -8361,7 +8408,7 @@
     </w:p>
     <w:p>
       <w:pPr>
-        <w:pStyle w:val="a1"/>
+        <w:pStyle w:val="31"/>
         <w:keepNext w:val="0"/>
         <w:keepLines w:val="0"/>
         <w:pageBreakBefore w:val="0"/>
@@ -8411,7 +8458,7 @@
           <w:rFonts w:hint="eastAsia"/>
           <w:lang w:val="en-US" w:eastAsia="zh-CN"/>
         </w:rPr>
-        <w:instrText>"柴_标题1"\n</w:instrText>
+        <w:instrText xml:space="preserve">"柴_标题1"\n</w:instrText>
       </w:r>
       <w:r>
         <w:instrText xml:space="preserve"> \s</w:instrText>
@@ -8428,7 +8475,7 @@
           <w:rFonts w:hint="eastAsia"/>
           <w:lang w:val="en-US" w:eastAsia="zh-CN"/>
         </w:rPr>
-        <w:instrText>* Charformat</w:instrText>
+        <w:instrText xml:space="preserve">* Charformat</w:instrText>
       </w:r>
       <w:r>
         <w:rPr>
@@ -8493,7 +8540,7 @@
         </w:rPr>
         <w:fldChar w:fldCharType="end"/>
       </w:r>
-      <w:bookmarkStart w:id="46" w:name="_Toc3793"/>
+      <w:bookmarkStart w:id="46" w:name="_Toc14950"/>
       <w:r>
         <w:rPr>
           <w:rFonts w:hint="eastAsia"/>
@@ -8505,17 +8552,18 @@
     </w:p>
     <w:tbl>
       <w:tblPr>
-        <w:tblStyle w:val="TableGrid"/>
+        <w:tblStyle w:val="23"/>
         <w:tblW w:w="8522" w:type="dxa"/>
         <w:jc w:val="center"/>
         <w:tblBorders>
-          <w:top w:val="nil"/>
-          <w:left w:val="nil"/>
-          <w:bottom w:val="nil"/>
-          <w:right w:val="nil"/>
-          <w:insideH w:val="nil"/>
-          <w:insideV w:val="nil"/>
+          <w:top w:val="none" w:color="auto" w:sz="0" w:space="0"/>
+          <w:left w:val="none" w:color="auto" w:sz="0" w:space="0"/>
+          <w:bottom w:val="none" w:color="auto" w:sz="0" w:space="0"/>
+          <w:right w:val="none" w:color="auto" w:sz="0" w:space="0"/>
+          <w:insideH w:val="none" w:color="auto" w:sz="0" w:space="0"/>
+          <w:insideV w:val="none" w:color="auto" w:sz="0" w:space="0"/>
         </w:tblBorders>
+        <w:tblLayout w:type="autofit"/>
         <w:tblCellMar>
           <w:top w:w="0" w:type="dxa"/>
           <w:left w:w="108" w:type="dxa"/>
@@ -8531,15 +8579,13 @@
       </w:tblGrid>
       <w:tr>
         <w:tblPrEx>
-          <w:tblW w:w="8522" w:type="dxa"/>
-          <w:jc w:val="center"/>
           <w:tblBorders>
-            <w:top w:val="nil"/>
-            <w:left w:val="nil"/>
-            <w:bottom w:val="nil"/>
-            <w:right w:val="nil"/>
-            <w:insideH w:val="nil"/>
-            <w:insideV w:val="nil"/>
+            <w:top w:val="none" w:color="auto" w:sz="0" w:space="0"/>
+            <w:left w:val="none" w:color="auto" w:sz="0" w:space="0"/>
+            <w:bottom w:val="none" w:color="auto" w:sz="0" w:space="0"/>
+            <w:right w:val="none" w:color="auto" w:sz="0" w:space="0"/>
+            <w:insideH w:val="none" w:color="auto" w:sz="0" w:space="0"/>
+            <w:insideV w:val="none" w:color="auto" w:sz="0" w:space="0"/>
           </w:tblBorders>
           <w:tblCellMar>
             <w:top w:w="0" w:type="dxa"/>
@@ -8549,7 +8595,7 @@
           </w:tblCellMar>
         </w:tblPrEx>
         <w:trPr>
-          <w:trHeight w:val="0"/>
+          <w:trHeight w:val="0" w:hRule="atLeast"/>
           <w:tblHeader/>
           <w:jc w:val="center"/>
         </w:trPr>
@@ -8557,8 +8603,8 @@
           <w:tcPr>
             <w:tcW w:w="1773" w:type="dxa"/>
             <w:tcBorders>
-              <w:top w:val="single" w:sz="12" w:space="0" w:color="auto"/>
-              <w:left w:val="single" w:sz="12" w:space="0" w:color="auto"/>
+              <w:top w:val="single" w:color="auto" w:sz="12" w:space="0"/>
+              <w:left w:val="single" w:color="auto" w:sz="12" w:space="0"/>
               <w:bottom w:val="nil"/>
               <w:right w:val="nil"/>
             </w:tcBorders>
@@ -8572,11 +8618,11 @@
           </w:tcPr>
           <w:p>
             <w:pPr>
-              <w:pStyle w:val="a1"/>
+              <w:pStyle w:val="31"/>
               <w:widowControl w:val="0"/>
               <w:snapToGrid w:val="0"/>
               <w:spacing w:line="240" w:lineRule="auto"/>
-              <w:ind w:left="0" w:right="0" w:firstLine="0" w:leftChars="0" w:rightChars="0" w:firstLineChars="0"/>
+              <w:ind w:left="0" w:leftChars="0" w:right="0" w:rightChars="0" w:firstLine="0" w:firstLineChars="0"/>
               <w:jc w:val="center"/>
               <w:rPr>
                 <w:rFonts w:hint="default"/>
@@ -8600,8 +8646,8 @@
           <w:tcPr>
             <w:tcW w:w="3562" w:type="dxa"/>
             <w:tcBorders>
-              <w:top w:val="single" w:sz="12" w:space="0" w:color="auto"/>
-              <w:left w:val="single" w:sz="4" w:space="0" w:color="auto"/>
+              <w:top w:val="single" w:color="auto" w:sz="12" w:space="0"/>
+              <w:left w:val="single" w:color="auto" w:sz="4" w:space="0"/>
               <w:bottom w:val="nil"/>
               <w:right w:val="nil"/>
             </w:tcBorders>
@@ -8615,11 +8661,11 @@
           </w:tcPr>
           <w:p>
             <w:pPr>
-              <w:pStyle w:val="a1"/>
+              <w:pStyle w:val="31"/>
               <w:widowControl w:val="0"/>
               <w:snapToGrid w:val="0"/>
               <w:spacing w:line="240" w:lineRule="auto"/>
-              <w:ind w:left="0" w:right="0" w:firstLine="0" w:leftChars="0" w:rightChars="0" w:firstLineChars="0"/>
+              <w:ind w:left="0" w:leftChars="0" w:right="0" w:rightChars="0" w:firstLine="0" w:firstLineChars="0"/>
               <w:jc w:val="center"/>
               <w:rPr>
                 <w:rFonts w:hint="default"/>
@@ -8643,8 +8689,8 @@
           <w:tcPr>
             <w:tcW w:w="1413" w:type="dxa"/>
             <w:tcBorders>
-              <w:top w:val="single" w:sz="12" w:space="0" w:color="auto"/>
-              <w:left w:val="single" w:sz="4" w:space="0" w:color="auto"/>
+              <w:top w:val="single" w:color="auto" w:sz="12" w:space="0"/>
+              <w:left w:val="single" w:color="auto" w:sz="4" w:space="0"/>
               <w:bottom w:val="nil"/>
               <w:right w:val="nil"/>
             </w:tcBorders>
@@ -8658,11 +8704,11 @@
           </w:tcPr>
           <w:p>
             <w:pPr>
-              <w:pStyle w:val="a1"/>
+              <w:pStyle w:val="31"/>
               <w:widowControl w:val="0"/>
               <w:snapToGrid w:val="0"/>
               <w:spacing w:line="240" w:lineRule="auto"/>
-              <w:ind w:left="0" w:right="0" w:firstLine="0" w:leftChars="0" w:rightChars="0" w:firstLineChars="0"/>
+              <w:ind w:left="0" w:leftChars="0" w:right="0" w:rightChars="0" w:firstLine="0" w:firstLineChars="0"/>
               <w:jc w:val="center"/>
               <w:rPr>
                 <w:rFonts w:hint="default"/>
@@ -8686,10 +8732,10 @@
           <w:tcPr>
             <w:tcW w:w="1774" w:type="dxa"/>
             <w:tcBorders>
-              <w:top w:val="single" w:sz="12" w:space="0" w:color="auto"/>
-              <w:left w:val="single" w:sz="4" w:space="0" w:color="auto"/>
+              <w:top w:val="single" w:color="auto" w:sz="12" w:space="0"/>
+              <w:left w:val="single" w:color="auto" w:sz="4" w:space="0"/>
               <w:bottom w:val="nil"/>
-              <w:right w:val="single" w:sz="12" w:space="0" w:color="auto"/>
+              <w:right w:val="single" w:color="auto" w:sz="12" w:space="0"/>
             </w:tcBorders>
             <w:tcMar>
               <w:top w:w="-1" w:type="dxa"/>
@@ -8701,11 +8747,11 @@
           </w:tcPr>
           <w:p>
             <w:pPr>
-              <w:pStyle w:val="a1"/>
+              <w:pStyle w:val="31"/>
               <w:widowControl w:val="0"/>
               <w:snapToGrid w:val="0"/>
               <w:spacing w:line="240" w:lineRule="auto"/>
-              <w:ind w:left="0" w:right="0" w:firstLine="0" w:leftChars="0" w:rightChars="0" w:firstLineChars="0"/>
+              <w:ind w:left="0" w:leftChars="0" w:right="0" w:rightChars="0" w:firstLine="0" w:firstLineChars="0"/>
               <w:jc w:val="center"/>
               <w:rPr>
                 <w:rFonts w:hint="default"/>
@@ -8728,8 +8774,14 @@
       </w:tr>
       <w:tr>
         <w:tblPrEx>
-          <w:tblW w:w="8522" w:type="dxa"/>
-          <w:jc w:val="center"/>
+          <w:tblBorders>
+            <w:top w:val="none" w:color="auto" w:sz="0" w:space="0"/>
+            <w:left w:val="none" w:color="auto" w:sz="0" w:space="0"/>
+            <w:bottom w:val="none" w:color="auto" w:sz="0" w:space="0"/>
+            <w:right w:val="none" w:color="auto" w:sz="0" w:space="0"/>
+            <w:insideH w:val="none" w:color="auto" w:sz="0" w:space="0"/>
+            <w:insideV w:val="none" w:color="auto" w:sz="0" w:space="0"/>
+          </w:tblBorders>
           <w:tblCellMar>
             <w:top w:w="0" w:type="dxa"/>
             <w:left w:w="108" w:type="dxa"/>
@@ -8738,16 +8790,16 @@
           </w:tblCellMar>
         </w:tblPrEx>
         <w:trPr>
-          <w:trHeight w:val="0"/>
+          <w:trHeight w:val="0" w:hRule="atLeast"/>
           <w:jc w:val="center"/>
         </w:trPr>
         <w:tc>
           <w:tcPr>
             <w:tcW w:w="1773" w:type="dxa"/>
             <w:tcBorders>
-              <w:top w:val="single" w:sz="4" w:space="0" w:color="auto"/>
-              <w:left w:val="single" w:sz="12" w:space="0" w:color="auto"/>
-              <w:bottom w:val="single" w:sz="12" w:space="0" w:color="auto"/>
+              <w:top w:val="single" w:color="auto" w:sz="4" w:space="0"/>
+              <w:left w:val="single" w:color="auto" w:sz="12" w:space="0"/>
+              <w:bottom w:val="single" w:color="auto" w:sz="12" w:space="0"/>
               <w:right w:val="nil"/>
             </w:tcBorders>
             <w:tcMar>
@@ -8760,11 +8812,11 @@
           </w:tcPr>
           <w:p>
             <w:pPr>
-              <w:pStyle w:val="a1"/>
+              <w:pStyle w:val="31"/>
               <w:widowControl w:val="0"/>
               <w:snapToGrid w:val="0"/>
               <w:spacing w:line="240" w:lineRule="auto"/>
-              <w:ind w:left="0" w:right="0" w:firstLine="0" w:leftChars="0" w:rightChars="0" w:firstLineChars="0"/>
+              <w:ind w:left="0" w:leftChars="0" w:right="0" w:rightChars="0" w:firstLine="0" w:firstLineChars="0"/>
               <w:jc w:val="center"/>
               <w:rPr>
                 <w:rFonts w:hint="default"/>
@@ -8786,9 +8838,9 @@
           <w:tcPr>
             <w:tcW w:w="3562" w:type="dxa"/>
             <w:tcBorders>
-              <w:top w:val="single" w:sz="4" w:space="0" w:color="auto"/>
-              <w:left w:val="single" w:sz="4" w:space="0" w:color="auto"/>
-              <w:bottom w:val="single" w:sz="12" w:space="0" w:color="auto"/>
+              <w:top w:val="single" w:color="auto" w:sz="4" w:space="0"/>
+              <w:left w:val="single" w:color="auto" w:sz="4" w:space="0"/>
+              <w:bottom w:val="single" w:color="auto" w:sz="12" w:space="0"/>
               <w:right w:val="nil"/>
             </w:tcBorders>
             <w:tcMar>
@@ -8801,11 +8853,11 @@
           </w:tcPr>
           <w:p>
             <w:pPr>
-              <w:pStyle w:val="a1"/>
+              <w:pStyle w:val="31"/>
               <w:widowControl w:val="0"/>
               <w:snapToGrid w:val="0"/>
               <w:spacing w:line="240" w:lineRule="auto"/>
-              <w:ind w:left="0" w:right="0" w:firstLine="0" w:leftChars="0" w:rightChars="0" w:firstLineChars="0"/>
+              <w:ind w:left="0" w:leftChars="0" w:right="0" w:rightChars="0" w:firstLine="0" w:firstLineChars="0"/>
               <w:jc w:val="center"/>
               <w:rPr>
                 <w:rFonts w:hint="default"/>
@@ -8827,9 +8879,9 @@
           <w:tcPr>
             <w:tcW w:w="1413" w:type="dxa"/>
             <w:tcBorders>
-              <w:top w:val="single" w:sz="4" w:space="0" w:color="auto"/>
-              <w:left w:val="single" w:sz="4" w:space="0" w:color="auto"/>
-              <w:bottom w:val="single" w:sz="12" w:space="0" w:color="auto"/>
+              <w:top w:val="single" w:color="auto" w:sz="4" w:space="0"/>
+              <w:left w:val="single" w:color="auto" w:sz="4" w:space="0"/>
+              <w:bottom w:val="single" w:color="auto" w:sz="12" w:space="0"/>
               <w:right w:val="nil"/>
             </w:tcBorders>
             <w:tcMar>
@@ -8842,11 +8894,11 @@
           </w:tcPr>
           <w:p>
             <w:pPr>
-              <w:pStyle w:val="a1"/>
+              <w:pStyle w:val="31"/>
               <w:widowControl w:val="0"/>
               <w:snapToGrid w:val="0"/>
               <w:spacing w:line="240" w:lineRule="auto"/>
-              <w:ind w:left="0" w:right="0" w:firstLine="0" w:leftChars="0" w:rightChars="0" w:firstLineChars="0"/>
+              <w:ind w:left="0" w:leftChars="0" w:right="0" w:rightChars="0" w:firstLine="0" w:firstLineChars="0"/>
               <w:jc w:val="center"/>
               <w:rPr>
                 <w:rFonts w:hint="default"/>
@@ -8854,7 +8906,6 @@
                 <w:lang w:val="en-US" w:eastAsia="zh-CN"/>
               </w:rPr>
             </w:pPr>
-            <w:bookmarkStart w:id="47" w:name="_GoBack"/>
             <w:r>
               <w:rPr>
                 <w:rFonts w:hint="eastAsia"/>
@@ -8863,17 +8914,16 @@
               </w:rPr>
               <w:t>≥1次</w:t>
             </w:r>
-            <w:bookmarkEnd w:id="47"/>
           </w:p>
         </w:tc>
         <w:tc>
           <w:tcPr>
             <w:tcW w:w="1774" w:type="dxa"/>
             <w:tcBorders>
-              <w:top w:val="single" w:sz="4" w:space="0" w:color="auto"/>
-              <w:left w:val="single" w:sz="4" w:space="0" w:color="auto"/>
-              <w:bottom w:val="single" w:sz="12" w:space="0" w:color="auto"/>
-              <w:right w:val="single" w:sz="12" w:space="0" w:color="auto"/>
+              <w:top w:val="single" w:color="auto" w:sz="4" w:space="0"/>
+              <w:left w:val="single" w:color="auto" w:sz="4" w:space="0"/>
+              <w:bottom w:val="single" w:color="auto" w:sz="12" w:space="0"/>
+              <w:right w:val="single" w:color="auto" w:sz="12" w:space="0"/>
             </w:tcBorders>
             <w:tcMar>
               <w:top w:w="-1" w:type="dxa"/>
@@ -8885,11 +8935,11 @@
           </w:tcPr>
           <w:p>
             <w:pPr>
-              <w:pStyle w:val="a1"/>
+              <w:pStyle w:val="31"/>
               <w:widowControl w:val="0"/>
               <w:snapToGrid w:val="0"/>
               <w:spacing w:line="240" w:lineRule="auto"/>
-              <w:ind w:left="0" w:right="0" w:firstLine="0" w:leftChars="0" w:rightChars="0" w:firstLineChars="0"/>
+              <w:ind w:left="0" w:leftChars="0" w:right="0" w:rightChars="0" w:firstLine="0" w:firstLineChars="0"/>
               <w:jc w:val="center"/>
               <w:rPr>
                 <w:rFonts w:hint="default"/>
@@ -8911,15 +8961,15 @@
     </w:tbl>
     <w:p>
       <w:pPr>
-        <w:pStyle w:val="1"/>
+        <w:pStyle w:val="30"/>
         <w:bidi w:val="0"/>
         <w:rPr>
           <w:rFonts w:hint="eastAsia"/>
           <w:lang w:val="en-US" w:eastAsia="zh-CN"/>
         </w:rPr>
       </w:pPr>
-      <w:bookmarkStart w:id="48" w:name="_Toc26738"/>
-      <w:bookmarkStart w:id="49" w:name="_Toc21385"/>
+      <w:bookmarkStart w:id="47" w:name="_Toc26738"/>
+      <w:bookmarkStart w:id="48" w:name="_Toc21385"/>
       <w:r>
         <w:rPr>
           <w:rFonts w:hint="eastAsia"/>
@@ -8927,12 +8977,12 @@
         </w:rPr>
         <w:t>输出的文件和记录</w:t>
       </w:r>
+      <w:bookmarkEnd w:id="47"/>
       <w:bookmarkEnd w:id="48"/>
-      <w:bookmarkEnd w:id="49"/>
-    </w:p>
-    <w:p>
-      <w:pPr>
-        <w:pStyle w:val="a1"/>
+    </w:p>
+    <w:p>
+      <w:pPr>
+        <w:pStyle w:val="31"/>
         <w:keepNext w:val="0"/>
         <w:keepLines w:val="0"/>
         <w:pageBreakBefore w:val="0"/>
@@ -8982,7 +9032,7 @@
           <w:rFonts w:hint="eastAsia"/>
           <w:lang w:val="en-US" w:eastAsia="zh-CN"/>
         </w:rPr>
-        <w:instrText>"柴_标题1"\n</w:instrText>
+        <w:instrText xml:space="preserve">"柴_标题1"\n</w:instrText>
       </w:r>
       <w:r>
         <w:instrText xml:space="preserve"> \s</w:instrText>
@@ -8999,7 +9049,7 @@
           <w:rFonts w:hint="eastAsia"/>
           <w:lang w:val="en-US" w:eastAsia="zh-CN"/>
         </w:rPr>
-        <w:instrText>* Charformat</w:instrText>
+        <w:instrText xml:space="preserve">* Charformat</w:instrText>
       </w:r>
       <w:r>
         <w:rPr>
@@ -9064,7 +9114,7 @@
         </w:rPr>
         <w:fldChar w:fldCharType="end"/>
       </w:r>
-      <w:bookmarkStart w:id="50" w:name="_Toc11493"/>
+      <w:bookmarkStart w:id="49" w:name="_Toc5913"/>
       <w:r>
         <w:rPr>
           <w:rFonts w:hint="eastAsia"/>
@@ -9072,22 +9122,23 @@
         </w:rPr>
         <w:t xml:space="preserve"> 输出文件和记录表</w:t>
       </w:r>
-      <w:bookmarkEnd w:id="50"/>
+      <w:bookmarkEnd w:id="49"/>
     </w:p>
     <w:tbl>
       <w:tblPr>
-        <w:tblStyle w:val="TableNormal"/>
+        <w:tblStyle w:val="22"/>
         <w:tblW w:w="8522" w:type="dxa"/>
         <w:jc w:val="center"/>
         <w:tblBorders>
-          <w:top w:val="nil"/>
-          <w:left w:val="nil"/>
-          <w:bottom w:val="nil"/>
-          <w:right w:val="nil"/>
-          <w:insideH w:val="nil"/>
-          <w:insideV w:val="nil"/>
+          <w:top w:val="none" w:color="auto" w:sz="0" w:space="0"/>
+          <w:left w:val="none" w:color="auto" w:sz="0" w:space="0"/>
+          <w:bottom w:val="none" w:color="auto" w:sz="0" w:space="0"/>
+          <w:right w:val="none" w:color="auto" w:sz="0" w:space="0"/>
+          <w:insideH w:val="none" w:color="auto" w:sz="0" w:space="0"/>
+          <w:insideV w:val="none" w:color="auto" w:sz="0" w:space="0"/>
         </w:tblBorders>
         <w:shd w:val="clear" w:color="auto" w:fill="auto"/>
+        <w:tblLayout w:type="autofit"/>
         <w:tblCellMar>
           <w:top w:w="15" w:type="dxa"/>
           <w:left w:w="15" w:type="dxa"/>
@@ -9102,17 +9153,14 @@
       </w:tblGrid>
       <w:tr>
         <w:tblPrEx>
-          <w:tblW w:w="8522" w:type="dxa"/>
-          <w:jc w:val="center"/>
           <w:tblBorders>
-            <w:top w:val="nil"/>
-            <w:left w:val="nil"/>
-            <w:bottom w:val="nil"/>
-            <w:right w:val="nil"/>
-            <w:insideH w:val="nil"/>
-            <w:insideV w:val="nil"/>
+            <w:top w:val="none" w:color="auto" w:sz="0" w:space="0"/>
+            <w:left w:val="none" w:color="auto" w:sz="0" w:space="0"/>
+            <w:bottom w:val="none" w:color="auto" w:sz="0" w:space="0"/>
+            <w:right w:val="none" w:color="auto" w:sz="0" w:space="0"/>
+            <w:insideH w:val="none" w:color="auto" w:sz="0" w:space="0"/>
+            <w:insideV w:val="none" w:color="auto" w:sz="0" w:space="0"/>
           </w:tblBorders>
-          <w:shd w:val="clear" w:color="auto" w:fill="auto"/>
           <w:tblCellMar>
             <w:top w:w="15" w:type="dxa"/>
             <w:left w:w="15" w:type="dxa"/>
@@ -9121,7 +9169,7 @@
           </w:tblCellMar>
         </w:tblPrEx>
         <w:trPr>
-          <w:trHeight w:val="0"/>
+          <w:trHeight w:val="0" w:hRule="atLeast"/>
           <w:tblHeader/>
           <w:jc w:val="center"/>
         </w:trPr>
@@ -9129,8 +9177,8 @@
           <w:tcPr>
             <w:tcW w:w="4384" w:type="dxa"/>
             <w:tcBorders>
-              <w:top w:val="single" w:sz="12" w:space="0" w:color="auto"/>
-              <w:left w:val="single" w:sz="12" w:space="0" w:color="auto"/>
+              <w:top w:val="single" w:color="auto" w:sz="12" w:space="0"/>
+              <w:left w:val="single" w:color="auto" w:sz="12" w:space="0"/>
               <w:bottom w:val="nil"/>
               <w:right w:val="nil"/>
             </w:tcBorders>
@@ -9151,10 +9199,10 @@
               <w:suppressLineNumbers w:val="0"/>
               <w:snapToGrid w:val="0"/>
               <w:spacing w:line="240" w:lineRule="auto"/>
-              <w:ind w:left="0" w:right="0" w:firstLine="0" w:leftChars="0" w:rightChars="0" w:firstLineChars="0"/>
+              <w:ind w:left="0" w:leftChars="0" w:right="0" w:rightChars="0" w:firstLine="0" w:firstLineChars="0"/>
               <w:jc w:val="center"/>
               <w:rPr>
-                <w:rFonts w:ascii="Segoe UI" w:eastAsia="Segoe UI" w:hAnsi="Segoe UI" w:cs="Segoe UI"/>
+                <w:rFonts w:ascii="Segoe UI" w:hAnsi="Segoe UI" w:eastAsia="Segoe UI" w:cs="Segoe UI"/>
                 <w:b/>
                 <w:i w:val="0"/>
                 <w:iCs w:val="0"/>
@@ -9167,7 +9215,7 @@
             </w:pPr>
             <w:r>
               <w:rPr>
-                <w:rFonts w:ascii="Segoe UI" w:eastAsia="Segoe UI" w:hAnsi="Segoe UI" w:cs="Segoe UI" w:hint="default"/>
+                <w:rFonts w:hint="default" w:ascii="Segoe UI" w:hAnsi="Segoe UI" w:eastAsia="Segoe UI" w:cs="Segoe UI"/>
                 <w:b/>
                 <w:i w:val="0"/>
                 <w:iCs w:val="0"/>
@@ -9188,8 +9236,8 @@
           <w:tcPr>
             <w:tcW w:w="2069" w:type="dxa"/>
             <w:tcBorders>
-              <w:top w:val="single" w:sz="12" w:space="0" w:color="auto"/>
-              <w:left w:val="single" w:sz="4" w:space="0" w:color="auto"/>
+              <w:top w:val="single" w:color="auto" w:sz="12" w:space="0"/>
+              <w:left w:val="single" w:color="auto" w:sz="4" w:space="0"/>
               <w:bottom w:val="nil"/>
               <w:right w:val="nil"/>
             </w:tcBorders>
@@ -9210,10 +9258,10 @@
               <w:suppressLineNumbers w:val="0"/>
               <w:snapToGrid w:val="0"/>
               <w:spacing w:line="240" w:lineRule="auto"/>
-              <w:ind w:left="0" w:right="0" w:firstLine="0" w:leftChars="0" w:rightChars="0" w:firstLineChars="0"/>
+              <w:ind w:left="0" w:leftChars="0" w:right="0" w:rightChars="0" w:firstLine="0" w:firstLineChars="0"/>
               <w:jc w:val="center"/>
               <w:rPr>
-                <w:rFonts w:ascii="Segoe UI" w:eastAsia="Segoe UI" w:hAnsi="Segoe UI" w:cs="Segoe UI" w:hint="default"/>
+                <w:rFonts w:hint="default" w:ascii="Segoe UI" w:hAnsi="Segoe UI" w:eastAsia="Segoe UI" w:cs="Segoe UI"/>
                 <w:b/>
                 <w:i w:val="0"/>
                 <w:iCs w:val="0"/>
@@ -9226,7 +9274,7 @@
             </w:pPr>
             <w:r>
               <w:rPr>
-                <w:rFonts w:ascii="Segoe UI" w:eastAsia="Segoe UI" w:hAnsi="Segoe UI" w:cs="Segoe UI" w:hint="default"/>
+                <w:rFonts w:hint="default" w:ascii="Segoe UI" w:hAnsi="Segoe UI" w:eastAsia="Segoe UI" w:cs="Segoe UI"/>
                 <w:b/>
                 <w:i w:val="0"/>
                 <w:iCs w:val="0"/>
@@ -9247,10 +9295,10 @@
           <w:tcPr>
             <w:tcW w:w="2069" w:type="dxa"/>
             <w:tcBorders>
-              <w:top w:val="single" w:sz="12" w:space="0" w:color="auto"/>
-              <w:left w:val="single" w:sz="4" w:space="0" w:color="auto"/>
+              <w:top w:val="single" w:color="auto" w:sz="12" w:space="0"/>
+              <w:left w:val="single" w:color="auto" w:sz="4" w:space="0"/>
               <w:bottom w:val="nil"/>
-              <w:right w:val="single" w:sz="12" w:space="0" w:color="auto"/>
+              <w:right w:val="single" w:color="auto" w:sz="12" w:space="0"/>
             </w:tcBorders>
             <w:shd w:val="clear" w:color="auto" w:fill="auto"/>
             <w:tcMar>
@@ -9269,10 +9317,10 @@
               <w:suppressLineNumbers w:val="0"/>
               <w:snapToGrid w:val="0"/>
               <w:spacing w:line="240" w:lineRule="auto"/>
-              <w:ind w:left="0" w:right="0" w:firstLine="0" w:leftChars="0" w:rightChars="0" w:firstLineChars="0"/>
+              <w:ind w:left="0" w:leftChars="0" w:right="0" w:rightChars="0" w:firstLine="0" w:firstLineChars="0"/>
               <w:jc w:val="center"/>
               <w:rPr>
-                <w:rFonts w:ascii="Segoe UI" w:eastAsia="Segoe UI" w:hAnsi="Segoe UI" w:cs="Segoe UI" w:hint="default"/>
+                <w:rFonts w:hint="default" w:ascii="Segoe UI" w:hAnsi="Segoe UI" w:eastAsia="Segoe UI" w:cs="Segoe UI"/>
                 <w:b/>
                 <w:i w:val="0"/>
                 <w:iCs w:val="0"/>
@@ -9285,7 +9333,7 @@
             </w:pPr>
             <w:r>
               <w:rPr>
-                <w:rFonts w:ascii="Segoe UI" w:eastAsia="Segoe UI" w:hAnsi="Segoe UI" w:cs="Segoe UI" w:hint="default"/>
+                <w:rFonts w:hint="default" w:ascii="Segoe UI" w:hAnsi="Segoe UI" w:eastAsia="Segoe UI" w:cs="Segoe UI"/>
                 <w:b/>
                 <w:i w:val="0"/>
                 <w:iCs w:val="0"/>
@@ -9305,8 +9353,14 @@
       </w:tr>
       <w:tr>
         <w:tblPrEx>
-          <w:tblW w:w="8522" w:type="dxa"/>
-          <w:jc w:val="center"/>
+          <w:tblBorders>
+            <w:top w:val="none" w:color="auto" w:sz="0" w:space="0"/>
+            <w:left w:val="none" w:color="auto" w:sz="0" w:space="0"/>
+            <w:bottom w:val="none" w:color="auto" w:sz="0" w:space="0"/>
+            <w:right w:val="none" w:color="auto" w:sz="0" w:space="0"/>
+            <w:insideH w:val="none" w:color="auto" w:sz="0" w:space="0"/>
+            <w:insideV w:val="none" w:color="auto" w:sz="0" w:space="0"/>
+          </w:tblBorders>
           <w:shd w:val="clear" w:color="auto" w:fill="auto"/>
           <w:tblCellMar>
             <w:top w:w="15" w:type="dxa"/>
@@ -9316,15 +9370,15 @@
           </w:tblCellMar>
         </w:tblPrEx>
         <w:trPr>
-          <w:trHeight w:val="0"/>
+          <w:trHeight w:val="0" w:hRule="atLeast"/>
           <w:jc w:val="center"/>
         </w:trPr>
         <w:tc>
           <w:tcPr>
             <w:tcW w:w="4384" w:type="dxa"/>
             <w:tcBorders>
-              <w:top w:val="single" w:sz="4" w:space="0" w:color="auto"/>
-              <w:left w:val="single" w:sz="12" w:space="0" w:color="auto"/>
+              <w:top w:val="single" w:color="auto" w:sz="4" w:space="0"/>
+              <w:left w:val="single" w:color="auto" w:sz="12" w:space="0"/>
               <w:bottom w:val="nil"/>
               <w:right w:val="nil"/>
             </w:tcBorders>
@@ -9345,10 +9399,10 @@
               <w:suppressLineNumbers w:val="0"/>
               <w:snapToGrid w:val="0"/>
               <w:spacing w:line="240" w:lineRule="auto"/>
-              <w:ind w:left="0" w:right="0" w:firstLine="0" w:leftChars="0" w:rightChars="0" w:firstLineChars="0"/>
+              <w:ind w:left="0" w:leftChars="0" w:right="0" w:rightChars="0" w:firstLine="0" w:firstLineChars="0"/>
               <w:jc w:val="center"/>
               <w:rPr>
-                <w:rFonts w:ascii="Segoe UI" w:eastAsia="Segoe UI" w:hAnsi="Segoe UI" w:cs="Segoe UI" w:hint="default"/>
+                <w:rFonts w:hint="default" w:ascii="Segoe UI" w:hAnsi="Segoe UI" w:eastAsia="Segoe UI" w:cs="Segoe UI"/>
                 <w:i w:val="0"/>
                 <w:iCs w:val="0"/>
                 <w:caps w:val="0"/>
@@ -9360,7 +9414,7 @@
             </w:pPr>
             <w:r>
               <w:rPr>
-                <w:rFonts w:ascii="Segoe UI" w:eastAsia="Segoe UI" w:hAnsi="Segoe UI" w:cs="Segoe UI" w:hint="default"/>
+                <w:rFonts w:hint="default" w:ascii="Segoe UI" w:hAnsi="Segoe UI" w:eastAsia="Segoe UI" w:cs="Segoe UI"/>
                 <w:i w:val="0"/>
                 <w:iCs w:val="0"/>
                 <w:caps w:val="0"/>
@@ -9380,8 +9434,8 @@
           <w:tcPr>
             <w:tcW w:w="2069" w:type="dxa"/>
             <w:tcBorders>
-              <w:top w:val="single" w:sz="4" w:space="0" w:color="auto"/>
-              <w:left w:val="single" w:sz="4" w:space="0" w:color="auto"/>
+              <w:top w:val="single" w:color="auto" w:sz="4" w:space="0"/>
+              <w:left w:val="single" w:color="auto" w:sz="4" w:space="0"/>
               <w:bottom w:val="nil"/>
               <w:right w:val="nil"/>
             </w:tcBorders>
@@ -9402,10 +9456,10 @@
               <w:suppressLineNumbers w:val="0"/>
               <w:snapToGrid w:val="0"/>
               <w:spacing w:line="240" w:lineRule="auto"/>
-              <w:ind w:left="0" w:right="0" w:firstLine="0" w:leftChars="0" w:rightChars="0" w:firstLineChars="0"/>
+              <w:ind w:left="0" w:leftChars="0" w:right="0" w:rightChars="0" w:firstLine="0" w:firstLineChars="0"/>
               <w:jc w:val="left"/>
               <w:rPr>
-                <w:rFonts w:ascii="Segoe UI" w:eastAsia="Segoe UI" w:hAnsi="Segoe UI" w:cs="Segoe UI" w:hint="default"/>
+                <w:rFonts w:hint="default" w:ascii="Segoe UI" w:hAnsi="Segoe UI" w:eastAsia="Segoe UI" w:cs="Segoe UI"/>
                 <w:i w:val="0"/>
                 <w:iCs w:val="0"/>
                 <w:caps w:val="0"/>
@@ -9417,7 +9471,7 @@
             </w:pPr>
             <w:r>
               <w:rPr>
-                <w:rFonts w:ascii="Segoe UI" w:eastAsia="Segoe UI" w:hAnsi="Segoe UI" w:cs="Segoe UI" w:hint="default"/>
+                <w:rFonts w:hint="default" w:ascii="Segoe UI" w:hAnsi="Segoe UI" w:eastAsia="Segoe UI" w:cs="Segoe UI"/>
                 <w:i w:val="0"/>
                 <w:iCs w:val="0"/>
                 <w:caps w:val="0"/>
@@ -9429,7 +9483,7 @@
                 <w:szCs w:val="22"/>
                 <w:lang w:val="en-US" w:eastAsia="zh-CN"/>
               </w:rPr>
-              <w:t>产品产品质量部</w:t>
+              <w:t>产品质量部</w:t>
             </w:r>
           </w:p>
         </w:tc>
@@ -9437,10 +9491,10 @@
           <w:tcPr>
             <w:tcW w:w="2069" w:type="dxa"/>
             <w:tcBorders>
-              <w:top w:val="single" w:sz="4" w:space="0" w:color="auto"/>
-              <w:left w:val="single" w:sz="4" w:space="0" w:color="auto"/>
+              <w:top w:val="single" w:color="auto" w:sz="4" w:space="0"/>
+              <w:left w:val="single" w:color="auto" w:sz="4" w:space="0"/>
               <w:bottom w:val="nil"/>
-              <w:right w:val="single" w:sz="12" w:space="0" w:color="auto"/>
+              <w:right w:val="single" w:color="auto" w:sz="12" w:space="0"/>
             </w:tcBorders>
             <w:shd w:val="clear" w:color="auto" w:fill="auto"/>
             <w:tcMar>
@@ -9459,10 +9513,10 @@
               <w:suppressLineNumbers w:val="0"/>
               <w:snapToGrid w:val="0"/>
               <w:spacing w:line="240" w:lineRule="auto"/>
-              <w:ind w:left="0" w:right="0" w:firstLine="0" w:leftChars="0" w:rightChars="0" w:firstLineChars="0"/>
+              <w:ind w:left="0" w:leftChars="0" w:right="0" w:rightChars="0" w:firstLine="0" w:firstLineChars="0"/>
               <w:jc w:val="center"/>
               <w:rPr>
-                <w:rFonts w:ascii="Segoe UI" w:eastAsia="Segoe UI" w:hAnsi="Segoe UI" w:cs="Segoe UI" w:hint="default"/>
+                <w:rFonts w:hint="default" w:ascii="Segoe UI" w:hAnsi="Segoe UI" w:eastAsia="Segoe UI" w:cs="Segoe UI"/>
                 <w:i w:val="0"/>
                 <w:iCs w:val="0"/>
                 <w:caps w:val="0"/>
@@ -9474,7 +9528,7 @@
             </w:pPr>
             <w:r>
               <w:rPr>
-                <w:rFonts w:ascii="Segoe UI" w:eastAsia="Segoe UI" w:hAnsi="Segoe UI" w:cs="Segoe UI" w:hint="default"/>
+                <w:rFonts w:hint="default" w:ascii="Segoe UI" w:hAnsi="Segoe UI" w:eastAsia="Segoe UI" w:cs="Segoe UI"/>
                 <w:i w:val="0"/>
                 <w:iCs w:val="0"/>
                 <w:caps w:val="0"/>
@@ -9493,9 +9547,14 @@
       </w:tr>
       <w:tr>
         <w:tblPrEx>
-          <w:tblW w:w="8522" w:type="dxa"/>
-          <w:jc w:val="center"/>
-          <w:shd w:val="clear" w:color="auto" w:fill="auto"/>
+          <w:tblBorders>
+            <w:top w:val="none" w:color="auto" w:sz="0" w:space="0"/>
+            <w:left w:val="none" w:color="auto" w:sz="0" w:space="0"/>
+            <w:bottom w:val="none" w:color="auto" w:sz="0" w:space="0"/>
+            <w:right w:val="none" w:color="auto" w:sz="0" w:space="0"/>
+            <w:insideH w:val="none" w:color="auto" w:sz="0" w:space="0"/>
+            <w:insideV w:val="none" w:color="auto" w:sz="0" w:space="0"/>
+          </w:tblBorders>
           <w:tblCellMar>
             <w:top w:w="15" w:type="dxa"/>
             <w:left w:w="15" w:type="dxa"/>
@@ -9504,15 +9563,15 @@
           </w:tblCellMar>
         </w:tblPrEx>
         <w:trPr>
-          <w:trHeight w:val="0"/>
+          <w:trHeight w:val="0" w:hRule="atLeast"/>
           <w:jc w:val="center"/>
         </w:trPr>
         <w:tc>
           <w:tcPr>
             <w:tcW w:w="4384" w:type="dxa"/>
             <w:tcBorders>
-              <w:top w:val="single" w:sz="4" w:space="0" w:color="auto"/>
-              <w:left w:val="single" w:sz="12" w:space="0" w:color="auto"/>
+              <w:top w:val="single" w:color="auto" w:sz="4" w:space="0"/>
+              <w:left w:val="single" w:color="auto" w:sz="12" w:space="0"/>
               <w:bottom w:val="nil"/>
               <w:right w:val="nil"/>
             </w:tcBorders>
@@ -9533,10 +9592,10 @@
               <w:suppressLineNumbers w:val="0"/>
               <w:snapToGrid w:val="0"/>
               <w:spacing w:line="240" w:lineRule="auto"/>
-              <w:ind w:left="0" w:right="0" w:firstLine="0" w:leftChars="0" w:rightChars="0" w:firstLineChars="0"/>
+              <w:ind w:left="0" w:leftChars="0" w:right="0" w:rightChars="0" w:firstLine="0" w:firstLineChars="0"/>
               <w:jc w:val="center"/>
               <w:rPr>
-                <w:rFonts w:ascii="Segoe UI" w:eastAsia="Segoe UI" w:hAnsi="Segoe UI" w:cs="Segoe UI" w:hint="default"/>
+                <w:rFonts w:hint="default" w:ascii="Segoe UI" w:hAnsi="Segoe UI" w:eastAsia="Segoe UI" w:cs="Segoe UI"/>
                 <w:i w:val="0"/>
                 <w:iCs w:val="0"/>
                 <w:caps w:val="0"/>
@@ -9548,7 +9607,7 @@
             </w:pPr>
             <w:r>
               <w:rPr>
-                <w:rFonts w:ascii="Segoe UI" w:eastAsia="Segoe UI" w:hAnsi="Segoe UI" w:cs="Segoe UI" w:hint="default"/>
+                <w:rFonts w:hint="default" w:ascii="Segoe UI" w:hAnsi="Segoe UI" w:eastAsia="Segoe UI" w:cs="Segoe UI"/>
                 <w:i w:val="0"/>
                 <w:iCs w:val="0"/>
                 <w:caps w:val="0"/>
@@ -9568,8 +9627,8 @@
           <w:tcPr>
             <w:tcW w:w="2069" w:type="dxa"/>
             <w:tcBorders>
-              <w:top w:val="single" w:sz="4" w:space="0" w:color="auto"/>
-              <w:left w:val="single" w:sz="4" w:space="0" w:color="auto"/>
+              <w:top w:val="single" w:color="auto" w:sz="4" w:space="0"/>
+              <w:left w:val="single" w:color="auto" w:sz="4" w:space="0"/>
               <w:bottom w:val="nil"/>
               <w:right w:val="nil"/>
             </w:tcBorders>
@@ -9590,10 +9649,10 @@
               <w:suppressLineNumbers w:val="0"/>
               <w:snapToGrid w:val="0"/>
               <w:spacing w:line="240" w:lineRule="auto"/>
-              <w:ind w:left="0" w:right="0" w:firstLine="0" w:leftChars="0" w:rightChars="0" w:firstLineChars="0"/>
+              <w:ind w:left="0" w:leftChars="0" w:right="0" w:rightChars="0" w:firstLine="0" w:firstLineChars="0"/>
               <w:jc w:val="left"/>
               <w:rPr>
-                <w:rFonts w:ascii="Segoe UI" w:eastAsia="Segoe UI" w:hAnsi="Segoe UI" w:cs="Segoe UI" w:hint="default"/>
+                <w:rFonts w:hint="default" w:ascii="Segoe UI" w:hAnsi="Segoe UI" w:eastAsia="Segoe UI" w:cs="Segoe UI"/>
                 <w:i w:val="0"/>
                 <w:iCs w:val="0"/>
                 <w:caps w:val="0"/>
@@ -9605,7 +9664,7 @@
             </w:pPr>
             <w:r>
               <w:rPr>
-                <w:rFonts w:ascii="Segoe UI" w:eastAsia="Segoe UI" w:hAnsi="Segoe UI" w:cs="Segoe UI" w:hint="default"/>
+                <w:rFonts w:hint="default" w:ascii="Segoe UI" w:hAnsi="Segoe UI" w:eastAsia="Segoe UI" w:cs="Segoe UI"/>
                 <w:i w:val="0"/>
                 <w:iCs w:val="0"/>
                 <w:caps w:val="0"/>
@@ -9617,7 +9676,7 @@
                 <w:szCs w:val="22"/>
                 <w:lang w:val="en-US" w:eastAsia="zh-CN"/>
               </w:rPr>
-              <w:t>产品产品质量部</w:t>
+              <w:t>产品质量部</w:t>
             </w:r>
           </w:p>
         </w:tc>
@@ -9625,10 +9684,10 @@
           <w:tcPr>
             <w:tcW w:w="2069" w:type="dxa"/>
             <w:tcBorders>
-              <w:top w:val="single" w:sz="4" w:space="0" w:color="auto"/>
-              <w:left w:val="single" w:sz="4" w:space="0" w:color="auto"/>
+              <w:top w:val="single" w:color="auto" w:sz="4" w:space="0"/>
+              <w:left w:val="single" w:color="auto" w:sz="4" w:space="0"/>
               <w:bottom w:val="nil"/>
-              <w:right w:val="single" w:sz="12" w:space="0" w:color="auto"/>
+              <w:right w:val="single" w:color="auto" w:sz="12" w:space="0"/>
             </w:tcBorders>
             <w:shd w:val="clear" w:color="auto" w:fill="auto"/>
             <w:tcMar>
@@ -9647,10 +9706,10 @@
               <w:suppressLineNumbers w:val="0"/>
               <w:snapToGrid w:val="0"/>
               <w:spacing w:line="240" w:lineRule="auto"/>
-              <w:ind w:left="0" w:right="0" w:firstLine="0" w:leftChars="0" w:rightChars="0" w:firstLineChars="0"/>
+              <w:ind w:left="0" w:leftChars="0" w:right="0" w:rightChars="0" w:firstLine="0" w:firstLineChars="0"/>
               <w:jc w:val="center"/>
               <w:rPr>
-                <w:rFonts w:ascii="Segoe UI" w:eastAsia="Segoe UI" w:hAnsi="Segoe UI" w:cs="Segoe UI" w:hint="default"/>
+                <w:rFonts w:hint="default" w:ascii="Segoe UI" w:hAnsi="Segoe UI" w:eastAsia="Segoe UI" w:cs="Segoe UI"/>
                 <w:i w:val="0"/>
                 <w:iCs w:val="0"/>
                 <w:caps w:val="0"/>
@@ -9662,7 +9721,7 @@
             </w:pPr>
             <w:r>
               <w:rPr>
-                <w:rFonts w:ascii="Segoe UI" w:eastAsia="Segoe UI" w:hAnsi="Segoe UI" w:cs="Segoe UI" w:hint="default"/>
+                <w:rFonts w:hint="default" w:ascii="Segoe UI" w:hAnsi="Segoe UI" w:eastAsia="Segoe UI" w:cs="Segoe UI"/>
                 <w:i w:val="0"/>
                 <w:iCs w:val="0"/>
                 <w:caps w:val="0"/>
@@ -9681,8 +9740,14 @@
       </w:tr>
       <w:tr>
         <w:tblPrEx>
-          <w:tblW w:w="8522" w:type="dxa"/>
-          <w:jc w:val="center"/>
+          <w:tblBorders>
+            <w:top w:val="none" w:color="auto" w:sz="0" w:space="0"/>
+            <w:left w:val="none" w:color="auto" w:sz="0" w:space="0"/>
+            <w:bottom w:val="none" w:color="auto" w:sz="0" w:space="0"/>
+            <w:right w:val="none" w:color="auto" w:sz="0" w:space="0"/>
+            <w:insideH w:val="none" w:color="auto" w:sz="0" w:space="0"/>
+            <w:insideV w:val="none" w:color="auto" w:sz="0" w:space="0"/>
+          </w:tblBorders>
           <w:shd w:val="clear" w:color="auto" w:fill="auto"/>
           <w:tblCellMar>
             <w:top w:w="15" w:type="dxa"/>
@@ -9692,15 +9757,15 @@
           </w:tblCellMar>
         </w:tblPrEx>
         <w:trPr>
-          <w:trHeight w:val="0"/>
+          <w:trHeight w:val="0" w:hRule="atLeast"/>
           <w:jc w:val="center"/>
         </w:trPr>
         <w:tc>
           <w:tcPr>
             <w:tcW w:w="4384" w:type="dxa"/>
             <w:tcBorders>
-              <w:top w:val="single" w:sz="4" w:space="0" w:color="auto"/>
-              <w:left w:val="single" w:sz="12" w:space="0" w:color="auto"/>
+              <w:top w:val="single" w:color="auto" w:sz="4" w:space="0"/>
+              <w:left w:val="single" w:color="auto" w:sz="12" w:space="0"/>
               <w:bottom w:val="nil"/>
               <w:right w:val="nil"/>
             </w:tcBorders>
@@ -9721,10 +9786,10 @@
               <w:suppressLineNumbers w:val="0"/>
               <w:snapToGrid w:val="0"/>
               <w:spacing w:line="240" w:lineRule="auto"/>
-              <w:ind w:left="0" w:right="0" w:firstLine="0" w:leftChars="0" w:rightChars="0" w:firstLineChars="0"/>
+              <w:ind w:left="0" w:leftChars="0" w:right="0" w:rightChars="0" w:firstLine="0" w:firstLineChars="0"/>
               <w:jc w:val="center"/>
               <w:rPr>
-                <w:rFonts w:ascii="Segoe UI" w:eastAsia="Segoe UI" w:hAnsi="Segoe UI" w:cs="Segoe UI" w:hint="default"/>
+                <w:rFonts w:hint="default" w:ascii="Segoe UI" w:hAnsi="Segoe UI" w:eastAsia="Segoe UI" w:cs="Segoe UI"/>
                 <w:i w:val="0"/>
                 <w:iCs w:val="0"/>
                 <w:caps w:val="0"/>
@@ -9736,7 +9801,7 @@
             </w:pPr>
             <w:r>
               <w:rPr>
-                <w:rFonts w:ascii="Segoe UI" w:eastAsia="Segoe UI" w:hAnsi="Segoe UI" w:cs="Segoe UI" w:hint="default"/>
+                <w:rFonts w:hint="default" w:ascii="Segoe UI" w:hAnsi="Segoe UI" w:eastAsia="Segoe UI" w:cs="Segoe UI"/>
                 <w:i w:val="0"/>
                 <w:iCs w:val="0"/>
                 <w:caps w:val="0"/>
@@ -9756,8 +9821,8 @@
           <w:tcPr>
             <w:tcW w:w="2069" w:type="dxa"/>
             <w:tcBorders>
-              <w:top w:val="single" w:sz="4" w:space="0" w:color="auto"/>
-              <w:left w:val="single" w:sz="4" w:space="0" w:color="auto"/>
+              <w:top w:val="single" w:color="auto" w:sz="4" w:space="0"/>
+              <w:left w:val="single" w:color="auto" w:sz="4" w:space="0"/>
               <w:bottom w:val="nil"/>
               <w:right w:val="nil"/>
             </w:tcBorders>
@@ -9778,10 +9843,10 @@
               <w:suppressLineNumbers w:val="0"/>
               <w:snapToGrid w:val="0"/>
               <w:spacing w:line="240" w:lineRule="auto"/>
-              <w:ind w:left="0" w:right="0" w:firstLine="0" w:leftChars="0" w:rightChars="0" w:firstLineChars="0"/>
+              <w:ind w:left="0" w:leftChars="0" w:right="0" w:rightChars="0" w:firstLine="0" w:firstLineChars="0"/>
               <w:jc w:val="left"/>
               <w:rPr>
-                <w:rFonts w:ascii="Segoe UI" w:eastAsia="Segoe UI" w:hAnsi="Segoe UI" w:cs="Segoe UI" w:hint="default"/>
+                <w:rFonts w:hint="default" w:ascii="Segoe UI" w:hAnsi="Segoe UI" w:eastAsia="Segoe UI" w:cs="Segoe UI"/>
                 <w:i w:val="0"/>
                 <w:iCs w:val="0"/>
                 <w:caps w:val="0"/>
@@ -9793,7 +9858,7 @@
             </w:pPr>
             <w:r>
               <w:rPr>
-                <w:rFonts w:ascii="Segoe UI" w:eastAsia="Segoe UI" w:hAnsi="Segoe UI" w:cs="Segoe UI" w:hint="default"/>
+                <w:rFonts w:hint="default" w:ascii="Segoe UI" w:hAnsi="Segoe UI" w:eastAsia="Segoe UI" w:cs="Segoe UI"/>
                 <w:i w:val="0"/>
                 <w:iCs w:val="0"/>
                 <w:caps w:val="0"/>
@@ -9805,7 +9870,7 @@
                 <w:szCs w:val="22"/>
                 <w:lang w:val="en-US" w:eastAsia="zh-CN"/>
               </w:rPr>
-              <w:t>产品产品质量部</w:t>
+              <w:t>产品质量部</w:t>
             </w:r>
           </w:p>
         </w:tc>
@@ -9813,10 +9878,10 @@
           <w:tcPr>
             <w:tcW w:w="2069" w:type="dxa"/>
             <w:tcBorders>
-              <w:top w:val="single" w:sz="4" w:space="0" w:color="auto"/>
-              <w:left w:val="single" w:sz="4" w:space="0" w:color="auto"/>
+              <w:top w:val="single" w:color="auto" w:sz="4" w:space="0"/>
+              <w:left w:val="single" w:color="auto" w:sz="4" w:space="0"/>
               <w:bottom w:val="nil"/>
-              <w:right w:val="single" w:sz="12" w:space="0" w:color="auto"/>
+              <w:right w:val="single" w:color="auto" w:sz="12" w:space="0"/>
             </w:tcBorders>
             <w:shd w:val="clear" w:color="auto" w:fill="auto"/>
             <w:tcMar>
@@ -9835,10 +9900,10 @@
               <w:suppressLineNumbers w:val="0"/>
               <w:snapToGrid w:val="0"/>
               <w:spacing w:line="240" w:lineRule="auto"/>
-              <w:ind w:left="0" w:right="0" w:firstLine="0" w:leftChars="0" w:rightChars="0" w:firstLineChars="0"/>
+              <w:ind w:left="0" w:leftChars="0" w:right="0" w:rightChars="0" w:firstLine="0" w:firstLineChars="0"/>
               <w:jc w:val="center"/>
               <w:rPr>
-                <w:rFonts w:ascii="Segoe UI" w:eastAsia="Segoe UI" w:hAnsi="Segoe UI" w:cs="Segoe UI" w:hint="default"/>
+                <w:rFonts w:hint="default" w:ascii="Segoe UI" w:hAnsi="Segoe UI" w:eastAsia="Segoe UI" w:cs="Segoe UI"/>
                 <w:i w:val="0"/>
                 <w:iCs w:val="0"/>
                 <w:caps w:val="0"/>
@@ -9850,7 +9915,7 @@
             </w:pPr>
             <w:r>
               <w:rPr>
-                <w:rFonts w:ascii="Segoe UI" w:eastAsia="Segoe UI" w:hAnsi="Segoe UI" w:cs="Segoe UI" w:hint="default"/>
+                <w:rFonts w:hint="default" w:ascii="Segoe UI" w:hAnsi="Segoe UI" w:eastAsia="Segoe UI" w:cs="Segoe UI"/>
                 <w:i w:val="0"/>
                 <w:iCs w:val="0"/>
                 <w:caps w:val="0"/>
@@ -9869,8 +9934,14 @@
       </w:tr>
       <w:tr>
         <w:tblPrEx>
-          <w:tblW w:w="8522" w:type="dxa"/>
-          <w:jc w:val="center"/>
+          <w:tblBorders>
+            <w:top w:val="none" w:color="auto" w:sz="0" w:space="0"/>
+            <w:left w:val="none" w:color="auto" w:sz="0" w:space="0"/>
+            <w:bottom w:val="none" w:color="auto" w:sz="0" w:space="0"/>
+            <w:right w:val="none" w:color="auto" w:sz="0" w:space="0"/>
+            <w:insideH w:val="none" w:color="auto" w:sz="0" w:space="0"/>
+            <w:insideV w:val="none" w:color="auto" w:sz="0" w:space="0"/>
+          </w:tblBorders>
           <w:shd w:val="clear" w:color="auto" w:fill="auto"/>
           <w:tblCellMar>
             <w:top w:w="15" w:type="dxa"/>
@@ -9880,15 +9951,15 @@
           </w:tblCellMar>
         </w:tblPrEx>
         <w:trPr>
-          <w:trHeight w:val="0"/>
+          <w:trHeight w:val="0" w:hRule="atLeast"/>
           <w:jc w:val="center"/>
         </w:trPr>
         <w:tc>
           <w:tcPr>
             <w:tcW w:w="4384" w:type="dxa"/>
             <w:tcBorders>
-              <w:top w:val="single" w:sz="4" w:space="0" w:color="auto"/>
-              <w:left w:val="single" w:sz="12" w:space="0" w:color="auto"/>
+              <w:top w:val="single" w:color="auto" w:sz="4" w:space="0"/>
+              <w:left w:val="single" w:color="auto" w:sz="12" w:space="0"/>
               <w:bottom w:val="nil"/>
               <w:right w:val="nil"/>
             </w:tcBorders>
@@ -9909,10 +9980,10 @@
               <w:suppressLineNumbers w:val="0"/>
               <w:snapToGrid w:val="0"/>
               <w:spacing w:line="240" w:lineRule="auto"/>
-              <w:ind w:left="0" w:right="0" w:firstLine="0" w:leftChars="0" w:rightChars="0" w:firstLineChars="0"/>
+              <w:ind w:left="0" w:leftChars="0" w:right="0" w:rightChars="0" w:firstLine="0" w:firstLineChars="0"/>
               <w:jc w:val="center"/>
               <w:rPr>
-                <w:rFonts w:ascii="Segoe UI" w:eastAsia="Segoe UI" w:hAnsi="Segoe UI" w:cs="Segoe UI" w:hint="default"/>
+                <w:rFonts w:hint="default" w:ascii="Segoe UI" w:hAnsi="Segoe UI" w:eastAsia="Segoe UI" w:cs="Segoe UI"/>
                 <w:i w:val="0"/>
                 <w:iCs w:val="0"/>
                 <w:caps w:val="0"/>
@@ -9924,7 +9995,7 @@
             </w:pPr>
             <w:r>
               <w:rPr>
-                <w:rFonts w:ascii="Segoe UI" w:eastAsia="Segoe UI" w:hAnsi="Segoe UI" w:cs="Segoe UI" w:hint="default"/>
+                <w:rFonts w:hint="default" w:ascii="Segoe UI" w:hAnsi="Segoe UI" w:eastAsia="Segoe UI" w:cs="Segoe UI"/>
                 <w:i w:val="0"/>
                 <w:iCs w:val="0"/>
                 <w:caps w:val="0"/>
@@ -9944,8 +10015,8 @@
           <w:tcPr>
             <w:tcW w:w="2069" w:type="dxa"/>
             <w:tcBorders>
-              <w:top w:val="single" w:sz="4" w:space="0" w:color="auto"/>
-              <w:left w:val="single" w:sz="4" w:space="0" w:color="auto"/>
+              <w:top w:val="single" w:color="auto" w:sz="4" w:space="0"/>
+              <w:left w:val="single" w:color="auto" w:sz="4" w:space="0"/>
               <w:bottom w:val="nil"/>
               <w:right w:val="nil"/>
             </w:tcBorders>
@@ -9966,10 +10037,10 @@
               <w:suppressLineNumbers w:val="0"/>
               <w:snapToGrid w:val="0"/>
               <w:spacing w:line="240" w:lineRule="auto"/>
-              <w:ind w:left="0" w:right="0" w:firstLine="0" w:leftChars="0" w:rightChars="0" w:firstLineChars="0"/>
+              <w:ind w:left="0" w:leftChars="0" w:right="0" w:rightChars="0" w:firstLine="0" w:firstLineChars="0"/>
               <w:jc w:val="left"/>
               <w:rPr>
-                <w:rFonts w:ascii="Segoe UI" w:eastAsia="Segoe UI" w:hAnsi="Segoe UI" w:cs="Segoe UI" w:hint="default"/>
+                <w:rFonts w:hint="default" w:ascii="Segoe UI" w:hAnsi="Segoe UI" w:eastAsia="Segoe UI" w:cs="Segoe UI"/>
                 <w:i w:val="0"/>
                 <w:iCs w:val="0"/>
                 <w:caps w:val="0"/>
@@ -9981,7 +10052,7 @@
             </w:pPr>
             <w:r>
               <w:rPr>
-                <w:rFonts w:ascii="Segoe UI" w:eastAsia="Segoe UI" w:hAnsi="Segoe UI" w:cs="Segoe UI" w:hint="default"/>
+                <w:rFonts w:hint="default" w:ascii="Segoe UI" w:hAnsi="Segoe UI" w:eastAsia="Segoe UI" w:cs="Segoe UI"/>
                 <w:i w:val="0"/>
                 <w:iCs w:val="0"/>
                 <w:caps w:val="0"/>
@@ -9993,7 +10064,7 @@
                 <w:szCs w:val="22"/>
                 <w:lang w:val="en-US" w:eastAsia="zh-CN"/>
               </w:rPr>
-              <w:t>产品产品质量部</w:t>
+              <w:t>产品质量部</w:t>
             </w:r>
           </w:p>
         </w:tc>
@@ -10001,10 +10072,10 @@
           <w:tcPr>
             <w:tcW w:w="2069" w:type="dxa"/>
             <w:tcBorders>
-              <w:top w:val="single" w:sz="4" w:space="0" w:color="auto"/>
-              <w:left w:val="single" w:sz="4" w:space="0" w:color="auto"/>
+              <w:top w:val="single" w:color="auto" w:sz="4" w:space="0"/>
+              <w:left w:val="single" w:color="auto" w:sz="4" w:space="0"/>
               <w:bottom w:val="nil"/>
-              <w:right w:val="single" w:sz="12" w:space="0" w:color="auto"/>
+              <w:right w:val="single" w:color="auto" w:sz="12" w:space="0"/>
             </w:tcBorders>
             <w:shd w:val="clear" w:color="auto" w:fill="auto"/>
             <w:tcMar>
@@ -10023,10 +10094,10 @@
               <w:suppressLineNumbers w:val="0"/>
               <w:snapToGrid w:val="0"/>
               <w:spacing w:line="240" w:lineRule="auto"/>
-              <w:ind w:left="0" w:right="0" w:firstLine="0" w:leftChars="0" w:rightChars="0" w:firstLineChars="0"/>
+              <w:ind w:left="0" w:leftChars="0" w:right="0" w:rightChars="0" w:firstLine="0" w:firstLineChars="0"/>
               <w:jc w:val="center"/>
               <w:rPr>
-                <w:rFonts w:ascii="Segoe UI" w:eastAsia="Segoe UI" w:hAnsi="Segoe UI" w:cs="Segoe UI" w:hint="default"/>
+                <w:rFonts w:hint="default" w:ascii="Segoe UI" w:hAnsi="Segoe UI" w:eastAsia="Segoe UI" w:cs="Segoe UI"/>
                 <w:i w:val="0"/>
                 <w:iCs w:val="0"/>
                 <w:caps w:val="0"/>
@@ -10038,7 +10109,7 @@
             </w:pPr>
             <w:r>
               <w:rPr>
-                <w:rFonts w:ascii="Segoe UI" w:eastAsia="Segoe UI" w:hAnsi="Segoe UI" w:cs="Segoe UI" w:hint="default"/>
+                <w:rFonts w:hint="default" w:ascii="Segoe UI" w:hAnsi="Segoe UI" w:eastAsia="Segoe UI" w:cs="Segoe UI"/>
                 <w:i w:val="0"/>
                 <w:iCs w:val="0"/>
                 <w:caps w:val="0"/>
@@ -10057,8 +10128,14 @@
       </w:tr>
       <w:tr>
         <w:tblPrEx>
-          <w:tblW w:w="8522" w:type="dxa"/>
-          <w:jc w:val="center"/>
+          <w:tblBorders>
+            <w:top w:val="none" w:color="auto" w:sz="0" w:space="0"/>
+            <w:left w:val="none" w:color="auto" w:sz="0" w:space="0"/>
+            <w:bottom w:val="none" w:color="auto" w:sz="0" w:space="0"/>
+            <w:right w:val="none" w:color="auto" w:sz="0" w:space="0"/>
+            <w:insideH w:val="none" w:color="auto" w:sz="0" w:space="0"/>
+            <w:insideV w:val="none" w:color="auto" w:sz="0" w:space="0"/>
+          </w:tblBorders>
           <w:shd w:val="clear" w:color="auto" w:fill="auto"/>
           <w:tblCellMar>
             <w:top w:w="15" w:type="dxa"/>
@@ -10068,15 +10145,15 @@
           </w:tblCellMar>
         </w:tblPrEx>
         <w:trPr>
-          <w:trHeight w:val="0"/>
+          <w:trHeight w:val="0" w:hRule="atLeast"/>
           <w:jc w:val="center"/>
         </w:trPr>
         <w:tc>
           <w:tcPr>
             <w:tcW w:w="4384" w:type="dxa"/>
             <w:tcBorders>
-              <w:top w:val="single" w:sz="4" w:space="0" w:color="auto"/>
-              <w:left w:val="single" w:sz="12" w:space="0" w:color="auto"/>
+              <w:top w:val="single" w:color="auto" w:sz="4" w:space="0"/>
+              <w:left w:val="single" w:color="auto" w:sz="12" w:space="0"/>
               <w:bottom w:val="nil"/>
               <w:right w:val="nil"/>
             </w:tcBorders>
@@ -10097,10 +10174,10 @@
               <w:suppressLineNumbers w:val="0"/>
               <w:snapToGrid w:val="0"/>
               <w:spacing w:line="240" w:lineRule="auto"/>
-              <w:ind w:left="0" w:right="0" w:firstLine="0" w:leftChars="0" w:rightChars="0" w:firstLineChars="0"/>
+              <w:ind w:left="0" w:leftChars="0" w:right="0" w:rightChars="0" w:firstLine="0" w:firstLineChars="0"/>
               <w:jc w:val="center"/>
               <w:rPr>
-                <w:rFonts w:ascii="Segoe UI" w:eastAsia="Segoe UI" w:hAnsi="Segoe UI" w:cs="Segoe UI" w:hint="default"/>
+                <w:rFonts w:hint="default" w:ascii="Segoe UI" w:hAnsi="Segoe UI" w:eastAsia="Segoe UI" w:cs="Segoe UI"/>
                 <w:i w:val="0"/>
                 <w:iCs w:val="0"/>
                 <w:caps w:val="0"/>
@@ -10112,7 +10189,7 @@
             </w:pPr>
             <w:r>
               <w:rPr>
-                <w:rFonts w:ascii="Segoe UI" w:eastAsia="Segoe UI" w:hAnsi="Segoe UI" w:cs="Segoe UI" w:hint="default"/>
+                <w:rFonts w:hint="default" w:ascii="Segoe UI" w:hAnsi="Segoe UI" w:eastAsia="Segoe UI" w:cs="Segoe UI"/>
                 <w:i w:val="0"/>
                 <w:iCs w:val="0"/>
                 <w:caps w:val="0"/>
@@ -10132,8 +10209,8 @@
           <w:tcPr>
             <w:tcW w:w="2069" w:type="dxa"/>
             <w:tcBorders>
-              <w:top w:val="single" w:sz="4" w:space="0" w:color="auto"/>
-              <w:left w:val="single" w:sz="4" w:space="0" w:color="auto"/>
+              <w:top w:val="single" w:color="auto" w:sz="4" w:space="0"/>
+              <w:left w:val="single" w:color="auto" w:sz="4" w:space="0"/>
               <w:bottom w:val="nil"/>
               <w:right w:val="nil"/>
             </w:tcBorders>
@@ -10154,10 +10231,10 @@
               <w:suppressLineNumbers w:val="0"/>
               <w:snapToGrid w:val="0"/>
               <w:spacing w:line="240" w:lineRule="auto"/>
-              <w:ind w:left="0" w:right="0" w:firstLine="0" w:leftChars="0" w:rightChars="0" w:firstLineChars="0"/>
+              <w:ind w:left="0" w:leftChars="0" w:right="0" w:rightChars="0" w:firstLine="0" w:firstLineChars="0"/>
               <w:jc w:val="left"/>
               <w:rPr>
-                <w:rFonts w:ascii="Segoe UI" w:eastAsia="Segoe UI" w:hAnsi="Segoe UI" w:cs="Segoe UI" w:hint="default"/>
+                <w:rFonts w:hint="default" w:ascii="Segoe UI" w:hAnsi="Segoe UI" w:eastAsia="Segoe UI" w:cs="Segoe UI"/>
                 <w:i w:val="0"/>
                 <w:iCs w:val="0"/>
                 <w:caps w:val="0"/>
@@ -10169,7 +10246,7 @@
             </w:pPr>
             <w:r>
               <w:rPr>
-                <w:rFonts w:ascii="Segoe UI" w:eastAsia="Segoe UI" w:hAnsi="Segoe UI" w:cs="Segoe UI" w:hint="default"/>
+                <w:rFonts w:hint="default" w:ascii="Segoe UI" w:hAnsi="Segoe UI" w:eastAsia="Segoe UI" w:cs="Segoe UI"/>
                 <w:i w:val="0"/>
                 <w:iCs w:val="0"/>
                 <w:caps w:val="0"/>
@@ -10181,7 +10258,7 @@
                 <w:szCs w:val="22"/>
                 <w:lang w:val="en-US" w:eastAsia="zh-CN"/>
               </w:rPr>
-              <w:t>产品产品质量部</w:t>
+              <w:t>产品质量部</w:t>
             </w:r>
           </w:p>
         </w:tc>
@@ -10189,10 +10266,10 @@
           <w:tcPr>
             <w:tcW w:w="2069" w:type="dxa"/>
             <w:tcBorders>
-              <w:top w:val="single" w:sz="4" w:space="0" w:color="auto"/>
-              <w:left w:val="single" w:sz="4" w:space="0" w:color="auto"/>
+              <w:top w:val="single" w:color="auto" w:sz="4" w:space="0"/>
+              <w:left w:val="single" w:color="auto" w:sz="4" w:space="0"/>
               <w:bottom w:val="nil"/>
-              <w:right w:val="single" w:sz="12" w:space="0" w:color="auto"/>
+              <w:right w:val="single" w:color="auto" w:sz="12" w:space="0"/>
             </w:tcBorders>
             <w:shd w:val="clear" w:color="auto" w:fill="auto"/>
             <w:tcMar>
@@ -10211,10 +10288,10 @@
               <w:suppressLineNumbers w:val="0"/>
               <w:snapToGrid w:val="0"/>
               <w:spacing w:line="240" w:lineRule="auto"/>
-              <w:ind w:left="0" w:right="0" w:firstLine="0" w:leftChars="0" w:rightChars="0" w:firstLineChars="0"/>
+              <w:ind w:left="0" w:leftChars="0" w:right="0" w:rightChars="0" w:firstLine="0" w:firstLineChars="0"/>
               <w:jc w:val="center"/>
               <w:rPr>
-                <w:rFonts w:ascii="Segoe UI" w:eastAsia="Segoe UI" w:hAnsi="Segoe UI" w:cs="Segoe UI" w:hint="default"/>
+                <w:rFonts w:hint="default" w:ascii="Segoe UI" w:hAnsi="Segoe UI" w:eastAsia="Segoe UI" w:cs="Segoe UI"/>
                 <w:i w:val="0"/>
                 <w:iCs w:val="0"/>
                 <w:caps w:val="0"/>
@@ -10226,7 +10303,7 @@
             </w:pPr>
             <w:r>
               <w:rPr>
-                <w:rFonts w:ascii="Segoe UI" w:eastAsia="Segoe UI" w:hAnsi="Segoe UI" w:cs="Segoe UI" w:hint="default"/>
+                <w:rFonts w:hint="default" w:ascii="Segoe UI" w:hAnsi="Segoe UI" w:eastAsia="Segoe UI" w:cs="Segoe UI"/>
                 <w:i w:val="0"/>
                 <w:iCs w:val="0"/>
                 <w:caps w:val="0"/>
@@ -10245,8 +10322,14 @@
       </w:tr>
       <w:tr>
         <w:tblPrEx>
-          <w:tblW w:w="8522" w:type="dxa"/>
-          <w:jc w:val="center"/>
+          <w:tblBorders>
+            <w:top w:val="none" w:color="auto" w:sz="0" w:space="0"/>
+            <w:left w:val="none" w:color="auto" w:sz="0" w:space="0"/>
+            <w:bottom w:val="none" w:color="auto" w:sz="0" w:space="0"/>
+            <w:right w:val="none" w:color="auto" w:sz="0" w:space="0"/>
+            <w:insideH w:val="none" w:color="auto" w:sz="0" w:space="0"/>
+            <w:insideV w:val="none" w:color="auto" w:sz="0" w:space="0"/>
+          </w:tblBorders>
           <w:shd w:val="clear" w:color="auto" w:fill="auto"/>
           <w:tblCellMar>
             <w:top w:w="15" w:type="dxa"/>
@@ -10256,15 +10339,15 @@
           </w:tblCellMar>
         </w:tblPrEx>
         <w:trPr>
-          <w:trHeight w:val="0"/>
+          <w:trHeight w:val="0" w:hRule="atLeast"/>
           <w:jc w:val="center"/>
         </w:trPr>
         <w:tc>
           <w:tcPr>
             <w:tcW w:w="4384" w:type="dxa"/>
             <w:tcBorders>
-              <w:top w:val="single" w:sz="4" w:space="0" w:color="auto"/>
-              <w:left w:val="single" w:sz="12" w:space="0" w:color="auto"/>
+              <w:top w:val="single" w:color="auto" w:sz="4" w:space="0"/>
+              <w:left w:val="single" w:color="auto" w:sz="12" w:space="0"/>
               <w:bottom w:val="nil"/>
               <w:right w:val="nil"/>
             </w:tcBorders>
@@ -10285,10 +10368,10 @@
               <w:suppressLineNumbers w:val="0"/>
               <w:snapToGrid w:val="0"/>
               <w:spacing w:line="240" w:lineRule="auto"/>
-              <w:ind w:left="0" w:right="0" w:firstLine="0" w:leftChars="0" w:rightChars="0" w:firstLineChars="0"/>
+              <w:ind w:left="0" w:leftChars="0" w:right="0" w:rightChars="0" w:firstLine="0" w:firstLineChars="0"/>
               <w:jc w:val="center"/>
               <w:rPr>
-                <w:rFonts w:ascii="Segoe UI" w:eastAsia="Segoe UI" w:hAnsi="Segoe UI" w:cs="Segoe UI" w:hint="default"/>
+                <w:rFonts w:hint="default" w:ascii="Segoe UI" w:hAnsi="Segoe UI" w:eastAsia="Segoe UI" w:cs="Segoe UI"/>
                 <w:i w:val="0"/>
                 <w:iCs w:val="0"/>
                 <w:caps w:val="0"/>
@@ -10300,7 +10383,7 @@
             </w:pPr>
             <w:r>
               <w:rPr>
-                <w:rFonts w:ascii="Segoe UI" w:eastAsia="Segoe UI" w:hAnsi="Segoe UI" w:cs="Segoe UI" w:hint="default"/>
+                <w:rFonts w:hint="default" w:ascii="Segoe UI" w:hAnsi="Segoe UI" w:eastAsia="Segoe UI" w:cs="Segoe UI"/>
                 <w:i w:val="0"/>
                 <w:iCs w:val="0"/>
                 <w:caps w:val="0"/>
@@ -10320,8 +10403,8 @@
           <w:tcPr>
             <w:tcW w:w="2069" w:type="dxa"/>
             <w:tcBorders>
-              <w:top w:val="single" w:sz="4" w:space="0" w:color="auto"/>
-              <w:left w:val="single" w:sz="4" w:space="0" w:color="auto"/>
+              <w:top w:val="single" w:color="auto" w:sz="4" w:space="0"/>
+              <w:left w:val="single" w:color="auto" w:sz="4" w:space="0"/>
               <w:bottom w:val="nil"/>
               <w:right w:val="nil"/>
             </w:tcBorders>
@@ -10342,10 +10425,10 @@
               <w:suppressLineNumbers w:val="0"/>
               <w:snapToGrid w:val="0"/>
               <w:spacing w:line="240" w:lineRule="auto"/>
-              <w:ind w:left="0" w:right="0" w:firstLine="0" w:leftChars="0" w:rightChars="0" w:firstLineChars="0"/>
+              <w:ind w:left="0" w:leftChars="0" w:right="0" w:rightChars="0" w:firstLine="0" w:firstLineChars="0"/>
               <w:jc w:val="left"/>
               <w:rPr>
-                <w:rFonts w:ascii="Segoe UI" w:eastAsia="Segoe UI" w:hAnsi="Segoe UI" w:cs="Segoe UI" w:hint="default"/>
+                <w:rFonts w:hint="default" w:ascii="Segoe UI" w:hAnsi="Segoe UI" w:eastAsia="Segoe UI" w:cs="Segoe UI"/>
                 <w:i w:val="0"/>
                 <w:iCs w:val="0"/>
                 <w:caps w:val="0"/>
@@ -10357,7 +10440,7 @@
             </w:pPr>
             <w:r>
               <w:rPr>
-                <w:rFonts w:ascii="Segoe UI" w:eastAsia="Segoe UI" w:hAnsi="Segoe UI" w:cs="Segoe UI" w:hint="default"/>
+                <w:rFonts w:hint="default" w:ascii="Segoe UI" w:hAnsi="Segoe UI" w:eastAsia="Segoe UI" w:cs="Segoe UI"/>
                 <w:i w:val="0"/>
                 <w:iCs w:val="0"/>
                 <w:caps w:val="0"/>
@@ -10369,7 +10452,7 @@
                 <w:szCs w:val="22"/>
                 <w:lang w:val="en-US" w:eastAsia="zh-CN"/>
               </w:rPr>
-              <w:t>产品产品质量部</w:t>
+              <w:t>产品质量部</w:t>
             </w:r>
           </w:p>
         </w:tc>
@@ -10377,10 +10460,10 @@
           <w:tcPr>
             <w:tcW w:w="2069" w:type="dxa"/>
             <w:tcBorders>
-              <w:top w:val="single" w:sz="4" w:space="0" w:color="auto"/>
-              <w:left w:val="single" w:sz="4" w:space="0" w:color="auto"/>
+              <w:top w:val="single" w:color="auto" w:sz="4" w:space="0"/>
+              <w:left w:val="single" w:color="auto" w:sz="4" w:space="0"/>
               <w:bottom w:val="nil"/>
-              <w:right w:val="single" w:sz="12" w:space="0" w:color="auto"/>
+              <w:right w:val="single" w:color="auto" w:sz="12" w:space="0"/>
             </w:tcBorders>
             <w:shd w:val="clear" w:color="auto" w:fill="auto"/>
             <w:tcMar>
@@ -10399,10 +10482,10 @@
               <w:suppressLineNumbers w:val="0"/>
               <w:snapToGrid w:val="0"/>
               <w:spacing w:line="240" w:lineRule="auto"/>
-              <w:ind w:left="0" w:right="0" w:firstLine="0" w:leftChars="0" w:rightChars="0" w:firstLineChars="0"/>
+              <w:ind w:left="0" w:leftChars="0" w:right="0" w:rightChars="0" w:firstLine="0" w:firstLineChars="0"/>
               <w:jc w:val="center"/>
               <w:rPr>
-                <w:rFonts w:ascii="Segoe UI" w:eastAsia="Segoe UI" w:hAnsi="Segoe UI" w:cs="Segoe UI" w:hint="default"/>
+                <w:rFonts w:hint="default" w:ascii="Segoe UI" w:hAnsi="Segoe UI" w:eastAsia="Segoe UI" w:cs="Segoe UI"/>
                 <w:i w:val="0"/>
                 <w:iCs w:val="0"/>
                 <w:caps w:val="0"/>
@@ -10414,7 +10497,7 @@
             </w:pPr>
             <w:r>
               <w:rPr>
-                <w:rFonts w:ascii="Segoe UI" w:eastAsia="Segoe UI" w:hAnsi="Segoe UI" w:cs="Segoe UI" w:hint="default"/>
+                <w:rFonts w:hint="default" w:ascii="Segoe UI" w:hAnsi="Segoe UI" w:eastAsia="Segoe UI" w:cs="Segoe UI"/>
                 <w:i w:val="0"/>
                 <w:iCs w:val="0"/>
                 <w:caps w:val="0"/>
@@ -10433,9 +10516,14 @@
       </w:tr>
       <w:tr>
         <w:tblPrEx>
-          <w:tblW w:w="8522" w:type="dxa"/>
-          <w:jc w:val="center"/>
-          <w:shd w:val="clear" w:color="auto" w:fill="auto"/>
+          <w:tblBorders>
+            <w:top w:val="none" w:color="auto" w:sz="0" w:space="0"/>
+            <w:left w:val="none" w:color="auto" w:sz="0" w:space="0"/>
+            <w:bottom w:val="none" w:color="auto" w:sz="0" w:space="0"/>
+            <w:right w:val="none" w:color="auto" w:sz="0" w:space="0"/>
+            <w:insideH w:val="none" w:color="auto" w:sz="0" w:space="0"/>
+            <w:insideV w:val="none" w:color="auto" w:sz="0" w:space="0"/>
+          </w:tblBorders>
           <w:tblCellMar>
             <w:top w:w="15" w:type="dxa"/>
             <w:left w:w="15" w:type="dxa"/>
@@ -10444,15 +10532,15 @@
           </w:tblCellMar>
         </w:tblPrEx>
         <w:trPr>
-          <w:trHeight w:val="0"/>
+          <w:trHeight w:val="0" w:hRule="atLeast"/>
           <w:jc w:val="center"/>
         </w:trPr>
         <w:tc>
           <w:tcPr>
             <w:tcW w:w="4384" w:type="dxa"/>
             <w:tcBorders>
-              <w:top w:val="single" w:sz="4" w:space="0" w:color="auto"/>
-              <w:left w:val="single" w:sz="12" w:space="0" w:color="auto"/>
+              <w:top w:val="single" w:color="auto" w:sz="4" w:space="0"/>
+              <w:left w:val="single" w:color="auto" w:sz="12" w:space="0"/>
               <w:bottom w:val="nil"/>
               <w:right w:val="nil"/>
             </w:tcBorders>
@@ -10473,10 +10561,10 @@
               <w:suppressLineNumbers w:val="0"/>
               <w:snapToGrid w:val="0"/>
               <w:spacing w:line="240" w:lineRule="auto"/>
-              <w:ind w:left="0" w:right="0" w:firstLine="0" w:leftChars="0" w:rightChars="0" w:firstLineChars="0"/>
+              <w:ind w:left="0" w:leftChars="0" w:right="0" w:rightChars="0" w:firstLine="0" w:firstLineChars="0"/>
               <w:jc w:val="center"/>
               <w:rPr>
-                <w:rFonts w:ascii="Segoe UI" w:eastAsia="Segoe UI" w:hAnsi="Segoe UI" w:cs="Segoe UI" w:hint="default"/>
+                <w:rFonts w:hint="default" w:ascii="Segoe UI" w:hAnsi="Segoe UI" w:eastAsia="Segoe UI" w:cs="Segoe UI"/>
                 <w:i w:val="0"/>
                 <w:iCs w:val="0"/>
                 <w:caps w:val="0"/>
@@ -10488,7 +10576,7 @@
             </w:pPr>
             <w:r>
               <w:rPr>
-                <w:rFonts w:ascii="Segoe UI" w:eastAsia="Segoe UI" w:hAnsi="Segoe UI" w:cs="Segoe UI" w:hint="default"/>
+                <w:rFonts w:hint="default" w:ascii="Segoe UI" w:hAnsi="Segoe UI" w:eastAsia="Segoe UI" w:cs="Segoe UI"/>
                 <w:i w:val="0"/>
                 <w:iCs w:val="0"/>
                 <w:caps w:val="0"/>
@@ -10508,8 +10596,8 @@
           <w:tcPr>
             <w:tcW w:w="2069" w:type="dxa"/>
             <w:tcBorders>
-              <w:top w:val="single" w:sz="4" w:space="0" w:color="auto"/>
-              <w:left w:val="single" w:sz="4" w:space="0" w:color="auto"/>
+              <w:top w:val="single" w:color="auto" w:sz="4" w:space="0"/>
+              <w:left w:val="single" w:color="auto" w:sz="4" w:space="0"/>
               <w:bottom w:val="nil"/>
               <w:right w:val="nil"/>
             </w:tcBorders>
@@ -10530,10 +10618,10 @@
               <w:suppressLineNumbers w:val="0"/>
               <w:snapToGrid w:val="0"/>
               <w:spacing w:line="240" w:lineRule="auto"/>
-              <w:ind w:left="0" w:right="0" w:firstLine="0" w:leftChars="0" w:rightChars="0" w:firstLineChars="0"/>
+              <w:ind w:left="0" w:leftChars="0" w:right="0" w:rightChars="0" w:firstLine="0" w:firstLineChars="0"/>
               <w:jc w:val="left"/>
               <w:rPr>
-                <w:rFonts w:ascii="Segoe UI" w:eastAsia="Segoe UI" w:hAnsi="Segoe UI" w:cs="Segoe UI" w:hint="default"/>
+                <w:rFonts w:hint="default" w:ascii="Segoe UI" w:hAnsi="Segoe UI" w:eastAsia="Segoe UI" w:cs="Segoe UI"/>
                 <w:i w:val="0"/>
                 <w:iCs w:val="0"/>
                 <w:caps w:val="0"/>
@@ -10545,7 +10633,7 @@
             </w:pPr>
             <w:r>
               <w:rPr>
-                <w:rFonts w:ascii="Segoe UI" w:eastAsia="Segoe UI" w:hAnsi="Segoe UI" w:cs="Segoe UI" w:hint="default"/>
+                <w:rFonts w:hint="default" w:ascii="Segoe UI" w:hAnsi="Segoe UI" w:eastAsia="Segoe UI" w:cs="Segoe UI"/>
                 <w:i w:val="0"/>
                 <w:iCs w:val="0"/>
                 <w:caps w:val="0"/>
@@ -10557,7 +10645,7 @@
                 <w:szCs w:val="22"/>
                 <w:lang w:val="en-US" w:eastAsia="zh-CN"/>
               </w:rPr>
-              <w:t>产品产品质量部</w:t>
+              <w:t>产品质量部</w:t>
             </w:r>
           </w:p>
         </w:tc>
@@ -10565,10 +10653,10 @@
           <w:tcPr>
             <w:tcW w:w="2069" w:type="dxa"/>
             <w:tcBorders>
-              <w:top w:val="single" w:sz="4" w:space="0" w:color="auto"/>
-              <w:left w:val="single" w:sz="4" w:space="0" w:color="auto"/>
+              <w:top w:val="single" w:color="auto" w:sz="4" w:space="0"/>
+              <w:left w:val="single" w:color="auto" w:sz="4" w:space="0"/>
               <w:bottom w:val="nil"/>
-              <w:right w:val="single" w:sz="12" w:space="0" w:color="auto"/>
+              <w:right w:val="single" w:color="auto" w:sz="12" w:space="0"/>
             </w:tcBorders>
             <w:shd w:val="clear" w:color="auto" w:fill="auto"/>
             <w:tcMar>
@@ -10587,10 +10675,10 @@
               <w:suppressLineNumbers w:val="0"/>
               <w:snapToGrid w:val="0"/>
               <w:spacing w:line="240" w:lineRule="auto"/>
-              <w:ind w:left="0" w:right="0" w:firstLine="0" w:leftChars="0" w:rightChars="0" w:firstLineChars="0"/>
+              <w:ind w:left="0" w:leftChars="0" w:right="0" w:rightChars="0" w:firstLine="0" w:firstLineChars="0"/>
               <w:jc w:val="center"/>
               <w:rPr>
-                <w:rFonts w:ascii="Segoe UI" w:eastAsia="Segoe UI" w:hAnsi="Segoe UI" w:cs="Segoe UI" w:hint="default"/>
+                <w:rFonts w:hint="default" w:ascii="Segoe UI" w:hAnsi="Segoe UI" w:eastAsia="Segoe UI" w:cs="Segoe UI"/>
                 <w:i w:val="0"/>
                 <w:iCs w:val="0"/>
                 <w:caps w:val="0"/>
@@ -10602,7 +10690,7 @@
             </w:pPr>
             <w:r>
               <w:rPr>
-                <w:rFonts w:ascii="Segoe UI" w:eastAsia="Segoe UI" w:hAnsi="Segoe UI" w:cs="Segoe UI" w:hint="default"/>
+                <w:rFonts w:hint="default" w:ascii="Segoe UI" w:hAnsi="Segoe UI" w:eastAsia="Segoe UI" w:cs="Segoe UI"/>
                 <w:i w:val="0"/>
                 <w:iCs w:val="0"/>
                 <w:caps w:val="0"/>
@@ -10621,9 +10709,14 @@
       </w:tr>
       <w:tr>
         <w:tblPrEx>
-          <w:tblW w:w="8522" w:type="dxa"/>
-          <w:jc w:val="center"/>
-          <w:shd w:val="clear" w:color="auto" w:fill="auto"/>
+          <w:tblBorders>
+            <w:top w:val="none" w:color="auto" w:sz="0" w:space="0"/>
+            <w:left w:val="none" w:color="auto" w:sz="0" w:space="0"/>
+            <w:bottom w:val="none" w:color="auto" w:sz="0" w:space="0"/>
+            <w:right w:val="none" w:color="auto" w:sz="0" w:space="0"/>
+            <w:insideH w:val="none" w:color="auto" w:sz="0" w:space="0"/>
+            <w:insideV w:val="none" w:color="auto" w:sz="0" w:space="0"/>
+          </w:tblBorders>
           <w:tblCellMar>
             <w:top w:w="15" w:type="dxa"/>
             <w:left w:w="15" w:type="dxa"/>
@@ -10632,16 +10725,16 @@
           </w:tblCellMar>
         </w:tblPrEx>
         <w:trPr>
-          <w:trHeight w:val="0"/>
+          <w:trHeight w:val="0" w:hRule="atLeast"/>
           <w:jc w:val="center"/>
         </w:trPr>
         <w:tc>
           <w:tcPr>
             <w:tcW w:w="4384" w:type="dxa"/>
             <w:tcBorders>
-              <w:top w:val="single" w:sz="4" w:space="0" w:color="auto"/>
-              <w:left w:val="single" w:sz="12" w:space="0" w:color="auto"/>
-              <w:bottom w:val="single" w:sz="12" w:space="0" w:color="auto"/>
+              <w:top w:val="single" w:color="auto" w:sz="4" w:space="0"/>
+              <w:left w:val="single" w:color="auto" w:sz="12" w:space="0"/>
+              <w:bottom w:val="single" w:color="auto" w:sz="12" w:space="0"/>
               <w:right w:val="nil"/>
             </w:tcBorders>
             <w:shd w:val="clear" w:color="auto" w:fill="auto"/>
@@ -10661,10 +10754,10 @@
               <w:suppressLineNumbers w:val="0"/>
               <w:snapToGrid w:val="0"/>
               <w:spacing w:line="240" w:lineRule="auto"/>
-              <w:ind w:left="0" w:right="0" w:firstLine="0" w:leftChars="0" w:rightChars="0" w:firstLineChars="0"/>
+              <w:ind w:left="0" w:leftChars="0" w:right="0" w:rightChars="0" w:firstLine="0" w:firstLineChars="0"/>
               <w:jc w:val="center"/>
               <w:rPr>
-                <w:rFonts w:ascii="Segoe UI" w:eastAsia="Segoe UI" w:hAnsi="Segoe UI" w:cs="Segoe UI" w:hint="default"/>
+                <w:rFonts w:hint="default" w:ascii="Segoe UI" w:hAnsi="Segoe UI" w:eastAsia="Segoe UI" w:cs="Segoe UI"/>
                 <w:i w:val="0"/>
                 <w:iCs w:val="0"/>
                 <w:caps w:val="0"/>
@@ -10676,7 +10769,7 @@
             </w:pPr>
             <w:r>
               <w:rPr>
-                <w:rFonts w:ascii="Segoe UI" w:eastAsia="Segoe UI" w:hAnsi="Segoe UI" w:cs="Segoe UI" w:hint="default"/>
+                <w:rFonts w:hint="default" w:ascii="Segoe UI" w:hAnsi="Segoe UI" w:eastAsia="Segoe UI" w:cs="Segoe UI"/>
                 <w:i w:val="0"/>
                 <w:iCs w:val="0"/>
                 <w:caps w:val="0"/>
@@ -10696,9 +10789,9 @@
           <w:tcPr>
             <w:tcW w:w="2069" w:type="dxa"/>
             <w:tcBorders>
-              <w:top w:val="single" w:sz="4" w:space="0" w:color="auto"/>
-              <w:left w:val="single" w:sz="4" w:space="0" w:color="auto"/>
-              <w:bottom w:val="single" w:sz="12" w:space="0" w:color="auto"/>
+              <w:top w:val="single" w:color="auto" w:sz="4" w:space="0"/>
+              <w:left w:val="single" w:color="auto" w:sz="4" w:space="0"/>
+              <w:bottom w:val="single" w:color="auto" w:sz="12" w:space="0"/>
               <w:right w:val="nil"/>
             </w:tcBorders>
             <w:shd w:val="clear" w:color="auto" w:fill="auto"/>
@@ -10718,10 +10811,10 @@
               <w:suppressLineNumbers w:val="0"/>
               <w:snapToGrid w:val="0"/>
               <w:spacing w:line="240" w:lineRule="auto"/>
-              <w:ind w:left="0" w:right="0" w:firstLine="0" w:leftChars="0" w:rightChars="0" w:firstLineChars="0"/>
+              <w:ind w:left="0" w:leftChars="0" w:right="0" w:rightChars="0" w:firstLine="0" w:firstLineChars="0"/>
               <w:jc w:val="left"/>
               <w:rPr>
-                <w:rFonts w:ascii="Segoe UI" w:eastAsia="Segoe UI" w:hAnsi="Segoe UI" w:cs="Segoe UI" w:hint="default"/>
+                <w:rFonts w:hint="default" w:ascii="Segoe UI" w:hAnsi="Segoe UI" w:eastAsia="Segoe UI" w:cs="Segoe UI"/>
                 <w:i w:val="0"/>
                 <w:iCs w:val="0"/>
                 <w:caps w:val="0"/>
@@ -10733,7 +10826,7 @@
             </w:pPr>
             <w:r>
               <w:rPr>
-                <w:rFonts w:ascii="Segoe UI" w:eastAsia="Segoe UI" w:hAnsi="Segoe UI" w:cs="Segoe UI" w:hint="default"/>
+                <w:rFonts w:hint="default" w:ascii="Segoe UI" w:hAnsi="Segoe UI" w:eastAsia="Segoe UI" w:cs="Segoe UI"/>
                 <w:i w:val="0"/>
                 <w:iCs w:val="0"/>
                 <w:caps w:val="0"/>
@@ -10745,7 +10838,7 @@
                 <w:szCs w:val="22"/>
                 <w:lang w:val="en-US" w:eastAsia="zh-CN"/>
               </w:rPr>
-              <w:t>产品产品质量部</w:t>
+              <w:t>产品质量部</w:t>
             </w:r>
           </w:p>
         </w:tc>
@@ -10753,10 +10846,10 @@
           <w:tcPr>
             <w:tcW w:w="2069" w:type="dxa"/>
             <w:tcBorders>
-              <w:top w:val="single" w:sz="4" w:space="0" w:color="auto"/>
-              <w:left w:val="single" w:sz="4" w:space="0" w:color="auto"/>
-              <w:bottom w:val="single" w:sz="12" w:space="0" w:color="auto"/>
-              <w:right w:val="single" w:sz="12" w:space="0" w:color="auto"/>
+              <w:top w:val="single" w:color="auto" w:sz="4" w:space="0"/>
+              <w:left w:val="single" w:color="auto" w:sz="4" w:space="0"/>
+              <w:bottom w:val="single" w:color="auto" w:sz="12" w:space="0"/>
+              <w:right w:val="single" w:color="auto" w:sz="12" w:space="0"/>
             </w:tcBorders>
             <w:shd w:val="clear" w:color="auto" w:fill="auto"/>
             <w:tcMar>
@@ -10775,10 +10868,10 @@
               <w:suppressLineNumbers w:val="0"/>
               <w:snapToGrid w:val="0"/>
               <w:spacing w:line="240" w:lineRule="auto"/>
-              <w:ind w:left="0" w:right="0" w:firstLine="0" w:leftChars="0" w:rightChars="0" w:firstLineChars="0"/>
+              <w:ind w:left="0" w:leftChars="0" w:right="0" w:rightChars="0" w:firstLine="0" w:firstLineChars="0"/>
               <w:jc w:val="center"/>
               <w:rPr>
-                <w:rFonts w:ascii="Segoe UI" w:eastAsia="Segoe UI" w:hAnsi="Segoe UI" w:cs="Segoe UI" w:hint="default"/>
+                <w:rFonts w:hint="default" w:ascii="Segoe UI" w:hAnsi="Segoe UI" w:eastAsia="Segoe UI" w:cs="Segoe UI"/>
                 <w:i w:val="0"/>
                 <w:iCs w:val="0"/>
                 <w:caps w:val="0"/>
@@ -10790,7 +10883,7 @@
             </w:pPr>
             <w:r>
               <w:rPr>
-                <w:rFonts w:ascii="Segoe UI" w:eastAsia="Segoe UI" w:hAnsi="Segoe UI" w:cs="Segoe UI" w:hint="default"/>
+                <w:rFonts w:hint="default" w:ascii="Segoe UI" w:hAnsi="Segoe UI" w:eastAsia="Segoe UI" w:cs="Segoe UI"/>
                 <w:i w:val="0"/>
                 <w:iCs w:val="0"/>
                 <w:caps w:val="0"/>
@@ -10810,7 +10903,7 @@
     </w:tbl>
     <w:p>
       <w:pPr>
-        <w:pStyle w:val="a1"/>
+        <w:pStyle w:val="31"/>
         <w:keepLines w:val="0"/>
         <w:pageBreakBefore w:val="0"/>
         <w:widowControl w:val="0"/>
@@ -10838,20 +10931,70 @@
     <w:sectPr>
       <w:pgSz w:w="11906" w:h="16838"/>
       <w:pgMar w:top="1440" w:right="1800" w:bottom="1440" w:left="1800" w:header="851" w:footer="992" w:gutter="0"/>
-      <w:cols w:num="1" w:space="425"/>
+      <w:cols w:space="425" w:num="1"/>
       <w:docGrid w:type="lines" w:linePitch="312" w:charSpace="0"/>
     </w:sectPr>
   </w:body>
 </w:document>
 </file>
 
+<file path=word/endnotes.xml><?xml version="1.0" encoding="utf-8"?>
+<w:endnotes xmlns:wpc="http://schemas.microsoft.com/office/word/2010/wordprocessingCanvas" xmlns:mc="http://schemas.openxmlformats.org/markup-compatibility/2006" xmlns:o="urn:schemas-microsoft-com:office:office" xmlns:r="http://schemas.openxmlformats.org/officeDocument/2006/relationships" xmlns:m="http://schemas.openxmlformats.org/officeDocument/2006/math" xmlns:v="urn:schemas-microsoft-com:vml" xmlns:wp14="http://schemas.microsoft.com/office/word/2010/wordprocessingDrawing" xmlns:wp="http://schemas.openxmlformats.org/drawingml/2006/wordprocessingDrawing" xmlns:w="http://schemas.openxmlformats.org/wordprocessingml/2006/main" xmlns:w14="http://schemas.microsoft.com/office/word/2010/wordml" xmlns:w15="http://schemas.microsoft.com/office/word/2012/wordml" xmlns:w10="urn:schemas-microsoft-com:office:word" xmlns:wpg="http://schemas.microsoft.com/office/word/2010/wordprocessingGroup" xmlns:wpi="http://schemas.microsoft.com/office/word/2010/wordprocessingInk" xmlns:wne="http://schemas.microsoft.com/office/word/2006/wordml" xmlns:wps="http://schemas.microsoft.com/office/word/2010/wordprocessingShape" xmlns:wpsCustomData="http://www.wps.cn/officeDocument/2013/wpsCustomData" mc:Ignorable="w14 w15 wp14">
+  <w:endnote w:type="separator" w:id="0">
+    <w:p>
+      <w:pPr>
+        <w:spacing w:line="240" w:lineRule="auto"/>
+      </w:pPr>
+      <w:r>
+        <w:separator/>
+      </w:r>
+    </w:p>
+  </w:endnote>
+  <w:endnote w:type="continuationSeparator" w:id="1">
+    <w:p>
+      <w:pPr>
+        <w:spacing w:line="240" w:lineRule="auto"/>
+      </w:pPr>
+      <w:r>
+        <w:continuationSeparator/>
+      </w:r>
+    </w:p>
+  </w:endnote>
+</w:endnotes>
+</file>
+
+<file path=word/footnotes.xml><?xml version="1.0" encoding="utf-8"?>
+<w:footnotes xmlns:wpc="http://schemas.microsoft.com/office/word/2010/wordprocessingCanvas" xmlns:mc="http://schemas.openxmlformats.org/markup-compatibility/2006" xmlns:o="urn:schemas-microsoft-com:office:office" xmlns:r="http://schemas.openxmlformats.org/officeDocument/2006/relationships" xmlns:m="http://schemas.openxmlformats.org/officeDocument/2006/math" xmlns:v="urn:schemas-microsoft-com:vml" xmlns:wp14="http://schemas.microsoft.com/office/word/2010/wordprocessingDrawing" xmlns:wp="http://schemas.openxmlformats.org/drawingml/2006/wordprocessingDrawing" xmlns:w="http://schemas.openxmlformats.org/wordprocessingml/2006/main" xmlns:w14="http://schemas.microsoft.com/office/word/2010/wordml" xmlns:w15="http://schemas.microsoft.com/office/word/2012/wordml" xmlns:w10="urn:schemas-microsoft-com:office:word" xmlns:wpg="http://schemas.microsoft.com/office/word/2010/wordprocessingGroup" xmlns:wpi="http://schemas.microsoft.com/office/word/2010/wordprocessingInk" xmlns:wne="http://schemas.microsoft.com/office/word/2006/wordml" xmlns:wps="http://schemas.microsoft.com/office/word/2010/wordprocessingShape" xmlns:wpsCustomData="http://www.wps.cn/officeDocument/2013/wpsCustomData" mc:Ignorable="w14 w15 wp14">
+  <w:footnote w:type="separator" w:id="0">
+    <w:p>
+      <w:pPr>
+        <w:spacing w:line="360" w:lineRule="auto"/>
+      </w:pPr>
+      <w:r>
+        <w:separator/>
+      </w:r>
+    </w:p>
+  </w:footnote>
+  <w:footnote w:type="continuationSeparator" w:id="1">
+    <w:p>
+      <w:pPr>
+        <w:spacing w:line="360" w:lineRule="auto"/>
+      </w:pPr>
+      <w:r>
+        <w:continuationSeparator/>
+      </w:r>
+    </w:p>
+  </w:footnote>
+</w:footnotes>
+</file>
+
 <file path=word/numbering.xml><?xml version="1.0" encoding="utf-8"?>
-<w:numbering xmlns:wpc="http://schemas.microsoft.com/office/word/2010/wordprocessingCanvas" xmlns:mc="http://schemas.openxmlformats.org/markup-compatibility/2006" xmlns:o="urn:schemas-microsoft-com:office:office" xmlns:r="http://schemas.openxmlformats.org/officeDocument/2006/relationships" xmlns:m="http://schemas.openxmlformats.org/officeDocument/2006/math" xmlns:v="urn:schemas-microsoft-com:vml" xmlns:wp14="http://schemas.microsoft.com/office/word/2010/wordprocessingDrawing" xmlns:wp="http://schemas.openxmlformats.org/drawingml/2006/wordprocessingDrawing" xmlns:w10="urn:schemas-microsoft-com:office:word" xmlns:w="http://schemas.openxmlformats.org/wordprocessingml/2006/main" xmlns:w14="http://schemas.microsoft.com/office/word/2010/wordml" xmlns:w15="http://schemas.microsoft.com/office/word/2012/wordml" xmlns:wne="http://schemas.microsoft.com/office/word/2006/wordml" xmlns:wpg="http://schemas.microsoft.com/office/word/2010/wordprocessingGroup" xmlns:wpi="http://schemas.microsoft.com/office/word/2010/wordprocessingInk" xmlns:wps="http://schemas.microsoft.com/office/word/2010/wordprocessingShape" mc:Ignorable="w14 w15 wp14">
+<w:numbering xmlns:wpc="http://schemas.microsoft.com/office/word/2010/wordprocessingCanvas" xmlns:mc="http://schemas.openxmlformats.org/markup-compatibility/2006" xmlns:o="urn:schemas-microsoft-com:office:office" xmlns:r="http://schemas.openxmlformats.org/officeDocument/2006/relationships" xmlns:m="http://schemas.openxmlformats.org/officeDocument/2006/math" xmlns:v="urn:schemas-microsoft-com:vml" xmlns:wp14="http://schemas.microsoft.com/office/word/2010/wordprocessingDrawing" xmlns:wp="http://schemas.openxmlformats.org/drawingml/2006/wordprocessingDrawing" xmlns:w10="urn:schemas-microsoft-com:office:word" xmlns:w="http://schemas.openxmlformats.org/wordprocessingml/2006/main" xmlns:w14="http://schemas.microsoft.com/office/word/2010/wordml" xmlns:wpg="http://schemas.microsoft.com/office/word/2010/wordprocessingGroup" xmlns:wpi="http://schemas.microsoft.com/office/word/2010/wordprocessingInk" xmlns:wne="http://schemas.microsoft.com/office/word/2006/wordml" xmlns:wps="http://schemas.microsoft.com/office/word/2010/wordprocessingShape" xmlns:wpsCustomData="http://www.wps.cn/officeDocument/2013/wpsCustomData" mc:Ignorable="w14 wp14">
   <w:abstractNum w:abstractNumId="0">
     <w:nsid w:val="84C0304F"/>
     <w:multiLevelType w:val="singleLevel"/>
     <w:tmpl w:val="84C0304F"/>
-    <w:lvl w:ilvl="0">
+    <w:lvl w:ilvl="0" w:tentative="0">
       <w:start w:val="1"/>
       <w:numFmt w:val="decimal"/>
       <w:lvlText w:val="%1."/>
@@ -10868,7 +11011,7 @@
     <w:nsid w:val="87E1A83A"/>
     <w:multiLevelType w:val="singleLevel"/>
     <w:tmpl w:val="87E1A83A"/>
-    <w:lvl w:ilvl="0">
+    <w:lvl w:ilvl="0" w:tentative="0">
       <w:start w:val="1"/>
       <w:numFmt w:val="decimal"/>
       <w:lvlText w:val="%1."/>
@@ -10885,7 +11028,7 @@
     <w:nsid w:val="8835587C"/>
     <w:multiLevelType w:val="singleLevel"/>
     <w:tmpl w:val="8835587C"/>
-    <w:lvl w:ilvl="0">
+    <w:lvl w:ilvl="0" w:tentative="0">
       <w:start w:val="1"/>
       <w:numFmt w:val="decimal"/>
       <w:lvlText w:val="%1."/>
@@ -10902,10 +11045,10 @@
     <w:nsid w:val="8E964DCE"/>
     <w:multiLevelType w:val="multilevel"/>
     <w:tmpl w:val="8E964DCE"/>
-    <w:lvl w:ilvl="0">
+    <w:lvl w:ilvl="0" w:tentative="0">
       <w:start w:val="1"/>
       <w:numFmt w:val="decimal"/>
-      <w:pStyle w:val="Heading1"/>
+      <w:pStyle w:val="2"/>
       <w:lvlText w:val="%1."/>
       <w:lvlJc w:val="left"/>
       <w:pPr>
@@ -10915,10 +11058,10 @@
         <w:rFonts w:hint="default"/>
       </w:rPr>
     </w:lvl>
-    <w:lvl w:ilvl="1">
+    <w:lvl w:ilvl="1" w:tentative="0">
       <w:start w:val="1"/>
       <w:numFmt w:val="decimal"/>
-      <w:pStyle w:val="Heading2"/>
+      <w:pStyle w:val="3"/>
       <w:lvlText w:val="%1.%2."/>
       <w:lvlJc w:val="left"/>
       <w:pPr>
@@ -10928,10 +11071,10 @@
         <w:rFonts w:hint="default"/>
       </w:rPr>
     </w:lvl>
-    <w:lvl w:ilvl="2">
+    <w:lvl w:ilvl="2" w:tentative="0">
       <w:start w:val="1"/>
       <w:numFmt w:val="decimal"/>
-      <w:pStyle w:val="Heading3"/>
+      <w:pStyle w:val="4"/>
       <w:lvlText w:val="%1.%2.%3."/>
       <w:lvlJc w:val="left"/>
       <w:pPr>
@@ -10941,10 +11084,10 @@
         <w:rFonts w:hint="default"/>
       </w:rPr>
     </w:lvl>
-    <w:lvl w:ilvl="3">
+    <w:lvl w:ilvl="3" w:tentative="0">
       <w:start w:val="1"/>
       <w:numFmt w:val="decimal"/>
-      <w:pStyle w:val="Heading4"/>
+      <w:pStyle w:val="5"/>
       <w:lvlText w:val="%1.%2.%3.%4."/>
       <w:lvlJc w:val="left"/>
       <w:pPr>
@@ -10954,10 +11097,10 @@
         <w:rFonts w:hint="default"/>
       </w:rPr>
     </w:lvl>
-    <w:lvl w:ilvl="4">
+    <w:lvl w:ilvl="4" w:tentative="0">
       <w:start w:val="1"/>
       <w:numFmt w:val="decimal"/>
-      <w:pStyle w:val="Heading5"/>
+      <w:pStyle w:val="6"/>
       <w:lvlText w:val="%1.%2.%3.%4.%5."/>
       <w:lvlJc w:val="left"/>
       <w:pPr>
@@ -10967,10 +11110,10 @@
         <w:rFonts w:hint="default"/>
       </w:rPr>
     </w:lvl>
-    <w:lvl w:ilvl="5">
+    <w:lvl w:ilvl="5" w:tentative="0">
       <w:start w:val="1"/>
       <w:numFmt w:val="decimal"/>
-      <w:pStyle w:val="Heading6"/>
+      <w:pStyle w:val="7"/>
       <w:lvlText w:val="%1.%2.%3.%4.%5.%6."/>
       <w:lvlJc w:val="left"/>
       <w:pPr>
@@ -10980,10 +11123,10 @@
         <w:rFonts w:hint="default"/>
       </w:rPr>
     </w:lvl>
-    <w:lvl w:ilvl="6">
+    <w:lvl w:ilvl="6" w:tentative="0">
       <w:start w:val="1"/>
       <w:numFmt w:val="decimal"/>
-      <w:pStyle w:val="Heading7"/>
+      <w:pStyle w:val="8"/>
       <w:lvlText w:val="%1.%2.%3.%4.%5.%6.%7."/>
       <w:lvlJc w:val="left"/>
       <w:pPr>
@@ -10993,10 +11136,10 @@
         <w:rFonts w:hint="default"/>
       </w:rPr>
     </w:lvl>
-    <w:lvl w:ilvl="7">
+    <w:lvl w:ilvl="7" w:tentative="0">
       <w:start w:val="1"/>
       <w:numFmt w:val="decimal"/>
-      <w:pStyle w:val="Heading8"/>
+      <w:pStyle w:val="9"/>
       <w:lvlText w:val="%1.%2.%3.%4.%5.%6.%7.%8."/>
       <w:lvlJc w:val="left"/>
       <w:pPr>
@@ -11006,10 +11149,10 @@
         <w:rFonts w:hint="default"/>
       </w:rPr>
     </w:lvl>
-    <w:lvl w:ilvl="8">
+    <w:lvl w:ilvl="8" w:tentative="0">
       <w:start w:val="1"/>
       <w:numFmt w:val="decimal"/>
-      <w:pStyle w:val="Heading9"/>
+      <w:pStyle w:val="10"/>
       <w:lvlText w:val="%1.%2.%3.%4.%5.%6.%7.%8.%9."/>
       <w:lvlJc w:val="left"/>
       <w:pPr>
@@ -11024,7 +11167,7 @@
     <w:nsid w:val="8F9EC740"/>
     <w:multiLevelType w:val="singleLevel"/>
     <w:tmpl w:val="8F9EC740"/>
-    <w:lvl w:ilvl="0">
+    <w:lvl w:ilvl="0" w:tentative="0">
       <w:start w:val="1"/>
       <w:numFmt w:val="decimal"/>
       <w:lvlText w:val="%1."/>
@@ -11041,7 +11184,7 @@
     <w:nsid w:val="93D91646"/>
     <w:multiLevelType w:val="singleLevel"/>
     <w:tmpl w:val="93D91646"/>
-    <w:lvl w:ilvl="0">
+    <w:lvl w:ilvl="0" w:tentative="0">
       <w:start w:val="1"/>
       <w:numFmt w:val="decimal"/>
       <w:lvlText w:val="%1."/>
@@ -11058,7 +11201,7 @@
     <w:nsid w:val="9D4A1883"/>
     <w:multiLevelType w:val="singleLevel"/>
     <w:tmpl w:val="9D4A1883"/>
-    <w:lvl w:ilvl="0">
+    <w:lvl w:ilvl="0" w:tentative="0">
       <w:start w:val="1"/>
       <w:numFmt w:val="decimal"/>
       <w:lvlText w:val="%1."/>
@@ -11075,7 +11218,7 @@
     <w:nsid w:val="A5BA127F"/>
     <w:multiLevelType w:val="singleLevel"/>
     <w:tmpl w:val="A5BA127F"/>
-    <w:lvl w:ilvl="0">
+    <w:lvl w:ilvl="0" w:tentative="0">
       <w:start w:val="1"/>
       <w:numFmt w:val="decimal"/>
       <w:lvlText w:val="%1."/>
@@ -11092,7 +11235,7 @@
     <w:nsid w:val="B212472F"/>
     <w:multiLevelType w:val="singleLevel"/>
     <w:tmpl w:val="B212472F"/>
-    <w:lvl w:ilvl="0">
+    <w:lvl w:ilvl="0" w:tentative="0">
       <w:start w:val="1"/>
       <w:numFmt w:val="decimal"/>
       <w:lvlText w:val="%1."/>
@@ -11109,7 +11252,7 @@
     <w:nsid w:val="C7CFC51B"/>
     <w:multiLevelType w:val="singleLevel"/>
     <w:tmpl w:val="C7CFC51B"/>
-    <w:lvl w:ilvl="0">
+    <w:lvl w:ilvl="0" w:tentative="0">
       <w:start w:val="1"/>
       <w:numFmt w:val="decimal"/>
       <w:lvlText w:val="%1."/>
@@ -11126,7 +11269,7 @@
     <w:nsid w:val="E912F936"/>
     <w:multiLevelType w:val="singleLevel"/>
     <w:tmpl w:val="E912F936"/>
-    <w:lvl w:ilvl="0">
+    <w:lvl w:ilvl="0" w:tentative="0">
       <w:start w:val="1"/>
       <w:numFmt w:val="decimal"/>
       <w:lvlText w:val="%1."/>
@@ -11143,7 +11286,7 @@
     <w:nsid w:val="E9961E84"/>
     <w:multiLevelType w:val="singleLevel"/>
     <w:tmpl w:val="E9961E84"/>
-    <w:lvl w:ilvl="0">
+    <w:lvl w:ilvl="0" w:tentative="0">
       <w:start w:val="1"/>
       <w:numFmt w:val="decimal"/>
       <w:lvlText w:val="%1."/>
@@ -11160,7 +11303,7 @@
     <w:nsid w:val="0288FDE6"/>
     <w:multiLevelType w:val="singleLevel"/>
     <w:tmpl w:val="0288FDE6"/>
-    <w:lvl w:ilvl="0">
+    <w:lvl w:ilvl="0" w:tentative="0">
       <w:start w:val="1"/>
       <w:numFmt w:val="decimal"/>
       <w:lvlText w:val="%1."/>
@@ -11177,7 +11320,7 @@
     <w:nsid w:val="0539F7D8"/>
     <w:multiLevelType w:val="singleLevel"/>
     <w:tmpl w:val="0539F7D8"/>
-    <w:lvl w:ilvl="0">
+    <w:lvl w:ilvl="0" w:tentative="0">
       <w:start w:val="1"/>
       <w:numFmt w:val="decimal"/>
       <w:lvlText w:val="%1."/>
@@ -11194,7 +11337,7 @@
     <w:nsid w:val="10A0AC35"/>
     <w:multiLevelType w:val="singleLevel"/>
     <w:tmpl w:val="10A0AC35"/>
-    <w:lvl w:ilvl="0">
+    <w:lvl w:ilvl="0" w:tentative="0">
       <w:start w:val="1"/>
       <w:numFmt w:val="decimal"/>
       <w:lvlText w:val="%1."/>
@@ -11211,7 +11354,7 @@
     <w:nsid w:val="209DBC55"/>
     <w:multiLevelType w:val="singleLevel"/>
     <w:tmpl w:val="209DBC55"/>
-    <w:lvl w:ilvl="0">
+    <w:lvl w:ilvl="0" w:tentative="0">
       <w:start w:val="1"/>
       <w:numFmt w:val="decimal"/>
       <w:lvlText w:val="%1."/>
@@ -11228,7 +11371,7 @@
     <w:nsid w:val="2B9F6467"/>
     <w:multiLevelType w:val="singleLevel"/>
     <w:tmpl w:val="2B9F6467"/>
-    <w:lvl w:ilvl="0">
+    <w:lvl w:ilvl="0" w:tentative="0">
       <w:start w:val="1"/>
       <w:numFmt w:val="decimal"/>
       <w:lvlText w:val="%1."/>
@@ -11245,7 +11388,7 @@
     <w:nsid w:val="5986219E"/>
     <w:multiLevelType w:val="singleLevel"/>
     <w:tmpl w:val="5986219E"/>
-    <w:lvl w:ilvl="0">
+    <w:lvl w:ilvl="0" w:tentative="0">
       <w:start w:val="1"/>
       <w:numFmt w:val="decimal"/>
       <w:lvlText w:val="%1."/>
@@ -11262,7 +11405,7 @@
     <w:nsid w:val="6844EB03"/>
     <w:multiLevelType w:val="singleLevel"/>
     <w:tmpl w:val="6844EB03"/>
-    <w:lvl w:ilvl="0">
+    <w:lvl w:ilvl="0" w:tentative="0">
       <w:start w:val="1"/>
       <w:numFmt w:val="decimal"/>
       <w:lvlText w:val="%1."/>
@@ -11279,7 +11422,7 @@
     <w:nsid w:val="6928BF15"/>
     <w:multiLevelType w:val="singleLevel"/>
     <w:tmpl w:val="6928BF15"/>
-    <w:lvl w:ilvl="0">
+    <w:lvl w:ilvl="0" w:tentative="0">
       <w:start w:val="1"/>
       <w:numFmt w:val="decimal"/>
       <w:lvlText w:val="%1."/>
@@ -11296,7 +11439,7 @@
     <w:nsid w:val="7AEA885A"/>
     <w:multiLevelType w:val="singleLevel"/>
     <w:tmpl w:val="7AEA885A"/>
-    <w:lvl w:ilvl="0">
+    <w:lvl w:ilvl="0" w:tentative="0">
       <w:start w:val="1"/>
       <w:numFmt w:val="decimal"/>
       <w:lvlText w:val="%1."/>
@@ -11376,267 +11519,269 @@
 </file>
 
 <file path=word/styles.xml><?xml version="1.0" encoding="utf-8"?>
-<w:styles xmlns:mc="http://schemas.openxmlformats.org/markup-compatibility/2006" xmlns:r="http://schemas.openxmlformats.org/officeDocument/2006/relationships" xmlns:w="http://schemas.openxmlformats.org/wordprocessingml/2006/main" xmlns:w14="http://schemas.microsoft.com/office/word/2010/wordml" xmlns:w15="http://schemas.microsoft.com/office/word/2012/wordml" mc:Ignorable="w14 w15">
+<w:styles xmlns:mc="http://schemas.openxmlformats.org/markup-compatibility/2006" xmlns:o="urn:schemas-microsoft-com:office:office" xmlns:r="http://schemas.openxmlformats.org/officeDocument/2006/relationships" xmlns:m="http://schemas.openxmlformats.org/officeDocument/2006/math" xmlns:v="urn:schemas-microsoft-com:vml" xmlns:w="http://schemas.openxmlformats.org/wordprocessingml/2006/main" xmlns:w14="http://schemas.microsoft.com/office/word/2010/wordml" xmlns:w10="urn:schemas-microsoft-com:office:word" xmlns:sl="http://schemas.openxmlformats.org/schemaLibrary/2006/main" xmlns:wpsCustomData="http://www.wps.cn/officeDocument/2013/wpsCustomData" mc:Ignorable="w14">
   <w:docDefaults>
     <w:rPrDefault>
       <w:rPr>
-        <w:rFonts w:ascii="Times New Roman" w:eastAsia="宋体" w:hAnsi="Times New Roman" w:cs="Times New Roman"/>
+        <w:rFonts w:ascii="Times New Roman" w:hAnsi="Times New Roman" w:eastAsia="宋体" w:cs="Times New Roman"/>
       </w:rPr>
     </w:rPrDefault>
     <w:pPrDefault/>
   </w:docDefaults>
-  <w:latentStyles w:defLockedState="0" w:defUIPriority="99" w:defSemiHidden="1" w:defUnhideWhenUsed="1" w:defQFormat="0" w:count="260">
-    <w:lsdException w:name="Normal" w:semiHidden="0" w:uiPriority="0" w:unhideWhenUsed="0" w:qFormat="1"/>
-    <w:lsdException w:name="heading 1" w:semiHidden="0" w:uiPriority="0" w:unhideWhenUsed="0" w:qFormat="1"/>
-    <w:lsdException w:name="heading 2" w:semiHidden="0" w:uiPriority="0" w:qFormat="1"/>
-    <w:lsdException w:name="heading 3" w:uiPriority="0" w:qFormat="1"/>
-    <w:lsdException w:name="heading 4" w:semiHidden="0" w:uiPriority="0" w:qFormat="1"/>
-    <w:lsdException w:name="heading 5" w:uiPriority="0" w:qFormat="1"/>
-    <w:lsdException w:name="heading 6" w:uiPriority="0" w:qFormat="1"/>
-    <w:lsdException w:name="heading 7" w:uiPriority="0" w:qFormat="1"/>
-    <w:lsdException w:name="heading 8" w:uiPriority="0" w:qFormat="1"/>
-    <w:lsdException w:name="heading 9" w:uiPriority="0" w:qFormat="1"/>
-    <w:lsdException w:name="index 1" w:semiHidden="0" w:uiPriority="0" w:unhideWhenUsed="0"/>
-    <w:lsdException w:name="index 2" w:semiHidden="0" w:uiPriority="0" w:unhideWhenUsed="0"/>
-    <w:lsdException w:name="index 3" w:semiHidden="0" w:uiPriority="0" w:unhideWhenUsed="0"/>
-    <w:lsdException w:name="index 4" w:semiHidden="0" w:uiPriority="0" w:unhideWhenUsed="0"/>
-    <w:lsdException w:name="index 5" w:semiHidden="0" w:uiPriority="0" w:unhideWhenUsed="0"/>
-    <w:lsdException w:name="index 6" w:semiHidden="0" w:uiPriority="0" w:unhideWhenUsed="0"/>
-    <w:lsdException w:name="index 7" w:semiHidden="0" w:uiPriority="0" w:unhideWhenUsed="0"/>
-    <w:lsdException w:name="index 8" w:semiHidden="0" w:uiPriority="0" w:unhideWhenUsed="0"/>
-    <w:lsdException w:name="index 9" w:semiHidden="0" w:uiPriority="0" w:unhideWhenUsed="0"/>
-    <w:lsdException w:name="toc 1" w:semiHidden="0" w:uiPriority="0" w:unhideWhenUsed="0" w:qFormat="1"/>
-    <w:lsdException w:name="toc 2" w:semiHidden="0" w:uiPriority="0" w:unhideWhenUsed="0" w:qFormat="1"/>
-    <w:lsdException w:name="toc 3" w:semiHidden="0" w:uiPriority="0" w:unhideWhenUsed="0" w:qFormat="1"/>
-    <w:lsdException w:name="toc 4" w:semiHidden="0" w:uiPriority="0" w:unhideWhenUsed="0"/>
-    <w:lsdException w:name="toc 5" w:semiHidden="0" w:uiPriority="0" w:unhideWhenUsed="0"/>
-    <w:lsdException w:name="toc 6" w:semiHidden="0" w:uiPriority="0" w:unhideWhenUsed="0"/>
-    <w:lsdException w:name="toc 7" w:semiHidden="0" w:uiPriority="0" w:unhideWhenUsed="0"/>
-    <w:lsdException w:name="toc 8" w:semiHidden="0" w:uiPriority="0" w:unhideWhenUsed="0"/>
-    <w:lsdException w:name="toc 9" w:semiHidden="0" w:uiPriority="0" w:unhideWhenUsed="0"/>
-    <w:lsdException w:name="Normal Indent" w:semiHidden="0" w:uiPriority="0" w:unhideWhenUsed="0"/>
-    <w:lsdException w:name="footnote text" w:semiHidden="0" w:uiPriority="0" w:unhideWhenUsed="0"/>
-    <w:lsdException w:name="annotation text" w:semiHidden="0" w:uiPriority="0" w:unhideWhenUsed="0" w:qFormat="1"/>
-    <w:lsdException w:name="header" w:semiHidden="0" w:uiPriority="0" w:unhideWhenUsed="0" w:qFormat="1"/>
-    <w:lsdException w:name="footer" w:semiHidden="0" w:uiPriority="0" w:unhideWhenUsed="0" w:qFormat="1"/>
-    <w:lsdException w:name="index heading" w:semiHidden="0" w:uiPriority="0" w:unhideWhenUsed="0"/>
-    <w:lsdException w:name="caption" w:uiPriority="0" w:qFormat="1"/>
-    <w:lsdException w:name="table of figures" w:semiHidden="0" w:uiPriority="0" w:unhideWhenUsed="0" w:qFormat="1"/>
-    <w:lsdException w:name="envelope address" w:semiHidden="0" w:uiPriority="0" w:unhideWhenUsed="0"/>
-    <w:lsdException w:name="envelope return" w:semiHidden="0" w:uiPriority="0" w:unhideWhenUsed="0"/>
-    <w:lsdException w:name="footnote reference" w:semiHidden="0" w:uiPriority="0" w:unhideWhenUsed="0"/>
-    <w:lsdException w:name="annotation reference" w:semiHidden="0" w:uiPriority="0" w:unhideWhenUsed="0"/>
-    <w:lsdException w:name="line number" w:semiHidden="0" w:uiPriority="0" w:unhideWhenUsed="0"/>
-    <w:lsdException w:name="page number" w:semiHidden="0" w:uiPriority="0" w:unhideWhenUsed="0"/>
-    <w:lsdException w:name="endnote reference" w:semiHidden="0" w:uiPriority="0" w:unhideWhenUsed="0"/>
-    <w:lsdException w:name="endnote text" w:semiHidden="0" w:uiPriority="0" w:unhideWhenUsed="0"/>
-    <w:lsdException w:name="table of authorities" w:semiHidden="0" w:uiPriority="0" w:unhideWhenUsed="0"/>
-    <w:lsdException w:name="macro" w:semiHidden="0" w:uiPriority="0" w:unhideWhenUsed="0"/>
-    <w:lsdException w:name="toa heading" w:semiHidden="0" w:uiPriority="0" w:unhideWhenUsed="0"/>
-    <w:lsdException w:name="List" w:semiHidden="0" w:uiPriority="0" w:unhideWhenUsed="0"/>
-    <w:lsdException w:name="List Bullet" w:semiHidden="0" w:uiPriority="0" w:unhideWhenUsed="0"/>
-    <w:lsdException w:name="List Number" w:semiHidden="0" w:uiPriority="0" w:unhideWhenUsed="0"/>
-    <w:lsdException w:name="List 2" w:semiHidden="0" w:uiPriority="0" w:unhideWhenUsed="0"/>
-    <w:lsdException w:name="List 3" w:semiHidden="0" w:uiPriority="0" w:unhideWhenUsed="0"/>
-    <w:lsdException w:name="List 4" w:semiHidden="0" w:uiPriority="0" w:unhideWhenUsed="0"/>
-    <w:lsdException w:name="List 5" w:semiHidden="0" w:uiPriority="0" w:unhideWhenUsed="0"/>
-    <w:lsdException w:name="List Bullet 2" w:semiHidden="0" w:uiPriority="0" w:unhideWhenUsed="0"/>
-    <w:lsdException w:name="List Bullet 3" w:semiHidden="0" w:uiPriority="0" w:unhideWhenUsed="0"/>
-    <w:lsdException w:name="List Bullet 4" w:semiHidden="0" w:uiPriority="0" w:unhideWhenUsed="0"/>
-    <w:lsdException w:name="List Bullet 5" w:semiHidden="0" w:uiPriority="0" w:unhideWhenUsed="0"/>
-    <w:lsdException w:name="List Number 2" w:semiHidden="0" w:uiPriority="0" w:unhideWhenUsed="0"/>
-    <w:lsdException w:name="List Number 3" w:semiHidden="0" w:uiPriority="0" w:unhideWhenUsed="0"/>
-    <w:lsdException w:name="List Number 4" w:semiHidden="0" w:uiPriority="0" w:unhideWhenUsed="0"/>
-    <w:lsdException w:name="List Number 5" w:semiHidden="0" w:uiPriority="0" w:unhideWhenUsed="0"/>
-    <w:lsdException w:name="Title" w:semiHidden="0" w:uiPriority="0" w:unhideWhenUsed="0" w:qFormat="1"/>
-    <w:lsdException w:name="Closing" w:semiHidden="0" w:uiPriority="0" w:unhideWhenUsed="0"/>
-    <w:lsdException w:name="Signature" w:semiHidden="0" w:uiPriority="0" w:unhideWhenUsed="0"/>
-    <w:lsdException w:name="Default Paragraph Font" w:uiPriority="0" w:unhideWhenUsed="0" w:qFormat="1"/>
-    <w:lsdException w:name="Body Text" w:uiPriority="0" w:unhideWhenUsed="0" w:qFormat="1"/>
-    <w:lsdException w:name="Body Text Indent" w:semiHidden="0" w:uiPriority="0" w:unhideWhenUsed="0"/>
-    <w:lsdException w:name="List Continue" w:semiHidden="0" w:uiPriority="0" w:unhideWhenUsed="0"/>
-    <w:lsdException w:name="List Continue 2" w:semiHidden="0" w:uiPriority="0" w:unhideWhenUsed="0"/>
-    <w:lsdException w:name="List Continue 3" w:semiHidden="0" w:uiPriority="0" w:unhideWhenUsed="0"/>
-    <w:lsdException w:name="List Continue 4" w:semiHidden="0" w:uiPriority="0" w:unhideWhenUsed="0"/>
-    <w:lsdException w:name="List Continue 5" w:semiHidden="0" w:uiPriority="0" w:unhideWhenUsed="0"/>
-    <w:lsdException w:name="Message Header" w:semiHidden="0" w:uiPriority="0" w:unhideWhenUsed="0"/>
-    <w:lsdException w:name="Subtitle" w:semiHidden="0" w:uiPriority="0" w:unhideWhenUsed="0" w:qFormat="1"/>
-    <w:lsdException w:name="Salutation" w:semiHidden="0" w:uiPriority="0" w:unhideWhenUsed="0"/>
-    <w:lsdException w:name="Date" w:semiHidden="0" w:uiPriority="0" w:unhideWhenUsed="0"/>
-    <w:lsdException w:name="Body Text First Indent" w:semiHidden="0" w:uiPriority="0" w:unhideWhenUsed="0"/>
-    <w:lsdException w:name="Body Text First Indent 2" w:semiHidden="0" w:uiPriority="0" w:unhideWhenUsed="0"/>
-    <w:lsdException w:name="Body Text 2" w:semiHidden="0" w:uiPriority="0" w:unhideWhenUsed="0"/>
-    <w:lsdException w:name="Body Text 3" w:semiHidden="0" w:uiPriority="0" w:unhideWhenUsed="0"/>
-    <w:lsdException w:name="Body Text Indent 2" w:semiHidden="0" w:uiPriority="0" w:unhideWhenUsed="0"/>
-    <w:lsdException w:name="Body Text Indent 3" w:semiHidden="0" w:uiPriority="0" w:unhideWhenUsed="0"/>
-    <w:lsdException w:name="Block Text" w:semiHidden="0" w:uiPriority="0" w:unhideWhenUsed="0"/>
-    <w:lsdException w:name="Hyperlink" w:semiHidden="0" w:uiPriority="0" w:unhideWhenUsed="0"/>
-    <w:lsdException w:name="FollowedHyperlink" w:semiHidden="0" w:uiPriority="0" w:unhideWhenUsed="0"/>
-    <w:lsdException w:name="Strong" w:semiHidden="0" w:uiPriority="0" w:unhideWhenUsed="0" w:qFormat="1"/>
-    <w:lsdException w:name="Emphasis" w:semiHidden="0" w:uiPriority="0" w:unhideWhenUsed="0" w:qFormat="1"/>
-    <w:lsdException w:name="Document Map" w:semiHidden="0" w:uiPriority="0" w:unhideWhenUsed="0"/>
-    <w:lsdException w:name="Plain Text" w:semiHidden="0" w:uiPriority="0" w:unhideWhenUsed="0"/>
-    <w:lsdException w:name="E-mail Signature" w:semiHidden="0" w:uiPriority="0" w:unhideWhenUsed="0"/>
-    <w:lsdException w:name="Normal (Web)" w:semiHidden="0" w:uiPriority="0" w:unhideWhenUsed="0" w:qFormat="1"/>
-    <w:lsdException w:name="HTML Acronym" w:semiHidden="0" w:uiPriority="0" w:unhideWhenUsed="0"/>
-    <w:lsdException w:name="HTML Address" w:semiHidden="0" w:uiPriority="0" w:unhideWhenUsed="0"/>
-    <w:lsdException w:name="HTML Cite" w:semiHidden="0" w:uiPriority="0" w:unhideWhenUsed="0"/>
-    <w:lsdException w:name="HTML Code" w:semiHidden="0" w:uiPriority="0" w:unhideWhenUsed="0"/>
-    <w:lsdException w:name="HTML Definition" w:semiHidden="0" w:uiPriority="0" w:unhideWhenUsed="0"/>
-    <w:lsdException w:name="HTML Keyboard" w:semiHidden="0" w:uiPriority="0" w:unhideWhenUsed="0"/>
-    <w:lsdException w:name="HTML Preformatted" w:semiHidden="0" w:uiPriority="0" w:unhideWhenUsed="0" w:qFormat="1"/>
-    <w:lsdException w:name="HTML Sample" w:semiHidden="0" w:uiPriority="0" w:unhideWhenUsed="0"/>
-    <w:lsdException w:name="HTML Typewriter" w:semiHidden="0" w:uiPriority="0" w:unhideWhenUsed="0"/>
-    <w:lsdException w:name="HTML Variable" w:semiHidden="0" w:uiPriority="0" w:unhideWhenUsed="0"/>
-    <w:lsdException w:name="Normal Table" w:uiPriority="0" w:unhideWhenUsed="0" w:qFormat="1"/>
-    <w:lsdException w:name="annotation subject" w:semiHidden="0" w:uiPriority="0" w:unhideWhenUsed="0"/>
-    <w:lsdException w:name="Table Simple 1" w:semiHidden="0" w:uiPriority="0" w:unhideWhenUsed="0"/>
-    <w:lsdException w:name="Table Simple 2" w:semiHidden="0" w:uiPriority="0" w:unhideWhenUsed="0"/>
-    <w:lsdException w:name="Table Simple 3" w:semiHidden="0" w:uiPriority="0" w:unhideWhenUsed="0"/>
-    <w:lsdException w:name="Table Classic 1" w:semiHidden="0" w:uiPriority="0" w:unhideWhenUsed="0"/>
-    <w:lsdException w:name="Table Classic 2" w:semiHidden="0" w:uiPriority="0" w:unhideWhenUsed="0"/>
-    <w:lsdException w:name="Table Classic 3" w:semiHidden="0" w:uiPriority="0" w:unhideWhenUsed="0"/>
-    <w:lsdException w:name="Table Classic 4" w:semiHidden="0" w:uiPriority="0" w:unhideWhenUsed="0"/>
-    <w:lsdException w:name="Table Colorful 1" w:semiHidden="0" w:uiPriority="0" w:unhideWhenUsed="0"/>
-    <w:lsdException w:name="Table Colorful 2" w:semiHidden="0" w:uiPriority="0" w:unhideWhenUsed="0"/>
-    <w:lsdException w:name="Table Colorful 3" w:semiHidden="0" w:uiPriority="0" w:unhideWhenUsed="0"/>
-    <w:lsdException w:name="Table Columns 1" w:semiHidden="0" w:uiPriority="0" w:unhideWhenUsed="0"/>
-    <w:lsdException w:name="Table Columns 2" w:semiHidden="0" w:uiPriority="0" w:unhideWhenUsed="0"/>
-    <w:lsdException w:name="Table Columns 3" w:semiHidden="0" w:uiPriority="0" w:unhideWhenUsed="0"/>
-    <w:lsdException w:name="Table Columns 4" w:semiHidden="0" w:uiPriority="0" w:unhideWhenUsed="0"/>
-    <w:lsdException w:name="Table Columns 5" w:semiHidden="0" w:uiPriority="0" w:unhideWhenUsed="0"/>
-    <w:lsdException w:name="Table Grid 1" w:semiHidden="0" w:uiPriority="0" w:unhideWhenUsed="0"/>
-    <w:lsdException w:name="Table Grid 2" w:semiHidden="0" w:uiPriority="0" w:unhideWhenUsed="0"/>
-    <w:lsdException w:name="Table Grid 3" w:semiHidden="0" w:uiPriority="0" w:unhideWhenUsed="0"/>
-    <w:lsdException w:name="Table Grid 4" w:semiHidden="0" w:uiPriority="0" w:unhideWhenUsed="0"/>
-    <w:lsdException w:name="Table Grid 5" w:semiHidden="0" w:uiPriority="0" w:unhideWhenUsed="0"/>
-    <w:lsdException w:name="Table Grid 6" w:semiHidden="0" w:uiPriority="0" w:unhideWhenUsed="0"/>
-    <w:lsdException w:name="Table Grid 7" w:semiHidden="0" w:uiPriority="0" w:unhideWhenUsed="0"/>
-    <w:lsdException w:name="Table Grid 8" w:semiHidden="0" w:uiPriority="0" w:unhideWhenUsed="0"/>
-    <w:lsdException w:name="Table List 1" w:semiHidden="0" w:uiPriority="0" w:unhideWhenUsed="0"/>
-    <w:lsdException w:name="Table List 2" w:semiHidden="0" w:uiPriority="0" w:unhideWhenUsed="0"/>
-    <w:lsdException w:name="Table List 3" w:semiHidden="0" w:uiPriority="0" w:unhideWhenUsed="0"/>
-    <w:lsdException w:name="Table List 4" w:semiHidden="0" w:uiPriority="0" w:unhideWhenUsed="0"/>
-    <w:lsdException w:name="Table List 5" w:semiHidden="0" w:uiPriority="0" w:unhideWhenUsed="0"/>
-    <w:lsdException w:name="Table List 6" w:semiHidden="0" w:uiPriority="0" w:unhideWhenUsed="0"/>
-    <w:lsdException w:name="Table List 7" w:semiHidden="0" w:uiPriority="0" w:unhideWhenUsed="0"/>
-    <w:lsdException w:name="Table List 8" w:semiHidden="0" w:uiPriority="0" w:unhideWhenUsed="0"/>
-    <w:lsdException w:name="Table 3D effects 1" w:semiHidden="0" w:uiPriority="0" w:unhideWhenUsed="0"/>
-    <w:lsdException w:name="Table 3D effects 2" w:semiHidden="0" w:uiPriority="0" w:unhideWhenUsed="0"/>
-    <w:lsdException w:name="Table 3D effects 3" w:semiHidden="0" w:uiPriority="0" w:unhideWhenUsed="0"/>
-    <w:lsdException w:name="Table Contemporary" w:semiHidden="0" w:uiPriority="0" w:unhideWhenUsed="0"/>
-    <w:lsdException w:name="Table Elegant" w:semiHidden="0" w:uiPriority="0" w:unhideWhenUsed="0"/>
-    <w:lsdException w:name="Table Professional" w:semiHidden="0" w:uiPriority="0" w:unhideWhenUsed="0"/>
-    <w:lsdException w:name="Table Subtle 1" w:semiHidden="0" w:uiPriority="0" w:unhideWhenUsed="0"/>
-    <w:lsdException w:name="Table Subtle 2" w:semiHidden="0" w:uiPriority="0" w:unhideWhenUsed="0"/>
-    <w:lsdException w:name="Table Web 1" w:semiHidden="0" w:uiPriority="0" w:unhideWhenUsed="0"/>
-    <w:lsdException w:name="Table Web 2" w:semiHidden="0" w:uiPriority="0" w:unhideWhenUsed="0"/>
-    <w:lsdException w:name="Table Web 3" w:semiHidden="0" w:uiPriority="0" w:unhideWhenUsed="0"/>
-    <w:lsdException w:name="Balloon Text" w:semiHidden="0" w:uiPriority="0" w:unhideWhenUsed="0"/>
-    <w:lsdException w:name="Table Grid" w:semiHidden="0" w:uiPriority="0" w:unhideWhenUsed="0" w:qFormat="1"/>
-    <w:lsdException w:name="Table Theme" w:semiHidden="0" w:uiPriority="0" w:unhideWhenUsed="0"/>
-    <w:lsdException w:name="Light Shading" w:semiHidden="0" w:uiPriority="60" w:unhideWhenUsed="0"/>
-    <w:lsdException w:name="Light List" w:semiHidden="0" w:uiPriority="61" w:unhideWhenUsed="0"/>
-    <w:lsdException w:name="Light Grid" w:semiHidden="0" w:uiPriority="62" w:unhideWhenUsed="0"/>
-    <w:lsdException w:name="Medium Shading 1" w:semiHidden="0" w:uiPriority="63" w:unhideWhenUsed="0"/>
-    <w:lsdException w:name="Medium Shading 2" w:semiHidden="0" w:uiPriority="64" w:unhideWhenUsed="0"/>
-    <w:lsdException w:name="Medium List 1" w:semiHidden="0" w:uiPriority="65" w:unhideWhenUsed="0"/>
-    <w:lsdException w:name="Medium List 2" w:semiHidden="0" w:uiPriority="66" w:unhideWhenUsed="0"/>
-    <w:lsdException w:name="Medium Grid 1" w:semiHidden="0" w:uiPriority="67" w:unhideWhenUsed="0"/>
-    <w:lsdException w:name="Medium Grid 2" w:semiHidden="0" w:uiPriority="68" w:unhideWhenUsed="0"/>
-    <w:lsdException w:name="Medium Grid 3" w:semiHidden="0" w:uiPriority="69" w:unhideWhenUsed="0"/>
-    <w:lsdException w:name="Dark List" w:semiHidden="0" w:uiPriority="70" w:unhideWhenUsed="0"/>
-    <w:lsdException w:name="Colorful Shading" w:semiHidden="0" w:uiPriority="71" w:unhideWhenUsed="0"/>
-    <w:lsdException w:name="Colorful List" w:semiHidden="0" w:uiPriority="72" w:unhideWhenUsed="0"/>
-    <w:lsdException w:name="Colorful Grid" w:semiHidden="0" w:uiPriority="73" w:unhideWhenUsed="0"/>
-    <w:lsdException w:name="Light Shading Accent 1" w:semiHidden="0" w:uiPriority="60" w:unhideWhenUsed="0"/>
-    <w:lsdException w:name="Light List Accent 1" w:semiHidden="0" w:uiPriority="61" w:unhideWhenUsed="0"/>
-    <w:lsdException w:name="Light Grid Accent 1" w:semiHidden="0" w:uiPriority="62" w:unhideWhenUsed="0"/>
-    <w:lsdException w:name="Medium Shading 1 Accent 1" w:semiHidden="0" w:uiPriority="63" w:unhideWhenUsed="0"/>
-    <w:lsdException w:name="Medium Shading 2 Accent 1" w:semiHidden="0" w:uiPriority="64" w:unhideWhenUsed="0"/>
-    <w:lsdException w:name="Medium List 1 Accent 1" w:semiHidden="0" w:uiPriority="65" w:unhideWhenUsed="0"/>
-    <w:lsdException w:name="Medium List 2 Accent 1" w:semiHidden="0" w:uiPriority="66" w:unhideWhenUsed="0"/>
-    <w:lsdException w:name="Medium Grid 1 Accent 1" w:semiHidden="0" w:uiPriority="67" w:unhideWhenUsed="0"/>
-    <w:lsdException w:name="Medium Grid 2 Accent 1" w:semiHidden="0" w:uiPriority="68" w:unhideWhenUsed="0"/>
-    <w:lsdException w:name="Medium Grid 3 Accent 1" w:semiHidden="0" w:uiPriority="69" w:unhideWhenUsed="0"/>
-    <w:lsdException w:name="Dark List Accent 1" w:semiHidden="0" w:uiPriority="70" w:unhideWhenUsed="0"/>
-    <w:lsdException w:name="Colorful Shading Accent 1" w:semiHidden="0" w:uiPriority="71" w:unhideWhenUsed="0"/>
-    <w:lsdException w:name="Colorful List Accent 1" w:semiHidden="0" w:uiPriority="72" w:unhideWhenUsed="0"/>
-    <w:lsdException w:name="Colorful Grid Accent 1" w:semiHidden="0" w:uiPriority="73" w:unhideWhenUsed="0"/>
-    <w:lsdException w:name="Light Shading Accent 2" w:semiHidden="0" w:uiPriority="60" w:unhideWhenUsed="0"/>
-    <w:lsdException w:name="Light List Accent 2" w:semiHidden="0" w:uiPriority="61" w:unhideWhenUsed="0"/>
-    <w:lsdException w:name="Light Grid Accent 2" w:semiHidden="0" w:uiPriority="62" w:unhideWhenUsed="0"/>
-    <w:lsdException w:name="Medium Shading 1 Accent 2" w:semiHidden="0" w:uiPriority="63" w:unhideWhenUsed="0"/>
-    <w:lsdException w:name="Medium Shading 2 Accent 2" w:semiHidden="0" w:uiPriority="64" w:unhideWhenUsed="0"/>
-    <w:lsdException w:name="Medium List 1 Accent 2" w:semiHidden="0" w:uiPriority="65" w:unhideWhenUsed="0"/>
-    <w:lsdException w:name="Medium List 2 Accent 2" w:semiHidden="0" w:uiPriority="66" w:unhideWhenUsed="0"/>
-    <w:lsdException w:name="Medium Grid 1 Accent 2" w:semiHidden="0" w:uiPriority="67" w:unhideWhenUsed="0"/>
-    <w:lsdException w:name="Medium Grid 2 Accent 2" w:semiHidden="0" w:uiPriority="68" w:unhideWhenUsed="0"/>
-    <w:lsdException w:name="Medium Grid 3 Accent 2" w:semiHidden="0" w:uiPriority="69" w:unhideWhenUsed="0"/>
-    <w:lsdException w:name="Dark List Accent 2" w:semiHidden="0" w:uiPriority="70" w:unhideWhenUsed="0"/>
-    <w:lsdException w:name="Colorful Shading Accent 2" w:semiHidden="0" w:uiPriority="71" w:unhideWhenUsed="0"/>
-    <w:lsdException w:name="Colorful List Accent 2" w:semiHidden="0" w:uiPriority="72" w:unhideWhenUsed="0"/>
-    <w:lsdException w:name="Colorful Grid Accent 2" w:semiHidden="0" w:uiPriority="73" w:unhideWhenUsed="0"/>
-    <w:lsdException w:name="Light Shading Accent 3" w:semiHidden="0" w:uiPriority="60" w:unhideWhenUsed="0"/>
-    <w:lsdException w:name="Light List Accent 3" w:semiHidden="0" w:uiPriority="61" w:unhideWhenUsed="0"/>
-    <w:lsdException w:name="Light Grid Accent 3" w:semiHidden="0" w:uiPriority="62" w:unhideWhenUsed="0"/>
-    <w:lsdException w:name="Medium Shading 1 Accent 3" w:semiHidden="0" w:uiPriority="63" w:unhideWhenUsed="0"/>
-    <w:lsdException w:name="Medium Shading 2 Accent 3" w:semiHidden="0" w:uiPriority="64" w:unhideWhenUsed="0"/>
-    <w:lsdException w:name="Medium List 1 Accent 3" w:semiHidden="0" w:uiPriority="65" w:unhideWhenUsed="0"/>
-    <w:lsdException w:name="Medium List 2 Accent 3" w:semiHidden="0" w:uiPriority="66" w:unhideWhenUsed="0"/>
-    <w:lsdException w:name="Medium Grid 1 Accent 3" w:semiHidden="0" w:uiPriority="67" w:unhideWhenUsed="0"/>
-    <w:lsdException w:name="Medium Grid 2 Accent 3" w:semiHidden="0" w:uiPriority="68" w:unhideWhenUsed="0"/>
-    <w:lsdException w:name="Medium Grid 3 Accent 3" w:semiHidden="0" w:uiPriority="69" w:unhideWhenUsed="0"/>
-    <w:lsdException w:name="Dark List Accent 3" w:semiHidden="0" w:uiPriority="70" w:unhideWhenUsed="0"/>
-    <w:lsdException w:name="Colorful Shading Accent 3" w:semiHidden="0" w:uiPriority="71" w:unhideWhenUsed="0"/>
-    <w:lsdException w:name="Colorful List Accent 3" w:semiHidden="0" w:uiPriority="72" w:unhideWhenUsed="0"/>
-    <w:lsdException w:name="Colorful Grid Accent 3" w:semiHidden="0" w:uiPriority="73" w:unhideWhenUsed="0"/>
-    <w:lsdException w:name="Light Shading Accent 4" w:semiHidden="0" w:uiPriority="60" w:unhideWhenUsed="0"/>
-    <w:lsdException w:name="Light List Accent 4" w:semiHidden="0" w:uiPriority="61" w:unhideWhenUsed="0"/>
-    <w:lsdException w:name="Light Grid Accent 4" w:semiHidden="0" w:uiPriority="62" w:unhideWhenUsed="0"/>
-    <w:lsdException w:name="Medium Shading 1 Accent 4" w:semiHidden="0" w:uiPriority="63" w:unhideWhenUsed="0"/>
-    <w:lsdException w:name="Medium Shading 2 Accent 4" w:semiHidden="0" w:uiPriority="64" w:unhideWhenUsed="0"/>
-    <w:lsdException w:name="Medium List 1 Accent 4" w:semiHidden="0" w:uiPriority="65" w:unhideWhenUsed="0"/>
-    <w:lsdException w:name="Medium List 2 Accent 4" w:semiHidden="0" w:uiPriority="66" w:unhideWhenUsed="0"/>
-    <w:lsdException w:name="Medium Grid 1 Accent 4" w:semiHidden="0" w:uiPriority="67" w:unhideWhenUsed="0"/>
-    <w:lsdException w:name="Medium Grid 2 Accent 4" w:semiHidden="0" w:uiPriority="68" w:unhideWhenUsed="0"/>
-    <w:lsdException w:name="Medium Grid 3 Accent 4" w:semiHidden="0" w:uiPriority="69" w:unhideWhenUsed="0"/>
-    <w:lsdException w:name="Dark List Accent 4" w:semiHidden="0" w:uiPriority="70" w:unhideWhenUsed="0"/>
-    <w:lsdException w:name="Colorful Shading Accent 4" w:semiHidden="0" w:uiPriority="71" w:unhideWhenUsed="0"/>
-    <w:lsdException w:name="Colorful List Accent 4" w:semiHidden="0" w:uiPriority="72" w:unhideWhenUsed="0"/>
-    <w:lsdException w:name="Colorful Grid Accent 4" w:semiHidden="0" w:uiPriority="73" w:unhideWhenUsed="0"/>
-    <w:lsdException w:name="Light Shading Accent 5" w:semiHidden="0" w:uiPriority="60" w:unhideWhenUsed="0"/>
-    <w:lsdException w:name="Light List Accent 5" w:semiHidden="0" w:uiPriority="61" w:unhideWhenUsed="0"/>
-    <w:lsdException w:name="Light Grid Accent 5" w:semiHidden="0" w:uiPriority="62" w:unhideWhenUsed="0"/>
-    <w:lsdException w:name="Medium Shading 1 Accent 5" w:semiHidden="0" w:uiPriority="63" w:unhideWhenUsed="0"/>
-    <w:lsdException w:name="Medium Shading 2 Accent 5" w:semiHidden="0" w:uiPriority="64" w:unhideWhenUsed="0"/>
-    <w:lsdException w:name="Medium List 1 Accent 5" w:semiHidden="0" w:uiPriority="65" w:unhideWhenUsed="0"/>
-    <w:lsdException w:name="Medium List 2 Accent 5" w:semiHidden="0" w:uiPriority="66" w:unhideWhenUsed="0"/>
-    <w:lsdException w:name="Medium Grid 1 Accent 5" w:semiHidden="0" w:uiPriority="67" w:unhideWhenUsed="0"/>
-    <w:lsdException w:name="Medium Grid 2 Accent 5" w:semiHidden="0" w:uiPriority="68" w:unhideWhenUsed="0"/>
-    <w:lsdException w:name="Medium Grid 3 Accent 5" w:semiHidden="0" w:uiPriority="69" w:unhideWhenUsed="0"/>
-    <w:lsdException w:name="Dark List Accent 5" w:semiHidden="0" w:uiPriority="70" w:unhideWhenUsed="0"/>
-    <w:lsdException w:name="Colorful Shading Accent 5" w:semiHidden="0" w:uiPriority="71" w:unhideWhenUsed="0"/>
-    <w:lsdException w:name="Colorful List Accent 5" w:semiHidden="0" w:uiPriority="72" w:unhideWhenUsed="0"/>
-    <w:lsdException w:name="Colorful Grid Accent 5" w:semiHidden="0" w:uiPriority="73" w:unhideWhenUsed="0"/>
-    <w:lsdException w:name="Light Shading Accent 6" w:semiHidden="0" w:uiPriority="60" w:unhideWhenUsed="0"/>
-    <w:lsdException w:name="Light List Accent 6" w:semiHidden="0" w:uiPriority="61" w:unhideWhenUsed="0"/>
-    <w:lsdException w:name="Light Grid Accent 6" w:semiHidden="0" w:uiPriority="62" w:unhideWhenUsed="0"/>
-    <w:lsdException w:name="Medium Shading 1 Accent 6" w:semiHidden="0" w:uiPriority="63" w:unhideWhenUsed="0"/>
-    <w:lsdException w:name="Medium Shading 2 Accent 6" w:semiHidden="0" w:uiPriority="64" w:unhideWhenUsed="0"/>
-    <w:lsdException w:name="Medium List 1 Accent 6" w:semiHidden="0" w:uiPriority="65" w:unhideWhenUsed="0"/>
-    <w:lsdException w:name="Medium List 2 Accent 6" w:semiHidden="0" w:uiPriority="66" w:unhideWhenUsed="0"/>
-    <w:lsdException w:name="Medium Grid 1 Accent 6" w:semiHidden="0" w:uiPriority="67" w:unhideWhenUsed="0"/>
-    <w:lsdException w:name="Medium Grid 2 Accent 6" w:semiHidden="0" w:uiPriority="68" w:unhideWhenUsed="0"/>
-    <w:lsdException w:name="Medium Grid 3 Accent 6" w:semiHidden="0" w:uiPriority="69" w:unhideWhenUsed="0"/>
-    <w:lsdException w:name="Dark List Accent 6" w:semiHidden="0" w:uiPriority="70" w:unhideWhenUsed="0"/>
-    <w:lsdException w:name="Colorful Shading Accent 6" w:semiHidden="0" w:uiPriority="71" w:unhideWhenUsed="0"/>
-    <w:lsdException w:name="Colorful List Accent 6" w:semiHidden="0" w:uiPriority="72" w:unhideWhenUsed="0"/>
-    <w:lsdException w:name="Colorful Grid Accent 6" w:semiHidden="0" w:uiPriority="73" w:unhideWhenUsed="0"/>
+  <w:latentStyles w:count="260" w:defQFormat="0" w:defUnhideWhenUsed="1" w:defSemiHidden="1" w:defUIPriority="99" w:defLockedState="0">
+    <w:lsdException w:qFormat="1" w:unhideWhenUsed="0" w:uiPriority="0" w:semiHidden="0" w:name="Normal"/>
+    <w:lsdException w:qFormat="1" w:unhideWhenUsed="0" w:uiPriority="0" w:semiHidden="0" w:name="heading 1"/>
+    <w:lsdException w:qFormat="1" w:uiPriority="0" w:semiHidden="0" w:name="heading 2"/>
+    <w:lsdException w:qFormat="1" w:uiPriority="0" w:name="heading 3"/>
+    <w:lsdException w:qFormat="1" w:uiPriority="0" w:semiHidden="0" w:name="heading 4"/>
+    <w:lsdException w:qFormat="1" w:uiPriority="0" w:name="heading 5"/>
+    <w:lsdException w:qFormat="1" w:uiPriority="0" w:name="heading 6"/>
+    <w:lsdException w:qFormat="1" w:uiPriority="0" w:name="heading 7"/>
+    <w:lsdException w:qFormat="1" w:uiPriority="0" w:name="heading 8"/>
+    <w:lsdException w:qFormat="1" w:uiPriority="0" w:name="heading 9"/>
+    <w:lsdException w:unhideWhenUsed="0" w:uiPriority="0" w:semiHidden="0" w:name="index 1"/>
+    <w:lsdException w:unhideWhenUsed="0" w:uiPriority="0" w:semiHidden="0" w:name="index 2"/>
+    <w:lsdException w:unhideWhenUsed="0" w:uiPriority="0" w:semiHidden="0" w:name="index 3"/>
+    <w:lsdException w:unhideWhenUsed="0" w:uiPriority="0" w:semiHidden="0" w:name="index 4"/>
+    <w:lsdException w:unhideWhenUsed="0" w:uiPriority="0" w:semiHidden="0" w:name="index 5"/>
+    <w:lsdException w:unhideWhenUsed="0" w:uiPriority="0" w:semiHidden="0" w:name="index 6"/>
+    <w:lsdException w:unhideWhenUsed="0" w:uiPriority="0" w:semiHidden="0" w:name="index 7"/>
+    <w:lsdException w:unhideWhenUsed="0" w:uiPriority="0" w:semiHidden="0" w:name="index 8"/>
+    <w:lsdException w:unhideWhenUsed="0" w:uiPriority="0" w:semiHidden="0" w:name="index 9"/>
+    <w:lsdException w:qFormat="1" w:unhideWhenUsed="0" w:uiPriority="0" w:semiHidden="0" w:name="toc 1"/>
+    <w:lsdException w:qFormat="1" w:unhideWhenUsed="0" w:uiPriority="0" w:semiHidden="0" w:name="toc 2"/>
+    <w:lsdException w:qFormat="1" w:unhideWhenUsed="0" w:uiPriority="0" w:semiHidden="0" w:name="toc 3"/>
+    <w:lsdException w:unhideWhenUsed="0" w:uiPriority="0" w:semiHidden="0" w:name="toc 4"/>
+    <w:lsdException w:unhideWhenUsed="0" w:uiPriority="0" w:semiHidden="0" w:name="toc 5"/>
+    <w:lsdException w:unhideWhenUsed="0" w:uiPriority="0" w:semiHidden="0" w:name="toc 6"/>
+    <w:lsdException w:unhideWhenUsed="0" w:uiPriority="0" w:semiHidden="0" w:name="toc 7"/>
+    <w:lsdException w:unhideWhenUsed="0" w:uiPriority="0" w:semiHidden="0" w:name="toc 8"/>
+    <w:lsdException w:unhideWhenUsed="0" w:uiPriority="0" w:semiHidden="0" w:name="toc 9"/>
+    <w:lsdException w:unhideWhenUsed="0" w:uiPriority="0" w:semiHidden="0" w:name="Normal Indent"/>
+    <w:lsdException w:unhideWhenUsed="0" w:uiPriority="0" w:semiHidden="0" w:name="footnote text"/>
+    <w:lsdException w:qFormat="1" w:unhideWhenUsed="0" w:uiPriority="0" w:semiHidden="0" w:name="annotation text"/>
+    <w:lsdException w:qFormat="1" w:unhideWhenUsed="0" w:uiPriority="0" w:semiHidden="0" w:name="header"/>
+    <w:lsdException w:qFormat="1" w:unhideWhenUsed="0" w:uiPriority="0" w:semiHidden="0" w:name="footer"/>
+    <w:lsdException w:unhideWhenUsed="0" w:uiPriority="0" w:semiHidden="0" w:name="index heading"/>
+    <w:lsdException w:qFormat="1" w:uiPriority="0" w:name="caption"/>
+    <w:lsdException w:qFormat="1" w:unhideWhenUsed="0" w:uiPriority="0" w:semiHidden="0" w:name="table of figures"/>
+    <w:lsdException w:unhideWhenUsed="0" w:uiPriority="0" w:semiHidden="0" w:name="envelope address"/>
+    <w:lsdException w:unhideWhenUsed="0" w:uiPriority="0" w:semiHidden="0" w:name="envelope return"/>
+    <w:lsdException w:unhideWhenUsed="0" w:uiPriority="0" w:semiHidden="0" w:name="footnote reference"/>
+    <w:lsdException w:unhideWhenUsed="0" w:uiPriority="0" w:semiHidden="0" w:name="annotation reference"/>
+    <w:lsdException w:unhideWhenUsed="0" w:uiPriority="0" w:semiHidden="0" w:name="line number"/>
+    <w:lsdException w:unhideWhenUsed="0" w:uiPriority="0" w:semiHidden="0" w:name="page number"/>
+    <w:lsdException w:unhideWhenUsed="0" w:uiPriority="0" w:semiHidden="0" w:name="endnote reference"/>
+    <w:lsdException w:unhideWhenUsed="0" w:uiPriority="0" w:semiHidden="0" w:name="endnote text"/>
+    <w:lsdException w:unhideWhenUsed="0" w:uiPriority="0" w:semiHidden="0" w:name="table of authorities"/>
+    <w:lsdException w:unhideWhenUsed="0" w:uiPriority="0" w:semiHidden="0" w:name="macro"/>
+    <w:lsdException w:unhideWhenUsed="0" w:uiPriority="0" w:semiHidden="0" w:name="toa heading"/>
+    <w:lsdException w:unhideWhenUsed="0" w:uiPriority="0" w:semiHidden="0" w:name="List"/>
+    <w:lsdException w:unhideWhenUsed="0" w:uiPriority="0" w:semiHidden="0" w:name="List Bullet"/>
+    <w:lsdException w:unhideWhenUsed="0" w:uiPriority="0" w:semiHidden="0" w:name="List Number"/>
+    <w:lsdException w:unhideWhenUsed="0" w:uiPriority="0" w:semiHidden="0" w:name="List 2"/>
+    <w:lsdException w:unhideWhenUsed="0" w:uiPriority="0" w:semiHidden="0" w:name="List 3"/>
+    <w:lsdException w:unhideWhenUsed="0" w:uiPriority="0" w:semiHidden="0" w:name="List 4"/>
+    <w:lsdException w:unhideWhenUsed="0" w:uiPriority="0" w:semiHidden="0" w:name="List 5"/>
+    <w:lsdException w:unhideWhenUsed="0" w:uiPriority="0" w:semiHidden="0" w:name="List Bullet 2"/>
+    <w:lsdException w:unhideWhenUsed="0" w:uiPriority="0" w:semiHidden="0" w:name="List Bullet 3"/>
+    <w:lsdException w:unhideWhenUsed="0" w:uiPriority="0" w:semiHidden="0" w:name="List Bullet 4"/>
+    <w:lsdException w:unhideWhenUsed="0" w:uiPriority="0" w:semiHidden="0" w:name="List Bullet 5"/>
+    <w:lsdException w:unhideWhenUsed="0" w:uiPriority="0" w:semiHidden="0" w:name="List Number 2"/>
+    <w:lsdException w:unhideWhenUsed="0" w:uiPriority="0" w:semiHidden="0" w:name="List Number 3"/>
+    <w:lsdException w:unhideWhenUsed="0" w:uiPriority="0" w:semiHidden="0" w:name="List Number 4"/>
+    <w:lsdException w:unhideWhenUsed="0" w:uiPriority="0" w:semiHidden="0" w:name="List Number 5"/>
+    <w:lsdException w:qFormat="1" w:unhideWhenUsed="0" w:uiPriority="0" w:semiHidden="0" w:name="Title"/>
+    <w:lsdException w:unhideWhenUsed="0" w:uiPriority="0" w:semiHidden="0" w:name="Closing"/>
+    <w:lsdException w:unhideWhenUsed="0" w:uiPriority="0" w:semiHidden="0" w:name="Signature"/>
+    <w:lsdException w:qFormat="1" w:unhideWhenUsed="0" w:uiPriority="0" w:name="Default Paragraph Font"/>
+    <w:lsdException w:qFormat="1" w:unhideWhenUsed="0" w:uiPriority="0" w:name="Body Text"/>
+    <w:lsdException w:unhideWhenUsed="0" w:uiPriority="0" w:semiHidden="0" w:name="Body Text Indent"/>
+    <w:lsdException w:unhideWhenUsed="0" w:uiPriority="0" w:semiHidden="0" w:name="List Continue"/>
+    <w:lsdException w:unhideWhenUsed="0" w:uiPriority="0" w:semiHidden="0" w:name="List Continue 2"/>
+    <w:lsdException w:unhideWhenUsed="0" w:uiPriority="0" w:semiHidden="0" w:name="List Continue 3"/>
+    <w:lsdException w:unhideWhenUsed="0" w:uiPriority="0" w:semiHidden="0" w:name="List Continue 4"/>
+    <w:lsdException w:unhideWhenUsed="0" w:uiPriority="0" w:semiHidden="0" w:name="List Continue 5"/>
+    <w:lsdException w:unhideWhenUsed="0" w:uiPriority="0" w:semiHidden="0" w:name="Message Header"/>
+    <w:lsdException w:qFormat="1" w:unhideWhenUsed="0" w:uiPriority="0" w:semiHidden="0" w:name="Subtitle"/>
+    <w:lsdException w:unhideWhenUsed="0" w:uiPriority="0" w:semiHidden="0" w:name="Salutation"/>
+    <w:lsdException w:unhideWhenUsed="0" w:uiPriority="0" w:semiHidden="0" w:name="Date"/>
+    <w:lsdException w:unhideWhenUsed="0" w:uiPriority="0" w:semiHidden="0" w:name="Body Text First Indent"/>
+    <w:lsdException w:unhideWhenUsed="0" w:uiPriority="0" w:semiHidden="0" w:name="Body Text First Indent 2"/>
+    <w:lsdException w:uiPriority="99" w:name="Note Heading"/>
+    <w:lsdException w:unhideWhenUsed="0" w:uiPriority="0" w:semiHidden="0" w:name="Body Text 2"/>
+    <w:lsdException w:unhideWhenUsed="0" w:uiPriority="0" w:semiHidden="0" w:name="Body Text 3"/>
+    <w:lsdException w:unhideWhenUsed="0" w:uiPriority="0" w:semiHidden="0" w:name="Body Text Indent 2"/>
+    <w:lsdException w:unhideWhenUsed="0" w:uiPriority="0" w:semiHidden="0" w:name="Body Text Indent 3"/>
+    <w:lsdException w:unhideWhenUsed="0" w:uiPriority="0" w:semiHidden="0" w:name="Block Text"/>
+    <w:lsdException w:unhideWhenUsed="0" w:uiPriority="0" w:semiHidden="0" w:name="Hyperlink"/>
+    <w:lsdException w:unhideWhenUsed="0" w:uiPriority="0" w:semiHidden="0" w:name="FollowedHyperlink"/>
+    <w:lsdException w:qFormat="1" w:unhideWhenUsed="0" w:uiPriority="0" w:semiHidden="0" w:name="Strong"/>
+    <w:lsdException w:qFormat="1" w:unhideWhenUsed="0" w:uiPriority="0" w:semiHidden="0" w:name="Emphasis"/>
+    <w:lsdException w:unhideWhenUsed="0" w:uiPriority="0" w:semiHidden="0" w:name="Document Map"/>
+    <w:lsdException w:unhideWhenUsed="0" w:uiPriority="0" w:semiHidden="0" w:name="Plain Text"/>
+    <w:lsdException w:unhideWhenUsed="0" w:uiPriority="0" w:semiHidden="0" w:name="E-mail Signature"/>
+    <w:lsdException w:qFormat="1" w:unhideWhenUsed="0" w:uiPriority="0" w:semiHidden="0" w:name="Normal (Web)"/>
+    <w:lsdException w:unhideWhenUsed="0" w:uiPriority="0" w:semiHidden="0" w:name="HTML Acronym"/>
+    <w:lsdException w:unhideWhenUsed="0" w:uiPriority="0" w:semiHidden="0" w:name="HTML Address"/>
+    <w:lsdException w:unhideWhenUsed="0" w:uiPriority="0" w:semiHidden="0" w:name="HTML Cite"/>
+    <w:lsdException w:unhideWhenUsed="0" w:uiPriority="0" w:semiHidden="0" w:name="HTML Code"/>
+    <w:lsdException w:unhideWhenUsed="0" w:uiPriority="0" w:semiHidden="0" w:name="HTML Definition"/>
+    <w:lsdException w:unhideWhenUsed="0" w:uiPriority="0" w:semiHidden="0" w:name="HTML Keyboard"/>
+    <w:lsdException w:qFormat="1" w:unhideWhenUsed="0" w:uiPriority="0" w:semiHidden="0" w:name="HTML Preformatted"/>
+    <w:lsdException w:unhideWhenUsed="0" w:uiPriority="0" w:semiHidden="0" w:name="HTML Sample"/>
+    <w:lsdException w:unhideWhenUsed="0" w:uiPriority="0" w:semiHidden="0" w:name="HTML Typewriter"/>
+    <w:lsdException w:unhideWhenUsed="0" w:uiPriority="0" w:semiHidden="0" w:name="HTML Variable"/>
+    <w:lsdException w:qFormat="1" w:unhideWhenUsed="0" w:uiPriority="0" w:name="Normal Table"/>
+    <w:lsdException w:unhideWhenUsed="0" w:uiPriority="0" w:semiHidden="0" w:name="annotation subject"/>
+    <w:lsdException w:unhideWhenUsed="0" w:uiPriority="0" w:semiHidden="0" w:name="Table Simple 1"/>
+    <w:lsdException w:unhideWhenUsed="0" w:uiPriority="0" w:semiHidden="0" w:name="Table Simple 2"/>
+    <w:lsdException w:unhideWhenUsed="0" w:uiPriority="0" w:semiHidden="0" w:name="Table Simple 3"/>
+    <w:lsdException w:unhideWhenUsed="0" w:uiPriority="0" w:semiHidden="0" w:name="Table Classic 1"/>
+    <w:lsdException w:unhideWhenUsed="0" w:uiPriority="0" w:semiHidden="0" w:name="Table Classic 2"/>
+    <w:lsdException w:unhideWhenUsed="0" w:uiPriority="0" w:semiHidden="0" w:name="Table Classic 3"/>
+    <w:lsdException w:unhideWhenUsed="0" w:uiPriority="0" w:semiHidden="0" w:name="Table Classic 4"/>
+    <w:lsdException w:unhideWhenUsed="0" w:uiPriority="0" w:semiHidden="0" w:name="Table Colorful 1"/>
+    <w:lsdException w:unhideWhenUsed="0" w:uiPriority="0" w:semiHidden="0" w:name="Table Colorful 2"/>
+    <w:lsdException w:unhideWhenUsed="0" w:uiPriority="0" w:semiHidden="0" w:name="Table Colorful 3"/>
+    <w:lsdException w:unhideWhenUsed="0" w:uiPriority="0" w:semiHidden="0" w:name="Table Columns 1"/>
+    <w:lsdException w:unhideWhenUsed="0" w:uiPriority="0" w:semiHidden="0" w:name="Table Columns 2"/>
+    <w:lsdException w:unhideWhenUsed="0" w:uiPriority="0" w:semiHidden="0" w:name="Table Columns 3"/>
+    <w:lsdException w:unhideWhenUsed="0" w:uiPriority="0" w:semiHidden="0" w:name="Table Columns 4"/>
+    <w:lsdException w:unhideWhenUsed="0" w:uiPriority="0" w:semiHidden="0" w:name="Table Columns 5"/>
+    <w:lsdException w:unhideWhenUsed="0" w:uiPriority="0" w:semiHidden="0" w:name="Table Grid 1"/>
+    <w:lsdException w:unhideWhenUsed="0" w:uiPriority="0" w:semiHidden="0" w:name="Table Grid 2"/>
+    <w:lsdException w:unhideWhenUsed="0" w:uiPriority="0" w:semiHidden="0" w:name="Table Grid 3"/>
+    <w:lsdException w:unhideWhenUsed="0" w:uiPriority="0" w:semiHidden="0" w:name="Table Grid 4"/>
+    <w:lsdException w:unhideWhenUsed="0" w:uiPriority="0" w:semiHidden="0" w:name="Table Grid 5"/>
+    <w:lsdException w:unhideWhenUsed="0" w:uiPriority="0" w:semiHidden="0" w:name="Table Grid 6"/>
+    <w:lsdException w:unhideWhenUsed="0" w:uiPriority="0" w:semiHidden="0" w:name="Table Grid 7"/>
+    <w:lsdException w:unhideWhenUsed="0" w:uiPriority="0" w:semiHidden="0" w:name="Table Grid 8"/>
+    <w:lsdException w:unhideWhenUsed="0" w:uiPriority="0" w:semiHidden="0" w:name="Table List 1"/>
+    <w:lsdException w:unhideWhenUsed="0" w:uiPriority="0" w:semiHidden="0" w:name="Table List 2"/>
+    <w:lsdException w:unhideWhenUsed="0" w:uiPriority="0" w:semiHidden="0" w:name="Table List 3"/>
+    <w:lsdException w:unhideWhenUsed="0" w:uiPriority="0" w:semiHidden="0" w:name="Table List 4"/>
+    <w:lsdException w:unhideWhenUsed="0" w:uiPriority="0" w:semiHidden="0" w:name="Table List 5"/>
+    <w:lsdException w:unhideWhenUsed="0" w:uiPriority="0" w:semiHidden="0" w:name="Table List 6"/>
+    <w:lsdException w:unhideWhenUsed="0" w:uiPriority="0" w:semiHidden="0" w:name="Table List 7"/>
+    <w:lsdException w:unhideWhenUsed="0" w:uiPriority="0" w:semiHidden="0" w:name="Table List 8"/>
+    <w:lsdException w:unhideWhenUsed="0" w:uiPriority="0" w:semiHidden="0" w:name="Table 3D effects 1"/>
+    <w:lsdException w:unhideWhenUsed="0" w:uiPriority="0" w:semiHidden="0" w:name="Table 3D effects 2"/>
+    <w:lsdException w:unhideWhenUsed="0" w:uiPriority="0" w:semiHidden="0" w:name="Table 3D effects 3"/>
+    <w:lsdException w:unhideWhenUsed="0" w:uiPriority="0" w:semiHidden="0" w:name="Table Contemporary"/>
+    <w:lsdException w:unhideWhenUsed="0" w:uiPriority="0" w:semiHidden="0" w:name="Table Elegant"/>
+    <w:lsdException w:unhideWhenUsed="0" w:uiPriority="0" w:semiHidden="0" w:name="Table Professional"/>
+    <w:lsdException w:unhideWhenUsed="0" w:uiPriority="0" w:semiHidden="0" w:name="Table Subtle 1"/>
+    <w:lsdException w:unhideWhenUsed="0" w:uiPriority="0" w:semiHidden="0" w:name="Table Subtle 2"/>
+    <w:lsdException w:unhideWhenUsed="0" w:uiPriority="0" w:semiHidden="0" w:name="Table Web 1"/>
+    <w:lsdException w:unhideWhenUsed="0" w:uiPriority="0" w:semiHidden="0" w:name="Table Web 2"/>
+    <w:lsdException w:unhideWhenUsed="0" w:uiPriority="0" w:semiHidden="0" w:name="Table Web 3"/>
+    <w:lsdException w:unhideWhenUsed="0" w:uiPriority="0" w:semiHidden="0" w:name="Balloon Text"/>
+    <w:lsdException w:qFormat="1" w:unhideWhenUsed="0" w:uiPriority="0" w:semiHidden="0" w:name="Table Grid"/>
+    <w:lsdException w:unhideWhenUsed="0" w:uiPriority="0" w:semiHidden="0" w:name="Table Theme"/>
+    <w:lsdException w:unhideWhenUsed="0" w:uiPriority="60" w:semiHidden="0" w:name="Light Shading"/>
+    <w:lsdException w:unhideWhenUsed="0" w:uiPriority="61" w:semiHidden="0" w:name="Light List"/>
+    <w:lsdException w:unhideWhenUsed="0" w:uiPriority="62" w:semiHidden="0" w:name="Light Grid"/>
+    <w:lsdException w:unhideWhenUsed="0" w:uiPriority="63" w:semiHidden="0" w:name="Medium Shading 1"/>
+    <w:lsdException w:unhideWhenUsed="0" w:uiPriority="64" w:semiHidden="0" w:name="Medium Shading 2"/>
+    <w:lsdException w:unhideWhenUsed="0" w:uiPriority="65" w:semiHidden="0" w:name="Medium List 1"/>
+    <w:lsdException w:unhideWhenUsed="0" w:uiPriority="66" w:semiHidden="0" w:name="Medium List 2"/>
+    <w:lsdException w:unhideWhenUsed="0" w:uiPriority="67" w:semiHidden="0" w:name="Medium Grid 1"/>
+    <w:lsdException w:unhideWhenUsed="0" w:uiPriority="68" w:semiHidden="0" w:name="Medium Grid 2"/>
+    <w:lsdException w:unhideWhenUsed="0" w:uiPriority="69" w:semiHidden="0" w:name="Medium Grid 3"/>
+    <w:lsdException w:unhideWhenUsed="0" w:uiPriority="70" w:semiHidden="0" w:name="Dark List"/>
+    <w:lsdException w:unhideWhenUsed="0" w:uiPriority="71" w:semiHidden="0" w:name="Colorful Shading"/>
+    <w:lsdException w:unhideWhenUsed="0" w:uiPriority="72" w:semiHidden="0" w:name="Colorful List"/>
+    <w:lsdException w:unhideWhenUsed="0" w:uiPriority="73" w:semiHidden="0" w:name="Colorful Grid"/>
+    <w:lsdException w:unhideWhenUsed="0" w:uiPriority="60" w:semiHidden="0" w:name="Light Shading Accent 1"/>
+    <w:lsdException w:unhideWhenUsed="0" w:uiPriority="61" w:semiHidden="0" w:name="Light List Accent 1"/>
+    <w:lsdException w:unhideWhenUsed="0" w:uiPriority="62" w:semiHidden="0" w:name="Light Grid Accent 1"/>
+    <w:lsdException w:unhideWhenUsed="0" w:uiPriority="63" w:semiHidden="0" w:name="Medium Shading 1 Accent 1"/>
+    <w:lsdException w:unhideWhenUsed="0" w:uiPriority="64" w:semiHidden="0" w:name="Medium Shading 2 Accent 1"/>
+    <w:lsdException w:unhideWhenUsed="0" w:uiPriority="65" w:semiHidden="0" w:name="Medium List 1 Accent 1"/>
+    <w:lsdException w:unhideWhenUsed="0" w:uiPriority="66" w:semiHidden="0" w:name="Medium List 2 Accent 1"/>
+    <w:lsdException w:unhideWhenUsed="0" w:uiPriority="67" w:semiHidden="0" w:name="Medium Grid 1 Accent 1"/>
+    <w:lsdException w:unhideWhenUsed="0" w:uiPriority="68" w:semiHidden="0" w:name="Medium Grid 2 Accent 1"/>
+    <w:lsdException w:unhideWhenUsed="0" w:uiPriority="69" w:semiHidden="0" w:name="Medium Grid 3 Accent 1"/>
+    <w:lsdException w:unhideWhenUsed="0" w:uiPriority="70" w:semiHidden="0" w:name="Dark List Accent 1"/>
+    <w:lsdException w:unhideWhenUsed="0" w:uiPriority="71" w:semiHidden="0" w:name="Colorful Shading Accent 1"/>
+    <w:lsdException w:unhideWhenUsed="0" w:uiPriority="72" w:semiHidden="0" w:name="Colorful List Accent 1"/>
+    <w:lsdException w:unhideWhenUsed="0" w:uiPriority="73" w:semiHidden="0" w:name="Colorful Grid Accent 1"/>
+    <w:lsdException w:unhideWhenUsed="0" w:uiPriority="60" w:semiHidden="0" w:name="Light Shading Accent 2"/>
+    <w:lsdException w:unhideWhenUsed="0" w:uiPriority="61" w:semiHidden="0" w:name="Light List Accent 2"/>
+    <w:lsdException w:unhideWhenUsed="0" w:uiPriority="62" w:semiHidden="0" w:name="Light Grid Accent 2"/>
+    <w:lsdException w:unhideWhenUsed="0" w:uiPriority="63" w:semiHidden="0" w:name="Medium Shading 1 Accent 2"/>
+    <w:lsdException w:unhideWhenUsed="0" w:uiPriority="64" w:semiHidden="0" w:name="Medium Shading 2 Accent 2"/>
+    <w:lsdException w:unhideWhenUsed="0" w:uiPriority="65" w:semiHidden="0" w:name="Medium List 1 Accent 2"/>
+    <w:lsdException w:unhideWhenUsed="0" w:uiPriority="66" w:semiHidden="0" w:name="Medium List 2 Accent 2"/>
+    <w:lsdException w:unhideWhenUsed="0" w:uiPriority="67" w:semiHidden="0" w:name="Medium Grid 1 Accent 2"/>
+    <w:lsdException w:unhideWhenUsed="0" w:uiPriority="68" w:semiHidden="0" w:name="Medium Grid 2 Accent 2"/>
+    <w:lsdException w:unhideWhenUsed="0" w:uiPriority="69" w:semiHidden="0" w:name="Medium Grid 3 Accent 2"/>
+    <w:lsdException w:unhideWhenUsed="0" w:uiPriority="70" w:semiHidden="0" w:name="Dark List Accent 2"/>
+    <w:lsdException w:unhideWhenUsed="0" w:uiPriority="71" w:semiHidden="0" w:name="Colorful Shading Accent 2"/>
+    <w:lsdException w:unhideWhenUsed="0" w:uiPriority="72" w:semiHidden="0" w:name="Colorful List Accent 2"/>
+    <w:lsdException w:unhideWhenUsed="0" w:uiPriority="73" w:semiHidden="0" w:name="Colorful Grid Accent 2"/>
+    <w:lsdException w:unhideWhenUsed="0" w:uiPriority="60" w:semiHidden="0" w:name="Light Shading Accent 3"/>
+    <w:lsdException w:unhideWhenUsed="0" w:uiPriority="61" w:semiHidden="0" w:name="Light List Accent 3"/>
+    <w:lsdException w:unhideWhenUsed="0" w:uiPriority="62" w:semiHidden="0" w:name="Light Grid Accent 3"/>
+    <w:lsdException w:unhideWhenUsed="0" w:uiPriority="63" w:semiHidden="0" w:name="Medium Shading 1 Accent 3"/>
+    <w:lsdException w:unhideWhenUsed="0" w:uiPriority="64" w:semiHidden="0" w:name="Medium Shading 2 Accent 3"/>
+    <w:lsdException w:unhideWhenUsed="0" w:uiPriority="65" w:semiHidden="0" w:name="Medium List 1 Accent 3"/>
+    <w:lsdException w:unhideWhenUsed="0" w:uiPriority="66" w:semiHidden="0" w:name="Medium List 2 Accent 3"/>
+    <w:lsdException w:unhideWhenUsed="0" w:uiPriority="67" w:semiHidden="0" w:name="Medium Grid 1 Accent 3"/>
+    <w:lsdException w:unhideWhenUsed="0" w:uiPriority="68" w:semiHidden="0" w:name="Medium Grid 2 Accent 3"/>
+    <w:lsdException w:unhideWhenUsed="0" w:uiPriority="69" w:semiHidden="0" w:name="Medium Grid 3 Accent 3"/>
+    <w:lsdException w:unhideWhenUsed="0" w:uiPriority="70" w:semiHidden="0" w:name="Dark List Accent 3"/>
+    <w:lsdException w:unhideWhenUsed="0" w:uiPriority="71" w:semiHidden="0" w:name="Colorful Shading Accent 3"/>
+    <w:lsdException w:unhideWhenUsed="0" w:uiPriority="72" w:semiHidden="0" w:name="Colorful List Accent 3"/>
+    <w:lsdException w:unhideWhenUsed="0" w:uiPriority="73" w:semiHidden="0" w:name="Colorful Grid Accent 3"/>
+    <w:lsdException w:unhideWhenUsed="0" w:uiPriority="60" w:semiHidden="0" w:name="Light Shading Accent 4"/>
+    <w:lsdException w:unhideWhenUsed="0" w:uiPriority="61" w:semiHidden="0" w:name="Light List Accent 4"/>
+    <w:lsdException w:unhideWhenUsed="0" w:uiPriority="62" w:semiHidden="0" w:name="Light Grid Accent 4"/>
+    <w:lsdException w:unhideWhenUsed="0" w:uiPriority="63" w:semiHidden="0" w:name="Medium Shading 1 Accent 4"/>
+    <w:lsdException w:unhideWhenUsed="0" w:uiPriority="64" w:semiHidden="0" w:name="Medium Shading 2 Accent 4"/>
+    <w:lsdException w:unhideWhenUsed="0" w:uiPriority="65" w:semiHidden="0" w:name="Medium List 1 Accent 4"/>
+    <w:lsdException w:unhideWhenUsed="0" w:uiPriority="66" w:semiHidden="0" w:name="Medium List 2 Accent 4"/>
+    <w:lsdException w:unhideWhenUsed="0" w:uiPriority="67" w:semiHidden="0" w:name="Medium Grid 1 Accent 4"/>
+    <w:lsdException w:unhideWhenUsed="0" w:uiPriority="68" w:semiHidden="0" w:name="Medium Grid 2 Accent 4"/>
+    <w:lsdException w:unhideWhenUsed="0" w:uiPriority="69" w:semiHidden="0" w:name="Medium Grid 3 Accent 4"/>
+    <w:lsdException w:unhideWhenUsed="0" w:uiPriority="70" w:semiHidden="0" w:name="Dark List Accent 4"/>
+    <w:lsdException w:unhideWhenUsed="0" w:uiPriority="71" w:semiHidden="0" w:name="Colorful Shading Accent 4"/>
+    <w:lsdException w:unhideWhenUsed="0" w:uiPriority="72" w:semiHidden="0" w:name="Colorful List Accent 4"/>
+    <w:lsdException w:unhideWhenUsed="0" w:uiPriority="73" w:semiHidden="0" w:name="Colorful Grid Accent 4"/>
+    <w:lsdException w:unhideWhenUsed="0" w:uiPriority="60" w:semiHidden="0" w:name="Light Shading Accent 5"/>
+    <w:lsdException w:unhideWhenUsed="0" w:uiPriority="61" w:semiHidden="0" w:name="Light List Accent 5"/>
+    <w:lsdException w:unhideWhenUsed="0" w:uiPriority="62" w:semiHidden="0" w:name="Light Grid Accent 5"/>
+    <w:lsdException w:unhideWhenUsed="0" w:uiPriority="63" w:semiHidden="0" w:name="Medium Shading 1 Accent 5"/>
+    <w:lsdException w:unhideWhenUsed="0" w:uiPriority="64" w:semiHidden="0" w:name="Medium Shading 2 Accent 5"/>
+    <w:lsdException w:unhideWhenUsed="0" w:uiPriority="65" w:semiHidden="0" w:name="Medium List 1 Accent 5"/>
+    <w:lsdException w:unhideWhenUsed="0" w:uiPriority="66" w:semiHidden="0" w:name="Medium List 2 Accent 5"/>
+    <w:lsdException w:unhideWhenUsed="0" w:uiPriority="67" w:semiHidden="0" w:name="Medium Grid 1 Accent 5"/>
+    <w:lsdException w:unhideWhenUsed="0" w:uiPriority="68" w:semiHidden="0" w:name="Medium Grid 2 Accent 5"/>
+    <w:lsdException w:unhideWhenUsed="0" w:uiPriority="69" w:semiHidden="0" w:name="Medium Grid 3 Accent 5"/>
+    <w:lsdException w:unhideWhenUsed="0" w:uiPriority="70" w:semiHidden="0" w:name="Dark List Accent 5"/>
+    <w:lsdException w:unhideWhenUsed="0" w:uiPriority="71" w:semiHidden="0" w:name="Colorful Shading Accent 5"/>
+    <w:lsdException w:unhideWhenUsed="0" w:uiPriority="72" w:semiHidden="0" w:name="Colorful List Accent 5"/>
+    <w:lsdException w:unhideWhenUsed="0" w:uiPriority="73" w:semiHidden="0" w:name="Colorful Grid Accent 5"/>
+    <w:lsdException w:unhideWhenUsed="0" w:uiPriority="60" w:semiHidden="0" w:name="Light Shading Accent 6"/>
+    <w:lsdException w:unhideWhenUsed="0" w:uiPriority="61" w:semiHidden="0" w:name="Light List Accent 6"/>
+    <w:lsdException w:unhideWhenUsed="0" w:uiPriority="62" w:semiHidden="0" w:name="Light Grid Accent 6"/>
+    <w:lsdException w:unhideWhenUsed="0" w:uiPriority="63" w:semiHidden="0" w:name="Medium Shading 1 Accent 6"/>
+    <w:lsdException w:unhideWhenUsed="0" w:uiPriority="64" w:semiHidden="0" w:name="Medium Shading 2 Accent 6"/>
+    <w:lsdException w:unhideWhenUsed="0" w:uiPriority="65" w:semiHidden="0" w:name="Medium List 1 Accent 6"/>
+    <w:lsdException w:unhideWhenUsed="0" w:uiPriority="66" w:semiHidden="0" w:name="Medium List 2 Accent 6"/>
+    <w:lsdException w:unhideWhenUsed="0" w:uiPriority="67" w:semiHidden="0" w:name="Medium Grid 1 Accent 6"/>
+    <w:lsdException w:unhideWhenUsed="0" w:uiPriority="68" w:semiHidden="0" w:name="Medium Grid 2 Accent 6"/>
+    <w:lsdException w:unhideWhenUsed="0" w:uiPriority="69" w:semiHidden="0" w:name="Medium Grid 3 Accent 6"/>
+    <w:lsdException w:unhideWhenUsed="0" w:uiPriority="70" w:semiHidden="0" w:name="Dark List Accent 6"/>
+    <w:lsdException w:unhideWhenUsed="0" w:uiPriority="71" w:semiHidden="0" w:name="Colorful Shading Accent 6"/>
+    <w:lsdException w:unhideWhenUsed="0" w:uiPriority="72" w:semiHidden="0" w:name="Colorful List Accent 6"/>
+    <w:lsdException w:unhideWhenUsed="0" w:uiPriority="73" w:semiHidden="0" w:name="Colorful Grid Accent 6"/>
   </w:latentStyles>
-  <w:style w:type="paragraph" w:default="1" w:styleId="Normal">
+  <w:style w:type="paragraph" w:default="1" w:styleId="1">
     <w:name w:val="Normal"/>
     <w:qFormat/>
+    <w:uiPriority w:val="0"/>
     <w:pPr>
       <w:kinsoku w:val="0"/>
       <w:autoSpaceDE w:val="0"/>
@@ -11648,7 +11793,7 @@
       <w:textAlignment w:val="baseline"/>
     </w:pPr>
     <w:rPr>
-      <w:rFonts w:ascii="Arial" w:eastAsia="宋体" w:hAnsi="Arial" w:cs="Arial"/>
+      <w:rFonts w:ascii="Arial" w:hAnsi="Arial" w:eastAsia="宋体" w:cs="Arial"/>
       <w:snapToGrid w:val="0"/>
       <w:color w:val="000000"/>
       <w:kern w:val="0"/>
@@ -11657,11 +11802,12 @@
       <w:lang w:val="en-US" w:eastAsia="en-US" w:bidi="ar-SA"/>
     </w:rPr>
   </w:style>
-  <w:style w:type="paragraph" w:styleId="Heading1">
+  <w:style w:type="paragraph" w:styleId="2">
     <w:name w:val="heading 1"/>
-    <w:basedOn w:val="Normal"/>
-    <w:next w:val="Normal"/>
+    <w:basedOn w:val="1"/>
+    <w:next w:val="1"/>
     <w:qFormat/>
+    <w:uiPriority w:val="0"/>
     <w:pPr>
       <w:keepNext/>
       <w:keepLines/>
@@ -11679,12 +11825,13 @@
       <w:sz w:val="44"/>
     </w:rPr>
   </w:style>
-  <w:style w:type="paragraph" w:styleId="Heading2">
+  <w:style w:type="paragraph" w:styleId="3">
     <w:name w:val="heading 2"/>
-    <w:basedOn w:val="Normal"/>
-    <w:next w:val="Normal"/>
+    <w:basedOn w:val="1"/>
+    <w:next w:val="1"/>
     <w:unhideWhenUsed/>
     <w:qFormat/>
+    <w:uiPriority w:val="0"/>
     <w:pPr>
       <w:keepNext/>
       <w:keepLines/>
@@ -11697,18 +11844,19 @@
       <w:outlineLvl w:val="1"/>
     </w:pPr>
     <w:rPr>
-      <w:rFonts w:ascii="Arial" w:eastAsia="黑体" w:hAnsi="Arial"/>
+      <w:rFonts w:ascii="Arial" w:hAnsi="Arial" w:eastAsia="黑体"/>
       <w:b/>
       <w:sz w:val="32"/>
     </w:rPr>
   </w:style>
-  <w:style w:type="paragraph" w:styleId="Heading3">
+  <w:style w:type="paragraph" w:styleId="4">
     <w:name w:val="heading 3"/>
-    <w:basedOn w:val="Normal"/>
-    <w:next w:val="Normal"/>
+    <w:basedOn w:val="1"/>
+    <w:next w:val="1"/>
     <w:semiHidden/>
     <w:unhideWhenUsed/>
     <w:qFormat/>
+    <w:uiPriority w:val="0"/>
     <w:pPr>
       <w:keepNext/>
       <w:keepLines/>
@@ -11725,12 +11873,13 @@
       <w:sz w:val="32"/>
     </w:rPr>
   </w:style>
-  <w:style w:type="paragraph" w:styleId="Heading4">
+  <w:style w:type="paragraph" w:styleId="5">
     <w:name w:val="heading 4"/>
-    <w:basedOn w:val="Normal"/>
-    <w:next w:val="Normal"/>
+    <w:basedOn w:val="1"/>
+    <w:next w:val="1"/>
     <w:unhideWhenUsed/>
     <w:qFormat/>
+    <w:uiPriority w:val="0"/>
     <w:pPr>
       <w:keepNext/>
       <w:keepLines/>
@@ -11743,18 +11892,19 @@
       <w:outlineLvl w:val="3"/>
     </w:pPr>
     <w:rPr>
-      <w:rFonts w:ascii="Arial" w:eastAsia="黑体" w:hAnsi="Arial"/>
+      <w:rFonts w:ascii="Arial" w:hAnsi="Arial" w:eastAsia="黑体"/>
       <w:b/>
       <w:sz w:val="28"/>
     </w:rPr>
   </w:style>
-  <w:style w:type="paragraph" w:styleId="Heading5">
+  <w:style w:type="paragraph" w:styleId="6">
     <w:name w:val="heading 5"/>
-    <w:basedOn w:val="Normal"/>
-    <w:next w:val="Normal"/>
+    <w:basedOn w:val="1"/>
+    <w:next w:val="1"/>
     <w:semiHidden/>
     <w:unhideWhenUsed/>
     <w:qFormat/>
+    <w:uiPriority w:val="0"/>
     <w:pPr>
       <w:keepNext/>
       <w:keepLines/>
@@ -11771,13 +11921,14 @@
       <w:sz w:val="28"/>
     </w:rPr>
   </w:style>
-  <w:style w:type="paragraph" w:styleId="Heading6">
+  <w:style w:type="paragraph" w:styleId="7">
     <w:name w:val="heading 6"/>
-    <w:basedOn w:val="Normal"/>
-    <w:next w:val="Normal"/>
+    <w:basedOn w:val="1"/>
+    <w:next w:val="1"/>
     <w:semiHidden/>
     <w:unhideWhenUsed/>
     <w:qFormat/>
+    <w:uiPriority w:val="0"/>
     <w:pPr>
       <w:keepNext/>
       <w:keepLines/>
@@ -11790,18 +11941,19 @@
       <w:outlineLvl w:val="5"/>
     </w:pPr>
     <w:rPr>
-      <w:rFonts w:ascii="Arial" w:eastAsia="黑体" w:hAnsi="Arial"/>
+      <w:rFonts w:ascii="Arial" w:hAnsi="Arial" w:eastAsia="黑体"/>
       <w:b/>
       <w:sz w:val="24"/>
     </w:rPr>
   </w:style>
-  <w:style w:type="paragraph" w:styleId="Heading7">
+  <w:style w:type="paragraph" w:styleId="8">
     <w:name w:val="heading 7"/>
-    <w:basedOn w:val="Normal"/>
-    <w:next w:val="Normal"/>
+    <w:basedOn w:val="1"/>
+    <w:next w:val="1"/>
     <w:semiHidden/>
     <w:unhideWhenUsed/>
     <w:qFormat/>
+    <w:uiPriority w:val="0"/>
     <w:pPr>
       <w:keepNext/>
       <w:keepLines/>
@@ -11818,13 +11970,14 @@
       <w:sz w:val="24"/>
     </w:rPr>
   </w:style>
-  <w:style w:type="paragraph" w:styleId="Heading8">
+  <w:style w:type="paragraph" w:styleId="9">
     <w:name w:val="heading 8"/>
-    <w:basedOn w:val="Normal"/>
-    <w:next w:val="Normal"/>
+    <w:basedOn w:val="1"/>
+    <w:next w:val="1"/>
     <w:semiHidden/>
     <w:unhideWhenUsed/>
     <w:qFormat/>
+    <w:uiPriority w:val="0"/>
     <w:pPr>
       <w:keepNext/>
       <w:keepLines/>
@@ -11837,17 +11990,18 @@
       <w:outlineLvl w:val="7"/>
     </w:pPr>
     <w:rPr>
-      <w:rFonts w:ascii="Arial" w:eastAsia="黑体" w:hAnsi="Arial"/>
+      <w:rFonts w:ascii="Arial" w:hAnsi="Arial" w:eastAsia="黑体"/>
       <w:sz w:val="24"/>
     </w:rPr>
   </w:style>
-  <w:style w:type="paragraph" w:styleId="Heading9">
+  <w:style w:type="paragraph" w:styleId="10">
     <w:name w:val="heading 9"/>
-    <w:basedOn w:val="Normal"/>
-    <w:next w:val="Normal"/>
+    <w:basedOn w:val="1"/>
+    <w:next w:val="1"/>
     <w:semiHidden/>
     <w:unhideWhenUsed/>
     <w:qFormat/>
+    <w:uiPriority w:val="0"/>
     <w:pPr>
       <w:keepNext/>
       <w:keepLines/>
@@ -11860,19 +12014,21 @@
       <w:outlineLvl w:val="8"/>
     </w:pPr>
     <w:rPr>
-      <w:rFonts w:ascii="Arial" w:eastAsia="黑体" w:hAnsi="Arial"/>
+      <w:rFonts w:ascii="Arial" w:hAnsi="Arial" w:eastAsia="黑体"/>
       <w:sz w:val="21"/>
     </w:rPr>
   </w:style>
-  <w:style w:type="character" w:default="1" w:styleId="DefaultParagraphFont">
+  <w:style w:type="character" w:default="1" w:styleId="24">
     <w:name w:val="Default Paragraph Font"/>
     <w:semiHidden/>
     <w:qFormat/>
+    <w:uiPriority w:val="0"/>
   </w:style>
-  <w:style w:type="table" w:default="1" w:styleId="TableNormal">
+  <w:style w:type="table" w:default="1" w:styleId="22">
     <w:name w:val="Normal Table"/>
     <w:semiHidden/>
     <w:qFormat/>
+    <w:uiPriority w:val="0"/>
     <w:tblPr>
       <w:tblCellMar>
         <w:top w:w="0" w:type="dxa"/>
@@ -11882,39 +12038,43 @@
       </w:tblCellMar>
     </w:tblPr>
   </w:style>
-  <w:style w:type="paragraph" w:styleId="CommentText">
+  <w:style w:type="paragraph" w:styleId="11">
     <w:name w:val="annotation text"/>
-    <w:basedOn w:val="Normal"/>
+    <w:basedOn w:val="1"/>
     <w:qFormat/>
+    <w:uiPriority w:val="0"/>
     <w:pPr>
       <w:jc w:val="left"/>
     </w:pPr>
   </w:style>
-  <w:style w:type="paragraph" w:styleId="BodyText">
+  <w:style w:type="paragraph" w:styleId="12">
     <w:name w:val="Body Text"/>
-    <w:basedOn w:val="Normal"/>
+    <w:basedOn w:val="1"/>
     <w:semiHidden/>
     <w:qFormat/>
+    <w:uiPriority w:val="0"/>
     <w:rPr>
-      <w:rFonts w:ascii="Arial" w:eastAsia="Arial" w:hAnsi="Arial" w:cs="Arial"/>
+      <w:rFonts w:ascii="Arial" w:hAnsi="Arial" w:eastAsia="Arial" w:cs="Arial"/>
       <w:sz w:val="21"/>
       <w:szCs w:val="21"/>
       <w:lang w:val="en-US" w:eastAsia="en-US" w:bidi="ar-SA"/>
     </w:rPr>
   </w:style>
-  <w:style w:type="paragraph" w:styleId="TOC3">
+  <w:style w:type="paragraph" w:styleId="13">
     <w:name w:val="toc 3"/>
-    <w:basedOn w:val="Normal"/>
-    <w:next w:val="Normal"/>
+    <w:basedOn w:val="1"/>
+    <w:next w:val="1"/>
     <w:qFormat/>
+    <w:uiPriority w:val="0"/>
     <w:pPr>
       <w:ind w:left="840" w:leftChars="400"/>
     </w:pPr>
   </w:style>
-  <w:style w:type="paragraph" w:styleId="Footer">
+  <w:style w:type="paragraph" w:styleId="14">
     <w:name w:val="footer"/>
-    <w:basedOn w:val="Normal"/>
+    <w:basedOn w:val="1"/>
     <w:qFormat/>
+    <w:uiPriority w:val="0"/>
     <w:pPr>
       <w:tabs>
         <w:tab w:val="center" w:pos="4153"/>
@@ -11927,16 +12087,17 @@
       <w:sz w:val="18"/>
     </w:rPr>
   </w:style>
-  <w:style w:type="paragraph" w:styleId="Header">
+  <w:style w:type="paragraph" w:styleId="15">
     <w:name w:val="header"/>
-    <w:basedOn w:val="Normal"/>
+    <w:basedOn w:val="1"/>
     <w:qFormat/>
+    <w:uiPriority w:val="0"/>
     <w:pPr>
       <w:pBdr>
-        <w:top w:val="nil"/>
-        <w:left w:val="nil"/>
-        <w:bottom w:val="nil"/>
-        <w:right w:val="nil"/>
+        <w:top w:val="none" w:color="auto" w:sz="0" w:space="0"/>
+        <w:left w:val="none" w:color="auto" w:sz="0" w:space="0"/>
+        <w:bottom w:val="none" w:color="auto" w:sz="0" w:space="0"/>
+        <w:right w:val="none" w:color="auto" w:sz="0" w:space="0"/>
       </w:pBdr>
       <w:tabs>
         <w:tab w:val="center" w:pos="4153"/>
@@ -11951,37 +12112,41 @@
       <w:sz w:val="18"/>
     </w:rPr>
   </w:style>
-  <w:style w:type="paragraph" w:styleId="TOC1">
+  <w:style w:type="paragraph" w:styleId="16">
     <w:name w:val="toc 1"/>
-    <w:basedOn w:val="Normal"/>
-    <w:next w:val="Normal"/>
+    <w:basedOn w:val="1"/>
+    <w:next w:val="1"/>
     <w:qFormat/>
+    <w:uiPriority w:val="0"/>
     <w:rPr>
-      <w:rFonts w:ascii="Arial" w:eastAsia="Microsoft JhengHei" w:hAnsi="Arial"/>
+      <w:rFonts w:ascii="Arial" w:hAnsi="Arial" w:eastAsia="Microsoft JhengHei"/>
       <w:sz w:val="24"/>
     </w:rPr>
   </w:style>
-  <w:style w:type="paragraph" w:styleId="TableofFigures">
+  <w:style w:type="paragraph" w:styleId="17">
     <w:name w:val="table of figures"/>
-    <w:basedOn w:val="Normal"/>
-    <w:next w:val="Normal"/>
+    <w:basedOn w:val="1"/>
+    <w:next w:val="1"/>
     <w:qFormat/>
+    <w:uiPriority w:val="0"/>
     <w:pPr>
-      <w:ind w:hanging="200" w:leftChars="200" w:hangingChars="200"/>
+      <w:ind w:leftChars="200" w:hanging="200" w:hangingChars="200"/>
     </w:pPr>
   </w:style>
-  <w:style w:type="paragraph" w:styleId="TOC2">
+  <w:style w:type="paragraph" w:styleId="18">
     <w:name w:val="toc 2"/>
-    <w:basedOn w:val="Normal"/>
-    <w:next w:val="Normal"/>
+    <w:basedOn w:val="1"/>
+    <w:next w:val="1"/>
     <w:qFormat/>
+    <w:uiPriority w:val="0"/>
     <w:pPr>
       <w:ind w:left="420" w:leftChars="200"/>
     </w:pPr>
   </w:style>
-  <w:style w:type="paragraph" w:styleId="HTMLPreformatted">
+  <w:style w:type="paragraph" w:styleId="19">
     <w:name w:val="HTML Preformatted"/>
     <w:qFormat/>
+    <w:uiPriority w:val="0"/>
     <w:pPr>
       <w:tabs>
         <w:tab w:val="left" w:pos="916"/>
@@ -12004,25 +12169,27 @@
       <w:jc w:val="left"/>
     </w:pPr>
     <w:rPr>
-      <w:rFonts w:ascii="宋体" w:eastAsia="宋体" w:hAnsi="宋体" w:cs="宋体" w:hint="eastAsia"/>
+      <w:rFonts w:hint="eastAsia" w:ascii="宋体" w:hAnsi="宋体" w:eastAsia="宋体" w:cs="宋体"/>
       <w:kern w:val="0"/>
       <w:sz w:val="24"/>
       <w:szCs w:val="24"/>
       <w:lang w:val="en-US" w:eastAsia="zh-CN"/>
     </w:rPr>
   </w:style>
-  <w:style w:type="paragraph" w:styleId="NormalWeb">
+  <w:style w:type="paragraph" w:styleId="20">
     <w:name w:val="Normal (Web)"/>
-    <w:basedOn w:val="Normal"/>
+    <w:basedOn w:val="1"/>
     <w:qFormat/>
+    <w:uiPriority w:val="0"/>
     <w:rPr>
       <w:sz w:val="24"/>
     </w:rPr>
   </w:style>
-  <w:style w:type="paragraph" w:styleId="Title">
+  <w:style w:type="paragraph" w:styleId="21">
     <w:name w:val="Title"/>
-    <w:basedOn w:val="Normal"/>
+    <w:basedOn w:val="1"/>
     <w:qFormat/>
+    <w:uiPriority w:val="0"/>
     <w:pPr>
       <w:spacing w:before="240" w:beforeLines="0" w:beforeAutospacing="0" w:after="60" w:afterLines="0" w:afterAutospacing="0"/>
       <w:jc w:val="center"/>
@@ -12034,68 +12201,73 @@
       <w:sz w:val="32"/>
     </w:rPr>
   </w:style>
-  <w:style w:type="table" w:styleId="TableGrid">
+  <w:style w:type="table" w:styleId="23">
     <w:name w:val="Table Grid"/>
-    <w:basedOn w:val="TableNormal"/>
+    <w:basedOn w:val="22"/>
     <w:qFormat/>
+    <w:uiPriority w:val="0"/>
     <w:pPr>
       <w:widowControl w:val="0"/>
       <w:jc w:val="both"/>
     </w:pPr>
     <w:tblPr>
       <w:tblBorders>
-        <w:top w:val="single" w:sz="4" w:space="0" w:color="auto"/>
-        <w:left w:val="single" w:sz="4" w:space="0" w:color="auto"/>
-        <w:bottom w:val="single" w:sz="4" w:space="0" w:color="auto"/>
-        <w:right w:val="single" w:sz="4" w:space="0" w:color="auto"/>
-        <w:insideH w:val="single" w:sz="4" w:space="0" w:color="auto"/>
-        <w:insideV w:val="single" w:sz="4" w:space="0" w:color="auto"/>
+        <w:top w:val="single" w:color="auto" w:sz="4" w:space="0"/>
+        <w:left w:val="single" w:color="auto" w:sz="4" w:space="0"/>
+        <w:bottom w:val="single" w:color="auto" w:sz="4" w:space="0"/>
+        <w:right w:val="single" w:color="auto" w:sz="4" w:space="0"/>
+        <w:insideH w:val="single" w:color="auto" w:sz="4" w:space="0"/>
+        <w:insideV w:val="single" w:color="auto" w:sz="4" w:space="0"/>
       </w:tblBorders>
     </w:tblPr>
   </w:style>
-  <w:style w:type="character" w:styleId="Strong">
+  <w:style w:type="character" w:styleId="25">
     <w:name w:val="Strong"/>
-    <w:basedOn w:val="DefaultParagraphFont"/>
+    <w:basedOn w:val="24"/>
     <w:qFormat/>
+    <w:uiPriority w:val="0"/>
     <w:rPr>
       <w:b/>
     </w:rPr>
   </w:style>
-  <w:style w:type="paragraph" w:customStyle="1" w:styleId="a">
+  <w:style w:type="paragraph" w:customStyle="1" w:styleId="26">
     <w:name w:val="柴_公司名"/>
-    <w:basedOn w:val="Title"/>
+    <w:basedOn w:val="21"/>
     <w:qFormat/>
+    <w:uiPriority w:val="0"/>
     <w:pPr>
       <w:spacing w:after="600" w:afterLines="600"/>
     </w:pPr>
     <w:rPr>
-      <w:rFonts w:ascii="宋体" w:eastAsia="宋体" w:hAnsi="宋体" w:cs="宋体" w:hint="eastAsia"/>
+      <w:rFonts w:hint="eastAsia" w:ascii="宋体" w:hAnsi="宋体" w:eastAsia="宋体" w:cs="宋体"/>
       <w:bCs/>
       <w:spacing w:val="-6"/>
       <w:sz w:val="52"/>
       <w:szCs w:val="52"/>
     </w:rPr>
   </w:style>
-  <w:style w:type="paragraph" w:customStyle="1" w:styleId="a0">
+  <w:style w:type="paragraph" w:customStyle="1" w:styleId="27">
     <w:name w:val="柴_文档名"/>
-    <w:basedOn w:val="Title"/>
+    <w:basedOn w:val="21"/>
     <w:qFormat/>
+    <w:uiPriority w:val="0"/>
     <w:pPr>
       <w:spacing w:after="900" w:afterLines="900"/>
     </w:pPr>
     <w:rPr>
-      <w:rFonts w:ascii="黑体" w:eastAsia="黑体" w:hAnsi="黑体" w:cs="黑体"/>
+      <w:rFonts w:ascii="黑体" w:hAnsi="黑体" w:eastAsia="黑体" w:cs="黑体"/>
       <w:bCs/>
       <w:spacing w:val="-7"/>
       <w:sz w:val="52"/>
       <w:szCs w:val="52"/>
     </w:rPr>
   </w:style>
-  <w:style w:type="table" w:customStyle="1" w:styleId="TableNormal0">
+  <w:style w:type="table" w:customStyle="1" w:styleId="28">
     <w:name w:val="Table Normal_0"/>
     <w:semiHidden/>
     <w:unhideWhenUsed/>
     <w:qFormat/>
+    <w:uiPriority w:val="0"/>
     <w:tblPr>
       <w:tblCellMar>
         <w:top w:w="0" w:type="dxa"/>
@@ -12105,82 +12277,88 @@
       </w:tblCellMar>
     </w:tblPr>
   </w:style>
-  <w:style w:type="paragraph" w:customStyle="1" w:styleId="TableText">
+  <w:style w:type="paragraph" w:customStyle="1" w:styleId="29">
     <w:name w:val="Table Text"/>
-    <w:basedOn w:val="Normal"/>
+    <w:basedOn w:val="1"/>
     <w:semiHidden/>
     <w:qFormat/>
+    <w:uiPriority w:val="0"/>
     <w:rPr>
-      <w:rFonts w:ascii="宋体" w:eastAsia="宋体" w:hAnsi="宋体" w:cs="宋体"/>
+      <w:rFonts w:ascii="宋体" w:hAnsi="宋体" w:eastAsia="宋体" w:cs="宋体"/>
       <w:sz w:val="21"/>
       <w:szCs w:val="21"/>
       <w:lang w:val="en-US" w:eastAsia="en-US" w:bidi="ar-SA"/>
     </w:rPr>
   </w:style>
-  <w:style w:type="paragraph" w:customStyle="1" w:styleId="1">
+  <w:style w:type="paragraph" w:customStyle="1" w:styleId="30">
     <w:name w:val="柴_标题1"/>
-    <w:basedOn w:val="Heading1"/>
-    <w:next w:val="a1"/>
-    <w:link w:val="1Char"/>
+    <w:basedOn w:val="2"/>
+    <w:next w:val="31"/>
+    <w:link w:val="40"/>
     <w:qFormat/>
+    <w:uiPriority w:val="0"/>
     <w:pPr>
       <w:spacing w:before="100" w:after="90" w:line="360" w:lineRule="auto"/>
     </w:pPr>
     <w:rPr>
-      <w:rFonts w:ascii="Arial" w:eastAsia="宋体" w:hAnsi="Arial"/>
+      <w:rFonts w:ascii="Arial" w:hAnsi="Arial" w:eastAsia="宋体"/>
       <w:sz w:val="32"/>
     </w:rPr>
   </w:style>
-  <w:style w:type="paragraph" w:customStyle="1" w:styleId="a1">
+  <w:style w:type="paragraph" w:customStyle="1" w:styleId="31">
     <w:name w:val="柴_正文"/>
-    <w:basedOn w:val="BodyText"/>
-    <w:link w:val="Char"/>
+    <w:basedOn w:val="12"/>
+    <w:link w:val="43"/>
     <w:qFormat/>
+    <w:uiPriority w:val="0"/>
     <w:pPr>
       <w:spacing w:line="360" w:lineRule="auto"/>
       <w:ind w:firstLine="470" w:firstLineChars="200"/>
     </w:pPr>
     <w:rPr>
-      <w:rFonts w:ascii="Arial" w:eastAsia="宋体" w:hAnsi="Arial"/>
+      <w:rFonts w:ascii="Arial" w:hAnsi="Arial" w:eastAsia="宋体"/>
       <w:sz w:val="24"/>
       <w:lang w:eastAsia="zh-CN"/>
     </w:rPr>
   </w:style>
-  <w:style w:type="paragraph" w:customStyle="1" w:styleId="2">
+  <w:style w:type="paragraph" w:customStyle="1" w:styleId="32">
     <w:name w:val="柴_标题2"/>
-    <w:basedOn w:val="Heading2"/>
-    <w:next w:val="a1"/>
-    <w:link w:val="2Char"/>
+    <w:basedOn w:val="3"/>
+    <w:next w:val="31"/>
+    <w:link w:val="46"/>
     <w:qFormat/>
+    <w:uiPriority w:val="0"/>
     <w:pPr>
       <w:spacing w:line="360" w:lineRule="auto"/>
     </w:pPr>
     <w:rPr>
-      <w:rFonts w:ascii="Arial" w:eastAsia="宋体" w:hAnsi="Arial"/>
+      <w:rFonts w:ascii="Arial" w:hAnsi="Arial" w:eastAsia="宋体"/>
       <w:sz w:val="28"/>
     </w:rPr>
   </w:style>
-  <w:style w:type="paragraph" w:customStyle="1" w:styleId="3">
+  <w:style w:type="paragraph" w:customStyle="1" w:styleId="33">
     <w:name w:val="柴_标题3"/>
-    <w:basedOn w:val="Heading3"/>
-    <w:next w:val="a1"/>
+    <w:basedOn w:val="4"/>
+    <w:next w:val="31"/>
     <w:qFormat/>
+    <w:uiPriority w:val="0"/>
     <w:pPr>
       <w:spacing w:line="360" w:lineRule="auto"/>
       <w:ind w:left="0" w:firstLine="472" w:firstLineChars="200"/>
     </w:pPr>
     <w:rPr>
-      <w:rFonts w:ascii="宋体" w:eastAsia="宋体" w:hAnsi="宋体" w:cs="宋体"/>
+      <w:rFonts w:ascii="宋体" w:hAnsi="宋体" w:eastAsia="宋体" w:cs="宋体"/>
       <w:spacing w:val="-2"/>
       <w:sz w:val="24"/>
       <w:szCs w:val="24"/>
     </w:rPr>
   </w:style>
-  <w:style w:type="paragraph" w:customStyle="1" w:styleId="a2">
+  <w:style w:type="paragraph" w:customStyle="1" w:styleId="34">
     <w:name w:val="柴_目录"/>
-    <w:basedOn w:val="Normal"/>
-    <w:next w:val="BodyText"/>
+    <w:basedOn w:val="1"/>
+    <w:next w:val="12"/>
     <w:qFormat/>
+    <w:uiPriority w:val="0"/>
     <w:pPr>
       <w:tabs>
         <w:tab w:val="right" w:leader="dot" w:pos="8442"/>
@@ -12188,59 +12366,64 @@
       <w:ind w:left="0" w:leftChars="0"/>
     </w:pPr>
     <w:rPr>
-      <w:rFonts w:ascii="Arial" w:eastAsia="Microsoft JhengHei" w:hAnsi="Arial"/>
+      <w:rFonts w:ascii="Arial" w:hAnsi="Arial" w:eastAsia="Microsoft JhengHei"/>
       <w:sz w:val="24"/>
     </w:rPr>
   </w:style>
-  <w:style w:type="paragraph" w:customStyle="1" w:styleId="WPSOffice1">
+  <w:style w:type="paragraph" w:customStyle="1" w:styleId="35">
     <w:name w:val="WPSOffice手动目录 1"/>
     <w:qFormat/>
+    <w:uiPriority w:val="0"/>
     <w:pPr>
       <w:ind w:leftChars="0"/>
     </w:pPr>
     <w:rPr>
-      <w:rFonts w:ascii="Times New Roman" w:eastAsia="宋体" w:hAnsi="Times New Roman" w:cs="Times New Roman"/>
+      <w:rFonts w:ascii="Times New Roman" w:hAnsi="Times New Roman" w:eastAsia="宋体" w:cs="Times New Roman"/>
       <w:sz w:val="20"/>
       <w:szCs w:val="20"/>
     </w:rPr>
   </w:style>
-  <w:style w:type="paragraph" w:customStyle="1" w:styleId="WPSOffice2">
+  <w:style w:type="paragraph" w:customStyle="1" w:styleId="36">
     <w:name w:val="WPSOffice手动目录 2"/>
     <w:qFormat/>
+    <w:uiPriority w:val="0"/>
     <w:pPr>
       <w:ind w:leftChars="200"/>
     </w:pPr>
     <w:rPr>
-      <w:rFonts w:ascii="Times New Roman" w:eastAsia="宋体" w:hAnsi="Times New Roman" w:cs="Times New Roman"/>
+      <w:rFonts w:ascii="Times New Roman" w:hAnsi="Times New Roman" w:eastAsia="宋体" w:cs="Times New Roman"/>
       <w:sz w:val="20"/>
       <w:szCs w:val="20"/>
     </w:rPr>
   </w:style>
-  <w:style w:type="paragraph" w:customStyle="1" w:styleId="WPSOffice3">
+  <w:style w:type="paragraph" w:customStyle="1" w:styleId="37">
     <w:name w:val="WPSOffice手动目录 3"/>
     <w:qFormat/>
+    <w:uiPriority w:val="0"/>
     <w:pPr>
       <w:ind w:leftChars="400"/>
     </w:pPr>
     <w:rPr>
-      <w:rFonts w:ascii="Times New Roman" w:eastAsia="宋体" w:hAnsi="Times New Roman" w:cs="Times New Roman"/>
+      <w:rFonts w:ascii="Times New Roman" w:hAnsi="Times New Roman" w:eastAsia="宋体" w:cs="Times New Roman"/>
       <w:sz w:val="20"/>
       <w:szCs w:val="20"/>
     </w:rPr>
   </w:style>
-  <w:style w:type="paragraph" w:customStyle="1" w:styleId="Compact">
+  <w:style w:type="paragraph" w:customStyle="1" w:styleId="38">
     <w:name w:val="Compact"/>
-    <w:basedOn w:val="BodyText"/>
+    <w:basedOn w:val="12"/>
     <w:qFormat/>
+    <w:uiPriority w:val="0"/>
     <w:pPr>
       <w:spacing w:before="36" w:after="36"/>
     </w:pPr>
   </w:style>
-  <w:style w:type="table" w:customStyle="1" w:styleId="Table">
+  <w:style w:type="table" w:customStyle="1" w:styleId="39">
     <w:name w:val="Table"/>
     <w:semiHidden/>
     <w:unhideWhenUsed/>
     <w:qFormat/>
+    <w:uiPriority w:val="0"/>
     <w:tblPr>
       <w:tblCellMar>
         <w:top w:w="0" w:type="dxa"/>
@@ -12252,26 +12435,28 @@
     <w:tblStylePr w:type="firstRow">
       <w:tcPr>
         <w:tcBorders>
-          <w:bottom w:val="single" w:sz="0" w:space="0" w:color="auto"/>
+          <w:bottom w:val="single" w:color="auto" w:sz="0" w:space="0"/>
         </w:tcBorders>
         <w:vAlign w:val="bottom"/>
       </w:tcPr>
     </w:tblStylePr>
   </w:style>
-  <w:style w:type="character" w:customStyle="1" w:styleId="1Char">
+  <w:style w:type="character" w:customStyle="1" w:styleId="40">
     <w:name w:val="柴_标题1 Char"/>
-    <w:link w:val="1"/>
+    <w:link w:val="30"/>
     <w:qFormat/>
+    <w:uiPriority w:val="0"/>
     <w:rPr>
-      <w:rFonts w:ascii="Arial" w:eastAsia="宋体" w:hAnsi="Arial"/>
+      <w:rFonts w:ascii="Arial" w:hAnsi="Arial" w:eastAsia="宋体"/>
       <w:sz w:val="32"/>
     </w:rPr>
   </w:style>
-  <w:style w:type="paragraph" w:customStyle="1" w:styleId="a3">
+  <w:style w:type="paragraph" w:customStyle="1" w:styleId="41">
     <w:name w:val="柴_正文_无缩进"/>
-    <w:basedOn w:val="Normal"/>
-    <w:link w:val="Char0"/>
+    <w:basedOn w:val="1"/>
+    <w:link w:val="45"/>
     <w:qFormat/>
+    <w:uiPriority w:val="0"/>
     <w:pPr>
       <w:ind w:firstLine="0" w:firstLineChars="0"/>
     </w:pPr>
@@ -12281,38 +12466,41 @@
       <w:lang w:eastAsia="zh-CN"/>
     </w:rPr>
   </w:style>
-  <w:style w:type="paragraph" w:customStyle="1" w:styleId="4">
+  <w:style w:type="paragraph" w:customStyle="1" w:styleId="42">
     <w:name w:val="柴_标题4"/>
-    <w:basedOn w:val="Heading4"/>
-    <w:next w:val="Normal"/>
+    <w:basedOn w:val="5"/>
+    <w:next w:val="1"/>
     <w:qFormat/>
+    <w:uiPriority w:val="0"/>
     <w:pPr>
       <w:widowControl w:val="0"/>
       <w:spacing w:before="160" w:line="360" w:lineRule="auto"/>
-      <w:ind w:left="981" w:hanging="862" w:leftChars="300"/>
+      <w:ind w:left="981" w:leftChars="300" w:hanging="862"/>
     </w:pPr>
     <w:rPr>
-      <w:rFonts w:ascii="Calibri" w:eastAsia="宋体" w:hAnsi="Calibri" w:cs="宋体" w:hint="eastAsia"/>
+      <w:rFonts w:hint="eastAsia" w:ascii="Calibri" w:hAnsi="Calibri" w:eastAsia="宋体" w:cs="宋体"/>
       <w:sz w:val="24"/>
       <w:szCs w:val="24"/>
       <w:lang w:eastAsia="zh-CN" w:bidi="zh-CN"/>
     </w:rPr>
   </w:style>
-  <w:style w:type="character" w:customStyle="1" w:styleId="Char">
+  <w:style w:type="character" w:customStyle="1" w:styleId="43">
     <w:name w:val="柴_正文 Char"/>
-    <w:link w:val="a1"/>
+    <w:link w:val="31"/>
     <w:qFormat/>
+    <w:uiPriority w:val="0"/>
     <w:rPr>
-      <w:rFonts w:ascii="Arial" w:eastAsia="宋体" w:hAnsi="Arial"/>
+      <w:rFonts w:ascii="Arial" w:hAnsi="Arial" w:eastAsia="宋体"/>
       <w:sz w:val="24"/>
       <w:lang w:eastAsia="zh-CN"/>
     </w:rPr>
   </w:style>
-  <w:style w:type="table" w:customStyle="1" w:styleId="TableNormal00">
+  <w:style w:type="table" w:customStyle="1" w:styleId="44">
     <w:name w:val="Table Normal_0_0"/>
     <w:semiHidden/>
     <w:unhideWhenUsed/>
     <w:qFormat/>
+    <w:uiPriority w:val="0"/>
     <w:tblPr>
       <w:tblCellMar>
         <w:top w:w="0" w:type="dxa"/>
@@ -12322,41 +12510,45 @@
       </w:tblCellMar>
     </w:tblPr>
   </w:style>
-  <w:style w:type="character" w:customStyle="1" w:styleId="Char0">
+  <w:style w:type="character" w:customStyle="1" w:styleId="45">
     <w:name w:val="柴_正文_无缩进 Char"/>
-    <w:link w:val="a3"/>
+    <w:link w:val="41"/>
     <w:qFormat/>
+    <w:uiPriority w:val="0"/>
     <w:rPr>
       <w:rFonts w:ascii="Arial" w:hAnsi="Arial"/>
       <w:sz w:val="24"/>
       <w:lang w:eastAsia="zh-CN"/>
     </w:rPr>
   </w:style>
-  <w:style w:type="character" w:customStyle="1" w:styleId="2Char">
+  <w:style w:type="character" w:customStyle="1" w:styleId="46">
     <w:name w:val="柴_标题2 Char"/>
-    <w:link w:val="2"/>
+    <w:link w:val="32"/>
     <w:qFormat/>
+    <w:uiPriority w:val="0"/>
     <w:rPr>
-      <w:rFonts w:ascii="Arial" w:eastAsia="宋体" w:hAnsi="Arial"/>
+      <w:rFonts w:ascii="Arial" w:hAnsi="Arial" w:eastAsia="宋体"/>
       <w:sz w:val="28"/>
     </w:rPr>
   </w:style>
-  <w:style w:type="character" w:customStyle="1" w:styleId="Char1">
+  <w:style w:type="character" w:customStyle="1" w:styleId="47">
     <w:name w:val="柴_题注 Char"/>
-    <w:link w:val="a4"/>
+    <w:link w:val="48"/>
     <w:qFormat/>
+    <w:uiPriority w:val="0"/>
   </w:style>
-  <w:style w:type="paragraph" w:customStyle="1" w:styleId="a4">
+  <w:style w:type="paragraph" w:customStyle="1" w:styleId="48">
     <w:name w:val="柴_题注"/>
-    <w:basedOn w:val="HTMLPreformatted"/>
-    <w:link w:val="Char1"/>
+    <w:basedOn w:val="19"/>
+    <w:link w:val="47"/>
     <w:qFormat/>
+    <w:uiPriority w:val="0"/>
     <w:pPr>
       <w:pBdr>
-        <w:top w:val="nil"/>
-        <w:left w:val="nil"/>
-        <w:bottom w:val="nil"/>
-        <w:right w:val="nil"/>
+        <w:top w:val="none" w:color="auto" w:sz="0" w:space="0"/>
+        <w:left w:val="none" w:color="auto" w:sz="0" w:space="0"/>
+        <w:bottom w:val="none" w:color="auto" w:sz="0" w:space="0"/>
+        <w:right w:val="none" w:color="auto" w:sz="0" w:space="0"/>
       </w:pBdr>
       <w:wordWrap w:val="0"/>
       <w:spacing w:line="264" w:lineRule="atLeast"/>
